--- a/рПС1.docx
+++ b/рПС1.docx
@@ -9,6 +9,7 @@
         <w:ind w:right="-2"/>
         <w:jc w:val="left"/>
       </w:pPr>
+      <w:bookmarkStart w:id="6" w:name="_GoBack"/>
       <w:r>
         <w:rPr>
           <w:lang w:eastAsia="ru-RU" w:bidi="ar-SA"/>
@@ -39,7 +40,7 @@
                     </pic:cNvPicPr>
                   </pic:nvPicPr>
                   <pic:blipFill>
-                    <a:blip r:embed="rId10" cstate="print">
+                    <a:blip r:embed="rId8" cstate="print">
                       <a:extLst>
                         <a:ext uri="{28A0092B-C50C-407E-A947-70E740481C1C}">
                           <a14:useLocalDpi xmlns:a14="http://schemas.microsoft.com/office/drawing/2010/main" val="0"/>
@@ -1604,24 +1605,6 @@
       <w:pPr>
         <w:pStyle w:val="3"/>
         <w:rPr>
-          <w:rFonts w:eastAsia="Times New Roman" w:cs="Mangal"/>
-          <w:iCs/>
-          <w:szCs w:val="25"/>
-        </w:rPr>
-      </w:pPr>
-      <w:r>
-        <w:rPr>
-          <w:rFonts w:eastAsia="Times New Roman" w:cs="Mangal"/>
-          <w:iCs/>
-          <w:szCs w:val="25"/>
-        </w:rPr>
-        <w:t>Алгоритм заключается в последовательном просмотре символов строки слева направо. При обнаружении символа a он заменяется на пустой символ (или пробел, в зависимости от реализации эмулятора). Символы b пропускаются. Процесс повторяется до тех пор, пока все символы a не будут удалены.</w:t>
-      </w:r>
-    </w:p>
-    <w:p>
-      <w:pPr>
-        <w:pStyle w:val="3"/>
-        <w:rPr>
           <w:rFonts w:hint="default" w:eastAsia="Times New Roman"/>
           <w:iCs/>
           <w:szCs w:val="25"/>
@@ -1634,15 +1617,16 @@
           <w:szCs w:val="25"/>
           <w:lang w:val="ru-RU"/>
         </w:rPr>
-        <w:t xml:space="preserve">Алгоритм заключается в повторение цикла в котором проверяется, </w:t>
+        <w:t xml:space="preserve">Алгоритм заключается в повторение цикла в котором происходит поэтапное вычитание нечетного количества едениц из строки. Если осталось 0 </w:t>
       </w:r>
       <w:r>
         <w:rPr>
           <w:rFonts w:hint="default" w:eastAsia="Times New Roman"/>
           <w:iCs/>
           <w:szCs w:val="25"/>
-        </w:rPr>
-        <w:t>что активных 1 больше одной.</w:t>
+          <w:lang w:val="en-US"/>
+        </w:rPr>
+        <w:t>“</w:t>
       </w:r>
       <w:r>
         <w:rPr>
@@ -1651,15 +1635,16 @@
           <w:szCs w:val="25"/>
           <w:lang w:val="ru-RU"/>
         </w:rPr>
-        <w:t xml:space="preserve"> </w:t>
+        <w:t>1</w:t>
       </w:r>
       <w:r>
         <w:rPr>
           <w:rFonts w:hint="default" w:eastAsia="Times New Roman"/>
           <w:iCs/>
           <w:szCs w:val="25"/>
-        </w:rPr>
-        <w:t>Если больше одной — делаем “деление пополам”: каждую вторую 1 помечаем X (то есть вычёркиваем). Если на каком-то шаге “деление пополам” невозможно (количество активных 1 нечётное и больше 1) — это не степень двойки ⇒ N.</w:t>
+          <w:lang w:val="en-US"/>
+        </w:rPr>
+        <w:t>”</w:t>
       </w:r>
       <w:r>
         <w:rPr>
@@ -1668,37 +1653,13 @@
           <w:szCs w:val="25"/>
           <w:lang w:val="ru-RU"/>
         </w:rPr>
-        <w:t xml:space="preserve"> </w:t>
-      </w:r>
-      <w:r>
-        <w:rPr>
-          <w:rFonts w:hint="default" w:eastAsia="Times New Roman"/>
-          <w:iCs/>
-          <w:szCs w:val="25"/>
-        </w:rPr>
-        <w:t>Если после повторений осталась ровно одна активная 1 — это степень двойки ⇒ Y.</w:t>
-      </w:r>
-      <w:r>
-        <w:rPr>
-          <w:rFonts w:hint="default" w:eastAsia="Times New Roman"/>
-          <w:iCs/>
-          <w:szCs w:val="25"/>
-          <w:lang w:val="ru-RU"/>
-        </w:rPr>
-        <w:t xml:space="preserve"> </w:t>
-      </w:r>
-      <w:r>
-        <w:rPr>
-          <w:rFonts w:hint="default" w:eastAsia="Times New Roman"/>
-          <w:iCs/>
-          <w:szCs w:val="25"/>
-        </w:rPr>
-        <w:t>X — служебная метка “вычеркнутая единица”. Активными считаем только символы 1.</w:t>
+        <w:t xml:space="preserve"> значит введеное количество едениц является квадратом. Если нет значит не является.</w:t>
       </w:r>
     </w:p>
     <w:p>
       <w:pPr>
         <w:pStyle w:val="3"/>
+        <w:jc w:val="center"/>
       </w:pPr>
       <w:r>
         <w:t>На рисунке 1 представлена блок-схема алгоритма решения задачи.</w:t>
@@ -1714,7 +1675,7 @@
           <w:szCs w:val="0"/>
           <w:shd w:val="clear" w:fill="ECECEC"/>
         </w:rPr>
-        <w:t>%3CmxGraphModel%3E%3Croot%3E%3CmxCell%20id%3D%220%22%2F%3E%3CmxCell%20id%3D%221%22%20parent%3D%220%22%2F%3E%3CmxCell%20id%3D%222%22%20edge%3D%221%22%20parent%3D%221%22%20source%3D%223%22%20style%3D%22edgeStyle%3DorthogonalEdgeStyle%3Brounded%3D0%3BorthogonalLoop%3D1%3BjettySize%3Dauto%3Bhtml%3D1%3BendArrow%3Dnone%3BstartFill%3D0%3B%22%20target%3D%225%22%3E%3CmxGeometry%20relative%3D%221%22%20as%3D%22geometry%22%2F%3E%3C%2FmxCell%3E%3CmxCell%20id%3D%223%22%20parent%3D%221%22%20style%3D%22strokeWidth%3D1%3Bhtml%3D1%3Bshape%3Dmxgraph.flowchart.terminator%3BwhiteSpace%3Dwrap%3B%22%20value%3D%22%D0%9D%D0%B0%D1%87%D0%B0%D0%BB%D0%BE%22%20vertex%3D%221%22%3E%3CmxGeometry%20height%3D%2260%22%20width%3D%22130%22%20x%3D%22315%22%20y%3D%22100%22%20as%3D%22geometry%22%2F%3E%3C%2FmxCell%3E%3CmxCell%20id%3D%224%22%20edge%3D%221%22%20parent%3D%221%22%20source%3D%225%22%20style%3D%22edgeStyle%3DorthogonalEdgeStyle%3Brounded%3D0%3BorthogonalLoop%3D1%3BjettySize%3Dauto%3Bhtml%3D1%3BendArrow%3Dnone%3BstartFill%3D0%3B%22%3E%3CmxGeometry%20relative%3D%221%22%20as%3D%22geometry%22%3E%3CmxPoint%20x%3D%22379.9999999999998%22%20y%3D%22260%22%20as%3D%22targetPoint%22%2F%3E%3C%2FmxGeometry%3E%3C%2FmxCell%3E%3CmxCell%20id%3D%225%22%20parent%3D%221%22%20style%3D%22shape%3Dparallelogram%3Bperimeter%3DparallelogramPerimeter%3BwhiteSpace%3Dwrap%3Bhtml%3D1%3BfixedSize%3D1%3B%22%20value%3D%22%D0%92%D0%B2%D0%BE%D0%B4%20%D1%81%D1%82%D1%80%D0%BE%D0%BA%D0%B8%20%D0%B8%D0%B7%20%D0%B5%D0%B4%D0%B5%D0%BD%D0%B8%D1%86%22%20vertex%3D%221%22%3E%3CmxGeometry%20height%3D%2260%22%20width%3D%22200%22%20x%3D%22280%22%20y%3D%22186%22%20as%3D%22geometry%22%2F%3E%3C%2FmxCell%3E%3CmxCell%20id%3D%226%22%20edge%3D%221%22%20parent%3D%221%22%20style%3D%22edgeStyle%3DorthogonalEdgeStyle%3Brounded%3D0%3BorthogonalLoop%3D1%3BjettySize%3Dauto%3Bhtml%3D1%3BendArrow%3Dnone%3BstartFill%3D0%3BendFill%3D1%3B%22%3E%3CmxGeometry%20relative%3D%221%22%20as%3D%22geometry%22%3E%3CArray%20as%3D%22points%22%3E%3CmxPoint%20x%3D%22210%22%20y%3D%22600%22%2F%3E%3C%2FArray%3E%3CmxPoint%20x%3D%22210%22%20y%3D%22405%22%20as%3D%22sourcePoint%22%2F%3E%3CmxPoint%20x%3D%22367%22%20y%3D%22600%22%20as%3D%22targetPoint%22%2F%3E%3C%2FmxGeometry%3E%3C%2FmxCell%3E%3CmxCell%20id%3D%227%22%20parent%3D%221%22%20style%3D%22rounded%3D0%3BwhiteSpace%3Dwrap%3Bhtml%3D1%3B%22%20value%3D%22%26lt%3Bp%20style%3D%26quot%3Bcaret-color%3A%20rgb(0%2C%200%2C%200)%3B%20text-align%3A%20start%3B%20white-space-collapse%3A%20preserve%3B%26quot%3B%20dir%3D%26quot%3Bauto%26quot%3B%26gt%3B%D0%97%D0%B0%D0%BF%D0%B8%D1%81%D0%B0%D1%82%D1%8C%20Y%20%D0%B8%20%D0%BE%D1%87%D0%B8%D1%81%D1%82%D0%B8%D1%82%D1%8C%20%D0%BB%D0%B5%D0%BD%D1%82%D1%83%20(q6%20%E2%86%92%20q7%20%E2%86%92%20q7a)%26lt%3B%2Fp%26gt%3B%22%20vertex%3D%221%22%3E%3CmxGeometry%20height%3D%2260%22%20width%3D%22120%22%20x%3D%22160%22%20y%3D%22345%22%20as%3D%22geometry%22%2F%3E%3C%2FmxCell%3E%3CmxCell%20id%3D%228%22%20parent%3D%221%22%20style%3D%22text%3Bhtml%3D1%3Balign%3Dcenter%3BverticalAlign%3Dmiddle%3Bresizable%3D0%3Bpoints%3D%5B%5D%3Bautosize%3D1%3BstrokeColor%3Dnone%3BfillColor%3Dnone%3B%22%20value%3D%22%D0%BD%D0%B5%D1%82%26lt%3Bdiv%26gt%3B%26lt%3Bbr%26gt%3B%26lt%3B%2Fdiv%26gt%3B%22%20vertex%3D%221%22%3E%3CmxGeometry%20height%3D%2240%22%20width%3D%2240%22%20x%3D%22480%22%20y%3D%22280%22%20as%3D%22geometry%22%2F%3E%3C%2FmxCell%3E%3CmxCell%20id%3D%229%22%20edge%3D%221%22%20parent%3D%221%22%20source%3D%2210%22%20style%3D%22edgeStyle%3DorthogonalEdgeStyle%3Brounded%3D0%3BorthogonalLoop%3D1%3BjettySize%3Dauto%3Bhtml%3D1%3BexitX%3D0.5%3BexitY%3D1%3BexitDx%3D0%3BexitDy%3D0%3BentryX%3D0.5%3BentryY%3D0%3BentryDx%3D0%3BentryDy%3D0%3BendArrow%3Dnone%3BstartFill%3D0%3B%22%20target%3D%2223%22%3E%3CmxGeometry%20relative%3D%221%22%20as%3D%22geometry%22%2F%3E%3C%2FmxCell%3E%3CmxCell%20id%3D%2210%22%20parent%3D%221%22%20style%3D%22rounded%3D0%3BwhiteSpace%3Dwrap%3Bhtml%3D1%3B%22%20value%3D%22%26lt%3Bp%20style%3D%26quot%3Bcaret-color%3A%20rgb(0%2C%200%2C%200)%3B%20text-align%3A%20start%3B%20white-space-collapse%3A%20preserve%3B%26quot%3B%20dir%3D%26quo</w:t>
+        <w:t>mxGraphModel%3E%3Croot%3E%3CmxCell%20id%3D%220%22%2F%3E%3CmxCell%20id%3D%221%22%20parent%3D%220%22%2F%3E%3CmxCell%20id%3D%222%22%20edge%3D%221%22%20parent%3D%221%22%20source%3D%223%22%20style%3D%22edgeStyle%3DorthogonalEdgeStyle%3Brounded%3D0%3BorthogonalLoop%3D1%3BjettySize%3Dauto%3Bhtml%3D1%3BendArrow%3Dnone%3BstartFill%3D0%3B%22%20target%3D%225%22%3E%3CmxGeometry%20relative%3D%221%22%20as%3D%22geometry%22%2F%3E%3C%2FmxCell%3E%3CmxCell%20id%3D%223%22%20parent%3D%221%22%20style%3D%22strokeWidth%3D1%3Bhtml%3D1%3Bshape%3Dmxgraph.flowchart.terminator%3BwhiteSpace%3Dwrap%3B%22%20value%3D%22%D0%9D%D0%B0%D1%87%D0%B0%D0%BB%D0%BE%22%20vertex%3D%221%22%3E%3CmxGeometry%20height%3D%2260%22%20width%3D%22130%22%20x%3D%22315%22%20y%3D%22100%22%20as%3D%22geometry%22%2F%3E%3C%2FmxCell%3E%3CmxCell%20id%3D%224%22%20edge%3D%221%22%20parent%3D%221%22%20source%3D%225%22%20style%3D%22edgeStyle%3DorthogonalEdgeStyle%3Brounded%3D0%3BorthogonalLoop%3D1%3BjettySize%3Dauto%3Bhtml%3D1%3BendArrow%3Dnone%3BstartFill%3D0%3B%22%3E%3CmxGeometry%20relative%3D%221%22%20as%3D%22geometry%22%3E%3CmxPoint%20x%3D%22379.9999999999998%22%20y%3D%22260%22%20as%3D%22targetPoint%22%2F%3E%3C%2FmxGeometry%3E%3C%2FmxCell%3E%3CmxCell%20id%3D%225%22%20parent%3D%221%22%20style%3D%22shape%3Dparallelogram%3Bperimeter%3DparallelogramPerimeter%3BwhiteSpace%3Dwrap%3Bhtml%3D1%3BfixedSize%3D1%3B%22%20value%3D%22%D0%92%D0%B2%D0%BE%D0%B4%20%D1%81%D1%82%D1%80%D0%BE%D0%BA%D0%B8%20%D0%B8%D0%B7%20%D0%B5%D0%B4%D0%B5%D0%BD%D0%B8%D1%86%22%20vertex%3D%221%22%3E%3CmxGeometry%20height%3D%2260%22%20width%3D%22200%22%20x%3D%22280%22%20y%3D%22186%22%20as%3D%22geometry%22%2F%3E%3C%2FmxCell%3E%3CmxCell%20id%3D%226%22%20edge%3D%221%22%20parent%3D%221%22%20style%3D%22edgeStyle%3DorthogonalEdgeStyle%3Brounded%3D0%3BorthogonalLoop%3D1%3BjettySize%3Dauto%3Bhtml%3D1%3BendArrow%3Dnone%3BstartFill%3D0%3BendFill%3D1%3B%22%3E%3CmxGeometry%20relative%3D%221%22%20as%3D%22geometry%22%3E%3CArray%20as%3D%22points%22%3E%3CmxPoint%20x%3D%22210%22%20y%3D%22600%22%2F%3E%3C%2FArray%3E%3CmxPoint%20x%3D%22210%22%20y%3D%22405%22%20as%3D%22sourcePoint%22%2F%3E%3CmxPoint%20x%3D%22367%22%20y%3D%22600%22%20as%3D%22targetPoint%22%2F%3E%3C%2FmxGeometry%3E%3C%2FmxCell%3E%3CmxCell%20id%3D%227%22%20parent%3D%221%22%20style%3D%22rounded%3D0%3BwhiteSpace%3Dwrap%3Bhtml%3D1%3B%22%20value%3D%22%26lt%3Bp%20style%3D%26quot%3Bcaret-color%3A%20rgb(0%2C%200%2C%200)%3B%20text-align%3A%20start%3B%20white-space-collapse%3A%20preserve%3B%26quot%3B%20dir%3D%26quot%3Bauto%26quot%3B%26gt%3B%D0%97%D0%B0%D0%BF%D0%B8%D1%81%D0%B0%D1%82%D1%8C%20Y%20%D0%B8%20%D0%BE%D1%87%D0%B8%D1%81%D1%82%D0%B8%D1%82%D1%8C%20%D0%BB%D0%B5%D0%BD%D1%82%D1%83%20(q6%20%E2%86%92%20q7%20%E2%86%92%20q7a)%26lt%3B%2Fp%26gt%3B%22%20vertex%3D%221%22%3E%3CmxGeometry%20height%3D%2260%22%20width%3D%22120%22%20x%3D%22160%22%20y%3D%22345%22%20as%3D%22geometry%22%2F%3E%3C%2FmxCell%3E%3CmxCell%20id%3D%228%22%20parent%3D%221%22%20style%3D%22text%3Bhtml%3D1%3Balign%3Dcenter%3BverticalAlign%3Dmiddle%3Bresizable%3D0%3Bpoints%3D%5B%5D%3Bautosize%3D1%3BstrokeColor%3Dnone%3BfillColor%3Dnone%3B%22%20value%3D%22%D0%BD%D0%B5%D1%82%26lt%3Bdiv%26gt%3B%26lt%3Bbr%26gt%3B%26lt%3B%2Fdiv%26gt%3B%22%20vertex%3D%221%22%3E%3CmxGeometry%20height%3D%2240%22%20width%3D%2240%22%20x%3D%22480%22%20y%3D%22280%22%20as%3D%22geometry%22%2F%3E%3C%2FmxCell%3E%3CmxCell%20id%3D%229%22%20edge%3D%221%22%20parent%3D%221%22%20source%3D%2210%22%20style%3D%22edgeStyle%3DorthogonalEdgeStyle%3Brounded%3D0%3BorthogonalLoop%3D1%3BjettySize%3Dauto%3Bhtml%3D1%3BexitX%3D0.5%3BexitY%3D1%3BexitDx%3D0%3BexitDy%3D0%3BentryX%3D0.5%3BentryY%3D0%3BentryDx%3D0%3BentryDy%3D0%3BendArrow%3Dnone%3BstartFill%3D0%3B%22%20target%3D%2223%22%3E%3CmxGeometry%20relative%3D%221%22%20as%3D%22geometry%22%2F%3E%3C%2FmxCell%3E%3CmxCell%20id%3D%2210%22%20parent%3D%221%22%20style%3D%22rounded%3D0%3BwhiteSpace%3Dwrap%3Bhtml%3D1%3B%22%20value%3D%22%26lt%3Bp%20style%3D%26quot%3Bcaret-color%3A%20rgb(0%2C%200%2C%200)%3B%20text-align%3A%20start%3B%20white-space-collapse%3A%20preserve%3B%26quot%3B%20dir%3D%26quot%3</w:t>
       </w:r>
       <w:r>
         <w:rPr>
@@ -1727,7 +1688,7 @@
           <w:szCs w:val="0"/>
           <w:shd w:val="clear" w:fill="ECECEC"/>
         </w:rPr>
-        <w:t>t%3Bauto%26quot%3B%26gt%3B%D0%9F%D1%80%D0%BE%D1%85%D0%BE%D0%B4%20%D0%B4%D0%B5%D0%BB%D0%B5%D0%BD%D0%B8%D1%8F%20%D0%BF%D0%BE%D0%BF%D0%BE%D0%BB%D0%B0%D0%BC%20(q3%20%E2%86%94%20q4)%26lt%3B%2Fp%26gt%3B%22%20vertex%3D%221%22%3E%3CmxGeometry%20height%3D%2260%22%20width%3D%22120%22%20x%3D%22490%22%20y%3D%22345%22%20as%3D%22geometry%22%2F%3E%3C%2FmxCell%3E%3CmxCell%20id%3D%2211%22%20parent%3D%221%22%20style%3D%22text%3BwhiteSpace%3Dwrap%3B%22%20value%3D%22%E2%94%8C%E2%94%80%E2%94%80%E2%94%80%E2%94%80%E2%94%80%E2%94%80%E2%94%80%E2%94%80%E2%94%80%E2%94%80%E2%94%80%E2%94%80%E2%94%80%E2%94%80%E2%94%80%E2%94%90%26%2310%3B%C2%A0%20%C2%A0%20%C2%A0%20%C2%A0%20%C2%A0%20%C2%A0%20%C2%A0%20%C2%A0%20%C2%A0%20%C2%A0%20%C2%A0%20%C2%A0%20%C2%A0%20%C2%A0%20%C2%A0%20%C2%A0%20%C2%A0%20%E2%94%82%C2%A0%20%C2%A0%20%D0%9D%D0%90%D0%A7%D0%90%D0%9B%D0%9E%C2%A0%20%C2%A0%20%C2%A0%E2%94%82%26%2310%3B%C2%A0%20%C2%A0%20%C2%A0%20%C2%A0%20%C2%A0%20%C2%A0%20%C2%A0%20%C2%A0%20%C2%A0%20%C2%A0%20%C2%A0%20%C2%A0%20%C2%A0%20%C2%A0%20%C2%A0%20%C2%A0%20%C2%A0%20%E2%94%94%E2%94%80%E2%94%80%E2%94%80%E2%94%80%E2%94%80%E2%94%80%E2%94%80%E2%94%AC%E2%94%80%E2%94%80%E2%94%80%E2%94%80%E2%94%80%E2%94%80%E2%94%80%E2%94%98%26%2310%3B%C2%A0%20%C2%A0%20%C2%A0%20%C2%A0%20%C2%A0%20%C2%A0%20%C2%A0%20%C2%A0%20%C2%A0%20%C2%A0%20%C2%A0%20%C2%A0%20%C2%A0%20%C2%A0%20%C2%A0%20%C2%A0%20%C2%A0%20%C2%A0%20%C2%A0%20%C2%A0%20%C2%A0%20%E2%94%82%26%2310%3B%C2%A0%20%C2%A0%20%C2%A0%20%C2%A0%20%C2%A0%20%C2%A0%20%C2%A0%20%C2%A0%20%C2%A0%20%C2%A0%20%C2%A0%20%C2%A0%20%C2%A0%20%C2%A0%20%C2%A0%20%C2%A0%20%C2%A0%20%C2%A0%20%C2%A0%20%C2%A0%20%C2%A0%20%E2%96%BC%26%2310%3B%C2%A0%20%C2%A0%20%C2%A0%20%C2%A0%20%C2%A0%20%C2%A0%20%C2%A0%20%C2%A0%20%C2%A0%20%C2%A0%20%C2%A0%20%C2%A0%20%C2%A0%20%C2%A0%20%C2%A0%20%C2%A0%E2%94%8C%E2%94%80%E2%94%80%E2%94%80%E2%94%80%E2%94%80%E2%94%80%E2%94%80%E2%94%80%E2%94%80%E2%94%80%E2%94%80%E2%94%80%E2%94%80%E2%94%80%E2%94%80%E2%94%80%E2%94%80%E2%94%80%E2%94%80%E2%94%80%E2%94%80%E2%94%80%E2%94%80%E2%94%90%26%2310%3B%C2%A0%20%C2%A0%20%C2%A0%20%C2%A0%20%C2%A0%20%C2%A0%20%C2%A0%20%C2%A0%20%C2%A0%20%C2%A0%20%C2%A0%20%C2%A0%20%C2%A0%20%C2%A0%20%C2%A0%20%C2%A0%E2%94%82%20%D0%92%D0%B2%D0%BE%D0%B4%20%D1%81%D1%82%D1%80%D0%BE%D0%BA%D0%B8%201%E2%80%A61%C2%A0%20%C2%A0%20%C2%A0%20%C2%A0%E2%94%82%26%2310%3B%C2%A0%20%C2%A0%20%C2%A0%20%C2%A0%20%C2%A0%20%C2%A0%20%C2%A0%20%C2%A0%20%C2%A0%20%C2%A0%20%C2%A0%20%C2%A0%20%C2%A0%20%C2%A0%20%C2%A0%20%C2%A0%E2%94%94%E2%94%80%E2%94%80%E2%94%80%E2%94%80%E2%94%80%E2%94%80%E2%94%80%E2%94%80%E2%94%80%E2%94%80%E2%94%80%E2%94%AC%E2%94%80%E2%94%80%E2%94%80%E2%94%80%E2%94%80%E2%94%80%E2%94%80%E2%94%80%E2%94%80%E2%94%80%E2%94%80%E2%94%98%26%2310%3B%C2%A0%20%C2%A0%20%C2%A0%20%C2%A0%20%C2%A0%20%C2%A0%20%C2%A0%20%C2%A0%20%C2%A0%20%C2%A0%20%C2%A0%20%C2%A0%20%C2%A0%20%C2%A0%20%C2%A0%20%C2%A0%20%C2%A0%20%C2%A0%20%C2%A0%20%C2%A0%20%C2%A0%20%C2%A0%E2%94%82%26%2310%3B%C2%A0%20%C2%A0%20%C2%A0%20%C2%A0%20%C2%A0%20%C2%A0%20%C2%A0%20%C2%A0%20%C2%A0%20%C2%A0%20%C2%A0%20%C2%A0%20%C2%A0%20%C2%A0%20%C2%A0%20%C2%A0%20%C2%A0%20%C2%A0%20%C2%A0%20%C2%A0%20%C2%A0%20%C2%A0%E2%96%BC%26%2310%3B%C2%A0%20%C2%A0%20%C2%A0%20%C2%A0%20%C2%A0%20%C2%A0%20%C2%A0%20%C2%A0%20%C2%A0%20%C2%A0%20%C2%A0%20%C2%A0%20%C2%A0%20%C2%A0%20%C2%A0%20%C2%A0%20%C2%A0%E2%94%8C%E2%94%80%E2%94%80%E2%94%80%E2%94%80%E2%94%80%E2%94%80%E2%94%80%E2%94%80%E2%94%80%E2%94%80%E2%94%80%E2%94%80%E2%94%80%E2%94%80%E2%94%80%E2%94%80%E2%94%80%E2%94%80%E2%94%80%E2%94%80%E2%94%80%E2%94%80%E2%94%80%E2%94%80%E2%94%80%E2%94%90%26%2310%3B%C2%A0%20%C2%A0%20%C2%A0%20%C2%A0%20%C2%A0%20%C2%A0%20%C2%A0%20%C2%A0%20%C2%A0%20%C2%A0%20%C2%A0%20%C2%A0%20%C2%A0%20%C2%A0%E2%94%8C%E2%94%80%E2%94%80%E2%94%80%E2%94%80%E2%94%80%E2%94%82%20%D0%9E%D1%81%D1%82%D0%B0%D0%BB%D0%B0%D1%81%D1%8C%20%D1%80%D0%BE%D0%B2%D0%BD%D0%BE%C2%A0%20%C2%A0%20%C2%A0%20%C2%A0%20%C2%A0%20%E2%94%82%26%2310%3B%C2%A0%20%C2%A0%20%C2%A0%20%C2%A0%20%C2%A0%20%C2%A0%20%C2%A0%20%C2%A0%20%C2%A0%20%C2%A0%20%C2%A0%20%C2%A0%20%C2%A0%20%C2%A0%E2%94%82%C2%A0%20%C2%A0%20%C2%A0%E2%94%82%20%D0%BE%D0%B4%D0%BD%D0%B0%20%D0%B0%D0%BA%D1%82%D0%B8%D0%B2%D0%BD%</w:t>
+        <w:t>Bauto%26quot%3B%26gt%3B%D0%9F%D1%80%D0%BE%D1%85%D0%BE%D0%B4%20%D0%B4%D0%B5%D0%BB%D0%B5%D0%BD%D0%B8%D1%8F%20%D0%BF%D0%BE%D0%BF%D0%BE%D0%BB%D0%B0%D0%BC%20(q3%20%E2%86%94%20q4)%26lt%3B%2Fp%26gt%3B%22%20vertex%3D%221%22%3E%3CmxGeometry%20height%3D%2260%22%20width%3D%22120%22%20x%3D%22490%22%20y%3D%22345%22%20as%3D%22geometry%22%2F%3E%3C%2FmxCell%3E%3CmxCell%20id%3D%2211%22%20parent%3D%221%22%20style%3D%22text%3BwhiteSpace%3Dwrap%3B%22%20value%3D%22%E2%94%8C%E2%94%80%E2%94%80%E2%94%80%E2%94%80%E2%94%80%E2%94%80%E2%94%80%E2%94%80%E2%94%80%E2%94%80%E2%94%80%E2%94%80%E2%94%80%E2%94%80%E2%94%80%E2%94%90%26%2310%3B%C2%A0%20%C2%A0%20%C2%A0%20%C2%A0%20%C2%A0%20%C2%A0%20%C2%A0%20%C2%A0%20%C2%A0%20%C2%A0%20%C2%A0%20%C2%A0%20%C2%A0%20%C2%A0%20%C2%A0%20%C2%A0%20%C2%A0%20%E2%94%82%C2%A0%20%C2%A0%20%D0%9D%D0%90%D0%A7%D0%90%D0%9B%D0%9E%C2%A0%20%C2%A0%20%C2%A0%E2%94%82%26%2310%3B%C2%A0%20%C2%A0%20%C2%A0%20%C2%A0%20%C2%A0%20%C2%A0%20%C2%A0%20%C2%A0%20%C2%A0%20%C2%A0%20%C2%A0%20%C2%A0%20%C2%A0%20%C2%A0%20%C2%A0%20%C2%A0%20%C2%A0%20%E2%94%94%E2%94%80%E2%94%80%E2%94%80%E2%94%80%E2%94%80%E2%94%80%E2%94%80%E2%94%AC%E2%94%80%E2%94%80%E2%94%80%E2%94%80%E2%94%80%E2%94%80%E2%94%80%E2%94%98%26%2310%3B%C2%A0%20%C2%A0%20%C2%A0%20%C2%A0%20%C2%A0%20%C2%A0%20%C2%A0%20%C2%A0%20%C2%A0%20%C2%A0%20%C2%A0%20%C2%A0%20%C2%A0%20%C2%A0%20%C2%A0%20%C2%A0%20%C2%A0%20%C2%A0%20%C2%A0%20%C2%A0%20%C2%A0%20%E2%94%82%26%2310%3B%C2%A0%20%C2%A0%20%C2%A0%20%C2%A0%20%C2%A0%20%C2%A0%20%C2%A0%20%C2%A0%20%C2%A0%20%C2%A0%20%C2%A0%20%C2%A0%20%C2%A0%20%C2%A0%20%C2%A0%20%C2%A0%20%C2%A0%20%C2%A0%20%C2%A0%20%C2%A0%20%C2%A0%20%E2%96%BC%26%2310%3B%C2%A0%20%C2%A0%20%C2%A0%20%C2%A0%20%C2%A0%20%C2%A0%20%C2%A0%20%C2%A0%20%C2%A0%20%C2%A0%20%C2%A0%20%C2%A0%20%C2%A0%20%C2%A0%20%C2%A0%20%C2%A0%E2%94%8C%E2%94%80%E2%94%80%E2%94%80%E2%94%80%E2%94%80%E2%94%80%E2%94%80%E2%94%80%E2%94%80%E2%94%80%E2%94%80%E2%94%80%E2%94%80%E2%94%80%E2%94%80%E2%94%80%E2%94%80%E2%94%80%E2%94%80%E2%94%80%E2%94%80%E2%94%80%E2%94%80%E2%94%90%26%2310%3B%C2%A0%20%C2%A0%20%C2%A0%20%C2%A0%20%C2%A0%20%C2%A0%20%C2%A0%20%C2%A0%20%C2%A0%20%C2%A0%20%C2%A0%20%C2%A0%20%C2%A0%20%C2%A0%20%C2%A0%20%C2%A0%E2%94%82%20%D0%92%D0%B2%D0%BE%D0%B4%20%D1%81%D1%82%D1%80%D0%BE%D0%BA%D0%B8%201%E2%80%A61%C2%A0%20%C2%A0%20%C2%A0%20%C2%A0%E2%94%82%26%2310%3B%C2%A0%20%C2%A0%20%C2%A0%20%C2%A0%20%C2%A0%20%C2%A0%20%C2%A0%20%C2%A0%20%C2%A0%20%C2%A0%20%C2%A0%20%C2%A0%20%C2%A0%20%C2%A0%20%C2%A0%20%C2%A0%E2%94%94%E2%94%80%E2%94%80%E2%94%80%E2%94%80%E2%94%80%E2%94%80%E2%94%80%E2%94%80%E2%94%80%E2%94%80%E2%94%80%E2%94%AC%E2%94%80%E2%94%80%E2%94%80%E2%94%80%E2%94%80%E2%94%80%E2%94%80%E2%94%80%E2%94%80%E2%94%80%E2%94%80%E2%94%98%26%2310%3B%C2%A0%20%C2%A0%20%C2%A0%20%C2%A0%20%C2%A0%20%C2%A0%20%C2%A0%20%C2%A0%20%C2%A0%20%C2%A0%20%C2%A0%20%C2%A0%20%C2%A0%20%C2%A0%20%C2%A0%20%C2%A0%20%C2%A0%20%C2%A0%20%C2%A0%20%C2%A0%20%C2%A0%20%C2%A0%E2%94%82%26%2310%3B%C2%A0%20%C2%A0%20%C2%A0%20%C2%A0%20%C2%A0%20%C2%A0%20%C2%A0%20%C2%A0%20%C2%A0%20%C2%A0%20%C2%A0%20%C2%A0%20%C2%A0%20%C2%A0%20%C2%A0%20%C2%A0%20%C2%A0%20%C2%A0%20%C2%A0%20%C2%A0%20%C2%A0%20%C2%A0%E2%96%BC%26%2310%3B%C2%A0%20%C2%A0%20%C2%A0%20%C2%A0%20%C2%A0%20%C2%A0%20%C2%A0%20%C2%A0%20%C2%A0%20%C2%A0%20%C2%A0%20%C2%A0%20%C2%A0%20%C2%A0%20%C2%A0%20%C2%A0%20%C2%A0%E2%94%8C%E2%94%80%E2%94%80%E2%94%80%E2%94%80%E2%94%80%E2%94%80%E2%94%80%E2%94%80%E2%94%80%E2%94%80%E2%94%80%E2%94%80%E2%94%80%E2%94%80%E2%94%80%E2%94%80%E2%94%80%E2%94%80%E2%94%80%E2%94%80%E2%94%80%E2%94%80%E2%94%80%E2%94%80%E2%94%80%E2%94%90%26%2310%3B%C2%A0%20%C2%A0%20%C2%A0%20%C2%A0%20%C2%A0%20%C2%A0%20%C2%A0%20%C2%A0%20%C2%A0%20%C2%A0%20%C2%A0%20%C2%A0%20%C2%A0%20%C2%A0%E2%94%8C%E2%94%80%E2%94%80%E2%94%80%E2%94%80%E2%94%80%E2%94%82%20%D0%9E%D1%81%D1%82%D0%B0%D0%BB%D0%B0%D1%81%D1%8C%20%D1%80%D0%BE%D0%B2%D0%BD%D0%BE%C2%A0%20%C2%A0%20%C2%A0%20%C2%A0%20%C2%A0%20%E2%94%82%26%2310%3B%C2%A0%20%C2%A0%20%C2%A0%20%C2%A0%20%C2%A0%20%C2%A0%20%C2%A0%20%C2%A0%20%C2%A0%20%C2%A0%20%C2%A0%20%C2%A0%20%C2%A0%20%C2%A0%E2%94%82%C2%A0%20%C2%A0%20%C2%A0%E2%94%82%20%D0%BE%D0%B4%D0%BD%D0%B0%20%D0%B0%D0%BA%D1%82%D0%B8%D0%B2%D0%BD%D0%</w:t>
       </w:r>
       <w:r>
         <w:rPr>
@@ -1740,7 +1701,7 @@
           <w:szCs w:val="0"/>
           <w:shd w:val="clear" w:fill="ECECEC"/>
         </w:rPr>
-        <w:t>D0%B0%D1%8F%201%3F%C2%A0%20%C2%A0%20%C2%A0%20%C2%A0%20%E2%94%82%26%2310%3B%C2%A0%20%C2%A0%20%C2%A0%20%C2%A0%20%C2%A0%20%C2%A0%20%C2%A0%20%C2%A0%20%C2%A0%20%C2%A0%20%C2%A0%20%C2%A0%20%C2%A0%20%C2%A0%E2%94%82%C2%A0%20%C2%A0%20%C2%A0%E2%94%82%20(q0%20%E2%86%92%20q1)%C2%A0%20%C2%A0%20%C2%A0%20%C2%A0%20%C2%A0%20%C2%A0%20%C2%A0%20%C2%A0%E2%94%82%26%2310%3B%C2%A0%20%C2%A0%20%C2%A0%20%C2%A0%20%C2%A0%20%C2%A0%20%C2%A0%20%C2%A0%20%C2%A0%20%C2%A0%20%C2%A0%20%C2%A0%20%C2%A0%20%C2%A0%E2%94%82%C2%A0%20%C2%A0%20%C2%A0%E2%94%94%E2%94%80%E2%94%80%E2%94%80%E2%94%80%E2%94%80%E2%94%80%E2%94%80%E2%94%80%E2%94%80%E2%94%80%E2%94%80%E2%94%AC%E2%94%80%E2%94%80%E2%94%80%E2%94%80%E2%94%80%E2%94%80%E2%94%80%E2%94%80%E2%94%80%E2%94%80%E2%94%80%E2%94%80%E2%94%80%E2%94%98%26%2310%3B%C2%A0%20%C2%A0%20%C2%A0%20%C2%A0%20%C2%A0%20%C2%A0%20%C2%A0%20%C2%A0%20%C2%A0%20%C2%A0%20%C2%A0%20%C2%A0%20%C2%A0%20%C2%A0%E2%94%82%C2%A0%20%C2%A0%20%C2%A0%20%C2%A0%20%C2%A0%20%C2%A0%20%D0%B4%D0%B0%C2%A0%20%C2%A0%20%C2%A0%E2%94%82%C2%A0%20%C2%A0%20%C2%A0%20%D0%BD%D0%B5%D1%82%26%2310%3B%C2%A0%20%C2%A0%20%C2%A0%20%C2%A0%20%C2%A0%20%C2%A0%20%C2%A0%20%C2%A0%20%C2%A0%20%C2%A0%20%C2%A0%20%C2%A0%20%C2%A0%20%C2%A0%E2%94%82%C2%A0%20%C2%A0%20%C2%A0%20%C2%A0%20%C2%A0%20%C2%A0%20%C2%A0%20%C2%A0%20%C2%A0%20%C2%A0%E2%96%BC%C2%A0%20%C2%A0%20%C2%A0%20%C2%A0%20%C2%A0%20%C2%A0%20%C2%A0%20%C2%A0%E2%94%82%26%2310%3B%C2%A0%20%C2%A0%20%C2%A0%20%C2%A0%20%C2%A0%20%C2%A0%20%C2%A0%20%C2%A0%20%C2%A0%20%C2%A0%20%C2%A0%20%C2%A0%20%C2%A0%20%C2%A0%E2%94%82%C2%A0%20%C2%A0%20%C2%A0%20%C2%A0%20%C2%A0%E2%94%8C%E2%94%80%E2%94%80%E2%94%80%E2%94%80%E2%94%80%E2%94%80%E2%94%80%E2%94%80%E2%94%80%E2%94%80%E2%94%80%E2%94%80%E2%94%80%E2%94%80%E2%94%80%E2%94%80%E2%94%80%E2%94%80%E2%94%80%E2%94%80%E2%94%90%C2%A0%20%C2%A0%20%E2%94%82%26%2310%3B%C2%A0%20%C2%A0%20%C2%A0%20%C2%A0%20%C2%A0%20%C2%A0%20%C2%A0%20%C2%A0%20%C2%A0%20%C2%A0%20%C2%A0%20%C2%A0%20%C2%A0%20%C2%A0%E2%94%82%C2%A0%20%C2%A0%20%C2%A0%20%C2%A0%20%C2%A0%E2%94%82%20%D0%97%D0%B0%D0%BF%D0%B8%D1%81%D0%B0%D1%82%D1%8C%20Y%C2%A0%20%C2%A0%20%C2%A0%20%C2%A0%20%C2%A0%E2%94%82%C2%A0%20%C2%A0%20%E2%94%82%26%2310%3B%C2%A0%20%C2%A0%20%C2%A0%20%C2%A0%20%C2%A0%20%C2%A0%20%C2%A0%20%C2%A0%20%C2%A0%20%C2%A0%20%C2%A0%20%C2%A0%20%C2%A0%20%C2%A0%E2%94%82%C2%A0%20%C2%A0%20%C2%A0%20%C2%A0%20%C2%A0%E2%94%82%20%D0%B8%20%D0%BE%D1%87%D0%B8%D1%81%D1%82%D0%B8%D1%82%D1%8C%20%D0%BB%D0%B5%D0%BD%D1%82%D1%83%C2%A0%20%C2%A0%E2%94%82%C2%A0%20%C2%A0%20%E2%94%82%26%2310%3B%C2%A0%20%C2%A0%20%C2%A0%20%C2%A0%20%C2%A0%20%C2%A0%20%C2%A0%20%C2%A0%20%C2%A0%20%C2%A0%20%C2%A0%20%C2%A0%20%C2%A0%20%C2%A0%E2%94%82%C2%A0%20%C2%A0%20%C2%A0%20%C2%A0%20%C2%A0%E2%94%82%20(q6%20%E2%86%92%20q7%20%E2%86%92%20q7a)%C2%A0%20%C2%A0%20%E2%94%82%C2%A0%20%C2%A0%20%E2%94%82%26%2310%3B%C2%A0%20%C2%A0%20%C2%A0%20%C2%A0%20%C2%A0%20%C2%A0%20%C2%A0%20%C2%A0%20%C2%A0%20%C2%A0%20%C2%A0%20%C2%A0%20%C2%A0%20%C2%A0%E2%94%82%C2%A0%20%C2%A0%20%C2%A0%20%C2%A0%20%C2%A0%E2%94%94%E2%94%80%E2%94%80%E2%94%80%E2%94%80%E2%94%80%E2%94%80%E2%94%80%E2%94%80%E2%94%AC%E2%94%80%E2%94%80%E2%94%80%E2%94%80%E2%94%80%E2%94%80%E2%94%80%E2%94%80%E2%94%80%E2%94%80%E2%94%80%E2%94%98%C2%A0%20%C2%A0%20%E2%94%82%26%2310%3B%C2%A0%20%C2%A0%20%C2%A0%20%C2%A0%20%C2%A0%20%C2%A0%20%C2%A0%20%C2%A0%20%C2%A0%20%C2%A0%20%C2%A0%20%C2%A0%20%C2%A0%20%C2%A0%E2%94%82%C2%A0%20%C2%A0%20%C2%A0%20%C2%A0%20%C2%A0%20%C2%A0%20%C2%A0%20%C2%A0%20%C2%A0%20%E2%94%82%C2%A0%20%C2%A0%20%C2%A0%20%C2%A0%20%C2%A0%20%C2%A0%20%C2%A0%20%C2%A0%20%E2%94%82%26%2310%3B%C2%A0%20%C2%A0%20%C2%A0%20%C2%A0%20%C2%A0%20%C2%A0%20%C2%A0%20%C2%A0%20%C2%A0%20%C2%A0%20%C2%A0%20%C2%A0%20%C2%A0%20%C2%A0%E2%94%82%C2%A0%20%C2%A0%20%C2%A0%20%C2%A0%20%C2%A0%20%C2%A0%20%C2%A0%20%C2%A0%20%C2%A0%20%E2%96%BC%C2%A0%20%C2%A0%20%C2%A0%20%C2%A0%20%C2%A0%20%C2%A0%20%C2%A0%20%C2%A0%20%E2%94%82%26%2310%3B%C2%A0%20%C2%A0%20%C2%A0%20%C2%A0%20%C2%A0%20%C2%A0%20%C2%A0%20%C2%A0%20%C2%A0%20%C2%A0%20%C2%A0%20%C2%A0%20%C2%A0%20%C2%A0%E2%94%82%C2%A0%20%C2%A0%20%C2%A0%20%C2%A0%20%C2%A0%E2%94%8C%E2%94%80%E2%94%80%E2%94%80%E2%94%80%E2%94%80%E2%94%80%E2%94%80%E2%94%80%E2%94%80%E2%94%80%E2%94</w:t>
+        <w:t>B0%D1%8F%201%3F%C2%A0%20%C2%A0%20%C2%A0%20%C2%A0%20%E2%94%82%26%2310%3B%C2%A0%20%C2%A0%20%C2%A0%20%C2%A0%20%C2%A0%20%C2%A0%20%C2%A0%20%C2%A0%20%C2%A0%20%C2%A0%20%C2%A0%20%C2%A0%20%C2%A0%20%C2%A0%E2%94%82%C2%A0%20%C2%A0%20%C2%A0%E2%94%82%20(q0%20%E2%86%92%20q1)%C2%A0%20%C2%A0%20%C2%A0%20%C2%A0%20%C2%A0%20%C2%A0%20%C2%A0%20%C2%A0%E2%94%82%26%2310%3B%C2%A0%20%C2%A0%20%C2%A0%20%C2%A0%20%C2%A0%20%C2%A0%20%C2%A0%20%C2%A0%20%C2%A0%20%C2%A0%20%C2%A0%20%C2%A0%20%C2%A0%20%C2%A0%E2%94%82%C2%A0%20%C2%A0%20%C2%A0%E2%94%94%E2%94%80%E2%94%80%E2%94%80%E2%94%80%E2%94%80%E2%94%80%E2%94%80%E2%94%80%E2%94%80%E2%94%80%E2%94%80%E2%94%AC%E2%94%80%E2%94%80%E2%94%80%E2%94%80%E2%94%80%E2%94%80%E2%94%80%E2%94%80%E2%94%80%E2%94%80%E2%94%80%E2%94%80%E2%94%80%E2%94%98%26%2310%3B%C2%A0%20%C2%A0%20%C2%A0%20%C2%A0%20%C2%A0%20%C2%A0%20%C2%A0%20%C2%A0%20%C2%A0%20%C2%A0%20%C2%A0%20%C2%A0%20%C2%A0%20%C2%A0%E2%94%82%C2%A0%20%C2%A0%20%C2%A0%20%C2%A0%20%C2%A0%20%C2%A0%20%D0%B4%D0%B0%C2%A0%20%C2%A0%20%C2%A0%E2%94%82%C2%A0%20%C2%A0%20%C2%A0%20%D0%BD%D0%B5%D1%82%26%2310%3B%C2%A0%20%C2%A0%20%C2%A0%20%C2%A0%20%C2%A0%20%C2%A0%20%C2%A0%20%C2%A0%20%C2%A0%20%C2%A0%20%C2%A0%20%C2%A0%20%C2%A0%20%C2%A0%E2%94%82%C2%A0%20%C2%A0%20%C2%A0%20%C2%A0%20%C2%A0%20%C2%A0%20%C2%A0%20%C2%A0%20%C2%A0%20%C2%A0%E2%96%BC%C2%A0%20%C2%A0%20%C2%A0%20%C2%A0%20%C2%A0%20%C2%A0%20%C2%A0%20%C2%A0%E2%94%82%26%2310%3B%C2%A0%20%C2%A0%20%C2%A0%20%C2%A0%20%C2%A0%20%C2%A0%20%C2%A0%20%C2%A0%20%C2%A0%20%C2%A0%20%C2%A0%20%C2%A0%20%C2%A0%20%C2%A0%E2%94%82%C2%A0%20%C2%A0%20%C2%A0%20%C2%A0%20%C2%A0%E2%94%8C%E2%94%80%E2%94%80%E2%94%80%E2%94%80%E2%94%80%E2%94%80%E2%94%80%E2%94%80%E2%94%80%E2%94%80%E2%94%80%E2%94%80%E2%94%80%E2%94%80%E2%94%80%E2%94%80%E2%94%80%E2%94%80%E2%94%80%E2%94%80%E2%94%90%C2%A0%20%C2%A0%20%E2%94%82%26%2310%3B%C2%A0%20%C2%A0%20%C2%A0%20%C2%A0%20%C2%A0%20%C2%A0%20%C2%A0%20%C2%A0%20%C2%A0%20%C2%A0%20%C2%A0%20%C2%A0%20%C2%A0%20%C2%A0%E2%94%82%C2%A0%20%C2%A0%20%C2%A0%20%C2%A0%20%C2%A0%E2%94%82%20%D0%97%D0%B0%D0%BF%D0%B8%D1%81%D0%B0%D1%82%D1%8C%20Y%C2%A0%20%C2%A0%20%C2%A0%20%C2%A0%20%C2%A0%E2%94%82%C2%A0%20%C2%A0%20%E2%94%82%26%2310%3B%C2%A0%20%C2%A0%20%C2%A0%20%C2%A0%20%C2%A0%20%C2%A0%20%C2%A0%20%C2%A0%20%C2%A0%20%C2%A0%20%C2%A0%20%C2%A0%20%C2%A0%20%C2%A0%E2%94%82%C2%A0%20%C2%A0%20%C2%A0%20%C2%A0%20%C2%A0%E2%94%82%20%D0%B8%20%D0%BE%D1%87%D0%B8%D1%81%D1%82%D0%B8%D1%82%D1%8C%20%D0%BB%D0%B5%D0%BD%D1%82%D1%83%C2%A0%20%C2%A0%E2%94%82%C2%A0%20%C2%A0%20%E2%94%82%26%2310%3B%C2%A0%20%C2%A0%20%C2%A0%20%C2%A0%20%C2%A0%20%C2%A0%20%C2%A0%20%C2%A0%20%C2%A0%20%C2%A0%20%C2%A0%20%C2%A0%20%C2%A0%20%C2%A0%E2%94%82%C2%A0%20%C2%A0%20%C2%A0%20%C2%A0%20%C2%A0%E2%94%82%20(q6%20%E2%86%92%20q7%20%E2%86%92%20q7a)%C2%A0%20%C2%A0%20%E2%94%82%C2%A0%20%C2%A0%20%E2%94%82%26%2310%3B%C2%A0%20%C2%A0%20%C2%A0%20%C2%A0%20%C2%A0%20%C2%A0%20%C2%A0%20%C2%A0%20%C2%A0%20%C2%A0%20%C2%A0%20%C2%A0%20%C2%A0%20%C2%A0%E2%94%82%C2%A0%20%C2%A0%20%C2%A0%20%C2%A0%20%C2%A0%E2%94%94%E2%94%80%E2%94%80%E2%94%80%E2%94%80%E2%94%80%E2%94%80%E2%94%80%E2%94%80%E2%94%AC%E2%94%80%E2%94%80%E2%94%80%E2%94%80%E2%94%80%E2%94%80%E2%94%80%E2%94%80%E2%94%80%E2%94%80%E2%94%80%E2%94%98%C2%A0%20%C2%A0%20%E2%94%82%26%2310%3B%C2%A0%20%C2%A0%20%C2%A0%20%C2%A0%20%C2%A0%20%C2%A0%20%C2%A0%20%C2%A0%20%C2%A0%20%C2%A0%20%C2%A0%20%C2%A0%20%C2%A0%20%C2%A0%E2%94%82%C2%A0%20%C2%A0%20%C2%A0%20%C2%A0%20%C2%A0%20%C2%A0%20%C2%A0%20%C2%A0%20%C2%A0%20%E2%94%82%C2%A0%20%C2%A0%20%C2%A0%20%C2%A0%20%C2%A0%20%C2%A0%20%C2%A0%20%C2%A0%20%E2%94%82%26%2310%3B%C2%A0%20%C2%A0%20%C2%A0%20%C2%A0%20%C2%A0%20%C2%A0%20%C2%A0%20%C2%A0%20%C2%A0%20%C2%A0%20%C2%A0%20%C2%A0%20%C2%A0%20%C2%A0%E2%94%82%C2%A0%20%C2%A0%20%C2%A0%20%C2%A0%20%C2%A0%20%C2%A0%20%C2%A0%20%C2%A0%20%C2%A0%20%E2%96%BC%C2%A0%20%C2%A0%20%C2%A0%20%C2%A0%20%C2%A0%20%C2%A0%20%C2%A0%20%C2%A0%20%E2%94%82%26%2310%3B%C2%A0%20%C2%A0%20%C2%A0%20%C2%A0%20%C2%A0%20%C2%A0%20%C2%A0%20%C2%A0%20%C2%A0%20%C2%A0%20%C2%A0%20%C2%A0%20%C2%A0%20%C2%A0%E2%94%82%C2%A0%20%C2%A0%20%C2%A0%20%C2%A0%20%C2%A0%E2%94%8C%E2%94%80%E2%94%80%E2%94%80%E2%94%80%E2%94%80%E2%94%80%E2%94%80%E2%94%80%E2%94%80%E2%94%80%E2%94%80</w:t>
       </w:r>
       <w:r>
         <w:rPr>
@@ -1753,7 +1714,7 @@
           <w:szCs w:val="0"/>
           <w:shd w:val="clear" w:fill="ECECEC"/>
         </w:rPr>
-        <w:t>%80%E2%94%80%E2%94%80%E2%94%80%E2%94%80%E2%94%80%E2%94%80%E2%94%80%E2%94%80%E2%94%80%E2%94%90%C2%A0%20%C2%A0%20%E2%94%82%26%2310%3B%C2%A0%20%C2%A0%20%C2%A0%20%C2%A0%20%C2%A0%20%C2%A0%20%C2%A0%20%C2%A0%20%C2%A0%20%C2%A0%20%C2%A0%20%C2%A0%20%C2%A0%20%C2%A0%E2%94%82%C2%A0%20%C2%A0%20%C2%A0%20%C2%A0%20%C2%A0%E2%94%82%C2%A0%20%C2%A0%20%C2%A0%20%C2%A0%D0%9A%D0%9E%D0%9D%D0%95%D0%A6%C2%A0%20%C2%A0%20%C2%A0%20%C2%A0%20%E2%94%82%C2%A0%20%C2%A0%20%E2%94%82%26%2310%3B%C2%A0%20%C2%A0%20%C2%A0%20%C2%A0%20%C2%A0%20%C2%A0%20%C2%A0%20%C2%A0%20%C2%A0%20%C2%A0%20%C2%A0%20%C2%A0%20%C2%A0%20%C2%A0%E2%94%82%C2%A0%20%C2%A0%20%C2%A0%20%C2%A0%20%C2%A0%E2%94%94%E2%94%80%E2%94%80%E2%94%80%E2%94%80%E2%94%80%E2%94%80%E2%94%80%E2%94%80%E2%94%80%E2%94%80%E2%94%80%E2%94%80%E2%94%80%E2%94%80%E2%94%80%E2%94%80%E2%94%80%E2%94%80%E2%94%80%E2%94%80%E2%94%98%C2%A0%20%C2%A0%20%E2%94%82%26%2310%3B%C2%A0%20%C2%A0%20%C2%A0%20%C2%A0%20%C2%A0%20%C2%A0%20%C2%A0%20%C2%A0%20%C2%A0%20%C2%A0%20%C2%A0%20%C2%A0%20%C2%A0%20%C2%A0%E2%94%82%C2%A0%20%C2%A0%20%C2%A0%20%C2%A0%20%C2%A0%20%C2%A0%20%C2%A0%20%C2%A0%20%C2%A0%20%C2%A0%20%C2%A0%20%C2%A0%20%C2%A0%20%C2%A0%20%C2%A0%20%C2%A0%20%C2%A0%20%C2%A0%20%E2%94%82%26%2310%3B%C2%A0%20%C2%A0%20%C2%A0%20%C2%A0%20%C2%A0%20%C2%A0%20%C2%A0%20%C2%A0%20%C2%A0%20%C2%A0%20%C2%A0%20%C2%A0%20%C2%A0%20%C2%A0%E2%94%82%C2%A0%20%C2%A0%20%C2%A0%20%C2%A0%20%C2%A0%20%C2%A0%20%C2%A0%20%C2%A0%20%C2%A0%20%C2%A0%20%C2%A0%20%C2%A0%20%C2%A0%20%C2%A0%20%C2%A0%20%C2%A0%20%C2%A0%20%C2%A0%20%E2%96%BC%26%2310%3B%C2%A0%20%C2%A0%20%C2%A0%20%C2%A0%20%C2%A0%20%C2%A0%20%C2%A0%20%C2%A0%20%C2%A0%20%C2%A0%20%C2%A0%20%C2%A0%20%C2%A0%20%C2%A0%E2%94%82%C2%A0%20%C2%A0%20%C2%A0%20%C2%A0%20%C2%A0%20%C2%A0%20%C2%A0%20%C2%A0%20%C2%A0%20%C2%A0%20%C2%A0%20%C2%A0%20%C2%A0%20%E2%94%8C%E2%94%80%E2%94%80%E2%94%80%E2%94%80%E2%94%80%E2%94%80%E2%94%80%E2%94%80%E2%94%80%E2%94%80%E2%94%80%E2%94%80%E2%94%80%E2%94%80%E2%94%80%E2%94%80%E2%94%80%E2%94%80%E2%94%80%E2%94%80%E2%94%90%26%2310%3B%C2%A0%20%C2%A0%20%C2%A0%20%C2%A0%20%C2%A0%20%C2%A0%20%C2%A0%20%C2%A0%20%C2%A0%20%C2%A0%20%C2%A0%20%C2%A0%20%C2%A0%20%C2%A0%E2%94%82%C2%A0%20%C2%A0%20%C2%A0%20%C2%A0%20%C2%A0%20%C2%A0%20%C2%A0%20%C2%A0%20%C2%A0%20%C2%A0%20%C2%A0%20%C2%A0%20%C2%A0%20%E2%94%82%20%D0%9F%D1%80%D0%BE%D1%85%D0%BE%D0%B4%20%D0%B4%D0%B5%D0%BB%D0%B5%D0%BD%D0%B8%D1%8F%C2%A0%20%C2%A0%20%C2%A0%E2%94%82%26%2310%3B%C2%A0%20%C2%A0%20%C2%A0%20%C2%A0%20%C2%A0%20%C2%A0%20%C2%A0%20%C2%A0%20%C2%A0%20%C2%A0%20%C2%A0%20%C2%A0%20%C2%A0%20%C2%A0%E2%94%82%C2%A0%20%C2%A0%20%C2%A0%20%C2%A0%20%C2%A0%20%C2%A0%20%C2%A0%20%C2%A0%20%C2%A0%20%C2%A0%20%C2%A0%20%C2%A0%20%C2%A0%20%E2%94%82%20%D0%BF%D0%BE%D0%BF%D0%BE%D0%BB%D0%B0%D0%BC%C2%A0%20%C2%A0%20%C2%A0%20%C2%A0%20%C2%A0%20%C2%A0%20%E2%94%82%26%2310%3B%C2%A0%20%C2%A0%20%C2%A0%20%C2%A0%20%C2%A0%20%C2%A0%20%C2%A0%20%C2%A0%20%C2%A0%20%C2%A0%20%C2%A0%20%C2%A0%20%C2%A0%20%C2%A0%E2%94%82%C2%A0%20%C2%A0%20%C2%A0%20%C2%A0%20%C2%A0%20%C2%A0%20%C2%A0%20%C2%A0%20%C2%A0%20%C2%A0%20%C2%A0%20%C2%A0%20%C2%A0%20%E2%94%82%20(q3%20%E2%86%94%20q4)%C2%A0%20%C2%A0%20%C2%A0%20%C2%A0%20%C2%A0%20%E2%94%82%26%2310%3B%C2%A0%20%C2%A0%20%C2%A0%20%C2%A0%20%C2%A0%20%C2%A0%20%C2%A0%20%C2%A0%20%C2%A0%20%C2%A0%20%C2%A0%20%C2%A0%20%C2%A0%20%C2%A0%E2%94%82%C2%A0%20%C2%A0%20%C2%A0%20%C2%A0%20%C2%A0%20%C2%A0%20%C2%A0%20%C2%A0%20%C2%A0%20%C2%A0%20%C2%A0%20%C2%A0%20%C2%A0%20%E2%94%94%E2%94%80%E2%94%80%E2%94%80%E2%94%80%E2%94%80%E2%94%80%E2%94%80%E2%94%80%E2%94%AC%E2%94%80%E2%94%80%E2%94%80%E2%94%80%E2%94%80%E2%94%80%E2%94%80%E2%94%80%E2%94%80%E2%94%80%E2%94%80%E2%94%98%26%2310%3B%C2%A0%20%C2%A0%20%C2%A0%20%C2%A0%20%C2%A0%20%C2%A0%20%C2%A0%20%C2%A0%20%C2%A0%20%C2%A0%20%C2%A0%20%C2%A0%20%C2%A0%20%C2%A0%E2%94%82%C2%A0%20%C2%A0%20%C2%A0%20%C2%A0%20%C2%A0%20%C2%A0%20%C2%A0%20%C2%A0%20%C2%A0%20%C2%A0%20%C2%A0%20%C2%A0%20%C2%A0%20%C2%A0%20%C2%A0%20%C2%A0%20%C2%A0%20%C2%A0%E2%94%82%26%2310%3B%C2%A0%20%C2%A0%20%C2%A0%20%C2%A0%20%C2%A0%20%C2%A0%20%C2%A0%20%C2%A0%20%C2%A0%20%C2%A0%20%C2%A0%20%C2%A0%20%C2%A0%20%C2%A0%E2%94%82%C2%A0%20%C2%A0%20%C2%A0%20%C2%A0%20%C2%A0%20%C2%A0%20%C2%A0%20%C2%A0%20%C2%A0%20</w:t>
+        <w:t>%E2%94%80%E2%94%80%E2%94%80%E2%94%80%E2%94%80%E2%94%80%E2%94%80%E2%94%80%E2%94%80%E2%94%90%C2%A0%20%C2%A0%20%E2%94%82%26%2310%3B%C2%A0%20%C2%A0%20%C2%A0%20%C2%A0%20%C2%A0%20%C2%A0%20%C2%A0%20%C2%A0%20%C2%A0%20%C2%A0%20%C2%A0%20%C2%A0%20%C2%A0%20%C2%A0%E2%94%82%C2%A0%20%C2%A0%20%C2%A0%20%C2%A0%20%C2%A0%E2%94%82%C2%A0%20%C2%A0%20%C2%A0%20%C2%A0%D0%9A%D0%9E%D0%9D%D0%95%D0%A6%C2%A0%20%C2%A0%20%C2%A0%20%C2%A0%20%E2%94%82%C2%A0%20%C2%A0%20%E2%94%82%26%2310%3B%C2%A0%20%C2%A0%20%C2%A0%20%C2%A0%20%C2%A0%20%C2%A0%20%C2%A0%20%C2%A0%20%C2%A0%20%C2%A0%20%C2%A0%20%C2%A0%20%C2%A0%20%C2%A0%E2%94%82%C2%A0%20%C2%A0%20%C2%A0%20%C2%A0%20%C2%A0%E2%94%94%E2%94%80%E2%94%80%E2%94%80%E2%94%80%E2%94%80%E2%94%80%E2%94%80%E2%94%80%E2%94%80%E2%94%80%E2%94%80%E2%94%80%E2%94%80%E2%94%80%E2%94%80%E2%94%80%E2%94%80%E2%94%80%E2%94%80%E2%94%80%E2%94%98%C2%A0%20%C2%A0%20%E2%94%82%26%2310%3B%C2%A0%20%C2%A0%20%C2%A0%20%C2%A0%20%C2%A0%20%C2%A0%20%C2%A0%20%C2%A0%20%C2%A0%20%C2%A0%20%C2%A0%20%C2%A0%20%C2%A0%20%C2%A0%E2%94%82%C2%A0%20%C2%A0%20%C2%A0%20%C2%A0%20%C2%A0%20%C2%A0%20%C2%A0%20%C2%A0%20%C2%A0%20%C2%A0%20%C2%A0%20%C2%A0%20%C2%A0%20%C2%A0%20%C2%A0%20%C2%A0%20%C2%A0%20%C2%A0%20%E2%94%82%26%2310%3B%C2%A0%20%C2%A0%20%C2%A0%20%C2%A0%20%C2%A0%20%C2%A0%20%C2%A0%20%C2%A0%20%C2%A0%20%C2%A0%20%C2%A0%20%C2%A0%20%C2%A0%20%C2%A0%E2%94%82%C2%A0%20%C2%A0%20%C2%A0%20%C2%A0%20%C2%A0%20%C2%A0%20%C2%A0%20%C2%A0%20%C2%A0%20%C2%A0%20%C2%A0%20%C2%A0%20%C2%A0%20%C2%A0%20%C2%A0%20%C2%A0%20%C2%A0%20%C2%A0%20%E2%96%BC%26%2310%3B%C2%A0%20%C2%A0%20%C2%A0%20%C2%A0%20%C2%A0%20%C2%A0%20%C2%A0%20%C2%A0%20%C2%A0%20%C2%A0%20%C2%A0%20%C2%A0%20%C2%A0%20%C2%A0%E2%94%82%C2%A0%20%C2%A0%20%C2%A0%20%C2%A0%20%C2%A0%20%C2%A0%20%C2%A0%20%C2%A0%20%C2%A0%20%C2%A0%20%C2%A0%20%C2%A0%20%C2%A0%20%E2%94%8C%E2%94%80%E2%94%80%E2%94%80%E2%94%80%E2%94%80%E2%94%80%E2%94%80%E2%94%80%E2%94%80%E2%94%80%E2%94%80%E2%94%80%E2%94%80%E2%94%80%E2%94%80%E2%94%80%E2%94%80%E2%94%80%E2%94%80%E2%94%80%E2%94%90%26%2310%3B%C2%A0%20%C2%A0%20%C2%A0%20%C2%A0%20%C2%A0%20%C2%A0%20%C2%A0%20%C2%A0%20%C2%A0%20%C2%A0%20%C2%A0%20%C2%A0%20%C2%A0%20%C2%A0%E2%94%82%C2%A0%20%C2%A0%20%C2%A0%20%C2%A0%20%C2%A0%20%C2%A0%20%C2%A0%20%C2%A0%20%C2%A0%20%C2%A0%20%C2%A0%20%C2%A0%20%C2%A0%20%E2%94%82%20%D0%9F%D1%80%D0%BE%D1%85%D0%BE%D0%B4%20%D0%B4%D0%B5%D0%BB%D0%B5%D0%BD%D0%B8%D1%8F%C2%A0%20%C2%A0%20%C2%A0%E2%94%82%26%2310%3B%C2%A0%20%C2%A0%20%C2%A0%20%C2%A0%20%C2%A0%20%C2%A0%20%C2%A0%20%C2%A0%20%C2%A0%20%C2%A0%20%C2%A0%20%C2%A0%20%C2%A0%20%C2%A0%E2%94%82%C2%A0%20%C2%A0%20%C2%A0%20%C2%A0%20%C2%A0%20%C2%A0%20%C2%A0%20%C2%A0%20%C2%A0%20%C2%A0%20%C2%A0%20%C2%A0%20%C2%A0%20%E2%94%82%20%D0%BF%D0%BE%D0%BF%D0%BE%D0%BB%D0%B0%D0%BC%C2%A0%20%C2%A0%20%C2%A0%20%C2%A0%20%C2%A0%20%C2%A0%20%E2%94%82%26%2310%3B%C2%A0%20%C2%A0%20%C2%A0%20%C2%A0%20%C2%A0%20%C2%A0%20%C2%A0%20%C2%A0%20%C2%A0%20%C2%A0%20%C2%A0%20%C2%A0%20%C2%A0%20%C2%A0%E2%94%82%C2%A0%20%C2%A0%20%C2%A0%20%C2%A0%20%C2%A0%20%C2%A0%20%C2%A0%20%C2%A0%20%C2%A0%20%C2%A0%20%C2%A0%20%C2%A0%20%C2%A0%20%E2%94%82%20(q3%20%E2%86%94%20q4)%C2%A0%20%C2%A0%20%C2%A0%20%C2%A0%20%C2%A0%20%E2%94%82%26%2310%3B%C2%A0%20%C2%A0%20%C2%A0%20%C2%A0%20%C2%A0%20%C2%A0%20%C2%A0%20%C2%A0%20%C2%A0%20%C2%A0%20%C2%A0%20%C2%A0%20%C2%A0%20%C2%A0%E2%94%82%C2%A0%20%C2%A0%20%C2%A0%20%C2%A0%20%C2%A0%20%C2%A0%20%C2%A0%20%C2%A0%20%C2%A0%20%C2%A0%20%C2%A0%20%C2%A0%20%C2%A0%20%E2%94%94%E2%94%80%E2%94%80%E2%94%80%E2%94%80%E2%94%80%E2%94%80%E2%94%80%E2%94%80%E2%94%AC%E2%94%80%E2%94%80%E2%94%80%E2%94%80%E2%94%80%E2%94%80%E2%94%80%E2%94%80%E2%94%80%E2%94%80%E2%94%80%E2%94%98%26%2310%3B%C2%A0%20%C2%A0%20%C2%A0%20%C2%A0%20%C2%A0%20%C2%A0%20%C2%A0%20%C2%A0%20%C2%A0%20%C2%A0%20%C2%A0%20%C2%A0%20%C2%A0%20%C2%A0%E2%94%82%C2%A0%20%C2%A0%20%C2%A0%20%C2%A0%20%C2%A0%20%C2%A0%20%C2%A0%20%C2%A0%20%C2%A0%20%C2%A0%20%C2%A0%20%C2%A0%20%C2%A0%20%C2%A0%20%C2%A0%20%C2%A0%20%C2%A0%20%C2%A0%E2%94%82%26%2310%3B%C2%A0%20%C2%A0%20%C2%A0%20%C2%A0%20%C2%A0%20%C2%A0%20%C2%A0%20%C2%A0%20%C2%A0%20%C2%A0%20%C2%A0%20%C2%A0%20%C2%A0%20%C2%A0%E2%94%82%C2%A0%20%C2%A0%20%C2%A0%20%C2%A0%20%C2%A0%20%C2%A0%20%C2%A0%20%C2%A0%20%C2%A0%20%C2</w:t>
       </w:r>
       <w:r>
         <w:rPr>
@@ -1766,7 +1727,7 @@
           <w:szCs w:val="0"/>
           <w:shd w:val="clear" w:fill="ECECEC"/>
         </w:rPr>
-        <w:t>%C2%A0%20%C2%A0%20%C2%A0%20%C2%A0%20%C2%A0%20%C2%A0%20%C2%A0%20%C2%A0%20%C2%A0%E2%96%BC%26%2310%3B%C2%A0%20%C2%A0%20%C2%A0%20%C2%A0%20%C2%A0%20%C2%A0%20%C2%A0%20%C2%A0%20%C2%A0%20%C2%A0%20%C2%A0%20%C2%A0%20%C2%A0%20%C2%A0%E2%94%82%C2%A0%20%C2%A0%20%C2%A0%20%C2%A0%20%C2%A0%20%C2%A0%20%C2%A0%20%C2%A0%20%C2%A0%20%C2%A0%20%C2%A0%20%C2%A0%20%C2%A0%20%E2%94%8C%E2%94%80%E2%94%80%E2%94%80%E2%94%80%E2%94%80%E2%94%80%E2%94%80%E2%94%80%E2%94%80%E2%94%80%E2%94%80%E2%94%80%E2%94%80%E2%94%80%E2%94%80%E2%94%80%E2%94%80%E2%94%80%E2%94%80%E2%94%80%E2%94%90%26%2310%3B%C2%A0%20%C2%A0%20%C2%A0%20%C2%A0%20%C2%A0%20%C2%A0%20%C2%A0%20%C2%A0%20%C2%A0%20%C2%A0%20%C2%A0%20%C2%A0%20%C2%A0%20%C2%A0%E2%94%82%C2%A0%20%C2%A0%20%C2%A0%20%C2%A0%20%C2%A0%20%C2%A0%20%C2%A0%20%C2%A0%20%C2%A0%20%C2%A0%20%C2%A0%20%C2%A0%20%C2%A0%20%E2%94%82%20%D0%94%D0%BE%D1%88%D0%BB%D0%B8%20%D0%B4%D0%BE%20%D0%BA%D0%BE%D0%BD%D1%86%D0%B0%C2%A0%20%C2%A0%20%C2%A0%E2%94%82%26%2310%3B%C2%A0%20%C2%A0%20%C2%A0%20%C2%A0%20%C2%A0%20%C2%A0%20%C2%A0%20%C2%A0%20%C2%A0%20%C2%A0%20%C2%A0%20%C2%A0%20%C2%A0%20%C2%A0%E2%94%82%C2%A0%20%C2%A0%20%C2%A0%20%C2%A0%20%C2%A0%20%C2%A0%20%C2%A0%20%C2%A0%20%C2%A0%20%C2%A0%20%C2%A0%20%C2%A0%20%C2%A0%20%E2%94%82%20%D1%81%D1%82%D1%80%D0%BE%D0%BA%D0%B8%3F%C2%A0%20%C2%A0%20%C2%A0%20%C2%A0%20%C2%A0%20%C2%A0%20%E2%94%82%26%2310%3B%C2%A0%20%C2%A0%20%C2%A0%20%C2%A0%20%C2%A0%20%C2%A0%20%C2%A0%20%C2%A0%20%C2%A0%20%C2%A0%20%C2%A0%20%C2%A0%20%C2%A0%20%C2%A0%E2%94%82%C2%A0%20%C2%A0%20%C2%A0%20%C2%A0%20%C2%A0%20%C2%A0%20%C2%A0%20%C2%A0%20%C2%A0%20%C2%A0%20%C2%A0%20%C2%A0%20%C2%A0%20%E2%94%94%E2%94%80%E2%94%80%E2%94%80%E2%94%80%E2%94%80%E2%94%80%E2%94%80%E2%94%80%E2%94%AC%E2%94%80%E2%94%80%E2%94%80%E2%94%80%E2%94%80%E2%94%80%E2%94%80%E2%94%80%E2%94%80%E2%94%80%E2%94%80%E2%94%98%26%2310%3B%C2%A0%20%C2%A0%20%C2%A0%20%C2%A0%20%C2%A0%20%C2%A0%20%C2%A0%20%C2%A0%20%C2%A0%20%C2%A0%20%C2%A0%20%C2%A0%20%C2%A0%20%C2%A0%E2%94%82%C2%A0%20%C2%A0%20%C2%A0%20%C2%A0%20%C2%A0%20%C2%A0%20%C2%A0%20%C2%A0%20%C2%A0%20%C2%A0%20%C2%A0%20%C2%A0%20%C2%A0%20%C2%A0%20%C2%A0%20%C2%A0%20%C2%A0%20%C2%A0%E2%94%82%26%2310%3B%C2%A0%20%C2%A0%20%C2%A0%20%C2%A0%20%C2%A0%20%C2%A0%20%C2%A0%20%C2%A0%20%C2%A0%20%C2%A0%20%C2%A0%20%C2%A0%20%C2%A0%20%C2%A0%E2%94%82%C2%A0%20%C2%A0%20%C2%A0%20%C2%A0%20%C2%A0%20%C2%A0%20%C2%A0%20%C2%A0%20%C2%A0%20%C2%A0%20%C2%A0%20%C2%A0%20%E2%94%8C%E2%94%80%E2%94%80%E2%94%80%E2%94%80%E2%94%80%E2%94%80%E2%94%80%E2%94%80%E2%94%80%E2%94%80%E2%94%B4%E2%94%80%E2%94%80%E2%94%80%E2%94%80%E2%94%80%E2%94%80%E2%94%80%E2%94%80%E2%94%80%E2%94%80%E2%94%90%26%2310%3B%C2%A0%20%C2%A0%20%C2%A0%20%C2%A0%20%C2%A0%20%C2%A0%20%C2%A0%20%C2%A0%20%C2%A0%20%C2%A0%20%C2%A0%20%C2%A0%20%C2%A0%20%C2%A0%E2%94%82%C2%A0%20%C2%A0%20%C2%A0%20%C2%A0%20%C2%A0%20%C2%A0%20%C2%A0%20%C2%A0%20%C2%A0%20%C2%A0%20%C2%A0%20%C2%A0%20%E2%94%82%C2%A0%20%C2%A0%20%C2%A0%20%C2%A0%20%C2%A0%20%C2%A0%20%C2%A0%20%C2%A0%20%C2%A0%20%C2%A0%20%C2%A0%E2%94%82%26%2310%3B%C2%A0%20%C2%A0%20%C2%A0%20%C2%A0%20%C2%A0%20%C2%A0%20%C2%A0%20%C2%A0%20%C2%A0%20%C2%A0%20%C2%A0%20%C2%A0%20%C2%A0%20%C2%A0%E2%94%82%C2%A0%20%C2%A0%20%C2%A0%20%C2%A0%20%C2%A0%20%C2%A0%20%C2%A0%20%C2%A0%20%C2%A0%20%C2%A0%20%C2%A0%20%C2%A0%20%E2%96%BC%C2%A0%20%C2%A0%20%C2%A0%20%C2%A0%20%C2%A0%20%C2%A0%20%C2%A0%20%C2%A0%20%C2%A0%20%C2%A0%20%C2%A0%E2%96%BC%26%2310%3B%C2%A0%20%C2%A0%20%C2%A0%20%C2%A0%20%C2%A0%20%C2%A0%20%C2%A0%20%C2%A0%20%C2%A0%20%C2%A0%20%C2%A0%20%C2%A0%20%C2%A0%20%C2%A0%E2%94%82%C2%A0%20%C2%A0%20%C2%A0%20%C2%A0%20%C2%A0%20%C2%A0%20%C2%A0%20%E2%94%8C%E2%94%80%E2%94%80%E2%94%80%E2%94%80%E2%94%80%E2%94%80%E2%94%80%E2%94%80%E2%94%80%E2%94%80%E2%94%80%E2%94%80%E2%94%80%E2%94%80%E2%94%80%E2%94%80%E2%94%80%E2%94%80%E2%94%80%E2%94%80%E2%94%90%20%E2%94%8C%E2%94%80%E2%94%80%E2%94%80%E2%94%80%E2%94%80%E2%94%80%E2%94%80%E2%94%80%E2%94%80%E2%94%80%E2%94%80%E2%94%80%E2%94%80%E2%94%80%E2%94%80%E2%94%80%E2%94%80%E2%94%80%E2%94%80%E2%94%80%E2%94%90%26%2310%3B%C2%A0%20%C2%A0%20%C2%A0%20%C2%A0%20%C2%A0%20%C2%A0%20%C2%A0%20%C2%A0%20%C2%A0%20%C2%A0%20%C2%A0%20%C2%A0%20%C2%A0%20%C2%A0%E2%94%82%C2%A0%20%C2%A0%20%C2%A0%20%C2%A0%20%C2%A</w:t>
+        <w:t>%A0%20%C2%A0%20%C2%A0%20%C2%A0%20%C2%A0%20%C2%A0%20%C2%A0%20%C2%A0%20%C2%A0%E2%96%BC%26%2310%3B%C2%A0%20%C2%A0%20%C2%A0%20%C2%A0%20%C2%A0%20%C2%A0%20%C2%A0%20%C2%A0%20%C2%A0%20%C2%A0%20%C2%A0%20%C2%A0%20%C2%A0%20%C2%A0%E2%94%82%C2%A0%20%C2%A0%20%C2%A0%20%C2%A0%20%C2%A0%20%C2%A0%20%C2%A0%20%C2%A0%20%C2%A0%20%C2%A0%20%C2%A0%20%C2%A0%20%C2%A0%20%E2%94%8C%E2%94%80%E2%94%80%E2%94%80%E2%94%80%E2%94%80%E2%94%80%E2%94%80%E2%94%80%E2%94%80%E2%94%80%E2%94%80%E2%94%80%E2%94%80%E2%94%80%E2%94%80%E2%94%80%E2%94%80%E2%94%80%E2%94%80%E2%94%80%E2%94%90%26%2310%3B%C2%A0%20%C2%A0%20%C2%A0%20%C2%A0%20%C2%A0%20%C2%A0%20%C2%A0%20%C2%A0%20%C2%A0%20%C2%A0%20%C2%A0%20%C2%A0%20%C2%A0%20%C2%A0%E2%94%82%C2%A0%20%C2%A0%20%C2%A0%20%C2%A0%20%C2%A0%20%C2%A0%20%C2%A0%20%C2%A0%20%C2%A0%20%C2%A0%20%C2%A0%20%C2%A0%20%C2%A0%20%E2%94%82%20%D0%94%D0%BE%D1%88%D0%BB%D0%B8%20%D0%B4%D0%BE%20%D0%BA%D0%BE%D0%BD%D1%86%D0%B0%C2%A0%20%C2%A0%20%C2%A0%E2%94%82%26%2310%3B%C2%A0%20%C2%A0%20%C2%A0%20%C2%A0%20%C2%A0%20%C2%A0%20%C2%A0%20%C2%A0%20%C2%A0%20%C2%A0%20%C2%A0%20%C2%A0%20%C2%A0%20%C2%A0%E2%94%82%C2%A0%20%C2%A0%20%C2%A0%20%C2%A0%20%C2%A0%20%C2%A0%20%C2%A0%20%C2%A0%20%C2%A0%20%C2%A0%20%C2%A0%20%C2%A0%20%C2%A0%20%E2%94%82%20%D1%81%D1%82%D1%80%D0%BE%D0%BA%D0%B8%3F%C2%A0%20%C2%A0%20%C2%A0%20%C2%A0%20%C2%A0%20%C2%A0%20%E2%94%82%26%2310%3B%C2%A0%20%C2%A0%20%C2%A0%20%C2%A0%20%C2%A0%20%C2%A0%20%C2%A0%20%C2%A0%20%C2%A0%20%C2%A0%20%C2%A0%20%C2%A0%20%C2%A0%20%C2%A0%E2%94%82%C2%A0%20%C2%A0%20%C2%A0%20%C2%A0%20%C2%A0%20%C2%A0%20%C2%A0%20%C2%A0%20%C2%A0%20%C2%A0%20%C2%A0%20%C2%A0%20%C2%A0%20%E2%94%94%E2%94%80%E2%94%80%E2%94%80%E2%94%80%E2%94%80%E2%94%80%E2%94%80%E2%94%80%E2%94%AC%E2%94%80%E2%94%80%E2%94%80%E2%94%80%E2%94%80%E2%94%80%E2%94%80%E2%94%80%E2%94%80%E2%94%80%E2%94%80%E2%94%98%26%2310%3B%C2%A0%20%C2%A0%20%C2%A0%20%C2%A0%20%C2%A0%20%C2%A0%20%C2%A0%20%C2%A0%20%C2%A0%20%C2%A0%20%C2%A0%20%C2%A0%20%C2%A0%20%C2%A0%E2%94%82%C2%A0%20%C2%A0%20%C2%A0%20%C2%A0%20%C2%A0%20%C2%A0%20%C2%A0%20%C2%A0%20%C2%A0%20%C2%A0%20%C2%A0%20%C2%A0%20%C2%A0%20%C2%A0%20%C2%A0%20%C2%A0%20%C2%A0%20%C2%A0%E2%94%82%26%2310%3B%C2%A0%20%C2%A0%20%C2%A0%20%C2%A0%20%C2%A0%20%C2%A0%20%C2%A0%20%C2%A0%20%C2%A0%20%C2%A0%20%C2%A0%20%C2%A0%20%C2%A0%20%C2%A0%E2%94%82%C2%A0%20%C2%A0%20%C2%A0%20%C2%A0%20%C2%A0%20%C2%A0%20%C2%A0%20%C2%A0%20%C2%A0%20%C2%A0%20%C2%A0%20%C2%A0%20%E2%94%8C%E2%94%80%E2%94%80%E2%94%80%E2%94%80%E2%94%80%E2%94%80%E2%94%80%E2%94%80%E2%94%80%E2%94%80%E2%94%B4%E2%94%80%E2%94%80%E2%94%80%E2%94%80%E2%94%80%E2%94%80%E2%94%80%E2%94%80%E2%94%80%E2%94%80%E2%94%90%26%2310%3B%C2%A0%20%C2%A0%20%C2%A0%20%C2%A0%20%C2%A0%20%C2%A0%20%C2%A0%20%C2%A0%20%C2%A0%20%C2%A0%20%C2%A0%20%C2%A0%20%C2%A0%20%C2%A0%E2%94%82%C2%A0%20%C2%A0%20%C2%A0%20%C2%A0%20%C2%A0%20%C2%A0%20%C2%A0%20%C2%A0%20%C2%A0%20%C2%A0%20%C2%A0%20%C2%A0%20%E2%94%82%C2%A0%20%C2%A0%20%C2%A0%20%C2%A0%20%C2%A0%20%C2%A0%20%C2%A0%20%C2%A0%20%C2%A0%20%C2%A0%20%C2%A0%E2%94%82%26%2310%3B%C2%A0%20%C2%A0%20%C2%A0%20%C2%A0%20%C2%A0%20%C2%A0%20%C2%A0%20%C2%A0%20%C2%A0%20%C2%A0%20%C2%A0%20%C2%A0%20%C2%A0%20%C2%A0%E2%94%82%C2%A0%20%C2%A0%20%C2%A0%20%C2%A0%20%C2%A0%20%C2%A0%20%C2%A0%20%C2%A0%20%C2%A0%20%C2%A0%20%C2%A0%20%C2%A0%20%E2%96%BC%C2%A0%20%C2%A0%20%C2%A0%20%C2%A0%20%C2%A0%20%C2%A0%20%C2%A0%20%C2%A0%20%C2%A0%20%C2%A0%20%C2%A0%E2%96%BC%26%2310%3B%C2%A0%20%C2%A0%20%C2%A0%20%C2%A0%20%C2%A0%20%C2%A0%20%C2%A0%20%C2%A0%20%C2%A0%20%C2%A0%20%C2%A0%20%C2%A0%20%C2%A0%20%C2%A0%E2%94%82%C2%A0%20%C2%A0%20%C2%A0%20%C2%A0%20%C2%A0%20%C2%A0%20%C2%A0%20%E2%94%8C%E2%94%80%E2%94%80%E2%94%80%E2%94%80%E2%94%80%E2%94%80%E2%94%80%E2%94%80%E2%94%80%E2%94%80%E2%94%80%E2%94%80%E2%94%80%E2%94%80%E2%94%80%E2%94%80%E2%94%80%E2%94%80%E2%94%80%E2%94%80%E2%94%90%20%E2%94%8C%E2%94%80%E2%94%80%E2%94%80%E2%94%80%E2%94%80%E2%94%80%E2%94%80%E2%94%80%E2%94%80%E2%94%80%E2%94%80%E2%94%80%E2%94%80%E2%94%80%E2%94%80%E2%94%80%E2%94%80%E2%94%80%E2%94%80%E2%94%80%E2%94%90%26%2310%3B%C2%A0%20%C2%A0%20%C2%A0%20%C2%A0%20%C2%A0%20%C2%A0%20%C2%A0%20%C2%A0%20%C2%A0%20%C2%A0%20%C2%A0%20%C2%A0%20%C2%A0%20%C2%A0%E2%94%82%C2%A0%20%C2%A0%20%C2%A0%20%C2%A0%20%C2%A0%2</w:t>
       </w:r>
       <w:r>
         <w:rPr>
@@ -1779,7 +1740,7 @@
           <w:szCs w:val="0"/>
           <w:shd w:val="clear" w:fill="ECECEC"/>
         </w:rPr>
-        <w:t>0%20%C2%A0%20%C2%A0%20%E2%94%82%20%D0%97%D0%B0%D0%BA%D0%BE%D0%BD%D1%87%D0%B8%D0%BB%D0%B8%20%D0%B2%20%D1%80%D0%B5%D0%B6%D0%B8%D0%BC%D0%B5%20%E2%94%82%20%E2%94%82%20%D0%97%D0%B0%D0%BA%D0%BE%D0%BD%D1%87%D0%B8%D0%BB%D0%B8%20%D0%B2%20%D1%80%D0%B5%D0%B6%D0%B8%D0%BC%D0%B5%20%E2%94%82%26%2310%3B%C2%A0%20%C2%A0%20%C2%A0%20%C2%A0%20%C2%A0%20%C2%A0%20%C2%A0%20%C2%A0%20%C2%A0%20%C2%A0%20%C2%A0%20%C2%A0%20%C2%A0%20%C2%A0%E2%94%82%C2%A0%20%C2%A0%20%C2%A0%20%C2%A0%20%C2%A0%20%C2%A0%20%C2%A0%20%E2%94%82%20%26quot%3B%D0%BE%D1%81%D1%82%D0%B0%D0%B2%D0%B8%D1%82%D1%8C%26quot%3B%C2%A0%20%C2%A0%20%C2%A0%20%C2%A0%20%C2%A0%E2%94%82%20%E2%94%82%20%26quot%3B%D0%B2%D1%8B%D1%87%D0%B5%D1%80%D0%BA%D0%BD%D1%83%D1%82%D1%8C%26quot%3B%C2%A0%20%C2%A0%20%C2%A0%20%C2%A0%E2%94%82%26%2310%3B%C2%A0%20%C2%A0%20%C2%A0%20%C2%A0%20%C2%A0%20%C2%A0%20%C2%A0%20%C2%A0%20%C2%A0%20%C2%A0%20%C2%A0%20%C2%A0%20%C2%A0%20%C2%A0%E2%94%82%C2%A0%20%C2%A0%20%C2%A0%20%C2%A0%20%C2%A0%20%C2%A0%20%C2%A0%20%E2%94%82%20(%D1%87%D1%91%D1%82%D0%BD%D0%BE%D0%B5)%3F%C2%A0%20%C2%A0%20%C2%A0%20%C2%A0%20%C2%A0%20%E2%94%82%20%E2%94%82%20(%D0%BD%D0%B5%D1%87%D1%91%D1%82%D0%BD%D0%BE%D0%B5)%3F%C2%A0%20%C2%A0%20%C2%A0%20%C2%A0%20%E2%94%82%26%2310%3B%C2%A0%20%C2%A0%20%C2%A0%20%C2%A0%20%C2%A0%20%C2%A0%20%C2%A0%20%C2%A0%20%C2%A0%20%C2%A0%20%C2%A0%20%C2%A0%20%C2%A0%20%C2%A0%E2%94%82%C2%A0%20%C2%A0%20%C2%A0%20%C2%A0%20%C2%A0%20%C2%A0%20%C2%A0%20%E2%94%94%E2%94%80%E2%94%80%E2%94%80%E2%94%80%E2%94%80%E2%94%80%E2%94%80%E2%94%80%E2%94%AC%E2%94%80%E2%94%80%E2%94%80%E2%94%80%E2%94%80%E2%94%80%E2%94%80%E2%94%80%E2%94%80%E2%94%80%E2%94%80%E2%94%98%20%E2%94%94%E2%94%80%E2%94%80%E2%94%80%E2%94%80%E2%94%80%E2%94%80%E2%94%80%E2%94%80%E2%94%AC%E2%94%80%E2%94%80%E2%94%80%E2%94%80%E2%94%80%E2%94%80%E2%94%80%E2%94%80%E2%94%80%E2%94%80%E2%94%80%E2%94%98%26%2310%3B%C2%A0%20%C2%A0%20%C2%A0%20%C2%A0%20%C2%A0%20%C2%A0%20%C2%A0%20%C2%A0%20%C2%A0%20%C2%A0%20%C2%A0%20%C2%A0%20%C2%A0%20%C2%A0%E2%94%82%C2%A0%20%C2%A0%20%C2%A0%20%C2%A0%20%C2%A0%20%C2%A0%20%C2%A0%20%C2%A0%20%C2%A0%20%C2%A0%D0%B4%D0%B0%C2%A0%20%C2%A0%20%C2%A0%E2%94%82%C2%A0%20%C2%A0%20%C2%A0%20%C2%A0%20%C2%A0%20%C2%A0%20%C2%A0%20%C2%A0%D0%BD%D0%B5%D1%82%C2%A0%20%C2%A0%20%C2%A0%E2%94%82%26%2310%3B%C2%A0%20%C2%A0%20%C2%A0%20%C2%A0%20%C2%A0%20%C2%A0%20%C2%A0%20%C2%A0%20%C2%A0%20%C2%A0%20%C2%A0%20%C2%A0%20%C2%A0%20%C2%A0%E2%94%82%C2%A0%20%C2%A0%20%C2%A0%20%C2%A0%20%C2%A0%20%C2%A0%20%C2%A0%20%C2%A0%20%C2%A0%20%C2%A0%20%C2%A0%20%C2%A0%20%E2%96%BC%C2%A0%20%C2%A0%20%C2%A0%20%C2%A0%20%C2%A0%20%C2%A0%20%C2%A0%20%C2%A0%20%C2%A0%20%C2%A0%20%C2%A0%E2%94%82%26%2310%3B%C2%A0%20%C2%A0%20%C2%A0%20%C2%A0%20%C2%A0%20%C2%A0%20%C2%A0%20%C2%A0%20%C2%A0%20%C2%A0%20%C2%A0%20%C2%A0%20%C2%A0%20%C2%A0%E2%94%82%C2%A0%20%C2%A0%20%C2%A0%20%C2%A0%20%C2%A0%20%C2%A0%20%C2%A0%20%E2%94%8C%E2%94%80%E2%94%80%E2%94%80%E2%94%80%E2%94%80%E2%94%80%E2%94%80%E2%94%80%E2%94%80%E2%94%80%E2%94%80%E2%94%80%E2%94%80%E2%94%80%E2%94%80%E2%94%80%E2%94%80%E2%94%80%E2%94%80%E2%94%80%E2%94%90%C2%A0%20%C2%A0%20%C2%A0%20%C2%A0%20%C2%A0%20%E2%94%82%26%2310%3B%C2%A0%20%C2%A0%20%C2%A0%20%C2%A0%20%C2%A0%20%C2%A0%20%C2%A0%20%C2%A0%20%C2%A0%20%C2%A0%20%C2%A0%20%C2%A0%20%C2%A0%20%C2%A0%E2%94%82%C2%A0%20%C2%A0%20%C2%A0%20%C2%A0%20%C2%A0%20%C2%A0%20%C2%A0%20%E2%94%82%20%D0%92%D0%B5%D1%80%D0%BD%D1%83%D1%82%D1%8C%D1%81%D1%8F%20%D0%BA%20%D0%BD%D0%B0%D1%87%D0%B0%D0%BB%D1%83%20%E2%94%82%C2%A0%20%C2%A0%20%C2%A0%20%C2%A0%20%C2%A0%20%E2%94%82%26%2310%3B%C2%A0%20%C2%A0%20%C2%A0%20%C2%A0%20%C2%A0%20%C2%A0%20%C2%A0%20%C2%A0%20%C2%A0%20%C2%A0%20%C2%A0%20%C2%A0%20%C2%A0%20%C2%A0%E2%94%82%C2%A0%20%C2%A0%20%C2%A0%20%C2%A0%20%C2%A0%20%C2%A0%20%C2%A0%20%E2%94%82%20%D1%81%D1%82%D1%80%D0%BE%D0%BA%D0%B8%C2%A0%20%C2%A0%20%C2%A0%20%C2%A0%20%C2%A0%20%C2%A0%20%C2%A0%E2%94%82%C2%A0%20%C2%A0%20%C2%A0%20%C2%A0%20%C2%A0%20%E2%94%82%26%2310%3B%C2%A0%20%C2%A0%20%C2%A0%20%C2%A0%20%C2%A0%20%C2%A0%20%C2%A0%20%C2%A0%20%C2%A0%20%C2%A0%20%C2%A0%20%C2%A0%20%C2%A0%20%C2%A0%E2%94%82%C2%A0%20%C2%A0%20%C2%A0%20%C2%A0%20%C2%A0%20%C2%A0%20%C2%A0%20%E2%94%82%20(q5%20%E2%86%92%20q2)%C2%A0%20%C2%A0%20%C2%A0%20%C2%A0%20%C2%A0%20%</w:t>
+        <w:t>0%C2%A0%20%C2%A0%20%E2%94%82%20%D0%97%D0%B0%D0%BA%D0%BE%D0%BD%D1%87%D0%B8%D0%BB%D0%B8%20%D0%B2%20%D1%80%D0%B5%D0%B6%D0%B8%D0%BC%D0%B5%20%E2%94%82%20%E2%94%82%20%D0%97%D0%B0%D0%BA%D0%BE%D0%BD%D1%87%D0%B8%D0%BB%D0%B8%20%D0%B2%20%D1%80%D0%B5%D0%B6%D0%B8%D0%BC%D0%B5%20%E2%94%82%26%2310%3B%C2%A0%20%C2%A0%20%C2%A0%20%C2%A0%20%C2%A0%20%C2%A0%20%C2%A0%20%C2%A0%20%C2%A0%20%C2%A0%20%C2%A0%20%C2%A0%20%C2%A0%20%C2%A0%E2%94%82%C2%A0%20%C2%A0%20%C2%A0%20%C2%A0%20%C2%A0%20%C2%A0%20%C2%A0%20%E2%94%82%20%26quot%3B%D0%BE%D1%81%D1%82%D0%B0%D0%B2%D0%B8%D1%82%D1%8C%26quot%3B%C2%A0%20%C2%A0%20%C2%A0%20%C2%A0%20%C2%A0%E2%94%82%20%E2%94%82%20%26quot%3B%D0%B2%D1%8B%D1%87%D0%B5%D1%80%D0%BA%D0%BD%D1%83%D1%82%D1%8C%26quot%3B%C2%A0%20%C2%A0%20%C2%A0%20%C2%A0%E2%94%82%26%2310%3B%C2%A0%20%C2%A0%20%C2%A0%20%C2%A0%20%C2%A0%20%C2%A0%20%C2%A0%20%C2%A0%20%C2%A0%20%C2%A0%20%C2%A0%20%C2%A0%20%C2%A0%20%C2%A0%E2%94%82%C2%A0%20%C2%A0%20%C2%A0%20%C2%A0%20%C2%A0%20%C2%A0%20%C2%A0%20%E2%94%82%20(%D1%87%D1%91%D1%82%D0%BD%D0%BE%D0%B5)%3F%C2%A0%20%C2%A0%20%C2%A0%20%C2%A0%20%C2%A0%20%E2%94%82%20%E2%94%82%20(%D0%BD%D0%B5%D1%87%D1%91%D1%82%D0%BD%D0%BE%D0%B5)%3F%C2%A0%20%C2%A0%20%C2%A0%20%C2%A0%20%E2%94%82%26%2310%3B%C2%A0%20%C2%A0%20%C2%A0%20%C2%A0%20%C2%A0%20%C2%A0%20%C2%A0%20%C2%A0%20%C2%A0%20%C2%A0%20%C2%A0%20%C2%A0%20%C2%A0%20%C2%A0%E2%94%82%C2%A0%20%C2%A0%20%C2%A0%20%C2%A0%20%C2%A0%20%C2%A0%20%C2%A0%20%E2%94%94%E2%94%80%E2%94%80%E2%94%80%E2%94%80%E2%94%80%E2%94%80%E2%94%80%E2%94%80%E2%94%AC%E2%94%80%E2%94%80%E2%94%80%E2%94%80%E2%94%80%E2%94%80%E2%94%80%E2%94%80%E2%94%80%E2%94%80%E2%94%80%E2%94%98%20%E2%94%94%E2%94%80%E2%94%80%E2%94%80%E2%94%80%E2%94%80%E2%94%80%E2%94%80%E2%94%80%E2%94%AC%E2%94%80%E2%94%80%E2%94%80%E2%94%80%E2%94%80%E2%94%80%E2%94%80%E2%94%80%E2%94%80%E2%94%80%E2%94%80%E2%94%98%26%2310%3B%C2%A0%20%C2%A0%20%C2%A0%20%C2%A0%20%C2%A0%20%C2%A0%20%C2%A0%20%C2%A0%20%C2%A0%20%C2%A0%20%C2%A0%20%C2%A0%20%C2%A0%20%C2%A0%E2%94%82%C2%A0%20%C2%A0%20%C2%A0%20%C2%A0%20%C2%A0%20%C2%A0%20%C2%A0%20%C2%A0%20%C2%A0%20%C2%A0%D0%B4%D0%B0%C2%A0%20%C2%A0%20%C2%A0%E2%94%82%C2%A0%20%C2%A0%20%C2%A0%20%C2%A0%20%C2%A0%20%C2%A0%20%C2%A0%20%C2%A0%D0%BD%D0%B5%D1%82%C2%A0%20%C2%A0%20%C2%A0%E2%94%82%26%2310%3B%C2%A0%20%C2%A0%20%C2%A0%20%C2%A0%20%C2%A0%20%C2%A0%20%C2%A0%20%C2%A0%20%C2%A0%20%C2%A0%20%C2%A0%20%C2%A0%20%C2%A0%20%C2%A0%E2%94%82%C2%A0%20%C2%A0%20%C2%A0%20%C2%A0%20%C2%A0%20%C2%A0%20%C2%A0%20%C2%A0%20%C2%A0%20%C2%A0%20%C2%A0%20%C2%A0%20%E2%96%BC%C2%A0%20%C2%A0%20%C2%A0%20%C2%A0%20%C2%A0%20%C2%A0%20%C2%A0%20%C2%A0%20%C2%A0%20%C2%A0%20%C2%A0%E2%94%82%26%2310%3B%C2%A0%20%C2%A0%20%C2%A0%20%C2%A0%20%C2%A0%20%C2%A0%20%C2%A0%20%C2%A0%20%C2%A0%20%C2%A0%20%C2%A0%20%C2%A0%20%C2%A0%20%C2%A0%E2%94%82%C2%A0%20%C2%A0%20%C2%A0%20%C2%A0%20%C2%A0%20%C2%A0%20%C2%A0%20%E2%94%8C%E2%94%80%E2%94%80%E2%94%80%E2%94%80%E2%94%80%E2%94%80%E2%94%80%E2%94%80%E2%94%80%E2%94%80%E2%94%80%E2%94%80%E2%94%80%E2%94%80%E2%94%80%E2%94%80%E2%94%80%E2%94%80%E2%94%80%E2%94%80%E2%94%90%C2%A0%20%C2%A0%20%C2%A0%20%C2%A0%20%C2%A0%20%E2%94%82%26%2310%3B%C2%A0%20%C2%A0%20%C2%A0%20%C2%A0%20%C2%A0%20%C2%A0%20%C2%A0%20%C2%A0%20%C2%A0%20%C2%A0%20%C2%A0%20%C2%A0%20%C2%A0%20%C2%A0%E2%94%82%C2%A0%20%C2%A0%20%C2%A0%20%C2%A0%20%C2%A0%20%C2%A0%20%C2%A0%20%E2%94%82%20%D0%92%D0%B5%D1%80%D0%BD%D1%83%D1%82%D1%8C%D1%81%D1%8F%20%D0%BA%20%D0%BD%D0%B0%D1%87%D0%B0%D0%BB%D1%83%20%E2%94%82%C2%A0%20%C2%A0%20%C2%A0%20%C2%A0%20%C2%A0%20%E2%94%82%26%2310%3B%C2%A0%20%C2%A0%20%C2%A0%20%C2%A0%20%C2%A0%20%C2%A0%20%C2%A0%20%C2%A0%20%C2%A0%20%C2%A0%20%C2%A0%20%C2%A0%20%C2%A0%20%C2%A0%E2%94%82%C2%A0%20%C2%A0%20%C2%A0%20%C2%A0%20%C2%A0%20%C2%A0%20%C2%A0%20%E2%94%82%20%D1%81%D1%82%D1%80%D0%BE%D0%BA%D0%B8%C2%A0%20%C2%A0%20%C2%A0%20%C2%A0%20%C2%A0%20%C2%A0%20%C2%A0%E2%94%82%C2%A0%20%C2%A0%20%C2%A0%20%C2%A0%20%C2%A0%20%E2%94%82%26%2310%3B%C2%A0%20%C2%A0%20%C2%A0%20%C2%A0%20%C2%A0%20%C2%A0%20%C2%A0%20%C2%A0%20%C2%A0%20%C2%A0%20%C2%A0%20%C2%A0%20%C2%A0%20%C2%A0%E2%94%82%C2%A0%20%C2%A0%20%C2%A0%20%C2%A0%20%C2%A0%20%C2%A0%20%C2%A0%20%E2%94%82%20(q5%20%E2%86%92%20q2)%C2%A0%20%C2%A0%20%C2%A0%20%C2%A0%20%C2%A0%20%E2%</w:t>
       </w:r>
       <w:r>
         <w:rPr>
@@ -1792,7 +1753,7 @@
           <w:szCs w:val="0"/>
           <w:shd w:val="clear" w:fill="ECECEC"/>
         </w:rPr>
-        <w:t>E2%94%82%E2%94%80%E2%94%80%E2%94%80%E2%94%80%E2%94%80%E2%94%80%E2%94%80%E2%94%80%E2%94%80%E2%94%80%E2%94%98%26%2310%3B%C2%A0%20%C2%A0%20%C2%A0%20%C2%A0%20%C2%A0%20%C2%A0%20%C2%A0%20%C2%A0%20%C2%A0%20%C2%A0%20%C2%A0%20%C2%A0%20%C2%A0%20%C2%A0%E2%94%82%C2%A0%20%C2%A0%20%C2%A0%20%C2%A0%20%C2%A0%20%C2%A0%20%C2%A0%20%E2%94%94%E2%94%80%E2%94%80%E2%94%80%E2%94%80%E2%94%80%E2%94%80%E2%94%80%E2%94%80%E2%94%AC%E2%94%80%E2%94%80%E2%94%80%E2%94%80%E2%94%80%E2%94%80%E2%94%80%E2%94%80%E2%94%80%E2%94%80%E2%94%80%E2%94%98%26%2310%3B%C2%A0%20%C2%A0%20%C2%A0%20%C2%A0%20%C2%A0%20%C2%A0%20%C2%A0%20%C2%A0%20%C2%A0%20%C2%A0%20%C2%A0%20%C2%A0%20%C2%A0%20%C2%A0%E2%94%94%E2%94%80%E2%94%80%E2%94%80%E2%94%80%E2%94%80%E2%94%80%E2%94%80%E2%94%80%E2%94%80%E2%94%80%E2%94%80%E2%94%80%E2%94%80%E2%94%80%E2%94%80%E2%94%80%E2%94%80%E2%94%80%E2%94%80%E2%94%80%E2%94%80%E2%94%80%E2%94%80%E2%94%98%26%2310%3B%C2%A0%20%C2%A0%20%C2%A0%20%C2%A0%20%C2%A0%20%C2%A0%20%C2%A0%20%C2%A0%20%C2%A0%20%C2%A0%20%C2%A0%20%C2%A0%20%C2%A0%20%C2%A0%20%C2%A0%20%C2%A0%20%C2%A0%20%C2%A0%20%C2%A0%20%C2%A0%20%C2%A0%20%C2%A0%20%C2%A0%20%C2%A0%20%C2%A0%20%C2%A0%E2%94%82%26%2310%3B%C2%A0%20%C2%A0%20%C2%A0%20%C2%A0%20%C2%A0%20%C2%A0%20%C2%A0%20%C2%A0%20%C2%A0%20%C2%A0%20%C2%A0%20%C2%A0%20%C2%A0%20%C2%A0%20%C2%A0%20%C2%A0%20%C2%A0%20%C2%A0%20%C2%A0%20%C2%A0%20%C2%A0%20%C2%A0%20%C2%A0%20%C2%A0%20%C2%A0%20%C2%A0%E2%96%BC%26%2310%3B%C2%A0%20%C2%A0%20%C2%A0%20%C2%A0%20%C2%A0%20%C2%A0%20%C2%A0%20%C2%A0%20%C2%A0%20%C2%A0%20%C2%A0%20%C2%A0%20%C2%A0%20%C2%A0%20%C2%A0%20%C2%A0%20%C2%A0%20%C2%A0%20%C2%A0%20%C2%A0%20%C2%A0%E2%94%8C%E2%94%80%E2%94%80%E2%94%80%E2%94%80%E2%94%80%E2%94%80%E2%94%80%E2%94%80%E2%94%80%E2%94%80%E2%94%80%E2%94%80%E2%94%80%E2%94%80%E2%94%80%E2%94%80%E2%94%80%E2%94%80%E2%94%80%E2%94%80%E2%94%90%26%2310%3B%C2%A0%20%C2%A0%20%C2%A0%20%C2%A0%20%C2%A0%20%C2%A0%20%C2%A0%20%C2%A0%20%C2%A0%20%C2%A0%20%C2%A0%20%C2%A0%20%C2%A0%20%C2%A0%20%C2%A0%20%C2%A0%20%C2%A0%20%C2%A0%20%C2%A0%20%C2%A0%20%C2%A0%E2%94%82%20%D0%97%D0%B0%D0%BF%D0%B8%D1%81%D0%B0%D1%82%D1%8C%20N%C2%A0%20%C2%A0%20%C2%A0%20%C2%A0%20%C2%A0%E2%94%82%26%2310%3B%C2%A0%20%C2%A0%20%C2%A0%20%C2%A0%20%C2%A0%20%C2%A0%20%C2%A0%20%C2%A0%20%C2%A0%20%C2%A0%20%C2%A0%20%C2%A0%20%C2%A0%20%C2%A0%20%C2%A0%20%C2%A0%20%C2%A0%20%C2%A0%20%C2%A0%20%C2%A0%20%C2%A0%E2%94%82%20%D0%B8%20%D0%BE%D1%87%D0%B8%D1%81%D1%82%D0%B8%D1%82%D1%8C%20%D0%BB%D0%B5%D0%BD%D1%82%D1%83%C2%A0%20%C2%A0%E2%94%82%26%2310%3B%C2%A0%20%C2%A0%20%C2%A0%20%C2%A0%20%C2%A0%20%C2%A0%20%C2%A0%20%C2%A0%20%C2%A0%20%C2%A0%20%C2%A0%20%C2%A0%20%C2%A0%20%C2%A0%20%C2%A0%20%C2%A0%20%C2%A0%20%C2%A0%20%C2%A0%20%C2%A0%20%C2%A0%E2%94%82%20(q8%20%E2%86%92%20q9%20%E2%86%92%20q9a)%C2%A0%20%C2%A0%20%E2%94%82%26%2310%3B%C2%A0%20%C2%A0%20%C2%A0%20%C2%A0%20%C2%A0%20%C2%A0%20%C2%A0%20%C2%A0%20%C2%A0%20%C2%A0%20%C2%A0%20%C2%A0%20%C2%A0%20%C2%A0%20%C2%A0%20%C2%A0%20%C2%A0%20%C2%A0%20%C2%A0%20%C2%A0%20%C2%A0%E2%94%94%E2%94%80%E2%94%80%E2%94%80%E2%94%80%E2%94%80%E2%94%80%E2%94%80%E2%94%80%E2%94%AC%E2%94%80%E2%94%80%E2%94%80%E2%94%80%E2%94%80%E2%94%80%E2%94%80%E2%94%80%E2%94%80%E2%94%80%E2%94%80%E2%94%98%26%2310%3B%C2%A0%20%C2%A0%20%C2%A0%20%C2%A0%20%C2%A0%20%C2%A0%20%C2%A0%20%C2%A0%20%C2%A0%20%C2%A0%20%C2%A0%20%C2%A0%20%C2%A0%20%C2%A0%20%C2%A0%20%C2%A0%20%C2%A0%20%C2%A0%20%C2%A0%20%C2%A0%20%C2%A0%20%C2%A0%20%C2%A0%20%C2%A0%20%C2%A0%20%E2%94%82%26%2310%3B%C2%A0%20%C2%A0%20%C2%A0%20%C2%A0%20%C2%A0%20%C2%A0%20%C2%A0%20%C2%A0%20%C2%A0%20%C2%A0%20%C2%A0%20%C2%A0%20%C2%A0%20%C2%A0%20%C2%A0%20%C2%A0%20%C2%A0%20%C2%A0%20%C2%A0%20%C2%A0%20%C2%A0%20%C2%A0%20%C2%A0%20%C2%A0%20%C2%A0%20%E2%96%BC%26%2310%3B%C2%A0%20%C2%A0%20%C2%A0%20%C2%A0%20%C2%A0%20%C2%A0%20%C2%A0%20%C2%A0%20%C2%A0%20%C2%A0%20%C2%A0%20%C2%A0%20%C2%A0%20%C2%A0%20%C2%A0%20%C2%A0%20%C2%A0%20%C2%A0%20%C2%A0%20%C2%A0%20%C2%A0%E2%94%8C%E2%94%80%E2%94%80%E2%94%80%E2%94%80%E2%94%80%E2%94%80%E2%94%80%E2%94%80%E2%94%80%E2%94%80%E2%94%80%E2%94%80%E2%94%80%E2%94%80%E2%94%80%E2%94%80%E2%94%80%E2%94%80%E2%94%80%E2%94%80%E2%94%90%26%2310%3B%C2%A0%20%C2%A0%20%C2%A0%20%C2%A0%20%C2%A0%20%C2%A0%20%C2%A0%20%C2%A0%20%C2%A0%2</w:t>
+        <w:t>94%82%E2%94%80%E2%94%80%E2%94%80%E2%94%80%E2%94%80%E2%94%80%E2%94%80%E2%94%80%E2%94%80%E2%94%80%E2%94%98%26%2310%3B%C2%A0%20%C2%A0%20%C2%A0%20%C2%A0%20%C2%A0%20%C2%A0%20%C2%A0%20%C2%A0%20%C2%A0%20%C2%A0%20%C2%A0%20%C2%A0%20%C2%A0%20%C2%A0%E2%94%82%C2%A0%20%C2%A0%20%C2%A0%20%C2%A0%20%C2%A0%20%C2%A0%20%C2%A0%20%E2%94%94%E2%94%80%E2%94%80%E2%94%80%E2%94%80%E2%94%80%E2%94%80%E2%94%80%E2%94%80%E2%94%AC%E2%94%80%E2%94%80%E2%94%80%E2%94%80%E2%94%80%E2%94%80%E2%94%80%E2%94%80%E2%94%80%E2%94%80%E2%94%80%E2%94%98%26%2310%3B%C2%A0%20%C2%A0%20%C2%A0%20%C2%A0%20%C2%A0%20%C2%A0%20%C2%A0%20%C2%A0%20%C2%A0%20%C2%A0%20%C2%A0%20%C2%A0%20%C2%A0%20%C2%A0%E2%94%94%E2%94%80%E2%94%80%E2%94%80%E2%94%80%E2%94%80%E2%94%80%E2%94%80%E2%94%80%E2%94%80%E2%94%80%E2%94%80%E2%94%80%E2%94%80%E2%94%80%E2%94%80%E2%94%80%E2%94%80%E2%94%80%E2%94%80%E2%94%80%E2%94%80%E2%94%80%E2%94%80%E2%94%98%26%2310%3B%C2%A0%20%C2%A0%20%C2%A0%20%C2%A0%20%C2%A0%20%C2%A0%20%C2%A0%20%C2%A0%20%C2%A0%20%C2%A0%20%C2%A0%20%C2%A0%20%C2%A0%20%C2%A0%20%C2%A0%20%C2%A0%20%C2%A0%20%C2%A0%20%C2%A0%20%C2%A0%20%C2%A0%20%C2%A0%20%C2%A0%20%C2%A0%20%C2%A0%20%C2%A0%E2%94%82%26%2310%3B%C2%A0%20%C2%A0%20%C2%A0%20%C2%A0%20%C2%A0%20%C2%A0%20%C2%A0%20%C2%A0%20%C2%A0%20%C2%A0%20%C2%A0%20%C2%A0%20%C2%A0%20%C2%A0%20%C2%A0%20%C2%A0%20%C2%A0%20%C2%A0%20%C2%A0%20%C2%A0%20%C2%A0%20%C2%A0%20%C2%A0%20%C2%A0%20%C2%A0%20%C2%A0%E2%96%BC%26%2310%3B%C2%A0%20%C2%A0%20%C2%A0%20%C2%A0%20%C2%A0%20%C2%A0%20%C2%A0%20%C2%A0%20%C2%A0%20%C2%A0%20%C2%A0%20%C2%A0%20%C2%A0%20%C2%A0%20%C2%A0%20%C2%A0%20%C2%A0%20%C2%A0%20%C2%A0%20%C2%A0%20%C2%A0%E2%94%8C%E2%94%80%E2%94%80%E2%94%80%E2%94%80%E2%94%80%E2%94%80%E2%94%80%E2%94%80%E2%94%80%E2%94%80%E2%94%80%E2%94%80%E2%94%80%E2%94%80%E2%94%80%E2%94%80%E2%94%80%E2%94%80%E2%94%80%E2%94%80%E2%94%90%26%2310%3B%C2%A0%20%C2%A0%20%C2%A0%20%C2%A0%20%C2%A0%20%C2%A0%20%C2%A0%20%C2%A0%20%C2%A0%20%C2%A0%20%C2%A0%20%C2%A0%20%C2%A0%20%C2%A0%20%C2%A0%20%C2%A0%20%C2%A0%20%C2%A0%20%C2%A0%20%C2%A0%20%C2%A0%E2%94%82%20%D0%97%D0%B0%D0%BF%D0%B8%D1%81%D0%B0%D1%82%D1%8C%20N%C2%A0%20%C2%A0%20%C2%A0%20%C2%A0%20%C2%A0%E2%94%82%26%2310%3B%C2%A0%20%C2%A0%20%C2%A0%20%C2%A0%20%C2%A0%20%C2%A0%20%C2%A0%20%C2%A0%20%C2%A0%20%C2%A0%20%C2%A0%20%C2%A0%20%C2%A0%20%C2%A0%20%C2%A0%20%C2%A0%20%C2%A0%20%C2%A0%20%C2%A0%20%C2%A0%20%C2%A0%E2%94%82%20%D0%B8%20%D0%BE%D1%87%D0%B8%D1%81%D1%82%D0%B8%D1%82%D1%8C%20%D0%BB%D0%B5%D0%BD%D1%82%D1%83%C2%A0%20%C2%A0%E2%94%82%26%2310%3B%C2%A0%20%C2%A0%20%C2%A0%20%C2%A0%20%C2%A0%20%C2%A0%20%C2%A0%20%C2%A0%20%C2%A0%20%C2%A0%20%C2%A0%20%C2%A0%20%C2%A0%20%C2%A0%20%C2%A0%20%C2%A0%20%C2%A0%20%C2%A0%20%C2%A0%20%C2%A0%20%C2%A0%E2%94%82%20(q8%20%E2%86%92%20q9%20%E2%86%92%20q9a)%C2%A0%20%C2%A0%20%E2%94%82%26%2310%3B%C2%A0%20%C2%A0%20%C2%A0%20%C2%A0%20%C2%A0%20%C2%A0%20%C2%A0%20%C2%A0%20%C2%A0%20%C2%A0%20%C2%A0%20%C2%A0%20%C2%A0%20%C2%A0%20%C2%A0%20%C2%A0%20%C2%A0%20%C2%A0%20%C2%A0%20%C2%A0%20%C2%A0%E2%94%94%E2%94%80%E2%94%80%E2%94%80%E2%94%80%E2%94%80%E2%94%80%E2%94%80%E2%94%80%E2%94%AC%E2%94%80%E2%94%80%E2%94%80%E2%94%80%E2%94%80%E2%94%80%E2%94%80%E2%94%80%E2%94%80%E2%94%80%E2%94%80%E2%94%98%26%2310%3B%C2%A0%20%C2%A0%20%C2%A0%20%C2%A0%20%C2%A0%20%C2%A0%20%C2%A0%20%C2%A0%20%C2%A0%20%C2%A0%20%C2%A0%20%C2%A0%20%C2%A0%20%C2%A0%20%C2%A0%20%C2%A0%20%C2%A0%20%C2%A0%20%C2%A0%20%C2%A0%20%C2%A0%20%C2%A0%20%C2%A0%20%C2%A0%20%C2%A0%20%E2%94%82%26%2310%3B%C2%A0%20%C2%A0%20%C2%A0%20%C2%A0%20%C2%A0%20%C2%A0%20%C2%A0%20%C2%A0%20%C2%A0%20%C2%A0%20%C2%A0%20%C2%A0%20%C2%A0%20%C2%A0%20%C2%A0%20%C2%A0%20%C2%A0%20%C2%A0%20%C2%A0%20%C2%A0%20%C2%A0%20%C2%A0%20%C2%A0%20%C2%A0%20%C2%A0%20%E2%96%BC%26%2310%3B%C2%A0%20%C2%A0%20%C2%A0%20%C2%A0%20%C2%A0%20%C2%A0%20%C2%A0%20%C2%A0%20%C2%A0%20%C2%A0%20%C2%A0%20%C2%A0%20%C2%A0%20%C2%A0%20%C2%A0%20%C2%A0%20%C2%A0%20%C2%A0%20%C2%A0%20%C2%A0%20%C2%A0%E2%94%8C%E2%94%80%E2%94%80%E2%94%80%E2%94%80%E2%94%80%E2%94%80%E2%94%80%E2%94%80%E2%94%80%E2%94%80%E2%94%80%E2%94%80%E2%94%80%E2%94%80%E2%94%80%E2%94%80%E2%94%80%E2%94%80%E2%94%80%E2%94%80%E2%94%90%26%2310%3B%C2%A0%20%C2%A0%20%C2%A0%20%C2%A0%20%C2%A0%20%C2%A0%20%C2%A0%20%C2%A0%20%C2%A0%20%C</w:t>
       </w:r>
       <w:r>
         <w:rPr>
@@ -1805,7 +1766,7 @@
           <w:szCs w:val="0"/>
           <w:shd w:val="clear" w:fill="ECECEC"/>
         </w:rPr>
-        <w:t>0%C2%A0%20%C2%A0%20%C2%A0%20%C2%A0%20%C2%A0%20%C2%A0%20%C2%A0%20%C2%A0%20%C2%A0%20%C2%A0%20%C2%A0%20%C2%A0%E2%94%82%C2%A0%20%C2%A0%20%C2%A0%20%C2%A0%D0%9A%D0%9E%D0%9D%D0%95%D0%A6%C2%A0%20%C2%A0%20%C2%A0%20%C2%A0%20%E2%94%82%26%2310%3B%C2%A0%20%C2%A0%20%C2%A0%20%C2%A0%20%C2%A0%20%C2%A0%20%C2%A0%20%C2%A0%20%C2%A0%20%C2%A0%20%C2%A0%20%C2%A0%20%C2%A0%20%C2%A0%20%C2%A0%20%C2%A0%20%C2%A0%20%C2%A0%20%C2%A0%20%C2%A0%20%C2%A0%E2%94%94%E2%94%80%E2%94%80%E2%94%80%E2%94%80%E2%94%80%E2%94%80%E2%94%80%E2%94%80%E2%94%80%E2%94%80%E2%94%80%E2%94%80%E2%94%80%E2%94%80%E2%94%80%E2%94%80%E2%94%80%E2%94%80%E2%94%80%E2%94%80%E2%94%98%22%20vertex%3D%221%22%3E%3CmxGeometry%20height%3D%221050%22%20width%3D%22560%22%20x%3D%221190%22%20y%3D%22200%22%20as%3D%22geometry%22%2F%3E%3C%2FmxCell%3E%3CmxCell%20id%3D%2212%22%20edge%3D%221%22%20parent%3D%221%22%20source%3D%2213%22%20style%3D%22edgeStyle%3DorthogonalEdgeStyle%3Brounded%3D0%3BorthogonalLoop%3D1%3BjettySize%3Dauto%3Bhtml%3D1%3BexitX%3D0.577%3BexitY%3D1%3BexitDx%3D0%3BexitDy%3D0%3BexitPerimeter%3D0%3B%22%3E%3CmxGeometry%20relative%3D%221%22%20as%3D%22geometry%22%3E%3CArray%20as%3D%22points%22%3E%3CmxPoint%20x%3D%22699%22%20y%3D%22602%22%2F%3E%3CmxPoint%20x%3D%22770%22%20y%3D%22602%22%2F%3E%3CmxPoint%20x%3D%22770%22%20y%3D%22260%22%2F%3E%3C%2FArray%3E%3CmxPoint%20x%3D%22750%22%20y%3D%22591%22%20as%3D%22sourcePoint%22%2F%3E%3CmxPoint%20x%3D%22380%22%20y%3D%22260%22%20as%3D%22targetPoint%22%2F%3E%3C%2FmxGeometry%3E%3C%2FmxCell%3E%3CmxCell%20id%3D%2213%22%20parent%3D%221%22%20style%3D%22rounded%3D0%3BwhiteSpace%3Dwrap%3Bhtml%3D1%3B%22%20value%3D%22%26lt%3Bp%20style%3D%26quot%3Bcaret-color%3A%20rgb(0%2C%200%2C%200)%3B%20text-align%3A%20start%3B%20white-space-collapse%3A%20preserve%3B%26quot%3B%20dir%3D%26quot%3Bauto%26quot%3B%26gt%3B%D0%92%D0%B5%D1%80%D0%BD%D1%83%D1%82%D1%8C%D1%81%D1%8F%20%D0%BA%20%D0%BD%D0%B0%D1%87%D0%B0%D0%BB%D1%83%20%D1%81%D1%82%D1%80%D0%BE%D0%BA%D0%B8%20(q5%20%E2%86%92%20q2)%26lt%3B%2Fp%26gt%3B%22%20vertex%3D%221%22%3E%3CmxGeometry%20height%3D%2260%22%20width%3D%22120%22%20x%3D%22630%22%20y%3D%22530%22%20as%3D%22geometry%22%2F%3E%3C%2FmxCell%3E%3CmxCell%20id%3D%2214%22%20edge%3D%221%22%20parent%3D%221%22%20source%3D%2226%22%20style%3D%22edgeStyle%3DorthogonalEdgeStyle%3Brounded%3D0%3BorthogonalLoop%3D1%3BjettySize%3Dauto%3Bhtml%3D1%3BendArrow%3DclassicThin%3BstartFill%3D0%3BstartArrow%3Dnone%3BendFill%3D1%3B%22%20target%3D%2215%22%3E%3CmxGeometry%20relative%3D%221%22%20as%3D%22geometry%22%3E%3CArray%20as%3D%22points%22%3E%3CmxPoint%20x%3D%22368%22%20y%3D%22600%22%2F%3E%3CmxPoint%20x%3D%22368%22%20y%3D%22600%22%2F%3E%3C%2FArray%3E%3C%2FmxGeometry%3E%3C%2FmxCell%3E%3CmxCell%20id%3D%2215%22%20parent%3D%221%22%20style%3D%22strokeWidth%3D1%3Bhtml%3D1%3Bshape%3Dmxgraph.flowchart.terminator%3BwhiteSpace%3Dwrap%3B%22%20value%3D%22%D0%9A%D0%BE%D0%BD%D0%B5%D1%86%22%20vertex%3D%221%22%3E%3CmxGeometry%20height%3D%2260%22%20width%3D%22130%22%20x%3D%22300%22%20y%3D%22630%22%20as%3D%22geometry%22%2F%3E%3C%2FmxCell%3E%3CmxCell%20id%3D%2216%22%20edge%3D%221%22%20parent%3D%221%22%20source%3D%2218%22%20style%3D%22edgeStyle%3DorthogonalEdgeStyle%3Brounded%3D0%3BorthogonalLoop%3D1%3BjettySize%3Dauto%3Bhtml%3D1%3BentryX%3D0.5%3BentryY%3D0%3BentryDx%3D0%3BentryDy%3D0%3BendArrow%3Dnone%3BstartFill%3D0%3B%22%20target%3D%227%22%3E%3CmxGeometry%20relative%3D%221%22%20as%3D%22geometry%22%2F%3E%3C%2FmxCell%3E%3CmxCell%20id%3D%2217%22%20edge%3D%221%22%20parent%3D%221%22%20source%3D%2218%22%20style%3D%22edgeStyle%3DorthogonalEdgeStyle%3Brounded%3D0%3BorthogonalLoop%3D1%3BjettySize%3Dauto%3Bhtml%3D1%3BentryX%3D0.5%3BentryY%3D0%3BentryDx%3D0%3BentryDy%3D0%3BendArrow%3Dnone%3BstartFill%3D0%3B%22%20target%3D%2210%22%3E%3CmxGeometry%20relative%3D%221%22%20as%3D%22geometry%22%3E%3CArray%20as%3D%22points%22%3E%3CmxPoint%20x%3D%22550%22%20y%3D%22305%22%2F%3E%3C%2FArray%3E%3CmxPoint%20x%3D%22570.0000000000002%22%20y%3D%22305%22%20as%3D%22targetPoint%22%2F%3E%3C%2FmxGeometry%3E%3C%2FmxCell%3E%3CmxCell%20id%3D%2218%22%20parent%3D%221%22%20style%3D%22rhombus%3BwhiteSpace%3Dw</w:t>
+        <w:t>2%A0%20%C2%A0%20%C2%A0%20%C2%A0%20%C2%A0%20%C2%A0%20%C2%A0%20%C2%A0%20%C2%A0%20%C2%A0%20%C2%A0%20%C2%A0%E2%94%82%C2%A0%20%C2%A0%20%C2%A0%20%C2%A0%D0%9A%D0%9E%D0%9D%D0%95%D0%A6%C2%A0%20%C2%A0%20%C2%A0%20%C2%A0%20%E2%94%82%26%2310%3B%C2%A0%20%C2%A0%20%C2%A0%20%C2%A0%20%C2%A0%20%C2%A0%20%C2%A0%20%C2%A0%20%C2%A0%20%C2%A0%20%C2%A0%20%C2%A0%20%C2%A0%20%C2%A0%20%C2%A0%20%C2%A0%20%C2%A0%20%C2%A0%20%C2%A0%20%C2%A0%20%C2%A0%E2%94%94%E2%94%80%E2%94%80%E2%94%80%E2%94%80%E2%94%80%E2%94%80%E2%94%80%E2%94%80%E2%94%80%E2%94%80%E2%94%80%E2%94%80%E2%94%80%E2%94%80%E2%94%80%E2%94%80%E2%94%80%E2%94%80%E2%94%80%E2%94%80%E2%94%98%22%20vertex%3D%221%22%3E%3CmxGeometry%20height%3D%221050%22%20width%3D%22560%22%20x%3D%221190%22%20y%3D%22200%22%20as%3D%22geometry%22%2F%3E%3C%2FmxCell%3E%3CmxCell%20id%3D%2212%22%20edge%3D%221%22%20parent%3D%221%22%20source%3D%2213%22%20style%3D%22edgeStyle%3DorthogonalEdgeStyle%3Brounded%3D0%3BorthogonalLoop%3D1%3BjettySize%3Dauto%3Bhtml%3D1%3BexitX%3D0.577%3BexitY%3D1%3BexitDx%3D0%3BexitDy%3D0%3BexitPerimeter%3D0%3B%22%3E%3CmxGeometry%20relative%3D%221%22%20as%3D%22geometry%22%3E%3CArray%20as%3D%22points%22%3E%3CmxPoint%20x%3D%22699%22%20y%3D%22602%22%2F%3E%3CmxPoint%20x%3D%22770%22%20y%3D%22602%22%2F%3E%3CmxPoint%20x%3D%22770%22%20y%3D%22260%22%2F%3E%3C%2FArray%3E%3CmxPoint%20x%3D%22750%22%20y%3D%22591%22%20as%3D%22sourcePoint%22%2F%3E%3CmxPoint%20x%3D%22380%22%20y%3D%22260%22%20as%3D%22targetPoint%22%2F%3E%3C%2FmxGeometry%3E%3C%2FmxCell%3E%3CmxCell%20id%3D%2213%22%20parent%3D%221%22%20style%3D%22rounded%3D0%3BwhiteSpace%3Dwrap%3Bhtml%3D1%3B%22%20value%3D%22%26lt%3Bp%20style%3D%26quot%3Bcaret-color%3A%20rgb(0%2C%200%2C%200)%3B%20text-align%3A%20start%3B%20white-space-collapse%3A%20preserve%3B%26quot%3B%20dir%3D%26quot%3Bauto%26quot%3B%26gt%3B%D0%92%D0%B5%D1%80%D0%BD%D1%83%D1%82%D1%8C%D1%81%D1%8F%20%D0%BA%20%D0%BD%D0%B0%D1%87%D0%B0%D0%BB%D1%83%20%D1%81%D1%82%D1%80%D0%BE%D0%BA%D0%B8%20(q5%20%E2%86%92%20q2)%26lt%3B%2Fp%26gt%3B%22%20vertex%3D%221%22%3E%3CmxGeometry%20height%3D%2260%22%20width%3D%22120%22%20x%3D%22630%22%20y%3D%22530%22%20as%3D%22geometry%22%2F%3E%3C%2FmxCell%3E%3CmxCell%20id%3D%2214%22%20edge%3D%221%22%20parent%3D%221%22%20source%3D%2226%22%20style%3D%22edgeStyle%3DorthogonalEdgeStyle%3Brounded%3D0%3BorthogonalLoop%3D1%3BjettySize%3Dauto%3Bhtml%3D1%3BendArrow%3DclassicThin%3BstartFill%3D0%3BstartArrow%3Dnone%3BendFill%3D1%3B%22%20target%3D%2215%22%3E%3CmxGeometry%20relative%3D%221%22%20as%3D%22geometry%22%3E%3CArray%20as%3D%22points%22%3E%3CmxPoint%20x%3D%22368%22%20y%3D%22600%22%2F%3E%3CmxPoint%20x%3D%22368%22%20y%3D%22600%22%2F%3E%3C%2FArray%3E%3C%2FmxGeometry%3E%3C%2FmxCell%3E%3CmxCell%20id%3D%2215%22%20parent%3D%221%22%20style%3D%22strokeWidth%3D1%3Bhtml%3D1%3Bshape%3Dmxgraph.flowchart.terminator%3BwhiteSpace%3Dwrap%3B%22%20value%3D%22%D0%9A%D0%BE%D0%BD%D0%B5%D1%86%22%20vertex%3D%221%22%3E%3CmxGeometry%20height%3D%2260%22%20width%3D%22130%22%20x%3D%22300%22%20y%3D%22630%22%20as%3D%22geometry%22%2F%3E%3C%2FmxCell%3E%3CmxCell%20id%3D%2216%22%20edge%3D%221%22%20parent%3D%221%22%20source%3D%2218%22%20style%3D%22edgeStyle%3DorthogonalEdgeStyle%3Brounded%3D0%3BorthogonalLoop%3D1%3BjettySize%3Dauto%3Bhtml%3D1%3BentryX%3D0.5%3BentryY%3D0%3BentryDx%3D0%3BentryDy%3D0%3BendArrow%3Dnone%3BstartFill%3D0%3B%22%20target%3D%227%22%3E%3CmxGeometry%20relative%3D%221%22%20as%3D%22geometry%22%2F%3E%3C%2FmxCell%3E%3CmxCell%20id%3D%2217%22%20edge%3D%221%22%20parent%3D%221%22%20source%3D%2218%22%20style%3D%22edgeStyle%3DorthogonalEdgeStyle%3Brounded%3D0%3BorthogonalLoop%3D1%3BjettySize%3Dauto%3Bhtml%3D1%3BentryX%3D0.5%3BentryY%3D0%3BentryDx%3D0%3BentryDy%3D0%3BendArrow%3Dnone%3BstartFill%3D0%3B%22%20target%3D%2210%22%3E%3CmxGeometry%20relative%3D%221%22%20as%3D%22geometry%22%3E%3CArray%20as%3D%22points%22%3E%3CmxPoint%20x%3D%22550%22%20y%3D%22305%22%2F%3E%3C%2FArray%3E%3CmxPoint%20x%3D%22570.0000000000002%22%20y%3D%22305%22%20as%3D%22targetPoint%22%2F%3E%3C%2FmxGeometry%3E%3C%2FmxCell%3E%3CmxCell%20id%3D%2218%22%20parent%3D%221%22%20style%3D%22rhombus%3BwhiteSpace%3Dwrap</w:t>
       </w:r>
       <w:r>
         <w:rPr>
@@ -1818,7 +1779,7 @@
           <w:szCs w:val="0"/>
           <w:shd w:val="clear" w:fill="ECECEC"/>
         </w:rPr>
-        <w:t>rap%3Bhtml%3D1%3B%22%20value%3D%22%26lt%3Bdiv%20style%3D%26quot%3Bline-height%3A%2030%25%3B%26quot%3B%26gt%3B%26lt%3Bp%20style%3D%26quot%3Btext-align%3A%20left%3B%20white-space-collapse%3A%20preserve%3B%20caret-color%3A%20rgb(0%2C%200%2C%200)%3B%26quot%3B%20dir%3D%26quot%3Bauto%26quot%3B%26gt%3B%26lt%3Bfont%20style%3D%26quot%3Bfont-size%3A%2011px%3B%20line-height%3A%2030%25%3B%26quot%3B%26gt%3B%D0%9E%D1%81%D1%82%D0%B0%D0%BB%D0%B0%D1%81%D1%8C%20%D1%80%D0%BE%D0%B2%D0%BD%D0%BE%20%26lt%3Bspan%20style%3D%26quot%3Bbackground-color%3A%20transparent%3B%20color%3A%20light-dark(rgb(0%2C%200%2C%200)%2C%20rgb(255%2C%20255%2C%20255))%3B%26quot%3B%26gt%3B%D0%BE%D0%B4%D0%BD%D0%B0%20%26lt%3B%2Fspan%26gt%3B%26lt%3B%2Ffont%26gt%3B%26lt%3B%2Fp%26gt%3B%26lt%3Bp%20style%3D%26quot%3Btext-align%3A%20left%3B%20white-space-collapse%3A%20preserve%3B%20caret-color%3A%20rgb(0%2C%200%2C%200)%3B%26quot%3B%20dir%3D%26quot%3Bauto%26quot%3B%26gt%3B%26lt%3Bspan%20style%3D%26quot%3Bbackground-color%3A%20transparent%3B%20color%3A%20light-dark(rgb(0%2C%200%2C%200)%2C%20rgb(255%2C%20255%2C%20255))%3B%26quot%3B%26gt%3B%26lt%3Bfont%20style%3D%26quot%3Bfont-size%3A%2011px%3B%20line-height%3A%2030%25%3B%26quot%3B%26gt%3B%D0%B0%D0%BA%D1%82%D0%B8%D0%B2%D0%BD%D0%B0%D1%8F%201%3F%20(q0%20%E2%86%92%20q1)%26lt%3B%2Ffont%26gt%3B%26lt%3B%2Fspan%26gt%3B%26lt%3B%2Fp%26gt%3B%26lt%3B%2Fdiv%26gt%3B%22%20vertex%3D%221%22%3E%3CmxGeometry%20height%3D%2280%22%20width%3D%22190%22%20x%3D%22285%22%20y%3D%22265%22%20as%3D%22geometry%22%2F%3E%3C%2FmxCell%3E%3CmxCell%20id%3D%2219%22%20parent%3D%221%22%20style%3D%22text%3Bhtml%3D1%3Balign%3Dcenter%3BverticalAlign%3Dmiddle%3Bresizable%3D0%3Bpoints%3D%5B%5D%3Bautosize%3D1%3BstrokeColor%3Dnone%3BfillColor%3Dnone%3B%22%20value%3D%22%D0%B4%D0%B0%22%20vertex%3D%221%22%3E%3CmxGeometry%20height%3D%2230%22%20width%3D%2240%22%20x%3D%22220%22%20y%3D%22278%22%20as%3D%22geometry%22%2F%3E%3C%2FmxCell%3E%3CmxCell%20id%3D%2220%22%20parent%3D%221%22%20style%3D%22text%3Bhtml%3D1%3Balign%3Dcenter%3BverticalAlign%3Dmiddle%3Bresizable%3D0%3Bpoints%3D%5B%5D%3Bautosize%3D1%3BstrokeColor%3Dnone%3BfillColor%3Dnone%3B%22%20value%3D%22%26lt%3Bp%20style%3D%26quot%3Bcaret-color%3A%20rgb(0%2C%200%2C%200)%3B%20text-align%3A%20start%3B%20white-space%3A%20pre-wrap%3B%26quot%3B%20dir%3D%26quot%3Bauto%26quot%3B%26gt%3B%26lt%3Bbr%26gt%3B%26lt%3B%2Fp%26gt%3B%22%20vertex%3D%221%22%3E%3CmxGeometry%20height%3D%2250%22%20width%3D%2220%22%20x%3D%22770%22%20y%3D%22215%22%20as%3D%22geometry%22%2F%3E%3C%2FmxCell%3E%3CmxCell%20id%3D%2221%22%20edge%3D%221%22%20parent%3D%221%22%20style%3D%22edgeStyle%3DorthogonalEdgeStyle%3Brounded%3D0%3BorthogonalLoop%3D1%3BjettySize%3Dauto%3Bhtml%3D1%3BentryX%3D0.584%3BentryY%3D0%3BentryDx%3D0%3BentryDy%3D0%3BentryPerimeter%3D0%3BendArrow%3Dnone%3BstartFill%3D0%3B%22%20target%3D%2213%22%3E%3CmxGeometry%20relative%3D%221%22%20as%3D%22geometry%22%3E%3CArray%20as%3D%22points%22%3E%3CmxPoint%20x%3D%22700%22%20y%3D%22470%22%2F%3E%3C%2FArray%3E%3CmxPoint%20x%3D%22664.9981818181818%22%20y%3D%22470.0181818181818%22%20as%3D%22sourcePoint%22%2F%3E%3CmxPoint%20x%3D%22700.04%22%20y%3D%22510%22%20as%3D%22targetPoint%22%2F%3E%3C%2FmxGeometry%3E%3C%2FmxCell%3E%3CmxCell%20id%3D%2222%22%20edge%3D%221%22%20parent%3D%221%22%20style%3D%22edgeStyle%3DorthogonalEdgeStyle%3Brounded%3D0%3BorthogonalLoop%3D1%3BjettySize%3Dauto%3Bhtml%3D1%3BentryX%3D0.461%3BentryY%3D0.059%3BentryDx%3D0%3BentryDy%3D0%3BentryPerimeter%3D0%3BendArrow%3Dnone%3BstartFill%3D0%3B%22%20target%3D%2226%22%3E%3CmxGeometry%20relative%3D%221%22%20as%3D%22geometry%22%3E%3CArray%20as%3D%22points%22%3E%3CmxPoint%20x%3D%22370%22%20y%3D%22470%22%2F%3E%3CmxPoint%20x%3D%22370%22%20y%3D%22532%22%2F%3E%3CmxPoint%20x%3D%22360%22%20y%3D%22532%22%2F%3E%3C%2FArray%3E%3CmxPoint%20x%3D%22435%22%20y%3D%22470%22%20as%3D%22sourcePoint%22%2F%3E%3CmxPoint%20x%3D%22370%22%20y%3D%22500%22%20as%3D%22targetPoint%22%2F%3E%3C%2FmxGeometry%3E%3C%2FmxCell%3E%3CmxCell%20id%3D%2223%22%20parent%3D%221%22%20style%3D%22rhombus%3BwhiteSpace%3Dwrap%3Bhtml%3D1%3B%22%20value%3D%22%26lt%3Bdiv%</w:t>
+        <w:t>%3Bhtml%3D1%3B%22%20value%3D%22%26lt%3Bdiv%20style%3D%26quot%3Bline-height%3A%2030%25%3B%26quot%3B%26gt%3B%26lt%3Bp%20style%3D%26quot%3Btext-align%3A%20left%3B%20white-space-collapse%3A%20preserve%3B%20caret-color%3A%20rgb(0%2C%200%2C%200)%3B%26quot%3B%20dir%3D%26quot%3Bauto%26quot%3B%26gt%3B%26lt%3Bfont%20style%3D%26quot%3Bfont-size%3A%2011px%3B%20line-height%3A%2030%25%3B%26quot%3B%26gt%3B%D0%9E%D1%81%D1%82%D0%B0%D0%BB%D0%B0%D1%81%D1%8C%20%D1%80%D0%BE%D0%B2%D0%BD%D0%BE%20%26lt%3Bspan%20style%3D%26quot%3Bbackground-color%3A%20transparent%3B%20color%3A%20light-dark(rgb(0%2C%200%2C%200)%2C%20rgb(255%2C%20255%2C%20255))%3B%26quot%3B%26gt%3B%D0%BE%D0%B4%D0%BD%D0%B0%20%26lt%3B%2Fspan%26gt%3B%26lt%3B%2Ffont%26gt%3B%26lt%3B%2Fp%26gt%3B%26lt%3Bp%20style%3D%26quot%3Btext-align%3A%20left%3B%20white-space-collapse%3A%20preserve%3B%20caret-color%3A%20rgb(0%2C%200%2C%200)%3B%26quot%3B%20dir%3D%26quot%3Bauto%26quot%3B%26gt%3B%26lt%3Bspan%20style%3D%26quot%3Bbackground-color%3A%20transparent%3B%20color%3A%20light-dark(rgb(0%2C%200%2C%200)%2C%20rgb(255%2C%20255%2C%20255))%3B%26quot%3B%26gt%3B%26lt%3Bfont%20style%3D%26quot%3Bfont-size%3A%2011px%3B%20line-height%3A%2030%25%3B%26quot%3B%26gt%3B%D0%B0%D0%BA%D1%82%D0%B8%D0%B2%D0%BD%D0%B0%D1%8F%201%3F%20(q0%20%E2%86%92%20q1)%26lt%3B%2Ffont%26gt%3B%26lt%3B%2Fspan%26gt%3B%26lt%3B%2Fp%26gt%3B%26lt%3B%2Fdiv%26gt%3B%22%20vertex%3D%221%22%3E%3CmxGeometry%20height%3D%2280%22%20width%3D%22190%22%20x%3D%22285%22%20y%3D%22265%22%20as%3D%22geometry%22%2F%3E%3C%2FmxCell%3E%3CmxCell%20id%3D%2219%22%20parent%3D%221%22%20style%3D%22text%3Bhtml%3D1%3Balign%3Dcenter%3BverticalAlign%3Dmiddle%3Bresizable%3D0%3Bpoints%3D%5B%5D%3Bautosize%3D1%3BstrokeColor%3Dnone%3BfillColor%3Dnone%3B%22%20value%3D%22%D0%B4%D0%B0%22%20vertex%3D%221%22%3E%3CmxGeometry%20height%3D%2230%22%20width%3D%2240%22%20x%3D%22220%22%20y%3D%22278%22%20as%3D%22geometry%22%2F%3E%3C%2FmxCell%3E%3CmxCell%20id%3D%2220%22%20parent%3D%221%22%20style%3D%22text%3Bhtml%3D1%3Balign%3Dcenter%3BverticalAlign%3Dmiddle%3Bresizable%3D0%3Bpoints%3D%5B%5D%3Bautosize%3D1%3BstrokeColor%3Dnone%3BfillColor%3Dnone%3B%22%20value%3D%22%26lt%3Bp%20style%3D%26quot%3Bcaret-color%3A%20rgb(0%2C%200%2C%200)%3B%20text-align%3A%20start%3B%20white-space%3A%20pre-wrap%3B%26quot%3B%20dir%3D%26quot%3Bauto%26quot%3B%26gt%3B%26lt%3Bbr%26gt%3B%26lt%3B%2Fp%26gt%3B%22%20vertex%3D%221%22%3E%3CmxGeometry%20height%3D%2250%22%20width%3D%2220%22%20x%3D%22770%22%20y%3D%22215%22%20as%3D%22geometry%22%2F%3E%3C%2FmxCell%3E%3CmxCell%20id%3D%2221%22%20edge%3D%221%22%20parent%3D%221%22%20style%3D%22edgeStyle%3DorthogonalEdgeStyle%3Brounded%3D0%3BorthogonalLoop%3D1%3BjettySize%3Dauto%3Bhtml%3D1%3BentryX%3D0.584%3BentryY%3D0%3BentryDx%3D0%3BentryDy%3D0%3BentryPerimeter%3D0%3BendArrow%3Dnone%3BstartFill%3D0%3B%22%20target%3D%2213%22%3E%3CmxGeometry%20relative%3D%221%22%20as%3D%22geometry%22%3E%3CArray%20as%3D%22points%22%3E%3CmxPoint%20x%3D%22700%22%20y%3D%22470%22%2F%3E%3C%2FArray%3E%3CmxPoint%20x%3D%22664.9981818181818%22%20y%3D%22470.0181818181818%22%20as%3D%22sourcePoint%22%2F%3E%3CmxPoint%20x%3D%22700.04%22%20y%3D%22510%22%20as%3D%22targetPoint%22%2F%3E%3C%2FmxGeometry%3E%3C%2FmxCell%3E%3CmxCell%20id%3D%2222%22%20edge%3D%221%22%20parent%3D%221%22%20style%3D%22edgeStyle%3DorthogonalEdgeStyle%3Brounded%3D0%3BorthogonalLoop%3D1%3BjettySize%3Dauto%3Bhtml%3D1%3BentryX%3D0.461%3BentryY%3D0.059%3BentryDx%3D0%3BentryDy%3D0%3BentryPerimeter%3D0%3BendArrow%3Dnone%3BstartFill%3D0%3B%22%20target%3D%2226%22%3E%3CmxGeometry%20relative%3D%221%22%20as%3D%22geometry%22%3E%3CArray%20as%3D%22points%22%3E%3CmxPoint%20x%3D%22370%22%20y%3D%22470%22%2F%3E%3CmxPoint%20x%3D%22370%22%20y%3D%22532%22%2F%3E%3CmxPoint%20x%3D%22360%22%20y%3D%22532%22%2F%3E%3C%2FArray%3E%3CmxPoint%20x%3D%22435%22%20y%3D%22470%22%20as%3D%22sourcePoint%22%2F%3E%3CmxPoint%20x%3D%22370%22%20y%3D%22500%22%20as%3D%22targetPoint%22%2F%3E%3C%2FmxGeometry%3E%3C%2FmxCell%3E%3CmxCell%20id%3D%2223%22%20parent%3D%221%22%20style%3D%22rhombus%3BwhiteSpace%3Dwrap%3Bhtml%3D1%3B%22%20value%3D%22%26lt%3Bdiv%20s</w:t>
       </w:r>
       <w:r>
         <w:rPr>
@@ -1831,7 +1792,7 @@
           <w:szCs w:val="0"/>
           <w:shd w:val="clear" w:fill="ECECEC"/>
         </w:rPr>
-        <w:t>20style%3D%26quot%3Bline-height%3A%2060%25%3B%26quot%3B%26gt%3B%26lt%3Bp%20style%3D%26quot%3Bcaret-color%3A%20rgb(0%2C%200%2C%200)%3B%20text-align%3A%20start%3B%20white-space-collapse%3A%20preserve%3B%26quot%3B%20dir%3D%26quot%3Bauto%26quot%3B%26gt%3B%26lt%3Bfont%20style%3D%26quot%3Bfont-size%3A%2011px%3B%20line-height%3A%2060%25%3B%26quot%3B%26gt%3B%D0%97%D0%B0%D0%BA%D0%BE%D0%BD%D1%87%D0%B8%D0%BB%D0%B8%20%D0%BF%D1%80%D0%BE%D1%85%D0%BE%D0%B4%20%D0%B2%20%D1%80%D0%B5%D0%B6%D0%B8%D0%BC%D0%B5%20%26lt%3B%2Ffont%26gt%3B%26lt%3B%2Fp%26gt%3B%26lt%3Bp%20style%3D%26quot%3Bcaret-color%3A%20rgb(0%2C%200%2C%200)%3B%20text-align%3A%20start%3B%20white-space-collapse%3A%20preserve%3B%26quot%3B%20dir%3D%26quot%3Bauto%26quot%3B%26gt%3B%26lt%3Bfont%20style%3D%26quot%3Bfont-size%3A%2011px%3B%20line-height%3A%2060%25%3B%26quot%3B%26gt%3B%26quot%3B%D0%BE%D1%81%D1%82%D0%B0%D0%B2%D0%B8%D1%82%D1%8C%26quot%3B%3F%20(%D1%87%D1%91%D1%82%D0%BD%D0%BE%D0%B5%20%D0%BA%D0%BE%D0%BB%D0%B8%D1%87%D0%B5%D1%81%D1%82%D0%B2%D0%BE%3F)%26lt%3B%2Ffont%26gt%3B%26lt%3B%2Fp%26gt%3B%26lt%3B%2Fdiv%26gt%3B%22%20vertex%3D%221%22%3E%3CmxGeometry%20height%3D%22100%22%20width%3D%22230%22%20x%3D%22435%22%20y%3D%22420%22%20as%3D%22geometry%22%2F%3E%3C%2FmxCell%3E%3CmxCell%20id%3D%2224%22%20parent%3D%221%22%20style%3D%22text%3Bhtml%3D1%3Balign%3Dcenter%3BverticalAlign%3Dmiddle%3Bresizable%3D0%3Bpoints%3D%5B%5D%3Bautosize%3D1%3BstrokeColor%3Dnone%3BfillColor%3Dnone%3B%22%20value%3D%22%D0%B4%D0%B0%22%20vertex%3D%221%22%3E%3CmxGeometry%20height%3D%2230%22%20width%3D%2240%22%20x%3D%22660%22%20y%3D%22448%22%20as%3D%22geometry%22%2F%3E%3C%2FmxCell%3E%3CmxCell%20id%3D%2225%22%20parent%3D%221%22%20style%3D%22text%3Bhtml%3D1%3Balign%3Dcenter%3BverticalAlign%3Dmiddle%3Bresizable%3D0%3Bpoints%3D%5B%5D%3Bautosize%3D1%3BstrokeColor%3Dnone%3BfillColor%3Dnone%3B%22%20value%3D%22%D0%BD%D0%B5%D1%82%22%20vertex%3D%221%22%3E%3CmxGeometry%20height%3D%2230%22%20width%3D%2240%22%20x%3D%22382%22%20y%3D%22444%22%20as%3D%22geometry%22%2F%3E%3C%2FmxCell%3E%3CmxCell%20id%3D%2226%22%20parent%3D%221%22%20style%3D%22shape%3Dparallelogram%3Bperimeter%3DparallelogramPerimeter%3BwhiteSpace%3Dwrap%3Bhtml%3D1%3BfixedSize%3D1%3B%22%20value%3D%22%26lt%3Bp%20style%3D%26quot%3Bcaret-color%3A%20rgb(0%2C%200%2C%200)%3B%20text-align%3A%20start%3B%20white-space-collapse%3A%20preserve%3B%26quot%3B%20dir%3D%26quot%3Bauto%26quot%3B%26gt%3B%D0%97%D0%B0%D0%BF%D0%B8%D1%81%D0%B0%D1%82%D1%8C%20N%20%D0%B8%20%D0%BE%D1%87%D0%B8%D1%81%D1%82%D0%B8%D1%82%D1%8C%20%D0%BB%D0%B5%D0%BD%D1%82%D1%83%26lt%3B%2Fp%26gt%3B%22%20vertex%3D%221%22%3E%3CmxGeometry%20height%3D%2240%22%20width%3D%22195%22%20x%3D%22270%22%20y%3D%22530%22%20as%3D%22geometry%22%2F%3E%3C%2FmxCell%3E%3C%2Froot%3E%3C%2FmxGraphModel%3E%3CmxGraphModel%3E%3Croot%3E%3CmxCell%20id%3D%220%22%2F%3E%3CmxCell%20id%3D%221%22%20parent%3D%220%22%2F%3E%3CmxCell%20id%3D%222%22%20edge%3D%221%22%20parent%3D%221%22%20source%3D%223%22%20style%3D%22edgeStyle%3DorthogonalEdgeStyle%3Brounded%3D0%3BorthogonalLoop%3D1%3BjettySize%3Dauto%3Bhtml%3D1%3BendArrow%3Dnone%3BstartFill%3D0%3B%22%20target%3D%225%22%3E%3CmxGeometry%20relative%3D%221%22%20as%3D%22geometry%22%2F%3E%3C%2FmxCell%3E%3CmxCell%20id%3D%223%22%20parent%3D%221%22%20style%3D%22strokeWidth%3D1%3Bhtml%3D1%3Bshape%3Dmxgraph.flowchart.terminator%3BwhiteSpace%3Dwrap%3B%22%20value%3D%22%D0%9D%D0%B0%D1%87%D0%B0%D0%BB%D0%BE%22%20vertex%3D%221%22%3E%3CmxGeometry%20height%3D%2260%22%20width%3D%22130%22%20x%3D%22315%22%20y%3D%22100%22%20as%3D%22geometry%22%2F%3E%3C%2FmxCell%3E%3CmxCell%20id%3D%224%22%20edge%3D%221%22%20parent%3D%221%22%20source%3D%225%22%20style%3D%22edgeStyle%3DorthogonalEdgeStyle%3Brounded%3D0%3BorthogonalLoop%3D1%3BjettySize%3Dauto%3Bhtml%3D1%3BendArrow%3Dnone%3BstartFill%3D0%3B%22%3E%3CmxGeometry%20relative%3D%221%22%20as%3D%22geometry%22%3E%3CmxPoint%20x%3D%22379.9999999999998%22%20y%3D%22260%22%20as%3D%22targetPoint%22%2F%3E%3C%2FmxGeometry%3E%3C%2FmxCell%3E%3CmxCell%20id%3D%225%22%20parent%3D%221%22%20style%3D%22shape%3Dparallelogram%3Bperimeter%3DparallelogramPerimeter%3Bwh</w:t>
+        <w:t>tyle%3D%26quot%3Bline-height%3A%2060%25%3B%26quot%3B%26gt%3B%26lt%3Bp%20style%3D%26quot%3Bcaret-color%3A%20rgb(0%2C%200%2C%200)%3B%20text-align%3A%20start%3B%20white-space-collapse%3A%20preserve%3B%26quot%3B%20dir%3D%26quot%3Bauto%26quot%3B%26gt%3B%26lt%3Bfont%20style%3D%26quot%3Bfont-size%3A%2011px%3B%20line-height%3A%2060%25%3B%26quot%3B%26gt%3B%D0%97%D0%B0%D0%BA%D0%BE%D0%BD%D1%87%D0%B8%D0%BB%D0%B8%20%D0%BF%D1%80%D0%BE%D1%85%D0%BE%D0%B4%20%D0%B2%20%D1%80%D0%B5%D0%B6%D0%B8%D0%BC%D0%B5%20%26lt%3B%2Ffont%26gt%3B%26lt%3B%2Fp%26gt%3B%26lt%3Bp%20style%3D%26quot%3Bcaret-color%3A%20rgb(0%2C%200%2C%200)%3B%20text-align%3A%20start%3B%20white-space-collapse%3A%20preserve%3B%26quot%3B%20dir%3D%26quot%3Bauto%26quot%3B%26gt%3B%26lt%3Bfont%20style%3D%26quot%3Bfont-size%3A%2011px%3B%20line-height%3A%2060%25%3B%26quot%3B%26gt%3B%26quot%3B%D0%BE%D1%81%D1%82%D0%B0%D0%B2%D0%B8%D1%82%D1%8C%26quot%3B%3F%20(%D1%87%D1%91%D1%82%D0%BD%D0%BE%D0%B5%20%D0%BA%D0%BE%D0%BB%D0%B8%D1%87%D0%B5%D1%81%D1%82%D0%B2%D0%BE%3F)%26lt%3B%2Ffont%26gt%3B%26lt%3B%2Fp%26gt%3B%26lt%3B%2Fdiv%26gt%3B%22%20vertex%3D%221%22%3E%3CmxGeometry%20height%3D%22100%22%20width%3D%22230%22%20x%3D%22435%22%20y%3D%22420%22%20as%3D%22geometry%22%2F%3E%3C%2FmxCell%3E%3CmxCell%20id%3D%2224%22%20parent%3D%221%22%20style%3D%22text%3Bhtml%3D1%3Balign%3Dcenter%3BverticalAlign%3Dmiddle%3Bresizable%3D0%3Bpoints%3D%5B%5D%3Bautosize%3D1%3BstrokeColor%3Dnone%3BfillColor%3Dnone%3B%22%20value%3D%22%D0%B4%D0%B0%22%20vertex%3D%221%22%3E%3CmxGeometry%20height%3D%2230%22%20width%3D%2240%22%20x%3D%22660%22%20y%3D%22448%22%20as%3D%22geometry%22%2F%3E%3C%2FmxCell%3E%3CmxCell%20id%3D%2225%22%20parent%3D%221%22%20style%3D%22text%3Bhtml%3D1%3Balign%3Dcenter%3BverticalAlign%3Dmiddle%3Bresizable%3D0%3Bpoints%3D%5B%5D%3Bautosize%3D1%3BstrokeColor%3Dnone%3BfillColor%3Dnone%3B%22%20value%3D%22%D0%BD%D0%B5%D1%82%22%20vertex%3D%221%22%3E%3CmxGeometry%20height%3D%2230%22%20width%3D%2240%22%20x%3D%22382%22%20y%3D%22444%22%20as%3D%22geometry%22%2F%3E%3C%2FmxCell%3E%3CmxCell%20id%3D%2226%22%20parent%3D%221%22%20style%3D%22shape%3Dparallelogram%3Bperimeter%3DparallelogramPerimeter%3BwhiteSpace%3Dwrap%3Bhtml%3D1%3BfixedSize%3D1%3B%22%20value%3D%22%26lt%3Bp%20style%3D%26quot%3Bcaret-color%3A%20rgb(0%2C%200%2C%200)%3B%20text-align%3A%20start%3B%20white-space-collapse%3A%20preserve%3B%26quot%3B%20dir%3D%26quot%3Bauto%26quot%3B%26gt%3B%D0%97%D0%B0%D0%BF%D0%B8%D1%81%D0%B0%D1%82%D1%8C%20N%20%D0%B8%20%D0%BE%D1%87%D0%B8%D1%81%D1%82%D0%B8%D1%82%D1%8C%20%D0%BB%D0%B5%D0%BD%D1%82%D1%83%26lt%3B%2Fp%26gt%3B%22%20vertex%3D%221%22%3E%3CmxGeometry%20height%3D%2240%22%20width%3D%22195%22%20x%3D%22270%22%20y%3D%22530%22%20as%3D%22geometry%22%2F%3E%3C%2FmxCell%3E%3C%2Froot%3E%3C%2FmxGraphModel%3E%3CmxGraphModel%3E%3Croot%3E%3CmxCell%20id%3D%220%22%2F%3E%3CmxCell%20id%3D%221%22%20parent%3D%220%22%2F%3E%3CmxCell%20id%3D%222%22%20edge%3D%221%22%20parent%3D%221%22%20source%3D%223%22%20style%3D%22edgeStyle%3DorthogonalEdgeStyle%3Brounded%3D0%3BorthogonalLoop%3D1%3BjettySize%3Dauto%3Bhtml%3D1%3BendArrow%3Dnone%3BstartFill%3D0%3B%22%20target%3D%225%22%3E%3CmxGeometry%20relative%3D%221%22%20as%3D%22geometry%22%2F%3E%3C%2FmxCell%3E%3CmxCell%20id%3D%223%22%20parent%3D%221%22%20style%3D%22strokeWidth%3D1%3Bhtml%3D1%3Bshape%3Dmxgraph.flowchart.terminator%3BwhiteSpace%3Dwrap%3B%22%20value%3D%22%D0%9D%D0%B0%D1%87%D0%B0%D0%BB%D0%BE%22%20vertex%3D%221%22%3E%3CmxGeometry%20height%3D%2260%22%20width%3D%22130%22%20x%3D%22315%22%20y%3D%22100%22%20as%3D%22geometry%22%2F%3E%3C%2FmxCell%3E%3CmxCell%20id%3D%224%22%20edge%3D%221%22%20parent%3D%221%22%20source%3D%225%22%20style%3D%22edgeStyle%3DorthogonalEdgeStyle%3Brounded%3D0%3BorthogonalLoop%3D1%3BjettySize%3Dauto%3Bhtml%3D1%3BendArrow%3Dnone%3BstartFill%3D0%3B%22%3E%3CmxGeometry%20relative%3D%221%22%20as%3D%22geometry%22%3E%3CmxPoint%20x%3D%22379.9999999999998%22%20y%3D%22260%22%20as%3D%22targetPoint%22%2F%3E%3C%2FmxGeometry%3E%3C%2FmxCell%3E%3CmxCell%20id%3D%225%22%20parent%3D%221%22%20style%3D%22shape%3Dparallelogram%3Bperimeter%3DparallelogramPerimeter%3Bwhite</w:t>
       </w:r>
       <w:r>
         <w:rPr>
@@ -1844,7 +1805,7 @@
           <w:szCs w:val="0"/>
           <w:shd w:val="clear" w:fill="ECECEC"/>
         </w:rPr>
-        <w:t>iteSpace%3Dwrap%3Bhtml%3D1%3BfixedSize%3D1%3B%22%20value%3D%22%D0%92%D0%B2%D0%BE%D0%B4%20%D1%81%D1%82%D1%80%D0%BE%D0%BA%D0%B8%20%D0%B8%D0%B7%20%D0%B5%D0%B4%D0%B5%D0%BD%D0%B8%D1%86%22%20vertex%3D%221%22%3E%3CmxGeometry%20height%3D%2260%22%20width%3D%22200%22%20x%3D%22280%22%20y%3D%22186%22%20as%3D%22geometry%22%2F%3E%3C%2FmxCell%3E%3CmxCell%20id%3D%226%22%20edge%3D%221%22%20parent%3D%221%22%20style%3D%22edgeStyle%3DorthogonalEdgeStyle%3Brounded%3D0%3BorthogonalLoop%3D1%3BjettySize%3Dauto%3Bhtml%3D1%3BendArrow%3Dnone%3BstartFill%3D0%3BendFill%3D1%3B%22%3E%3CmxGeometry%20relative%3D%221%22%20as%3D%22geometry%22%3E%3CArray%20as%3D%22points%22%3E%3CmxPoint%20x%3D%22210%22%20y%3D%22600%22%2F%3E%3C%2FArray%3E%3CmxPoint%20x%3D%22210%22%20y%3D%22405%22%20as%3D%22sourcePoint%22%2F%3E%3CmxPoint%20x%3D%22367%22%20y%3D%22600%22%20as%3D%22targetPoint%22%2F%3E%3C%2FmxGeometry%3E%3C%2FmxCell%3E%3CmxCell%20id%3D%227%22%20parent%3D%221%22%20style%3D%22rounded%3D0%3BwhiteSpace%3Dwrap%3Bhtml%3D1%3B%22%20value%3D%22%26lt%3Bp%20style%3D%26quot%3Bcaret-color%3A%20rgb(0%2C%200%2C%200)%3B%20text-align%3A%20start%3B%20white-space-collapse%3A%20preserve%3B%26quot%3B%20dir%3D%26quot%3Bauto%26quot%3B%26gt%3B%D0%97%D0%B0%D0%BF%D0%B8%D1%81%D0%B0%D1%82%D1%8C%20Y%20%D0%B8%20%D0%BE%D1%87%D0%B8%D1%81%D1%82%D0%B8%D1%82%D1%8C%20%D0%BB%D0%B5%D0%BD%D1%82%D1%83%20(q6%20%E2%86%92%20q7%20%E2%86%92%20q7a)%26lt%3B%2Fp%26gt%3B%22%20vertex%3D%221%22%3E%3CmxGeometry%20height%3D%2260%22%20width%3D%22120%22%20x%3D%22160%22%20y%3D%22345%22%20as%3D%22geometry%22%2F%3E%3C%2FmxCell%3E%3CmxCell%20id%3D%228%22%20parent%3D%221%22%20style%3D%22text%3Bhtml%3D1%3Balign%3Dcenter%3BverticalAlign%3Dmiddle%3Bresizable%3D0%3Bpoints%3D%5B%5D%3Bautosize%3D1%3BstrokeColor%3Dnone%3BfillColor%3Dnone%3B%22%20value%3D%22%D0%BD%D0%B5%D1%82%26lt%3Bdiv%26gt%3B%26lt%3Bbr%26gt%3B%26lt%3B%2Fdiv%26gt%3B%22%20vertex%3D%221%22%3E%3CmxGeometry%20height%3D%2240%22%20width%3D%2240%22%20x%3D%22480%22%20y%3D%22280%22%20as%3D%22geometry%22%2F%3E%3C%2FmxCell%3E%3CmxCell%20id%3D%229%22%20edge%3D%221%22%20parent%3D%221%22%20source%3D%2210%22%20style%3D%22edgeStyle%3DorthogonalEdgeStyle%3Brounded%3D0%3BorthogonalLoop%3D1%3BjettySize%3Dauto%3Bhtml%3D1%3BexitX%3D0.5%3BexitY%3D1%3BexitDx%3D0%3BexitDy%3D0%3BentryX%3D0.5%3BentryY%3D0%3BentryDx%3D0%3BentryDy%3D0%3BendArrow%3Dnone%3BstartFill%3D0%3B%22%20target%3D%2223%22%3E%3CmxGeometry%20relative%3D%221%22%20as%3D%22geometry%22%2F%3E%3C%2FmxCell%3E%3CmxCell%20id%3D%2210%22%20parent%3D%221%22%20style%3D%22rounded%3D0%3BwhiteSpace%3Dwrap%3Bhtml%3D1%3B%22%20value%3D%22%26lt%3Bp%20style%3D%26quot%3Bcaret-color%3A%20rgb(0%2C%200%2C%200)%3B%20text-align%3A%20start%3B%20white-space-collapse%3A%20preserve%3B%26quot%3B%20dir%3D%26quot%3Bauto%26quot%3B%26gt%3B%D0%9F%D1%80%D0%BE%D1%85%D0%BE%D0%B4%20%D0%B4%D0%B5%D0%BB%D0%B5%D0%BD%D0%B8%D1%8F%20%D0%BF%D0%BE%D0%BF%D0%BE%D0%BB%D0%B0%D0%BC%20(q3%20%E2%86%94%20q4)%26lt%3B%2Fp%26gt%3B%22%20vertex%3D%221%22%3E%3CmxGeometry%20height%3D%2260%22%20width%3D%22120%22%20x%3D%22490%22%20y%3D%22345%22%20as%3D%22geometry%22%2F%3E%3C%2FmxCell%3E%3CmxCell%20id%3D%2211%22%20parent%3D%221%22%20style%3D%22text%3BwhiteSpace%3Dwrap%3B%22%20value%3D%22%E2%94%8C%E2%94%80%E2%94%80%E2%94%80%E2%94%80%E2%94%80%E2%94%80%E2%94%80%E2%94%80%E2%94%80%E2%94%80%E2%94%80%E2%94%80%E2%94%80%E2%94%80%E2%94%80%E2%94%90%26%2310%3B%C2%A0%20%C2%A0%20%C2%A0%20%C2%A0%20%C2%A0%20%C2%A0%20%C2%A0%20%C2%A0%20%C2%A0%20%C2%A0%20%C2%A0%20%C2%A0%20%C2%A0%20%C2%A0%20%C2%A0%20%C2%A0%20%C2%A0%20%E2%94%82%C2%A0%20%C2%A0%20%D0%9D%D0%90%D0%A7%D0%90%D0%9B%D0%9E%C2%A0%20%C2%A0%20%C2%A0%E2%94%82%26%2310%3B%C2%A0%20%C2%A0%20%C2%A0%20%C2%A0%20%C2%A0%20%C2%A0%20%C2%A0%20%C2%A0%20%C2%A0%20%C2%A0%20%C2%A0%20%C2%A0%20%C2%A0%20%C2%A0%20%C2%A0%20%C2%A0%20%C2%A0%20%E2%94%94%E2%94%80%E2%94%80%E2%94%80%E2%94%80%E2%94%80%E2%94%80%E2%94%80%E2%94%AC%E2%94%80%E2%94%80%E2%94%80%E2%94%80%E2%94%80%E2%94%80%E2%94%80%E2%94%98%26%2310%3B%C2%A0%20%C2%A0%20%C2%A0%20%C2%A0%20%C2%A0%20%C2%A0%20%C2%A0%20%C2%A0%20%C2%A0%20%C2%A0%20%C2%A0%20%C2%A0%20%C2%A0%20%C2%A0%20</w:t>
+        <w:t>Space%3Dwrap%3Bhtml%3D1%3BfixedSize%3D1%3B%22%20value%3D%22%D0%92%D0%B2%D0%BE%D0%B4%20%D1%81%D1%82%D1%80%D0%BE%D0%BA%D0%B8%20%D0%B8%D0%B7%20%D0%B5%D0%B4%D0%B5%D0%BD%D0%B8%D1%86%22%20vertex%3D%221%22%3E%3CmxGeometry%20height%3D%2260%22%20width%3D%22200%22%20x%3D%22280%22%20y%3D%22186%22%20as%3D%22geometry%22%2F%3E%3C%2FmxCell%3E%3CmxCell%20id%3D%226%22%20edge%3D%221%22%20parent%3D%221%22%20style%3D%22edgeStyle%3DorthogonalEdgeStyle%3Brounded%3D0%3BorthogonalLoop%3D1%3BjettySize%3Dauto%3Bhtml%3D1%3BendArrow%3Dnone%3BstartFill%3D0%3BendFill%3D1%3B%22%3E%3CmxGeometry%20relative%3D%221%22%20as%3D%22geometry%22%3E%3CArray%20as%3D%22points%22%3E%3CmxPoint%20x%3D%22210%22%20y%3D%22600%22%2F%3E%3C%2FArray%3E%3CmxPoint%20x%3D%22210%22%20y%3D%22405%22%20as%3D%22sourcePoint%22%2F%3E%3CmxPoint%20x%3D%22367%22%20y%3D%22600%22%20as%3D%22targetPoint%22%2F%3E%3C%2FmxGeometry%3E%3C%2FmxCell%3E%3CmxCell%20id%3D%227%22%20parent%3D%221%22%20style%3D%22rounded%3D0%3BwhiteSpace%3Dwrap%3Bhtml%3D1%3B%22%20value%3D%22%26lt%3Bp%20style%3D%26quot%3Bcaret-color%3A%20rgb(0%2C%200%2C%200)%3B%20text-align%3A%20start%3B%20white-space-collapse%3A%20preserve%3B%26quot%3B%20dir%3D%26quot%3Bauto%26quot%3B%26gt%3B%D0%97%D0%B0%D0%BF%D0%B8%D1%81%D0%B0%D1%82%D1%8C%20Y%20%D0%B8%20%D0%BE%D1%87%D0%B8%D1%81%D1%82%D0%B8%D1%82%D1%8C%20%D0%BB%D0%B5%D0%BD%D1%82%D1%83%20(q6%20%E2%86%92%20q7%20%E2%86%92%20q7a)%26lt%3B%2Fp%26gt%3B%22%20vertex%3D%221%22%3E%3CmxGeometry%20height%3D%2260%22%20width%3D%22120%22%20x%3D%22160%22%20y%3D%22345%22%20as%3D%22geometry%22%2F%3E%3C%2FmxCell%3E%3CmxCell%20id%3D%228%22%20parent%3D%221%22%20style%3D%22text%3Bhtml%3D1%3Balign%3Dcenter%3BverticalAlign%3Dmiddle%3Bresizable%3D0%3Bpoints%3D%5B%5D%3Bautosize%3D1%3BstrokeColor%3Dnone%3BfillColor%3Dnone%3B%22%20value%3D%22%D0%BD%D0%B5%D1%82%26lt%3Bdiv%26gt%3B%26lt%3Bbr%26gt%3B%26lt%3B%2Fdiv%26gt%3B%22%20vertex%3D%221%22%3E%3CmxGeometry%20height%3D%2240%22%20width%3D%2240%22%20x%3D%22480%22%20y%3D%22280%22%20as%3D%22geometry%22%2F%3E%3C%2FmxCell%3E%3CmxCell%20id%3D%229%22%20edge%3D%221%22%20parent%3D%221%22%20source%3D%2210%22%20style%3D%22edgeStyle%3DorthogonalEdgeStyle%3Brounded%3D0%3BorthogonalLoop%3D1%3BjettySize%3Dauto%3Bhtml%3D1%3BexitX%3D0.5%3BexitY%3D1%3BexitDx%3D0%3BexitDy%3D0%3BentryX%3D0.5%3BentryY%3D0%3BentryDx%3D0%3BentryDy%3D0%3BendArrow%3Dnone%3BstartFill%3D0%3B%22%20target%3D%2223%22%3E%3CmxGeometry%20relative%3D%221%22%20as%3D%22geometry%22%2F%3E%3C%2FmxCell%3E%3CmxCell%20id%3D%2210%22%20parent%3D%221%22%20style%3D%22rounded%3D0%3BwhiteSpace%3Dwrap%3Bhtml%3D1%3B%22%20value%3D%22%26lt%3Bp%20style%3D%26quot%3Bcaret-color%3A%20rgb(0%2C%200%2C%200)%3B%20text-align%3A%20start%3B%20white-space-collapse%3A%20preserve%3B%26quot%3B%20dir%3D%26quot%3Bauto%26quot%3B%26gt%3B%D0%9F%D1%80%D0%BE%D1%85%D0%BE%D0%B4%20%D0%B4%D0%B5%D0%BB%D0%B5%D0%BD%D0%B8%D1%8F%20%D0%BF%D0%BE%D0%BF%D0%BE%D0%BB%D0%B0%D0%BC%20(q3%20%E2%86%94%20q4)%26lt%3B%2Fp%26gt%3B%22%20vertex%3D%221%22%3E%3CmxGeometry%20height%3D%2260%22%20width%3D%22120%22%20x%3D%22490%22%20y%3D%22345%22%20as%3D%22geometry%22%2F%3E%3C%2FmxCell%3E%3CmxCell%20id%3D%2211%22%20parent%3D%221%22%20style%3D%22text%3BwhiteSpace%3Dwrap%3B%22%20value%3D%22%E2%94%8C%E2%94%80%E2%94%80%E2%94%80%E2%94%80%E2%94%80%E2%94%80%E2%94%80%E2%94%80%E2%94%80%E2%94%80%E2%94%80%E2%94%80%E2%94%80%E2%94%80%E2%94%80%E2%94%90%26%2310%3B%C2%A0%20%C2%A0%20%C2%A0%20%C2%A0%20%C2%A0%20%C2%A0%20%C2%A0%20%C2%A0%20%C2%A0%20%C2%A0%20%C2%A0%20%C2%A0%20%C2%A0%20%C2%A0%20%C2%A0%20%C2%A0%20%C2%A0%20%E2%94%82%C2%A0%20%C2%A0%20%D0%9D%D0%90%D0%A7%D0%90%D0%9B%D0%9E%C2%A0%20%C2%A0%20%C2%A0%E2%94%82%26%2310%3B%C2%A0%20%C2%A0%20%C2%A0%20%C2%A0%20%C2%A0%20%C2%A0%20%C2%A0%20%C2%A0%20%C2%A0%20%C2%A0%20%C2%A0%20%C2%A0%20%C2%A0%20%C2%A0%20%C2%A0%20%C2%A0%20%C2%A0%20%E2%94%94%E2%94%80%E2%94%80%E2%94%80%E2%94%80%E2%94%80%E2%94%80%E2%94%80%E2%94%AC%E2%94%80%E2%94%80%E2%94%80%E2%94%80%E2%94%80%E2%94%80%E2%94%80%E2%94%98%26%2310%3B%C2%A0%20%C2%A0%20%C2%A0%20%C2%A0%20%C2%A0%20%C2%A0%20%C2%A0%20%C2%A0%20%C2%A0%20%C2%A0%20%C2%A0%20%C2%A0%20%C2%A0%20%C2%A0%20%C2</w:t>
       </w:r>
       <w:r>
         <w:rPr>
@@ -1857,7 +1818,7 @@
           <w:szCs w:val="0"/>
           <w:shd w:val="clear" w:fill="ECECEC"/>
         </w:rPr>
-        <w:t>%C2%A0%20%C2%A0%20%C2%A0%20%C2%A0%20%C2%A0%20%C2%A0%20%C2%A0%20%E2%94%82%26%2310%3B%C2%A0%20%C2%A0%20%C2%A0%20%C2%A0%20%C2%A0%20%C2%A0%20%C2%A0%20%C2%A0%20%C2%A0%20%C2%A0%20%C2%A0%20%C2%A0%20%C2%A0%20%C2%A0%20%C2%A0%20%C2%A0%20%C2%A0%20%C2%A0%20%C2%A0%20%C2%A0%20%C2%A0%20%E2%96%BC%26%2310%3B%C2%A0%20%C2%A0%20%C2%A0%20%C2%A0%20%C2%A0%20%C2%A0%20%C2%A0%20%C2%A0%20%C2%A0%20%C2%A0%20%C2%A0%20%C2%A0%20%C2%A0%20%C2%A0%20%C2%A0%20%C2%A0%E2%94%8C%E2%94%80%E2%94%80%E2%94%80%E2%94%80%E2%94%80%E2%94%80%E2%94%80%E2%94%80%E2%94%80%E2%94%80%E2%94%80%E2%94%80%E2%94%80%E2%94%80%E2%94%80%E2%94%80%E2%94%80%E2%94%80%E2%94%80%E2%94%80%E2%94%80%E2%94%80%E2%94%80%E2%94%90%26%2310%3B%C2%A0%20%C2%A0%20%C2%A0%20%C2%A0%20%C2%A0%20%C2%A0%20%C2%A0%20%C2%A0%20%C2%A0%20%C2%A0%20%C2%A0%20%C2%A0%20%C2%A0%20%C2%A0%20%C2%A0%20%C2%A0%E2%94%82%20%D0%92%D0%B2%D0%BE%D0%B4%20%D1%81%D1%82%D1%80%D0%BE%D0%BA%D0%B8%201%E2%80%A61%C2%A0%20%C2%A0%20%C2%A0%20%C2%A0%E2%94%82%26%2310%3B%C2%A0%20%C2%A0%20%C2%A0%20%C2%A0%20%C2%A0%20%C2%A0%20%C2%A0%20%C2%A0%20%C2%A0%20%C2%A0%20%C2%A0%20%C2%A0%20%C2%A0%20%C2%A0%20%C2%A0%20%C2%A0%E2%94%94%E2%94%80%E2%94%80%E2%94%80%E2%94%80%E2%94%80%E2%94%80%E2%94%80%E2%94%80%E2%94%80%E2%94%80%E2%94%80%E2%94%AC%E2%94%80%E2%94%80%E2%94%80%E2%94%80%E2%94%80%E2%94%80%E2%94%80%E2%94%80%E2%94%80%E2%94%80%E2%94%80%E2%94%98%26%2310%3B%C2%A0%20%C2%A0%20%C2%A0%20%C2%A0%20%C2%A0%20%C2%A0%20%C2%A0%20%C2%A0%20%C2%A0%20%C2%A0%20%C2%A0%20%C2%A0%20%C2%A0%20%C2%A0%20%C2%A0%20%C2%A0%20%C2%A0%20%C2%A0%20%C2%A0%20%C2%A0%20%C2%A0%20%C2%A0%E2%94%82%26%2310%3B%C2%A0%20%C2%A0%20%C2%A0%20%C2%A0%20%C2%A0%20%C2%A0%20%C2%A0%20%C2%A0%20%C2%A0%20%C2%A0%20%C2%A0%20%C2%A0%20%C2%A0%20%C2%A0%20%C2%A0%20%C2%A0%20%C2%A0%20%C2%A0%20%C2%A0%20%C2%A0%20%C2%A0%20%C2%A0%E2%96%BC%26%2310%3B%C2%A0%20%C2%A0%20%C2%A0%20%C2%A0%20%C2%A0%20%C2%A0%20%C2%A0%20%C2%A0%20%C2%A0%20%C2%A0%20%C2%A0%20%C2%A0%20%C2%A0%20%C2%A0%20%C2%A0%20%C2%A0%20%C2%A0%E2%94%8C%E2%94%80%E2%94%80%E2%94%80%E2%94%80%E2%94%80%E2%94%80%E2%94%80%E2%94%80%E2%94%80%E2%94%80%E2%94%80%E2%94%80%E2%94%80%E2%94%80%E2%94%80%E2%94%80%E2%94%80%E2%94%80%E2%94%80%E2%94%80%E2%94%80%E2%94%80%E2%94%80%E2%94%80%E2%94%80%E2%94%90%26%2310%3B%C2%A0%20%C2%A0%20%C2%A0%20%C2%A0%20%C2%A0%20%C2%A0%20%C2%A0%20%C2%A0%20%C2%A0%20%C2%A0%20%C2%A0%20%C2%A0%20%C2%A0%20%C2%A0%E2%94%8C%E2%94%80%E2%94%80%E2%94%80%E2%94%80%E2%94%80%E2%94%82%20%D0%9E%D1%81%D1%82%D0%B0%D0%BB%D0%B0%D1%81%D1%8C%20%D1%80%D0%BE%D0%B2%D0%BD%D0%BE%C2%A0%20%C2%A0%20%C2%A0%20%C2%A0%20%C2%A0%20%E2%94%82%26%2310%3B%C2%A0%20%C2%A0%20%C2%A0%20%C2%A0%20%C2%A0%20%C2%A0%20%C2%A0%20%C2%A0%20%C2%A0%20%C2%A0%20%C2%A0%20%C2%A0%20%C2%A0%20%C2%A0%E2%94%82%C2%A0%20%C2%A0%20%C2%A0%E2%94%82%20%D0%BE%D0%B4%D0%BD%D0%B0%20%D0%B0%D0%BA%D1%82%D0%B8%D0%B2%D0%BD%D0%B0%D1%8F%201%3F%C2%A0%20%C2%A0%20%C2%A0%20%C2%A0%20%E2%94%82%26%2310%3B%C2%A0%20%C2%A0%20%C2%A0%20%C2%A0%20%C2%A0%20%C2%A0%20%C2%A0%20%C2%A0%20%C2%A0%20%C2%A0%20%C2%A0%20%C2%A0%20%C2%A0%20%C2%A0%E2%94%82%C2%A0%20%C2%A0%20%C2%A0%E2%94%82%20(q0%20%E2%86%92%20q1)%C2%A0%20%C2%A0%20%C2%A0%20%C2%A0%20%C2%A0%20%C2%A0%20%C2%A0%20%C2%A0%E2%94%82%26%2310%3B%C2%A0%20%C2%A0%20%C2%A0%20%C2%A0%20%C2%A0%20%C2%A0%20%C2%A0%20%C2%A0%20%C2%A0%20%C2%A0%20%C2%A0%20%C2%A0%20%C2%A0%20%C2%A0%E2%94%82%C2%A0%20%C2%A0%20%C2%A0%E2%94%94%E2%94%80%E2%94%80%E2%94%80%E2%94%80%E2%94%80%E2%94%80%E2%94%80%E2%94%80%E2%94%80%E2%94%80%E2%94%80%E2%94%AC%E2%94%80%E2%94%80%E2%94%80%E2%94%80%E2%94%80%E2%94%80%E2%94%80%E2%94%80%E2%94%80%E2%94%80%E2%94%80%E2%94%80%E2%94%80%E2%94%98%26%2310%3B%C2%A0%20%C2%A0%20%C2%A0%20%C2%A0%20%C2%A0%20%C2%A0%20%C2%A0%20%C2%A0%20%C2%A0%20%C2%A0%20%C2%A0%20%C2%A0%20%C2%A0%20%C2%A0%E2%94%82%C2%A0%20%C2%A0%20%C2%A0%20%C2%A0%20%C2%A0%20%C2%A0%20%D0%B4%D0%B0%C2%A0%20%C2%A0%20%C2%A0%E2%94%82%C2%A0%20%C2%A0%20%C2%A0%20%D0%BD%D0%B5%D1%82%26%2310%3B%C2%A0%20%C2%A0%20%C2%A0%20%C2%A0%20%C2%A0%20%C2%A0%20%C2%A0%20%C2%A0%20%C2%A0%20%C2%A0%20%C2%A0%20%C2%A0%20%C2%A0%20%C2%A0%E2%94%82%C2%A0%20%C2%A0%20%C2%A0%20%C2%A0%20%C2%A0%20%C2%A0%20%C2%A0%20%C2%A0%20%C2%A0%20%C2%A0%E2%96%BC%C2%A0%20%C2%A0%20%C2%A0%20%C2%A0%20%C2%A</w:t>
+        <w:t>%A0%20%C2%A0%20%C2%A0%20%C2%A0%20%C2%A0%20%C2%A0%20%C2%A0%20%E2%94%82%26%2310%3B%C2%A0%20%C2%A0%20%C2%A0%20%C2%A0%20%C2%A0%20%C2%A0%20%C2%A0%20%C2%A0%20%C2%A0%20%C2%A0%20%C2%A0%20%C2%A0%20%C2%A0%20%C2%A0%20%C2%A0%20%C2%A0%20%C2%A0%20%C2%A0%20%C2%A0%20%C2%A0%20%C2%A0%20%E2%96%BC%26%2310%3B%C2%A0%20%C2%A0%20%C2%A0%20%C2%A0%20%C2%A0%20%C2%A0%20%C2%A0%20%C2%A0%20%C2%A0%20%C2%A0%20%C2%A0%20%C2%A0%20%C2%A0%20%C2%A0%20%C2%A0%20%C2%A0%E2%94%8C%E2%94%80%E2%94%80%E2%94%80%E2%94%80%E2%94%80%E2%94%80%E2%94%80%E2%94%80%E2%94%80%E2%94%80%E2%94%80%E2%94%80%E2%94%80%E2%94%80%E2%94%80%E2%94%80%E2%94%80%E2%94%80%E2%94%80%E2%94%80%E2%94%80%E2%94%80%E2%94%80%E2%94%90%26%2310%3B%C2%A0%20%C2%A0%20%C2%A0%20%C2%A0%20%C2%A0%20%C2%A0%20%C2%A0%20%C2%A0%20%C2%A0%20%C2%A0%20%C2%A0%20%C2%A0%20%C2%A0%20%C2%A0%20%C2%A0%20%C2%A0%E2%94%82%20%D0%92%D0%B2%D0%BE%D0%B4%20%D1%81%D1%82%D1%80%D0%BE%D0%BA%D0%B8%201%E2%80%A61%C2%A0%20%C2%A0%20%C2%A0%20%C2%A0%E2%94%82%26%2310%3B%C2%A0%20%C2%A0%20%C2%A0%20%C2%A0%20%C2%A0%20%C2%A0%20%C2%A0%20%C2%A0%20%C2%A0%20%C2%A0%20%C2%A0%20%C2%A0%20%C2%A0%20%C2%A0%20%C2%A0%20%C2%A0%E2%94%94%E2%94%80%E2%94%80%E2%94%80%E2%94%80%E2%94%80%E2%94%80%E2%94%80%E2%94%80%E2%94%80%E2%94%80%E2%94%80%E2%94%AC%E2%94%80%E2%94%80%E2%94%80%E2%94%80%E2%94%80%E2%94%80%E2%94%80%E2%94%80%E2%94%80%E2%94%80%E2%94%80%E2%94%98%26%2310%3B%C2%A0%20%C2%A0%20%C2%A0%20%C2%A0%20%C2%A0%20%C2%A0%20%C2%A0%20%C2%A0%20%C2%A0%20%C2%A0%20%C2%A0%20%C2%A0%20%C2%A0%20%C2%A0%20%C2%A0%20%C2%A0%20%C2%A0%20%C2%A0%20%C2%A0%20%C2%A0%20%C2%A0%20%C2%A0%E2%94%82%26%2310%3B%C2%A0%20%C2%A0%20%C2%A0%20%C2%A0%20%C2%A0%20%C2%A0%20%C2%A0%20%C2%A0%20%C2%A0%20%C2%A0%20%C2%A0%20%C2%A0%20%C2%A0%20%C2%A0%20%C2%A0%20%C2%A0%20%C2%A0%20%C2%A0%20%C2%A0%20%C2%A0%20%C2%A0%20%C2%A0%E2%96%BC%26%2310%3B%C2%A0%20%C2%A0%20%C2%A0%20%C2%A0%20%C2%A0%20%C2%A0%20%C2%A0%20%C2%A0%20%C2%A0%20%C2%A0%20%C2%A0%20%C2%A0%20%C2%A0%20%C2%A0%20%C2%A0%20%C2%A0%20%C2%A0%E2%94%8C%E2%94%80%E2%94%80%E2%94%80%E2%94%80%E2%94%80%E2%94%80%E2%94%80%E2%94%80%E2%94%80%E2%94%80%E2%94%80%E2%94%80%E2%94%80%E2%94%80%E2%94%80%E2%94%80%E2%94%80%E2%94%80%E2%94%80%E2%94%80%E2%94%80%E2%94%80%E2%94%80%E2%94%80%E2%94%80%E2%94%90%26%2310%3B%C2%A0%20%C2%A0%20%C2%A0%20%C2%A0%20%C2%A0%20%C2%A0%20%C2%A0%20%C2%A0%20%C2%A0%20%C2%A0%20%C2%A0%20%C2%A0%20%C2%A0%20%C2%A0%E2%94%8C%E2%94%80%E2%94%80%E2%94%80%E2%94%80%E2%94%80%E2%94%82%20%D0%9E%D1%81%D1%82%D0%B0%D0%BB%D0%B0%D1%81%D1%8C%20%D1%80%D0%BE%D0%B2%D0%BD%D0%BE%C2%A0%20%C2%A0%20%C2%A0%20%C2%A0%20%C2%A0%20%E2%94%82%26%2310%3B%C2%A0%20%C2%A0%20%C2%A0%20%C2%A0%20%C2%A0%20%C2%A0%20%C2%A0%20%C2%A0%20%C2%A0%20%C2%A0%20%C2%A0%20%C2%A0%20%C2%A0%20%C2%A0%E2%94%82%C2%A0%20%C2%A0%20%C2%A0%E2%94%82%20%D0%BE%D0%B4%D0%BD%D0%B0%20%D0%B0%D0%BA%D1%82%D0%B8%D0%B2%D0%BD%D0%B0%D1%8F%201%3F%C2%A0%20%C2%A0%20%C2%A0%20%C2%A0%20%E2%94%82%26%2310%3B%C2%A0%20%C2%A0%20%C2%A0%20%C2%A0%20%C2%A0%20%C2%A0%20%C2%A0%20%C2%A0%20%C2%A0%20%C2%A0%20%C2%A0%20%C2%A0%20%C2%A0%20%C2%A0%E2%94%82%C2%A0%20%C2%A0%20%C2%A0%E2%94%82%20(q0%20%E2%86%92%20q1)%C2%A0%20%C2%A0%20%C2%A0%20%C2%A0%20%C2%A0%20%C2%A0%20%C2%A0%20%C2%A0%E2%94%82%26%2310%3B%C2%A0%20%C2%A0%20%C2%A0%20%C2%A0%20%C2%A0%20%C2%A0%20%C2%A0%20%C2%A0%20%C2%A0%20%C2%A0%20%C2%A0%20%C2%A0%20%C2%A0%20%C2%A0%E2%94%82%C2%A0%20%C2%A0%20%C2%A0%E2%94%94%E2%94%80%E2%94%80%E2%94%80%E2%94%80%E2%94%80%E2%94%80%E2%94%80%E2%94%80%E2%94%80%E2%94%80%E2%94%80%E2%94%AC%E2%94%80%E2%94%80%E2%94%80%E2%94%80%E2%94%80%E2%94%80%E2%94%80%E2%94%80%E2%94%80%E2%94%80%E2%94%80%E2%94%80%E2%94%80%E2%94%98%26%2310%3B%C2%A0%20%C2%A0%20%C2%A0%20%C2%A0%20%C2%A0%20%C2%A0%20%C2%A0%20%C2%A0%20%C2%A0%20%C2%A0%20%C2%A0%20%C2%A0%20%C2%A0%20%C2%A0%E2%94%82%C2%A0%20%C2%A0%20%C2%A0%20%C2%A0%20%C2%A0%20%C2%A0%20%D0%B4%D0%B0%C2%A0%20%C2%A0%20%C2%A0%E2%94%82%C2%A0%20%C2%A0%20%C2%A0%20%D0%BD%D0%B5%D1%82%26%2310%3B%C2%A0%20%C2%A0%20%C2%A0%20%C2%A0%20%C2%A0%20%C2%A0%20%C2%A0%20%C2%A0%20%C2%A0%20%C2%A0%20%C2%A0%20%C2%A0%20%C2%A0%20%C2%A0%E2%94%82%C2%A0%20%C2%A0%20%C2%A0%20%C2%A0%20%C2%A0%20%C2%A0%20%C2%A0%20%C2%A0%20%C2%A0%20%C2%A0%E2%96%BC%C2%A0%20%C2%A0%20%C2%A0%20%C2%A0%20%C2%A0%2</w:t>
       </w:r>
       <w:r>
         <w:rPr>
@@ -1870,7 +1831,7 @@
           <w:szCs w:val="0"/>
           <w:shd w:val="clear" w:fill="ECECEC"/>
         </w:rPr>
-        <w:t>0%20%C2%A0%20%C2%A0%20%C2%A0%E2%94%82%26%2310%3B%C2%A0%20%C2%A0%20%C2%A0%20%C2%A0%20%C2%A0%20%C2%A0%20%C2%A0%20%C2%A0%20%C2%A0%20%C2%A0%20%C2%A0%20%C2%A0%20%C2%A0%20%C2%A0%E2%94%82%C2%A0%20%C2%A0%20%C2%A0%20%C2%A0%20%C2%A0%E2%94%8C%E2%94%80%E2%94%80%E2%94%80%E2%94%80%E2%94%80%E2%94%80%E2%94%80%E2%94%80%E2%94%80%E2%94%80%E2%94%80%E2%94%80%E2%94%80%E2%94%80%E2%94%80%E2%94%80%E2%94%80%E2%94%80%E2%94%80%E2%94%80%E2%94%90%C2%A0%20%C2%A0%20%E2%94%82%26%2310%3B%C2%A0%20%C2%A0%20%C2%A0%20%C2%A0%20%C2%A0%20%C2%A0%20%C2%A0%20%C2%A0%20%C2%A0%20%C2%A0%20%C2%A0%20%C2%A0%20%C2%A0%20%C2%A0%E2%94%82%C2%A0%20%C2%A0%20%C2%A0%20%C2%A0%20%C2%A0%E2%94%82%20%D0%97%D0%B0%D0%BF%D0%B8%D1%81%D0%B0%D1%82%D1%8C%20Y%C2%A0%20%C2%A0%20%C2%A0%20%C2%A0%20%C2%A0%E2%94%82%C2%A0%20%C2%A0%20%E2%94%82%26%2310%3B%C2%A0%20%C2%A0%20%C2%A0%20%C2%A0%20%C2%A0%20%C2%A0%20%C2%A0%20%C2%A0%20%C2%A0%20%C2%A0%20%C2%A0%20%C2%A0%20%C2%A0%20%C2%A0%E2%94%82%C2%A0%20%C2%A0%20%C2%A0%20%C2%A0%20%C2%A0%E2%94%82%20%D0%B8%20%D0%BE%D1%87%D0%B8%D1%81%D1%82%D0%B8%D1%82%D1%8C%20%D0%BB%D0%B5%D0%BD%D1%82%D1%83%C2%A0%20%C2%A0%E2%94%82%C2%A0%20%C2%A0%20%E2%94%82%26%2310%3B%C2%A0%20%C2%A0%20%C2%A0%20%C2%A0%20%C2%A0%20%C2%A0%20%C2%A0%20%C2%A0%20%C2%A0%20%C2%A0%20%C2%A0%20%C2%A0%20%C2%A0%20%C2%A0%E2%94%82%C2%A0%20%C2%A0%20%C2%A0%20%C2%A0%20%C2%A0%E2%94%82%20(q6%20%E2%86%92%20q7%20%E2%86%92%20q7a)%C2%A0%20%C2%A0%20%E2%94%82%C2%A0%20%C2%A0%20%E2%94%82%26%2310%3B%C2%A0%20%C2%A0%20%C2%A0%20%C2%A0%20%C2%A0%20%C2%A0%20%C2%A0%20%C2%A0%20%C2%A0%20%C2%A0%20%C2%A0%20%C2%A0%20%C2%A0%20%C2%A0%E2%94%82%C2%A0%20%C2%A0%20%C2%A0%20%C2%A0%20%C2%A0%E2%94%94%E2%94%80%E2%94%80%E2%94%80%E2%94%80%E2%94%80%E2%94%80%E2%94%80%E2%94%80%E2%94%AC%E2%94%80%E2%94%80%E2%94%80%E2%94%80%E2%94%80%E2%94%80%E2%94%80%E2%94%80%E2%94%80%E2%94%80%E2%94%80%E2%94%98%C2%A0%20%C2%A0%20%E2%94%82%26%2310%3B%C2%A0%20%C2%A0%20%C2%A0%20%C2%A0%20%C2%A0%20%C2%A0%20%C2%A0%20%C2%A0%20%C2%A0%20%C2%A0%20%C2%A0%20%C2%A0%20%C2%A0%20%C2%A0%E2%94%82%C2%A0%20%C2%A0%20%C2%A0%20%C2%A0%20%C2%A0%20%C2%A0%20%C2%A0%20%C2%A0%20%C2%A0%20%E2%94%82%C2%A0%20%C2%A0%20%C2%A0%20%C2%A0%20%C2%A0%20%C2%A0%20%C2%A0%20%C2%A0%20%E2%94%82%26%2310%3B%C2%A0%20%C2%A0%20%C2%A0%20%C2%A0%20%C2%A0%20%C2%A0%20%C2%A0%20%C2%A0%20%C2%A0%20%C2%A0%20%C2%A0%20%C2%A0%20%C2%A0%20%C2%A0%E2%94%82%C2%A0%20%C2%A0%20%C2%A0%20%C2%A0%20%C2%A0%20%C2%A0%20%C2%A0%20%C2%A0%20%C2%A0%20%E2%96%BC%C2%A0%20%C2%A0%20%C2%A0%20%C2%A0%20%C2%A0%20%C2%A0%20%C2%A0%20%C2%A0%20%E2%94%82%26%2310%3B%C2%A0%20%C2%A0%20%C2%A0%20%C2%A0%20%C2%A0%20%C2%A0%20%C2%A0%20%C2%A0%20%C2%A0%20%C2%A0%20%C2%A0%20%C2%A0%20%C2%A0%20%C2%A0%E2%94%82%C2%A0%20%C2%A0%20%C2%A0%20%C2%A0%20%C2%A0%E2%94%8C%E2%94%80%E2%94%80%E2%94%80%E2%94%80%E2%94%80%E2%94%80%E2%94%80%E2%94%80%E2%94%80%E2%94%80%E2%94%80%E2%94%80%E2%94%80%E2%94%80%E2%94%80%E2%94%80%E2%94%80%E2%94%80%E2%94%80%E2%94%80%E2%94%90%C2%A0%20%C2%A0%20%E2%94%82%26%2310%3B%C2%A0%20%C2%A0%20%C2%A0%20%C2%A0%20%C2%A0%20%C2%A0%20%C2%A0%20%C2%A0%20%C2%A0%20%C2%A0%20%C2%A0%20%C2%A0%20%C2%A0%20%C2%A0%E2%94%82%C2%A0%20%C2%A0%20%C2%A0%20%C2%A0%20%C2%A0%E2%94%82%C2%A0%20%C2%A0%20%C2%A0%20%C2%A0%D0%9A%D0%9E%D0%9D%D0%95%D0%A6%C2%A0%20%C2%A0%20%C2%A0%20%C2%A0%20%E2%94%82%C2%A0%20%C2%A0%20%E2%94%82%26%2310%3B%C2%A0%20%C2%A0%20%C2%A0%20%C2%A0%20%C2%A0%20%C2%A0%20%C2%A0%20%C2%A0%20%C2%A0%20%C2%A0%20%C2%A0%20%C2%A0%20%C2%A0%20%C2%A0%E2%94%82%C2%A0%20%C2%A0%20%C2%A0%20%C2%A0%20%C2%A0%E2%94%94%E2%94%80%E2%94%80%E2%94%80%E2%94%80%E2%94%80%E2%94%80%E2%94%80%E2%94%80%E2%94%80%E2%94%80%E2%94%80%E2%94%80%E2%94%80%E2%94%80%E2%94%80%E2%94%80%E2%94%80%E2%94%80%E2%94%80%E2%94%80%E2%94%98%C2%A0%20%C2%A0%20%E2%94%82%26%2310%3B%C2%A0%20%C2%A0%20%C2%A0%20%C2%A0%20%C2%A0%20%C2%A0%20%C2%A0%20%C2%A0%20%C2%A0%20%C2%A0%20%C2%A0%20%C2%A0%20%C2%A0%20%C2%A0%E2%94%82%C2%A0%20%C2%A0%20%C2%A0%20%C2%A0%20%C2%A0%20%C2%A0%20%C2%A0%20%C2%A0%20%C2%A0%20%C2%A0%20%C2%A0%20%C2%A0%20%C2%A0%20%C2%A0%20%C2%A0%20%C2%A0%20%C2%A0%20%C2%A0%20%E2%94%82%26%2310%3B%C2%A0%20%C2%A0%20%C2%A0%20%C2%A0%20%C2%A0%20%C2%A0%20%C2%A0%20%C2%A0%20%C2%A0%20%C2%A0%20%C2%A0%20%C2%A0%20%C2%A0%20%C2%A0%E2%94%82%C</w:t>
+        <w:t>0%C2%A0%20%C2%A0%20%C2%A0%E2%94%82%26%2310%3B%C2%A0%20%C2%A0%20%C2%A0%20%C2%A0%20%C2%A0%20%C2%A0%20%C2%A0%20%C2%A0%20%C2%A0%20%C2%A0%20%C2%A0%20%C2%A0%20%C2%A0%20%C2%A0%E2%94%82%C2%A0%20%C2%A0%20%C2%A0%20%C2%A0%20%C2%A0%E2%94%8C%E2%94%80%E2%94%80%E2%94%80%E2%94%80%E2%94%80%E2%94%80%E2%94%80%E2%94%80%E2%94%80%E2%94%80%E2%94%80%E2%94%80%E2%94%80%E2%94%80%E2%94%80%E2%94%80%E2%94%80%E2%94%80%E2%94%80%E2%94%80%E2%94%90%C2%A0%20%C2%A0%20%E2%94%82%26%2310%3B%C2%A0%20%C2%A0%20%C2%A0%20%C2%A0%20%C2%A0%20%C2%A0%20%C2%A0%20%C2%A0%20%C2%A0%20%C2%A0%20%C2%A0%20%C2%A0%20%C2%A0%20%C2%A0%E2%94%82%C2%A0%20%C2%A0%20%C2%A0%20%C2%A0%20%C2%A0%E2%94%82%20%D0%97%D0%B0%D0%BF%D0%B8%D1%81%D0%B0%D1%82%D1%8C%20Y%C2%A0%20%C2%A0%20%C2%A0%20%C2%A0%20%C2%A0%E2%94%82%C2%A0%20%C2%A0%20%E2%94%82%26%2310%3B%C2%A0%20%C2%A0%20%C2%A0%20%C2%A0%20%C2%A0%20%C2%A0%20%C2%A0%20%C2%A0%20%C2%A0%20%C2%A0%20%C2%A0%20%C2%A0%20%C2%A0%20%C2%A0%E2%94%82%C2%A0%20%C2%A0%20%C2%A0%20%C2%A0%20%C2%A0%E2%94%82%20%D0%B8%20%D0%BE%D1%87%D0%B8%D1%81%D1%82%D0%B8%D1%82%D1%8C%20%D0%BB%D0%B5%D0%BD%D1%82%D1%83%C2%A0%20%C2%A0%E2%94%82%C2%A0%20%C2%A0%20%E2%94%82%26%2310%3B%C2%A0%20%C2%A0%20%C2%A0%20%C2%A0%20%C2%A0%20%C2%A0%20%C2%A0%20%C2%A0%20%C2%A0%20%C2%A0%20%C2%A0%20%C2%A0%20%C2%A0%20%C2%A0%E2%94%82%C2%A0%20%C2%A0%20%C2%A0%20%C2%A0%20%C2%A0%E2%94%82%20(q6%20%E2%86%92%20q7%20%E2%86%92%20q7a)%C2%A0%20%C2%A0%20%E2%94%82%C2%A0%20%C2%A0%20%E2%94%82%26%2310%3B%C2%A0%20%C2%A0%20%C2%A0%20%C2%A0%20%C2%A0%20%C2%A0%20%C2%A0%20%C2%A0%20%C2%A0%20%C2%A0%20%C2%A0%20%C2%A0%20%C2%A0%20%C2%A0%E2%94%82%C2%A0%20%C2%A0%20%C2%A0%20%C2%A0%20%C2%A0%E2%94%94%E2%94%80%E2%94%80%E2%94%80%E2%94%80%E2%94%80%E2%94%80%E2%94%80%E2%94%80%E2%94%AC%E2%94%80%E2%94%80%E2%94%80%E2%94%80%E2%94%80%E2%94%80%E2%94%80%E2%94%80%E2%94%80%E2%94%80%E2%94%80%E2%94%98%C2%A0%20%C2%A0%20%E2%94%82%26%2310%3B%C2%A0%20%C2%A0%20%C2%A0%20%C2%A0%20%C2%A0%20%C2%A0%20%C2%A0%20%C2%A0%20%C2%A0%20%C2%A0%20%C2%A0%20%C2%A0%20%C2%A0%20%C2%A0%E2%94%82%C2%A0%20%C2%A0%20%C2%A0%20%C2%A0%20%C2%A0%20%C2%A0%20%C2%A0%20%C2%A0%20%C2%A0%20%E2%94%82%C2%A0%20%C2%A0%20%C2%A0%20%C2%A0%20%C2%A0%20%C2%A0%20%C2%A0%20%C2%A0%20%E2%94%82%26%2310%3B%C2%A0%20%C2%A0%20%C2%A0%20%C2%A0%20%C2%A0%20%C2%A0%20%C2%A0%20%C2%A0%20%C2%A0%20%C2%A0%20%C2%A0%20%C2%A0%20%C2%A0%20%C2%A0%E2%94%82%C2%A0%20%C2%A0%20%C2%A0%20%C2%A0%20%C2%A0%20%C2%A0%20%C2%A0%20%C2%A0%20%C2%A0%20%E2%96%BC%C2%A0%20%C2%A0%20%C2%A0%20%C2%A0%20%C2%A0%20%C2%A0%20%C2%A0%20%C2%A0%20%E2%94%82%26%2310%3B%C2%A0%20%C2%A0%20%C2%A0%20%C2%A0%20%C2%A0%20%C2%A0%20%C2%A0%20%C2%A0%20%C2%A0%20%C2%A0%20%C2%A0%20%C2%A0%20%C2%A0%20%C2%A0%E2%94%82%C2%A0%20%C2%A0%20%C2%A0%20%C2%A0%20%C2%A0%E2%94%8C%E2%94%80%E2%94%80%E2%94%80%E2%94%80%E2%94%80%E2%94%80%E2%94%80%E2%94%80%E2%94%80%E2%94%80%E2%94%80%E2%94%80%E2%94%80%E2%94%80%E2%94%80%E2%94%80%E2%94%80%E2%94%80%E2%94%80%E2%94%80%E2%94%90%C2%A0%20%C2%A0%20%E2%94%82%26%2310%3B%C2%A0%20%C2%A0%20%C2%A0%20%C2%A0%20%C2%A0%20%C2%A0%20%C2%A0%20%C2%A0%20%C2%A0%20%C2%A0%20%C2%A0%20%C2%A0%20%C2%A0%20%C2%A0%E2%94%82%C2%A0%20%C2%A0%20%C2%A0%20%C2%A0%20%C2%A0%E2%94%82%C2%A0%20%C2%A0%20%C2%A0%20%C2%A0%D0%9A%D0%9E%D0%9D%D0%95%D0%A6%C2%A0%20%C2%A0%20%C2%A0%20%C2%A0%20%E2%94%82%C2%A0%20%C2%A0%20%E2%94%82%26%2310%3B%C2%A0%20%C2%A0%20%C2%A0%20%C2%A0%20%C2%A0%20%C2%A0%20%C2%A0%20%C2%A0%20%C2%A0%20%C2%A0%20%C2%A0%20%C2%A0%20%C2%A0%20%C2%A0%E2%94%82%C2%A0%20%C2%A0%20%C2%A0%20%C2%A0%20%C2%A0%E2%94%94%E2%94%80%E2%94%80%E2%94%80%E2%94%80%E2%94%80%E2%94%80%E2%94%80%E2%94%80%E2%94%80%E2%94%80%E2%94%80%E2%94%80%E2%94%80%E2%94%80%E2%94%80%E2%94%80%E2%94%80%E2%94%80%E2%94%80%E2%94%80%E2%94%98%C2%A0%20%C2%A0%20%E2%94%82%26%2310%3B%C2%A0%20%C2%A0%20%C2%A0%20%C2%A0%20%C2%A0%20%C2%A0%20%C2%A0%20%C2%A0%20%C2%A0%20%C2%A0%20%C2%A0%20%C2%A0%20%C2%A0%20%C2%A0%E2%94%82%C2%A0%20%C2%A0%20%C2%A0%20%C2%A0%20%C2%A0%20%C2%A0%20%C2%A0%20%C2%A0%20%C2%A0%20%C2%A0%20%C2%A0%20%C2%A0%20%C2%A0%20%C2%A0%20%C2%A0%20%C2%A0%20%C2%A0%20%C2%A0%20%E2%94%82%26%2310%3B%C2%A0%20%C2%A0%20%C2%A0%20%C2%A0%20%C2%A0%20%C2%A0%20%C2%A0%20%C2%A0%20%C2%A0%20%C2%A0%20%C2%A0%20%C2%A0%20%C2%A0%20%C2%A0%E2%94%82%C2%A</w:t>
       </w:r>
       <w:r>
         <w:rPr>
@@ -1883,7 +1844,7 @@
           <w:szCs w:val="0"/>
           <w:shd w:val="clear" w:fill="ECECEC"/>
         </w:rPr>
-        <w:t>2%A0%20%C2%A0%20%C2%A0%20%C2%A0%20%C2%A0%20%C2%A0%20%C2%A0%20%C2%A0%20%C2%A0%20%C2%A0%20%C2%A0%20%C2%A0%20%C2%A0%20%C2%A0%20%C2%A0%20%C2%A0%20%C2%A0%20%C2%A0%20%E2%96%BC%26%2310%3B%C2%A0%20%C2%A0%20%C2%A0%20%C2%A0%20%C2%A0%20%C2%A0%20%C2%A0%20%C2%A0%20%C2%A0%20%C2%A0%20%C2%A0%20%C2%A0%20%C2%A0%20%C2%A0%E2%94%82%C2%A0%20%C2%A0%20%C2%A0%20%C2%A0%20%C2%A0%20%C2%A0%20%C2%A0%20%C2%A0%20%C2%A0%20%C2%A0%20%C2%A0%20%C2%A0%20%C2%A0%20%E2%94%8C%E2%94%80%E2%94%80%E2%94%80%E2%94%80%E2%94%80%E2%94%80%E2%94%80%E2%94%80%E2%94%80%E2%94%80%E2%94%80%E2%94%80%E2%94%80%E2%94%80%E2%94%80%E2%94%80%E2%94%80%E2%94%80%E2%94%80%E2%94%80%E2%94%90%26%2310%3B%C2%A0%20%C2%A0%20%C2%A0%20%C2%A0%20%C2%A0%20%C2%A0%20%C2%A0%20%C2%A0%20%C2%A0%20%C2%A0%20%C2%A0%20%C2%A0%20%C2%A0%20%C2%A0%E2%94%82%C2%A0%20%C2%A0%20%C2%A0%20%C2%A0%20%C2%A0%20%C2%A0%20%C2%A0%20%C2%A0%20%C2%A0%20%C2%A0%20%C2%A0%20%C2%A0%20%C2%A0%20%E2%94%82%20%D0%9F%D1%80%D0%BE%D1%85%D0%BE%D0%B4%20%D0%B4%D0%B5%D0%BB%D0%B5%D0%BD%D0%B8%D1%8F%C2%A0%20%C2%A0%20%C2%A0%E2%94%82%26%2310%3B%C2%A0%20%C2%A0%20%C2%A0%20%C2%A0%20%C2%A0%20%C2%A0%20%C2%A0%20%C2%A0%20%C2%A0%20%C2%A0%20%C2%A0%20%C2%A0%20%C2%A0%20%C2%A0%E2%94%82%C2%A0%20%C2%A0%20%C2%A0%20%C2%A0%20%C2%A0%20%C2%A0%20%C2%A0%20%C2%A0%20%C2%A0%20%C2%A0%20%C2%A0%20%C2%A0%20%C2%A0%20%E2%94%82%20%D0%BF%D0%BE%D0%BF%D0%BE%D0%BB%D0%B0%D0%BC%C2%A0%20%C2%A0%20%C2%A0%20%C2%A0%20%C2%A0%20%C2%A0%20%E2%94%82%26%2310%3B%C2%A0%20%C2%A0%20%C2%A0%20%C2%A0%20%C2%A0%20%C2%A0%20%C2%A0%20%C2%A0%20%C2%A0%20%C2%A0%20%C2%A0%20%C2%A0%20%C2%A0%20%C2%A0%E2%94%82%C2%A0%20%C2%A0%20%C2%A0%20%C2%A0%20%C2%A0%20%C2%A0%20%C2%A0%20%C2%A0%20%C2%A0%20%C2%A0%20%C2%A0%20%C2%A0%20%C2%A0%20%E2%94%82%20(q3%20%E2%86%94%20q4)%C2%A0%20%C2%A0%20%C2%A0%20%C2%A0%20%C2%A0%20%E2%94%82%26%2310%3B%C2%A0%20%C2%A0%20%C2%A0%20%C2%A0%20%C2%A0%20%C2%A0%20%C2%A0%20%C2%A0%20%C2%A0%20%C2%A0%20%C2%A0%20%C2%A0%20%C2%A0%20%C2%A0%E2%94%82%C2%A0%20%C2%A0%20%C2%A0%20%C2%A0%20%C2%A0%20%C2%A0%20%C2%A0%20%C2%A0%20%C2%A0%20%C2%A0%20%C2%A0%20%C2%A0%20%C2%A0%20%E2%94%94%E2%94%80%E2%94%80%E2%94%80%E2%94%80%E2%94%80%E2%94%80%E2%94%80%E2%94%80%E2%94%AC%E2%94%80%E2%94%80%E2%94%80%E2%94%80%E2%94%80%E2%94%80%E2%94%80%E2%94%80%E2%94%80%E2%94%80%E2%94%80%E2%94%98%26%2310%3B%C2%A0%20%C2%A0%20%C2%A0%20%C2%A0%20%C2%A0%20%C2%A0%20%C2%A0%20%C2%A0%20%C2%A0%20%C2%A0%20%C2%A0%20%C2%A0%20%C2%A0%20%C2%A0%E2%94%82%C2%A0%20%C2%A0%20%C2%A0%20%C2%A0%20%C2%A0%20%C2%A0%20%C2%A0%20%C2%A0%20%C2%A0%20%C2%A0%20%C2%A0%20%C2%A0%20%C2%A0%20%C2%A0%20%C2%A0%20%C2%A0%20%C2%A0%20%C2%A0%E2%94%82%26%2310%3B%C2%A0%20%C2%A0%20%C2%A0%20%C2%A0%20%C2%A0%20%C2%A0%20%C2%A0%20%C2%A0%20%C2%A0%20%C2%A0%20%C2%A0%20%C2%A0%20%C2%A0%20%C2%A0%E2%94%82%C2%A0%20%C2%A0%20%C2%A0%20%C2%A0%20%C2%A0%20%C2%A0%20%C2%A0%20%C2%A0%20%C2%A0%20%C2%A0%20%C2%A0%20%C2%A0%20%C2%A0%20%C2%A0%20%C2%A0%20%C2%A0%20%C2%A0%20%C2%A0%E2%96%BC%26%2310%3B%C2%A0%20%C2%A0%20%C2%A0%20%C2%A0%20%C2%A0%20%C2%A0%20%C2%A0%20%C2%A0%20%C2%A0%20%C2%A0%20%C2%A0%20%C2%A0%20%C2%A0%20%C2%A0%E2%94%82%C2%A0%20%C2%A0%20%C2%A0%20%C2%A0%20%C2%A0%20%C2%A0%20%C2%A0%20%C2%A0%20%C2%A0%20%C2%A0%20%C2%A0%20%C2%A0%20%C2%A0%20%E2%94%8C%E2%94%80%E2%94%80%E2%94%80%E2%94%80%E2%94%80%E2%94%80%E2%94%80%E2%94%80%E2%94%80%E2%94%80%E2%94%80%E2%94%80%E2%94%80%E2%94%80%E2%94%80%E2%94%80%E2%94%80%E2%94%80%E2%94%80%E2%94%80%E2%94%90%26%2310%3B%C2%A0%20%C2%A0%20%C2%A0%20%C2%A0%20%C2%A0%20%C2%A0%20%C2%A0%20%C2%A0%20%C2%A0%20%C2%A0%20%C2%A0%20%C2%A0%20%C2%A0%20%C2%A0%E2%94%82%C2%A0%20%C2%A0%20%C2%A0%20%C2%A0%20%C2%A0%20%C2%A0%20%C2%A0%20%C2%A0%20%C2%A0%20%C2%A0%20%C2%A0%20%C2%A0%20%C2%A0%20%E2%94%82%20%D0%94%D0%BE%D1%88%D0%BB%D0%B8%20%D0%B4%D0%BE%20%D0%BA%D0%BE%D0%BD%D1%86%D0%B0%C2%A0%20%C2%A0%20%C2%A0%E2%94%82%26%2310%3B%C2%A0%20%C2%A0%20%C2%A0%20%C2%A0%20%C2%A0%20%C2%A0%20%C2%A0%20%C2%A0%20%C2%A0%20%C2%A0%20%C2%A0%20%C2%A0%20%C2%A0%20%C2%A0%E2%94%82%C2%A0%20%C2%A0%20%C2%A0%20%C2%A0%20%C2%A0%20%C2%A0%20%C2%A0%20%C2%A0%20%C2%A0%20%C2%A0%20%C2%A0%20%C2%A0%20%C2%A0%20%E2%94%82%20%D1%81%D1%82%D1%80%D0%BE%D0%BA%D0%B8%3F%C2%A0%20%C2%A0%20%C2%A0%20%C2%A0%20%C2%A0%20%C2%A0%20%E2%94%82%26%2310%3B%C2%A</w:t>
+        <w:t>0%20%C2%A0%20%C2%A0%20%C2%A0%20%C2%A0%20%C2%A0%20%C2%A0%20%C2%A0%20%C2%A0%20%C2%A0%20%C2%A0%20%C2%A0%20%C2%A0%20%C2%A0%20%C2%A0%20%C2%A0%20%C2%A0%20%C2%A0%20%E2%96%BC%26%2310%3B%C2%A0%20%C2%A0%20%C2%A0%20%C2%A0%20%C2%A0%20%C2%A0%20%C2%A0%20%C2%A0%20%C2%A0%20%C2%A0%20%C2%A0%20%C2%A0%20%C2%A0%20%C2%A0%E2%94%82%C2%A0%20%C2%A0%20%C2%A0%20%C2%A0%20%C2%A0%20%C2%A0%20%C2%A0%20%C2%A0%20%C2%A0%20%C2%A0%20%C2%A0%20%C2%A0%20%C2%A0%20%E2%94%8C%E2%94%80%E2%94%80%E2%94%80%E2%94%80%E2%94%80%E2%94%80%E2%94%80%E2%94%80%E2%94%80%E2%94%80%E2%94%80%E2%94%80%E2%94%80%E2%94%80%E2%94%80%E2%94%80%E2%94%80%E2%94%80%E2%94%80%E2%94%80%E2%94%90%26%2310%3B%C2%A0%20%C2%A0%20%C2%A0%20%C2%A0%20%C2%A0%20%C2%A0%20%C2%A0%20%C2%A0%20%C2%A0%20%C2%A0%20%C2%A0%20%C2%A0%20%C2%A0%20%C2%A0%E2%94%82%C2%A0%20%C2%A0%20%C2%A0%20%C2%A0%20%C2%A0%20%C2%A0%20%C2%A0%20%C2%A0%20%C2%A0%20%C2%A0%20%C2%A0%20%C2%A0%20%C2%A0%20%E2%94%82%20%D0%9F%D1%80%D0%BE%D1%85%D0%BE%D0%B4%20%D0%B4%D0%B5%D0%BB%D0%B5%D0%BD%D0%B8%D1%8F%C2%A0%20%C2%A0%20%C2%A0%E2%94%82%26%2310%3B%C2%A0%20%C2%A0%20%C2%A0%20%C2%A0%20%C2%A0%20%C2%A0%20%C2%A0%20%C2%A0%20%C2%A0%20%C2%A0%20%C2%A0%20%C2%A0%20%C2%A0%20%C2%A0%E2%94%82%C2%A0%20%C2%A0%20%C2%A0%20%C2%A0%20%C2%A0%20%C2%A0%20%C2%A0%20%C2%A0%20%C2%A0%20%C2%A0%20%C2%A0%20%C2%A0%20%C2%A0%20%E2%94%82%20%D0%BF%D0%BE%D0%BF%D0%BE%D0%BB%D0%B0%D0%BC%C2%A0%20%C2%A0%20%C2%A0%20%C2%A0%20%C2%A0%20%C2%A0%20%E2%94%82%26%2310%3B%C2%A0%20%C2%A0%20%C2%A0%20%C2%A0%20%C2%A0%20%C2%A0%20%C2%A0%20%C2%A0%20%C2%A0%20%C2%A0%20%C2%A0%20%C2%A0%20%C2%A0%20%C2%A0%E2%94%82%C2%A0%20%C2%A0%20%C2%A0%20%C2%A0%20%C2%A0%20%C2%A0%20%C2%A0%20%C2%A0%20%C2%A0%20%C2%A0%20%C2%A0%20%C2%A0%20%C2%A0%20%E2%94%82%20(q3%20%E2%86%94%20q4)%C2%A0%20%C2%A0%20%C2%A0%20%C2%A0%20%C2%A0%20%E2%94%82%26%2310%3B%C2%A0%20%C2%A0%20%C2%A0%20%C2%A0%20%C2%A0%20%C2%A0%20%C2%A0%20%C2%A0%20%C2%A0%20%C2%A0%20%C2%A0%20%C2%A0%20%C2%A0%20%C2%A0%E2%94%82%C2%A0%20%C2%A0%20%C2%A0%20%C2%A0%20%C2%A0%20%C2%A0%20%C2%A0%20%C2%A0%20%C2%A0%20%C2%A0%20%C2%A0%20%C2%A0%20%C2%A0%20%E2%94%94%E2%94%80%E2%94%80%E2%94%80%E2%94%80%E2%94%80%E2%94%80%E2%94%80%E2%94%80%E2%94%AC%E2%94%80%E2%94%80%E2%94%80%E2%94%80%E2%94%80%E2%94%80%E2%94%80%E2%94%80%E2%94%80%E2%94%80%E2%94%80%E2%94%98%26%2310%3B%C2%A0%20%C2%A0%20%C2%A0%20%C2%A0%20%C2%A0%20%C2%A0%20%C2%A0%20%C2%A0%20%C2%A0%20%C2%A0%20%C2%A0%20%C2%A0%20%C2%A0%20%C2%A0%E2%94%82%C2%A0%20%C2%A0%20%C2%A0%20%C2%A0%20%C2%A0%20%C2%A0%20%C2%A0%20%C2%A0%20%C2%A0%20%C2%A0%20%C2%A0%20%C2%A0%20%C2%A0%20%C2%A0%20%C2%A0%20%C2%A0%20%C2%A0%20%C2%A0%E2%94%82%26%2310%3B%C2%A0%20%C2%A0%20%C2%A0%20%C2%A0%20%C2%A0%20%C2%A0%20%C2%A0%20%C2%A0%20%C2%A0%20%C2%A0%20%C2%A0%20%C2%A0%20%C2%A0%20%C2%A0%E2%94%82%C2%A0%20%C2%A0%20%C2%A0%20%C2%A0%20%C2%A0%20%C2%A0%20%C2%A0%20%C2%A0%20%C2%A0%20%C2%A0%20%C2%A0%20%C2%A0%20%C2%A0%20%C2%A0%20%C2%A0%20%C2%A0%20%C2%A0%20%C2%A0%E2%96%BC%26%2310%3B%C2%A0%20%C2%A0%20%C2%A0%20%C2%A0%20%C2%A0%20%C2%A0%20%C2%A0%20%C2%A0%20%C2%A0%20%C2%A0%20%C2%A0%20%C2%A0%20%C2%A0%20%C2%A0%E2%94%82%C2%A0%20%C2%A0%20%C2%A0%20%C2%A0%20%C2%A0%20%C2%A0%20%C2%A0%20%C2%A0%20%C2%A0%20%C2%A0%20%C2%A0%20%C2%A0%20%C2%A0%20%E2%94%8C%E2%94%80%E2%94%80%E2%94%80%E2%94%80%E2%94%80%E2%94%80%E2%94%80%E2%94%80%E2%94%80%E2%94%80%E2%94%80%E2%94%80%E2%94%80%E2%94%80%E2%94%80%E2%94%80%E2%94%80%E2%94%80%E2%94%80%E2%94%80%E2%94%90%26%2310%3B%C2%A0%20%C2%A0%20%C2%A0%20%C2%A0%20%C2%A0%20%C2%A0%20%C2%A0%20%C2%A0%20%C2%A0%20%C2%A0%20%C2%A0%20%C2%A0%20%C2%A0%20%C2%A0%E2%94%82%C2%A0%20%C2%A0%20%C2%A0%20%C2%A0%20%C2%A0%20%C2%A0%20%C2%A0%20%C2%A0%20%C2%A0%20%C2%A0%20%C2%A0%20%C2%A0%20%C2%A0%20%E2%94%82%20%D0%94%D0%BE%D1%88%D0%BB%D0%B8%20%D0%B4%D0%BE%20%D0%BA%D0%BE%D0%BD%D1%86%D0%B0%C2%A0%20%C2%A0%20%C2%A0%E2%94%82%26%2310%3B%C2%A0%20%C2%A0%20%C2%A0%20%C2%A0%20%C2%A0%20%C2%A0%20%C2%A0%20%C2%A0%20%C2%A0%20%C2%A0%20%C2%A0%20%C2%A0%20%C2%A0%20%C2%A0%E2%94%82%C2%A0%20%C2%A0%20%C2%A0%20%C2%A0%20%C2%A0%20%C2%A0%20%C2%A0%20%C2%A0%20%C2%A0%20%C2%A0%20%C2%A0%20%C2%A0%20%C2%A0%20%E2%94%82%20%D1%81%D1%82%D1%80%D0%BE%D0%BA%D0%B8%3F%C2%A0%20%C2%A0%20%C2%A0%20%C2%A0%20%C2%A0%20%C2%A0%20%E2%94%82%26%2310%3B%C2%A0%2</w:t>
       </w:r>
       <w:r>
         <w:rPr>
@@ -1896,7 +1857,7 @@
           <w:szCs w:val="0"/>
           <w:shd w:val="clear" w:fill="ECECEC"/>
         </w:rPr>
-        <w:t>0%20%C2%A0%20%C2%A0%20%C2%A0%20%C2%A0%20%C2%A0%20%C2%A0%20%C2%A0%20%C2%A0%20%C2%A0%20%C2%A0%20%C2%A0%20%C2%A0%20%C2%A0%E2%94%82%C2%A0%20%C2%A0%20%C2%A0%20%C2%A0%20%C2%A0%20%C2%A0%20%C2%A0%20%C2%A0%20%C2%A0%20%C2%A0%20%C2%A0%20%C2%A0%20%C2%A0%20%E2%94%94%E2%94%80%E2%94%80%E2%94%80%E2%94%80%E2%94%80%E2%94%80%E2%94%80%E2%94%80%E2%94%AC%E2%94%80%E2%94%80%E2%94%80%E2%94%80%E2%94%80%E2%94%80%E2%94%80%E2%94%80%E2%94%80%E2%94%80%E2%94%80%E2%94%98%26%2310%3B%C2%A0%20%C2%A0%20%C2%A0%20%C2%A0%20%C2%A0%20%C2%A0%20%C2%A0%20%C2%A0%20%C2%A0%20%C2%A0%20%C2%A0%20%C2%A0%20%C2%A0%20%C2%A0%E2%94%82%C2%A0%20%C2%A0%20%C2%A0%20%C2%A0%20%C2%A0%20%C2%A0%20%C2%A0%20%C2%A0%20%C2%A0%20%C2%A0%20%C2%A0%20%C2%A0%20%C2%A0%20%C2%A0%20%C2%A0%20%C2%A0%20%C2%A0%20%C2%A0%E2%94%82%26%2310%3B%C2%A0%20%C2%A0%20%C2%A0%20%C2%A0%20%C2%A0%20%C2%A0%20%C2%A0%20%C2%A0%20%C2%A0%20%C2%A0%20%C2%A0%20%C2%A0%20%C2%A0%20%C2%A0%E2%94%82%C2%A0%20%C2%A0%20%C2%A0%20%C2%A0%20%C2%A0%20%C2%A0%20%C2%A0%20%C2%A0%20%C2%A0%20%C2%A0%20%C2%A0%20%C2%A0%20%E2%94%8C%E2%94%80%E2%94%80%E2%94%80%E2%94%80%E2%94%80%E2%94%80%E2%94%80%E2%94%80%E2%94%80%E2%94%80%E2%94%B4%E2%94%80%E2%94%80%E2%94%80%E2%94%80%E2%94%80%E2%94%80%E2%94%80%E2%94%80%E2%94%80%E2%94%80%E2%94%90%26%2310%3B%C2%A0%20%C2%A0%20%C2%A0%20%C2%A0%20%C2%A0%20%C2%A0%20%C2%A0%20%C2%A0%20%C2%A0%20%C2%A0%20%C2%A0%20%C2%A0%20%C2%A0%20%C2%A0%E2%94%82%C2%A0%20%C2%A0%20%C2%A0%20%C2%A0%20%C2%A0%20%C2%A0%20%C2%A0%20%C2%A0%20%C2%A0%20%C2%A0%20%C2%A0%20%C2%A0%20%E2%94%82%C2%A0%20%C2%A0%20%C2%A0%20%C2%A0%20%C2%A0%20%C2%A0%20%C2%A0%20%C2%A0%20%C2%A0%20%C2%A0%20%C2%A0%E2%94%82%26%2310%3B%C2%A0%20%C2%A0%20%C2%A0%20%C2%A0%20%C2%A0%20%C2%A0%20%C2%A0%20%C2%A0%20%C2%A0%20%C2%A0%20%C2%A0%20%C2%A0%20%C2%A0%20%C2%A0%E2%94%82%C2%A0%20%C2%A0%20%C2%A0%20%C2%A0%20%C2%A0%20%C2%A0%20%C2%A0%20%C2%A0%20%C2%A0%20%C2%A0%20%C2%A0%20%C2%A0%20%E2%96%BC%C2%A0%20%C2%A0%20%C2%A0%20%C2%A0%20%C2%A0%20%C2%A0%20%C2%A0%20%C2%A0%20%C2%A0%20%C2%A0%20%C2%A0%E2%96%BC%26%2310%3B%C2%A0%20%C2%A0%20%C2%A0%20%C2%A0%20%C2%A0%20%C2%A0%20%C2%A0%20%C2%A0%20%C2%A0%20%C2%A0%20%C2%A0%20%C2%A0%20%C2%A0%20%C2%A0%E2%94%82%C2%A0%20%C2%A0%20%C2%A0%20%C2%A0%20%C2%A0%20%C2%A0%20%C2%A0%20%E2%94%8C%E2%94%80%E2%94%80%E2%94%80%E2%94%80%E2%94%80%E2%94%80%E2%94%80%E2%94%80%E2%94%80%E2%94%80%E2%94%80%E2%94%80%E2%94%80%E2%94%80%E2%94%80%E2%94%80%E2%94%80%E2%94%80%E2%94%80%E2%94%80%E2%94%90%20%E2%94%8C%E2%94%80%E2%94%80%E2%94%80%E2%94%80%E2%94%80%E2%94%80%E2%94%80%E2%94%80%E2%94%80%E2%94%80%E2%94%80%E2%94%80%E2%94%80%E2%94%80%E2%94%80%E2%94%80%E2%94%80%E2%94%80%E2%94%80%E2%94%80%E2%94%90%26%2310%3B%C2%A0%20%C2%A0%20%C2%A0%20%C2%A0%20%C2%A0%20%C2%A0%20%C2%A0%20%C2%A0%20%C2%A0%20%C2%A0%20%C2%A0%20%C2%A0%20%C2%A0%20%C2%A0%E2%94%82%C2%A0%20%C2%A0%20%C2%A0%20%C2%A0%20%C2%A0%20%C2%A0%20%C2%A0%20%E2%94%82%20%D0%97%D0%B0%D0%BA%D0%BE%D0%BD%D1%87%D0%B8%D0%BB%D0%B8%20%D0%B2%20%D1%80%D0%B5%D0%B6%D0%B8%D0%BC%D0%B5%20%E2%94%82%20%E2%94%82%20%D0%97%D0%B0%D0%BA%D0%BE%D0%BD%D1%87%D0%B8%D0%BB%D0%B8%20%D0%B2%20%D1%80%D0%B5%D0%B6%D0%B8%D0%BC%D0%B5%20%E2%94%82%26%2310%3B%C2%A0%20%C2%A0%20%C2%A0%20%C2%A0%20%C2%A0%20%C2%A0%20%C2%A0%20%C2%A0%20%C2%A0%20%C2%A0%20%C2%A0%20%C2%A0%20%C2%A0%20%C2%A0%E2%94%82%C2%A0%20%C2%A0%20%C2%A0%20%C2%A0%20%C2%A0%20%C2%A0%20%C2%A0%20%E2%94%82%20%26quot%3B%D0%BE%D1%81%D1%82%D0%B0%D0%B2%D0%B8%D1%82%D1%8C%26quot%3B%C2%A0%20%C2%A0%20%C2%A0%20%C2%A0%20%C2%A0%E2%94%82%20%E2%94%82%20%26quot%3B%D0%B2%D1%8B%D1%87%D0%B5%D1%80%D0%BA%D0%BD%D1%83%D1%82%D1%8C%26quot%3B%C2%A0%20%C2%A0%20%C2%A0%20%C2%A0%E2%94%82%26%2310%3B%C2%A0%20%C2%A0%20%C2%A0%20%C2%A0%20%C2%A0%20%C2%A0%20%C2%A0%20%C2%A0%20%C2%A0%20%C2%A0%20%C2%A0%20%C2%A0%20%C2%A0%20%C2%A0%E2%94%82%C2%A0%20%C2%A0%20%C2%A0%20%C2%A0%20%C2%A0%20%C2%A0%20%C2%A0%20%E2%94%82%20(%D1%87%D1%91%D1%82%D0%BD%D0%BE%D0%B5)%3F%C2%A0%20%C2%A0%20%C2%A0%20%C2%A0%20%C2%A0%20%E2%94%82%20%E2%94%82%20(%D0%BD%D0%B5%D1%87%D1%91%D1%82%D0%BD%D0%BE%D0%B5)%3F%C2%A0%20%C2%A0%20%C2%A0%20%C2%A0%20%E2%94%82%26%2310%3B%C2%A0%20%C2%A0%20%C2%A0%20%C2%A0%20%C2%A0%20%C2%A0%20%C2%A0%20%C2%A0%20%C2%A0%20%C2%A0%20%C2%A0%20%C2%A0%20%C2%A0%20%C2%A0%E2%94%</w:t>
+        <w:t>0%C2%A0%20%C2%A0%20%C2%A0%20%C2%A0%20%C2%A0%20%C2%A0%20%C2%A0%20%C2%A0%20%C2%A0%20%C2%A0%20%C2%A0%20%C2%A0%20%C2%A0%E2%94%82%C2%A0%20%C2%A0%20%C2%A0%20%C2%A0%20%C2%A0%20%C2%A0%20%C2%A0%20%C2%A0%20%C2%A0%20%C2%A0%20%C2%A0%20%C2%A0%20%C2%A0%20%E2%94%94%E2%94%80%E2%94%80%E2%94%80%E2%94%80%E2%94%80%E2%94%80%E2%94%80%E2%94%80%E2%94%AC%E2%94%80%E2%94%80%E2%94%80%E2%94%80%E2%94%80%E2%94%80%E2%94%80%E2%94%80%E2%94%80%E2%94%80%E2%94%80%E2%94%98%26%2310%3B%C2%A0%20%C2%A0%20%C2%A0%20%C2%A0%20%C2%A0%20%C2%A0%20%C2%A0%20%C2%A0%20%C2%A0%20%C2%A0%20%C2%A0%20%C2%A0%20%C2%A0%20%C2%A0%E2%94%82%C2%A0%20%C2%A0%20%C2%A0%20%C2%A0%20%C2%A0%20%C2%A0%20%C2%A0%20%C2%A0%20%C2%A0%20%C2%A0%20%C2%A0%20%C2%A0%20%C2%A0%20%C2%A0%20%C2%A0%20%C2%A0%20%C2%A0%20%C2%A0%E2%94%82%26%2310%3B%C2%A0%20%C2%A0%20%C2%A0%20%C2%A0%20%C2%A0%20%C2%A0%20%C2%A0%20%C2%A0%20%C2%A0%20%C2%A0%20%C2%A0%20%C2%A0%20%C2%A0%20%C2%A0%E2%94%82%C2%A0%20%C2%A0%20%C2%A0%20%C2%A0%20%C2%A0%20%C2%A0%20%C2%A0%20%C2%A0%20%C2%A0%20%C2%A0%20%C2%A0%20%C2%A0%20%E2%94%8C%E2%94%80%E2%94%80%E2%94%80%E2%94%80%E2%94%80%E2%94%80%E2%94%80%E2%94%80%E2%94%80%E2%94%80%E2%94%B4%E2%94%80%E2%94%80%E2%94%80%E2%94%80%E2%94%80%E2%94%80%E2%94%80%E2%94%80%E2%94%80%E2%94%80%E2%94%90%26%2310%3B%C2%A0%20%C2%A0%20%C2%A0%20%C2%A0%20%C2%A0%20%C2%A0%20%C2%A0%20%C2%A0%20%C2%A0%20%C2%A0%20%C2%A0%20%C2%A0%20%C2%A0%20%C2%A0%E2%94%82%C2%A0%20%C2%A0%20%C2%A0%20%C2%A0%20%C2%A0%20%C2%A0%20%C2%A0%20%C2%A0%20%C2%A0%20%C2%A0%20%C2%A0%20%C2%A0%20%E2%94%82%C2%A0%20%C2%A0%20%C2%A0%20%C2%A0%20%C2%A0%20%C2%A0%20%C2%A0%20%C2%A0%20%C2%A0%20%C2%A0%20%C2%A0%E2%94%82%26%2310%3B%C2%A0%20%C2%A0%20%C2%A0%20%C2%A0%20%C2%A0%20%C2%A0%20%C2%A0%20%C2%A0%20%C2%A0%20%C2%A0%20%C2%A0%20%C2%A0%20%C2%A0%20%C2%A0%E2%94%82%C2%A0%20%C2%A0%20%C2%A0%20%C2%A0%20%C2%A0%20%C2%A0%20%C2%A0%20%C2%A0%20%C2%A0%20%C2%A0%20%C2%A0%20%C2%A0%20%E2%96%BC%C2%A0%20%C2%A0%20%C2%A0%20%C2%A0%20%C2%A0%20%C2%A0%20%C2%A0%20%C2%A0%20%C2%A0%20%C2%A0%20%C2%A0%E2%96%BC%26%2310%3B%C2%A0%20%C2%A0%20%C2%A0%20%C2%A0%20%C2%A0%20%C2%A0%20%C2%A0%20%C2%A0%20%C2%A0%20%C2%A0%20%C2%A0%20%C2%A0%20%C2%A0%20%C2%A0%E2%94%82%C2%A0%20%C2%A0%20%C2%A0%20%C2%A0%20%C2%A0%20%C2%A0%20%C2%A0%20%E2%94%8C%E2%94%80%E2%94%80%E2%94%80%E2%94%80%E2%94%80%E2%94%80%E2%94%80%E2%94%80%E2%94%80%E2%94%80%E2%94%80%E2%94%80%E2%94%80%E2%94%80%E2%94%80%E2%94%80%E2%94%80%E2%94%80%E2%94%80%E2%94%80%E2%94%90%20%E2%94%8C%E2%94%80%E2%94%80%E2%94%80%E2%94%80%E2%94%80%E2%94%80%E2%94%80%E2%94%80%E2%94%80%E2%94%80%E2%94%80%E2%94%80%E2%94%80%E2%94%80%E2%94%80%E2%94%80%E2%94%80%E2%94%80%E2%94%80%E2%94%80%E2%94%90%26%2310%3B%C2%A0%20%C2%A0%20%C2%A0%20%C2%A0%20%C2%A0%20%C2%A0%20%C2%A0%20%C2%A0%20%C2%A0%20%C2%A0%20%C2%A0%20%C2%A0%20%C2%A0%20%C2%A0%E2%94%82%C2%A0%20%C2%A0%20%C2%A0%20%C2%A0%20%C2%A0%20%C2%A0%20%C2%A0%20%E2%94%82%20%D0%97%D0%B0%D0%BA%D0%BE%D0%BD%D1%87%D0%B8%D0%BB%D0%B8%20%D0%B2%20%D1%80%D0%B5%D0%B6%D0%B8%D0%BC%D0%B5%20%E2%94%82%20%E2%94%82%20%D0%97%D0%B0%D0%BA%D0%BE%D0%BD%D1%87%D0%B8%D0%BB%D0%B8%20%D0%B2%20%D1%80%D0%B5%D0%B6%D0%B8%D0%BC%D0%B5%20%E2%94%82%26%2310%3B%C2%A0%20%C2%A0%20%C2%A0%20%C2%A0%20%C2%A0%20%C2%A0%20%C2%A0%20%C2%A0%20%C2%A0%20%C2%A0%20%C2%A0%20%C2%A0%20%C2%A0%20%C2%A0%E2%94%82%C2%A0%20%C2%A0%20%C2%A0%20%C2%A0%20%C2%A0%20%C2%A0%20%C2%A0%20%E2%94%82%20%26quot%3B%D0%BE%D1%81%D1%82%D0%B0%D0%B2%D0%B8%D1%82%D1%8C%26quot%3B%C2%A0%20%C2%A0%20%C2%A0%20%C2%A0%20%C2%A0%E2%94%82%20%E2%94%82%20%26quot%3B%D0%B2%D1%8B%D1%87%D0%B5%D1%80%D0%BA%D0%BD%D1%83%D1%82%D1%8C%26quot%3B%C2%A0%20%C2%A0%20%C2%A0%20%C2%A0%E2%94%82%26%2310%3B%C2%A0%20%C2%A0%20%C2%A0%20%C2%A0%20%C2%A0%20%C2%A0%20%C2%A0%20%C2%A0%20%C2%A0%20%C2%A0%20%C2%A0%20%C2%A0%20%C2%A0%20%C2%A0%E2%94%82%C2%A0%20%C2%A0%20%C2%A0%20%C2%A0%20%C2%A0%20%C2%A0%20%C2%A0%20%E2%94%82%20(%D1%87%D1%91%D1%82%D0%BD%D0%BE%D0%B5)%3F%C2%A0%20%C2%A0%20%C2%A0%20%C2%A0%20%C2%A0%20%E2%94%82%20%E2%94%82%20(%D0%BD%D0%B5%D1%87%D1%91%D1%82%D0%BD%D0%BE%D0%B5)%3F%C2%A0%20%C2%A0%20%C2%A0%20%C2%A0%20%E2%94%82%26%2310%3B%C2%A0%20%C2%A0%20%C2%A0%20%C2%A0%20%C2%A0%20%C2%A0%20%C2%A0%20%C2%A0%20%C2%A0%20%C2%A0%20%C2%A0%20%C2%A0%20%C2%A0%20%C2%A0%E2%94%82%</w:t>
       </w:r>
       <w:r>
         <w:rPr>
@@ -1909,7 +1870,7 @@
           <w:szCs w:val="0"/>
           <w:shd w:val="clear" w:fill="ECECEC"/>
         </w:rPr>
-        <w:t>82%C2%A0%20%C2%A0%20%C2%A0%20%C2%A0%20%C2%A0%20%C2%A0%20%C2%A0%20%E2%94%94%E2%94%80%E2%94%80%E2%94%80%E2%94%80%E2%94%80%E2%94%80%E2%94%80%E2%94%80%E2%94%AC%E2%94%80%E2%94%80%E2%94%80%E2%94%80%E2%94%80%E2%94%80%E2%94%80%E2%94%80%E2%94%80%E2%94%80%E2%94%80%E2%94%98%20%E2%94%94%E2%94%80%E2%94%80%E2%94%80%E2%94%80%E2%94%80%E2%94%80%E2%94%80%E2%94%80%E2%94%AC%E2%94%80%E2%94%80%E2%94%80%E2%94%80%E2%94%80%E2%94%80%E2%94%80%E2%94%80%E2%94%80%E2%94%80%E2%94%80%E2%94%98%26%2310%3B%C2%A0%20%C2%A0%20%C2%A0%20%C2%A0%20%C2%A0%20%C2%A0%20%C2%A0%20%C2%A0%20%C2%A0%20%C2%A0%20%C2%A0%20%C2%A0%20%C2%A0%20%C2%A0%E2%94%82%C2%A0%20%C2%A0%20%C2%A0%20%C2%A0%20%C2%A0%20%C2%A0%20%C2%A0%20%C2%A0%20%C2%A0%20%C2%A0%D0%B4%D0%B0%C2%A0%20%C2%A0%20%C2%A0%E2%94%82%C2%A0%20%C2%A0%20%C2%A0%20%C2%A0%20%C2%A0%20%C2%A0%20%C2%A0%20%C2%A0%D0%BD%D0%B5%D1%82%C2%A0%20%C2%A0%20%C2%A0%E2%94%82%26%2310%3B%C2%A0%20%C2%A0%20%C2%A0%20%C2%A0%20%C2%A0%20%C2%A0%20%C2%A0%20%C2%A0%20%C2%A0%20%C2%A0%20%C2%A0%20%C2%A0%20%C2%A0%20%C2%A0%E2%94%82%C2%A0%20%C2%A0%20%C2%A0%20%C2%A0%20%C2%A0%20%C2%A0%20%C2%A0%20%C2%A0%20%C2%A0%20%C2%A0%20%C2%A0%20%C2%A0%20%E2%96%BC%C2%A0%20%C2%A0%20%C2%A0%20%C2%A0%20%C2%A0%20%C2%A0%20%C2%A0%20%C2%A0%20%C2%A0%20%C2%A0%20%C2%A0%E2%94%82%26%2310%3B%C2%A0%20%C2%A0%20%C2%A0%20%C2%A0%20%C2%A0%20%C2%A0%20%C2%A0%20%C2%A0%20%C2%A0%20%C2%A0%20%C2%A0%20%C2%A0%20%C2%A0%20%C2%A0%E2%94%82%C2%A0%20%C2%A0%20%C2%A0%20%C2%A0%20%C2%A0%20%C2%A0%20%C2%A0%20%E2%94%8C%E2%94%80%E2%94%80%E2%94%80%E2%94%80%E2%94%80%E2%94%80%E2%94%80%E2%94%80%E2%94%80%E2%94%80%E2%94%80%E2%94%80%E2%94%80%E2%94%80%E2%94%80%E2%94%80%E2%94%80%E2%94%80%E2%94%80%E2%94%80%E2%94%90%C2%A0%20%C2%A0%20%C2%A0%20%C2%A0%20%C2%A0%20%E2%94%82%26%2310%3B%C2%A0%20%C2%A0%20%C2%A0%20%C2%A0%20%C2%A0%20%C2%A0%20%C2%A0%20%C2%A0%20%C2%A0%20%C2%A0%20%C2%A0%20%C2%A0%20%C2%A0%20%C2%A0%E2%94%82%C2%A0%20%C2%A0%20%C2%A0%20%C2%A0%20%C2%A0%20%C2%A0%20%C2%A0%20%E2%94%82%20%D0%92%D0%B5%D1%80%D0%BD%D1%83%D1%82%D1%8C%D1%81%D1%8F%20%D0%BA%20%D0%BD%D0%B0%D1%87%D0%B0%D0%BB%D1%83%20%E2%94%82%C2%A0%20%C2%A0%20%C2%A0%20%C2%A0%20%C2%A0%20%E2%94%82%26%2310%3B%C2%A0%20%C2%A0%20%C2%A0%20%C2%A0%20%C2%A0%20%C2%A0%20%C2%A0%20%C2%A0%20%C2%A0%20%C2%A0%20%C2%A0%20%C2%A0%20%C2%A0%20%C2%A0%E2%94%82%C2%A0%20%C2%A0%20%C2%A0%20%C2%A0%20%C2%A0%20%C2%A0%20%C2%A0%20%E2%94%82%20%D1%81%D1%82%D1%80%D0%BE%D0%BA%D0%B8%C2%A0%20%C2%A0%20%C2%A0%20%C2%A0%20%C2%A0%20%C2%A0%20%C2%A0%E2%94%82%C2%A0%20%C2%A0%20%C2%A0%20%C2%A0%20%C2%A0%20%E2%94%82%26%2310%3B%C2%A0%20%C2%A0%20%C2%A0%20%C2%A0%20%C2%A0%20%C2%A0%20%C2%A0%20%C2%A0%20%C2%A0%20%C2%A0%20%C2%A0%20%C2%A0%20%C2%A0%20%C2%A0%E2%94%82%C2%A0%20%C2%A0%20%C2%A0%20%C2%A0%20%C2%A0%20%C2%A0%20%C2%A0%20%E2%94%82%20(q5%20%E2%86%92%20q2)%C2%A0%20%C2%A0%20%C2%A0%20%C2%A0%20%C2%A0%20%E2%94%82%E2%94%80%E2%94%80%E2%94%80%E2%94%80%E2%94%80%E2%94%80%E2%94%80%E2%94%80%E2%94%80%E2%94%80%E2%94%98%26%2310%3B%C2%A0%20%C2%A0%20%C2%A0%20%C2%A0%20%C2%A0%20%C2%A0%20%C2%A0%20%C2%A0%20%C2%A0%20%C2%A0%20%C2%A0%20%C2%A0%20%C2%A0%20%C2%A0%E2%94%82%C2%A0%20%C2%A0%20%C2%A0%20%C2%A0%20%C2%A0%20%C2%A0%20%C2%A0%20%E2%94%94%E2%94%80%E2%94%80%E2%94%80%E2%94%80%E2%94%80%E2%94%80%E2%94%80%E2%94%80%E2%94%AC%E2%94%80%E2%94%80%E2%94%80%E2%94%80%E2%94%80%E2%94%80%E2%94%80%E2%94%80%E2%94%80%E2%94%80%E2%94%80%E2%94%98%26%2310%3B%C2%A0%20%C2%A0%20%C2%A0%20%C2%A0%20%C2%A0%20%C2%A0%20%C2%A0%20%C2%A0%20%C2%A0%20%C2%A0%20%C2%A0%20%C2%A0%20%C2%A0%20%C2%A0%E2%94%94%E2%94%80%E2%94%80%E2%94%80%E2%94%80%E2%94%80%E2%94%80%E2%94%80%E2%94%80%E2%94%80%E2%94%80%E2%94%80%E2%94%80%E2%94%80%E2%94%80%E2%94%80%E2%94%80%E2%94%80%E2%94%80%E2%94%80%E2%94%80%E2%94%80%E2%94%80%E2%94%80%E2%94%98%26%2310%3B%C2%A0%20%C2%A0%20%C2%A0%20%C2%A0%20%C2%A0%20%C2%A0%20%C2%A0%20%C2%A0%20%C2%A0%20%C2%A0%20%C2%A0%20%C2%A0%20%C2%A0%20%C2%A0%20%C2%A0%20%C2%A0%20%C2%A0%20%C2%A0%20%C2%A0%20%C2%A0%20%C2%A0%20%C2%A0%20%C2%A0%20%C2%A0%20%C2%A0%20%C2%A0%E2%94%82%26%2310%3B%C2%A0%20%C2%A0%20%C2%A0%20%C2%A0%20%C2%A0%20%C2%A0%20%C2%A0%20%C2%A0%20%C2%A0%20%C2%A0%20%C2%A0%20%C2%A0%20%C2%A0%20%C2%A0%20%C2%A0%20%C2%A0%20%C2%A0%20%C2%A0%20%C2%A0%20%C2%A0%20%C2%A0</w:t>
+        <w:t>C2%A0%20%C2%A0%20%C2%A0%20%C2%A0%20%C2%A0%20%C2%A0%20%C2%A0%20%E2%94%94%E2%94%80%E2%94%80%E2%94%80%E2%94%80%E2%94%80%E2%94%80%E2%94%80%E2%94%80%E2%94%AC%E2%94%80%E2%94%80%E2%94%80%E2%94%80%E2%94%80%E2%94%80%E2%94%80%E2%94%80%E2%94%80%E2%94%80%E2%94%80%E2%94%98%20%E2%94%94%E2%94%80%E2%94%80%E2%94%80%E2%94%80%E2%94%80%E2%94%80%E2%94%80%E2%94%80%E2%94%AC%E2%94%80%E2%94%80%E2%94%80%E2%94%80%E2%94%80%E2%94%80%E2%94%80%E2%94%80%E2%94%80%E2%94%80%E2%94%80%E2%94%98%26%2310%3B%C2%A0%20%C2%A0%20%C2%A0%20%C2%A0%20%C2%A0%20%C2%A0%20%C2%A0%20%C2%A0%20%C2%A0%20%C2%A0%20%C2%A0%20%C2%A0%20%C2%A0%20%C2%A0%E2%94%82%C2%A0%20%C2%A0%20%C2%A0%20%C2%A0%20%C2%A0%20%C2%A0%20%C2%A0%20%C2%A0%20%C2%A0%20%C2%A0%D0%B4%D0%B0%C2%A0%20%C2%A0%20%C2%A0%E2%94%82%C2%A0%20%C2%A0%20%C2%A0%20%C2%A0%20%C2%A0%20%C2%A0%20%C2%A0%20%C2%A0%D0%BD%D0%B5%D1%82%C2%A0%20%C2%A0%20%C2%A0%E2%94%82%26%2310%3B%C2%A0%20%C2%A0%20%C2%A0%20%C2%A0%20%C2%A0%20%C2%A0%20%C2%A0%20%C2%A0%20%C2%A0%20%C2%A0%20%C2%A0%20%C2%A0%20%C2%A0%20%C2%A0%E2%94%82%C2%A0%20%C2%A0%20%C2%A0%20%C2%A0%20%C2%A0%20%C2%A0%20%C2%A0%20%C2%A0%20%C2%A0%20%C2%A0%20%C2%A0%20%C2%A0%20%E2%96%BC%C2%A0%20%C2%A0%20%C2%A0%20%C2%A0%20%C2%A0%20%C2%A0%20%C2%A0%20%C2%A0%20%C2%A0%20%C2%A0%20%C2%A0%E2%94%82%26%2310%3B%C2%A0%20%C2%A0%20%C2%A0%20%C2%A0%20%C2%A0%20%C2%A0%20%C2%A0%20%C2%A0%20%C2%A0%20%C2%A0%20%C2%A0%20%C2%A0%20%C2%A0%20%C2%A0%E2%94%82%C2%A0%20%C2%A0%20%C2%A0%20%C2%A0%20%C2%A0%20%C2%A0%20%C2%A0%20%E2%94%8C%E2%94%80%E2%94%80%E2%94%80%E2%94%80%E2%94%80%E2%94%80%E2%94%80%E2%94%80%E2%94%80%E2%94%80%E2%94%80%E2%94%80%E2%94%80%E2%94%80%E2%94%80%E2%94%80%E2%94%80%E2%94%80%E2%94%80%E2%94%80%E2%94%90%C2%A0%20%C2%A0%20%C2%A0%20%C2%A0%20%C2%A0%20%E2%94%82%26%2310%3B%C2%A0%20%C2%A0%20%C2%A0%20%C2%A0%20%C2%A0%20%C2%A0%20%C2%A0%20%C2%A0%20%C2%A0%20%C2%A0%20%C2%A0%20%C2%A0%20%C2%A0%20%C2%A0%E2%94%82%C2%A0%20%C2%A0%20%C2%A0%20%C2%A0%20%C2%A0%20%C2%A0%20%C2%A0%20%E2%94%82%20%D0%92%D0%B5%D1%80%D0%BD%D1%83%D1%82%D1%8C%D1%81%D1%8F%20%D0%BA%20%D0%BD%D0%B0%D1%87%D0%B0%D0%BB%D1%83%20%E2%94%82%C2%A0%20%C2%A0%20%C2%A0%20%C2%A0%20%C2%A0%20%E2%94%82%26%2310%3B%C2%A0%20%C2%A0%20%C2%A0%20%C2%A0%20%C2%A0%20%C2%A0%20%C2%A0%20%C2%A0%20%C2%A0%20%C2%A0%20%C2%A0%20%C2%A0%20%C2%A0%20%C2%A0%E2%94%82%C2%A0%20%C2%A0%20%C2%A0%20%C2%A0%20%C2%A0%20%C2%A0%20%C2%A0%20%E2%94%82%20%D1%81%D1%82%D1%80%D0%BE%D0%BA%D0%B8%C2%A0%20%C2%A0%20%C2%A0%20%C2%A0%20%C2%A0%20%C2%A0%20%C2%A0%E2%94%82%C2%A0%20%C2%A0%20%C2%A0%20%C2%A0%20%C2%A0%20%E2%94%82%26%2310%3B%C2%A0%20%C2%A0%20%C2%A0%20%C2%A0%20%C2%A0%20%C2%A0%20%C2%A0%20%C2%A0%20%C2%A0%20%C2%A0%20%C2%A0%20%C2%A0%20%C2%A0%20%C2%A0%E2%94%82%C2%A0%20%C2%A0%20%C2%A0%20%C2%A0%20%C2%A0%20%C2%A0%20%C2%A0%20%E2%94%82%20(q5%20%E2%86%92%20q2)%C2%A0%20%C2%A0%20%C2%A0%20%C2%A0%20%C2%A0%20%E2%94%82%E2%94%80%E2%94%80%E2%94%80%E2%94%80%E2%94%80%E2%94%80%E2%94%80%E2%94%80%E2%94%80%E2%94%80%E2%94%98%26%2310%3B%C2%A0%20%C2%A0%20%C2%A0%20%C2%A0%20%C2%A0%20%C2%A0%20%C2%A0%20%C2%A0%20%C2%A0%20%C2%A0%20%C2%A0%20%C2%A0%20%C2%A0%20%C2%A0%E2%94%82%C2%A0%20%C2%A0%20%C2%A0%20%C2%A0%20%C2%A0%20%C2%A0%20%C2%A0%20%E2%94%94%E2%94%80%E2%94%80%E2%94%80%E2%94%80%E2%94%80%E2%94%80%E2%94%80%E2%94%80%E2%94%AC%E2%94%80%E2%94%80%E2%94%80%E2%94%80%E2%94%80%E2%94%80%E2%94%80%E2%94%80%E2%94%80%E2%94%80%E2%94%80%E2%94%98%26%2310%3B%C2%A0%20%C2%A0%20%C2%A0%20%C2%A0%20%C2%A0%20%C2%A0%20%C2%A0%20%C2%A0%20%C2%A0%20%C2%A0%20%C2%A0%20%C2%A0%20%C2%A0%20%C2%A0%E2%94%94%E2%94%80%E2%94%80%E2%94%80%E2%94%80%E2%94%80%E2%94%80%E2%94%80%E2%94%80%E2%94%80%E2%94%80%E2%94%80%E2%94%80%E2%94%80%E2%94%80%E2%94%80%E2%94%80%E2%94%80%E2%94%80%E2%94%80%E2%94%80%E2%94%80%E2%94%80%E2%94%80%E2%94%98%26%2310%3B%C2%A0%20%C2%A0%20%C2%A0%20%C2%A0%20%C2%A0%20%C2%A0%20%C2%A0%20%C2%A0%20%C2%A0%20%C2%A0%20%C2%A0%20%C2%A0%20%C2%A0%20%C2%A0%20%C2%A0%20%C2%A0%20%C2%A0%20%C2%A0%20%C2%A0%20%C2%A0%20%C2%A0%20%C2%A0%20%C2%A0%20%C2%A0%20%C2%A0%20%C2%A0%E2%94%82%26%2310%3B%C2%A0%20%C2%A0%20%C2%A0%20%C2%A0%20%C2%A0%20%C2%A0%20%C2%A0%20%C2%A0%20%C2%A0%20%C2%A0%20%C2%A0%20%C2%A0%20%C2%A0%20%C2%A0%20%C2%A0%20%C2%A0%20%C2%A0%20%C2%A0%20%C2%A0%20%C2%A0%20%C2%A0%20</w:t>
       </w:r>
       <w:r>
         <w:rPr>
@@ -1922,7 +1883,7 @@
           <w:szCs w:val="0"/>
           <w:shd w:val="clear" w:fill="ECECEC"/>
         </w:rPr>
-        <w:t>%20%C2%A0%20%C2%A0%20%C2%A0%20%C2%A0%20%C2%A0%E2%96%BC%26%2310%3B%C2%A0%20%C2%A0%20%C2%A0%20%C2%A0%20%C2%A0%20%C2%A0%20%C2%A0%20%C2%A0%20%C2%A0%20%C2%A0%20%C2%A0%20%C2%A0%20%C2%A0%20%C2%A0%20%C2%A0%20%C2%A0%20%C2%A0%20%C2%A0%20%C2%A0%20%C2%A0%20%C2%A0%E2%94%8C%E2%94%80%E2%94%80%E2%94%80%E2%94%80%E2%94%80%E2%94%80%E2%94%80%E2%94%80%E2%94%80%E2%94%80%E2%94%80%E2%94%80%E2%94%80%E2%94%80%E2%94%80%E2%94%80%E2%94%80%E2%94%80%E2%94%80%E2%94%80%E2%94%90%26%2310%3B%C2%A0%20%C2%A0%20%C2%A0%20%C2%A0%20%C2%A0%20%C2%A0%20%C2%A0%20%C2%A0%20%C2%A0%20%C2%A0%20%C2%A0%20%C2%A0%20%C2%A0%20%C2%A0%20%C2%A0%20%C2%A0%20%C2%A0%20%C2%A0%20%C2%A0%20%C2%A0%20%C2%A0%E2%94%82%20%D0%97%D0%B0%D0%BF%D0%B8%D1%81%D0%B0%D1%82%D1%8C%20N%C2%A0%20%C2%A0%20%C2%A0%20%C2%A0%20%C2%A0%E2%94%82%26%2310%3B%C2%A0%20%C2%A0%20%C2%A0%20%C2%A0%20%C2%A0%20%C2%A0%20%C2%A0%20%C2%A0%20%C2%A0%20%C2%A0%20%C2%A0%20%C2%A0%20%C2%A0%20%C2%A0%20%C2%A0%20%C2%A0%20%C2%A0%20%C2%A0%20%C2%A0%20%C2%A0%20%C2%A0%E2%94%82%20%D0%B8%20%D0%BE%D1%87%D0%B8%D1%81%D1%82%D0%B8%D1%82%D1%8C%20%D0%BB%D0%B5%D0%BD%D1%82%D1%83%C2%A0%20%C2%A0%E2%94%82%26%2310%3B%C2%A0%20%C2%A0%20%C2%A0%20%C2%A0%20%C2%A0%20%C2%A0%20%C2%A0%20%C2%A0%20%C2%A0%20%C2%A0%20%C2%A0%20%C2%A0%20%C2%A0%20%C2%A0%20%C2%A0%20%C2%A0%20%C2%A0%20%C2%A0%20%C2%A0%20%C2%A0%20%C2%A0%E2%94%82%20(q8%20%E2%86%92%20q9%20%E2%86%92%20q9a)%C2%A0%20%C2%A0%20%E2%94%82%26%2310%3B%C2%A0%20%C2%A0%20%C2%A0%20%C2%A0%20%C2%A0%20%C2%A0%20%C2%A0%20%C2%A0%20%C2%A0%20%C2%A0%20%C2%A0%20%C2%A0%20%C2%A0%20%C2%A0%20%C2%A0%20%C2%A0%20%C2%A0%20%C2%A0%20%C2%A0%20%C2%A0%20%C2%A0%E2%94%94%E2%94%80%E2%94%80%E2%94%80%E2%94%80%E2%94%80%E2%94%80%E2%94%80%E2%94%80%E2%94%AC%E2%94%80%E2%94%80%E2%94%80%E2%94%80%E2%94%80%E2%94%80%E2%94%80%E2%94%80%E2%94%80%E2%94%80%E2%94%80%E2%94%98%26%2310%3B%C2%A0%20%C2%A0%20%C2%A0%20%C2%A0%20%C2%A0%20%C2%A0%20%C2%A0%20%C2%A0%20%C2%A0%20%C2%A0%20%C2%A0%20%C2%A0%20%C2%A0%20%C2%A0%20%C2%A0%20%C2%A0%20%C2%A0%20%C2%A0%20%C2%A0%20%C2%A0%20%C2%A0%20%C2%A0%20%C2%A0%20%C2%A0%20%C2%A0%20%E2%94%82%26%2310%3B%C2%A0%20%C2%A0%20%C2%A0%20%C2%A0%20%C2%A0%20%C2%A0%20%C2%A0%20%C2%A0%20%C2%A0%20%C2%A0%20%C2%A0%20%C2%A0%20%C2%A0%20%C2%A0%20%C2%A0%20%C2%A0%20%C2%A0%20%C2%A0%20%C2%A0%20%C2%A0%20%C2%A0%20%C2%A0%20%C2%A0%20%C2%A0%20%C2%A0%20%E2%96%BC%26%2310%3B%C2%A0%20%C2%A0%20%C2%A0%20%C2%A0%20%C2%A0%20%C2%A0%20%C2%A0%20%C2%A0%20%C2%A0%20%C2%A0%20%C2%A0%20%C2%A0%20%C2%A0%20%C2%A0%20%C2%A0%20%C2%A0%20%C2%A0%20%C2%A0%20%C2%A0%20%C2%A0%20%C2%A0%E2%94%8C%E2%94%80%E2%94%80%E2%94%80%E2%94%80%E2%94%80%E2%94%80%E2%94%80%E2%94%80%E2%94%80%E2%94%80%E2%94%80%E2%94%80%E2%94%80%E2%94%80%E2%94%80%E2%94%80%E2%94%80%E2%94%80%E2%94%80%E2%94%80%E2%94%90%26%2310%3B%C2%A0%20%C2%A0%20%C2%A0%20%C2%A0%20%C2%A0%20%C2%A0%20%C2%A0%20%C2%A0%20%C2%A0%20%C2%A0%20%C2%A0%20%C2%A0%20%C2%A0%20%C2%A0%20%C2%A0%20%C2%A0%20%C2%A0%20%C2%A0%20%C2%A0%20%C2%A0%20%C2%A0%E2%94%82%C2%A0%20%C2%A0%20%C2%A0%20%C2%A0%D0%9A%D0%9E%D0%9D%D0%95%D0%A6%C2%A0%20%C2%A0%20%C2%A0%20%C2%A0%20%E2%94%82%26%2310%3B%C2%A0%20%C2%A0%20%C2%A0%20%C2%A0%20%C2%A0%20%C2%A0%20%C2%A0%20%C2%A0%20%C2%A0%20%C2%A0%20%C2%A0%20%C2%A0%20%C2%A0%20%C2%A0%20%C2%A0%20%C2%A0%20%C2%A0%20%C2%A0%20%C2%A0%20%C2%A0%20%C2%A0%E2%94%94%E2%94%80%E2%94%80%E2%94%80%E2%94%80%E2%94%80%E2%94%80%E2%94%80%E2%94%80%E2%94%80%E2%94%80%E2%94%80%E2%94%80%E2%94%80%E2%94%80%E2%94%80%E2%94%80%E2%94%80%E2%94%80%E2%94%80%E2%94%80%E2%94%98%22%20vertex%3D%221%22%3E%3CmxGeometry%20height%3D%221050%22%20width%3D%22560%22%20x%3D%221190%22%20y%3D%22200%22%20as%3D%22geometry%22%2F%3E%3C%2FmxCell%3E%3CmxCell%20id%3D%2212%22%20edge%3D%221%22%20parent%3D%221%22%20source%3D%2213%22%20style%3D%22edgeStyle%3DorthogonalEdgeStyle%3Brounded%3D0%3BorthogonalLoop%3D1%3BjettySize%3Dauto%3Bhtml%3D1%3BexitX%3D0.577%3BexitY%3D1%3BexitDx%3D0%3BexitDy%3D0%3BexitPerimeter%3D0%3B%22%3E%3CmxGeometry%20relative%3D%221%22%20as%3D%22geometry%22%3E%3CArray%20as%3D%22points%22%3E%3CmxPoint%20x%3D%22699%22%20y%3D%22602%22%2F%3E%3CmxPoint%20x%3D%22770%22%20y%3D%22602%22%2F%3E%3CmxPoint%20x%3D%22770%22%20y%3D%22260%22%2F%3E%3C%2FArray%3E%3CmxPoint%20x%3D%2275</w:t>
+        <w:t>%C2%A0%20%C2%A0%20%C2%A0%20%C2%A0%20%C2%A0%E2%96%BC%26%2310%3B%C2%A0%20%C2%A0%20%C2%A0%20%C2%A0%20%C2%A0%20%C2%A0%20%C2%A0%20%C2%A0%20%C2%A0%20%C2%A0%20%C2%A0%20%C2%A0%20%C2%A0%20%C2%A0%20%C2%A0%20%C2%A0%20%C2%A0%20%C2%A0%20%C2%A0%20%C2%A0%20%C2%A0%E2%94%8C%E2%94%80%E2%94%80%E2%94%80%E2%94%80%E2%94%80%E2%94%80%E2%94%80%E2%94%80%E2%94%80%E2%94%80%E2%94%80%E2%94%80%E2%94%80%E2%94%80%E2%94%80%E2%94%80%E2%94%80%E2%94%80%E2%94%80%E2%94%80%E2%94%90%26%2310%3B%C2%A0%20%C2%A0%20%C2%A0%20%C2%A0%20%C2%A0%20%C2%A0%20%C2%A0%20%C2%A0%20%C2%A0%20%C2%A0%20%C2%A0%20%C2%A0%20%C2%A0%20%C2%A0%20%C2%A0%20%C2%A0%20%C2%A0%20%C2%A0%20%C2%A0%20%C2%A0%20%C2%A0%E2%94%82%20%D0%97%D0%B0%D0%BF%D0%B8%D1%81%D0%B0%D1%82%D1%8C%20N%C2%A0%20%C2%A0%20%C2%A0%20%C2%A0%20%C2%A0%E2%94%82%26%2310%3B%C2%A0%20%C2%A0%20%C2%A0%20%C2%A0%20%C2%A0%20%C2%A0%20%C2%A0%20%C2%A0%20%C2%A0%20%C2%A0%20%C2%A0%20%C2%A0%20%C2%A0%20%C2%A0%20%C2%A0%20%C2%A0%20%C2%A0%20%C2%A0%20%C2%A0%20%C2%A0%20%C2%A0%E2%94%82%20%D0%B8%20%D0%BE%D1%87%D0%B8%D1%81%D1%82%D0%B8%D1%82%D1%8C%20%D0%BB%D0%B5%D0%BD%D1%82%D1%83%C2%A0%20%C2%A0%E2%94%82%26%2310%3B%C2%A0%20%C2%A0%20%C2%A0%20%C2%A0%20%C2%A0%20%C2%A0%20%C2%A0%20%C2%A0%20%C2%A0%20%C2%A0%20%C2%A0%20%C2%A0%20%C2%A0%20%C2%A0%20%C2%A0%20%C2%A0%20%C2%A0%20%C2%A0%20%C2%A0%20%C2%A0%20%C2%A0%E2%94%82%20(q8%20%E2%86%92%20q9%20%E2%86%92%20q9a)%C2%A0%20%C2%A0%20%E2%94%82%26%2310%3B%C2%A0%20%C2%A0%20%C2%A0%20%C2%A0%20%C2%A0%20%C2%A0%20%C2%A0%20%C2%A0%20%C2%A0%20%C2%A0%20%C2%A0%20%C2%A0%20%C2%A0%20%C2%A0%20%C2%A0%20%C2%A0%20%C2%A0%20%C2%A0%20%C2%A0%20%C2%A0%20%C2%A0%E2%94%94%E2%94%80%E2%94%80%E2%94%80%E2%94%80%E2%94%80%E2%94%80%E2%94%80%E2%94%80%E2%94%AC%E2%94%80%E2%94%80%E2%94%80%E2%94%80%E2%94%80%E2%94%80%E2%94%80%E2%94%80%E2%94%80%E2%94%80%E2%94%80%E2%94%98%26%2310%3B%C2%A0%20%C2%A0%20%C2%A0%20%C2%A0%20%C2%A0%20%C2%A0%20%C2%A0%20%C2%A0%20%C2%A0%20%C2%A0%20%C2%A0%20%C2%A0%20%C2%A0%20%C2%A0%20%C2%A0%20%C2%A0%20%C2%A0%20%C2%A0%20%C2%A0%20%C2%A0%20%C2%A0%20%C2%A0%20%C2%A0%20%C2%A0%20%C2%A0%20%E2%94%82%26%2310%3B%C2%A0%20%C2%A0%20%C2%A0%20%C2%A0%20%C2%A0%20%C2%A0%20%C2%A0%20%C2%A0%20%C2%A0%20%C2%A0%20%C2%A0%20%C2%A0%20%C2%A0%20%C2%A0%20%C2%A0%20%C2%A0%20%C2%A0%20%C2%A0%20%C2%A0%20%C2%A0%20%C2%A0%20%C2%A0%20%C2%A0%20%C2%A0%20%C2%A0%20%E2%96%BC%26%2310%3B%C2%A0%20%C2%A0%20%C2%A0%20%C2%A0%20%C2%A0%20%C2%A0%20%C2%A0%20%C2%A0%20%C2%A0%20%C2%A0%20%C2%A0%20%C2%A0%20%C2%A0%20%C2%A0%20%C2%A0%20%C2%A0%20%C2%A0%20%C2%A0%20%C2%A0%20%C2%A0%20%C2%A0%E2%94%8C%E2%94%80%E2%94%80%E2%94%80%E2%94%80%E2%94%80%E2%94%80%E2%94%80%E2%94%80%E2%94%80%E2%94%80%E2%94%80%E2%94%80%E2%94%80%E2%94%80%E2%94%80%E2%94%80%E2%94%80%E2%94%80%E2%94%80%E2%94%80%E2%94%90%26%2310%3B%C2%A0%20%C2%A0%20%C2%A0%20%C2%A0%20%C2%A0%20%C2%A0%20%C2%A0%20%C2%A0%20%C2%A0%20%C2%A0%20%C2%A0%20%C2%A0%20%C2%A0%20%C2%A0%20%C2%A0%20%C2%A0%20%C2%A0%20%C2%A0%20%C2%A0%20%C2%A0%20%C2%A0%E2%94%82%C2%A0%20%C2%A0%20%C2%A0%20%C2%A0%D0%9A%D0%9E%D0%9D%D0%95%D0%A6%C2%A0%20%C2%A0%20%C2%A0%20%C2%A0%20%E2%94%82%26%2310%3B%C2%A0%20%C2%A0%20%C2%A0%20%C2%A0%20%C2%A0%20%C2%A0%20%C2%A0%20%C2%A0%20%C2%A0%20%C2%A0%20%C2%A0%20%C2%A0%20%C2%A0%20%C2%A0%20%C2%A0%20%C2%A0%20%C2%A0%20%C2%A0%20%C2%A0%20%C2%A0%20%C2%A0%E2%94%94%E2%94%80%E2%94%80%E2%94%80%E2%94%80%E2%94%80%E2%94%80%E2%94%80%E2%94%80%E2%94%80%E2%94%80%E2%94%80%E2%94%80%E2%94%80%E2%94%80%E2%94%80%E2%94%80%E2%94%80%E2%94%80%E2%94%80%E2%94%80%E2%94%98%22%20vertex%3D%221%22%3E%3CmxGeometry%20height%3D%221050%22%20width%3D%22560%22%20x%3D%221190%22%20y%3D%22200%22%20as%3D%22geometry%22%2F%3E%3C%2FmxCell%3E%3CmxCell%20id%3D%2212%22%20edge%3D%221%22%20parent%3D%221%22%20source%3D%2213%22%20style%3D%22edgeStyle%3DorthogonalEdgeStyle%3Brounded%3D0%3BorthogonalLoop%3D1%3BjettySize%3Dauto%3Bhtml%3D1%3BexitX%3D0.577%3BexitY%3D1%3BexitDx%3D0%3BexitDy%3D0%3BexitPerimeter%3D0%3B%22%3E%3CmxGeometry%20relative%3D%221%22%20as%3D%22geometry%22%3E%3CArray%20as%3D%22points%22%3E%3CmxPoint%20x%3D%22699%22%20y%3D%22602%22%2F%3E%3CmxPoint%20x%3D%22770%22%20y%3D%22602%22%2F%3E%3CmxPoint%20x%3D%22770%22%20y%3D%22260%22%2F%3E%3C%2FArray%3E%3CmxPoint%20x%3D%22750%2</w:t>
       </w:r>
       <w:r>
         <w:rPr>
@@ -1935,7 +1896,7 @@
           <w:szCs w:val="0"/>
           <w:shd w:val="clear" w:fill="ECECEC"/>
         </w:rPr>
-        <w:t>0%22%20y%3D%22591%22%20as%3D%22sourcePoint%22%2F%3E%3CmxPoint%20x%3D%22380%22%20y%3D%22260%22%20as%3D%22targetPoint%22%2F%3E%3C%2FmxGeometry%3E%3C%2FmxCell%3E%3CmxCell%20id%3D%2213%22%20parent%3D%221%22%20style%3D%22rounded%3D0%3BwhiteSpace%3Dwrap%3Bhtml%3D1%3B%22%20value%3D%22%26lt%3Bp%20style%3D%26quot%3Bcaret-color%3A%20rgb(0%2C%200%2C%200)%3B%20text-align%3A%20start%3B%20white-space-collapse%3A%20preserve%3B%26quot%3B%20dir%3D%26quot%3Bauto%26quot%3B%26gt%3B%D0%92%D0%B5%D1%80%D0%BD%D1%83%D1%82%D1%8C%D1%81%D1%8F%20%D0%BA%20%D0%BD%D0%B0%D1%87%D0%B0%D0%BB%D1%83%20%D1%81%D1%82%D1%80%D0%BE%D0%BA%D0%B8%20(q5%20%E2%86%92%20q2)%26lt%3B%2Fp%26gt%3B%22%20vertex%3D%221%22%3E%3CmxGeometry%20height%3D%2260%22%20width%3D%22120%22%20x%3D%22630%22%20y%3D%22530%22%20as%3D%22geometry%22%2F%3E%3C%2FmxCell%3E%3CmxCell%20id%3D%2214%22%20edge%3D%221%22%20parent%3D%221%22%20source%3D%2226%22%20style%3D%22edgeStyle%3DorthogonalEdgeStyle%3Brounded%3D0%3BorthogonalLoop%3D1%3BjettySize%3Dauto%3Bhtml%3D1%3BendArrow%3DclassicThin%3BstartFill%3D0%3BstartArrow%3Dnone%3BendFill%3D1%3B%22%20target%3D%2215%22%3E%3CmxGeometry%20relative%3D%221%22%20as%3D%22geometry%22%3E%3CArray%20as%3D%22points%22%3E%3CmxPoint%20x%3D%22368%22%20y%3D%22600%22%2F%3E%3CmxPoint%20x%3D%22368%22%20y%3D%22600%22%2F%3E%3C%2FArray%3E%3C%2FmxGeometry%3E%3C%2FmxCell%3E%3CmxCell%20id%3D%2215%22%20parent%3D%221%22%20style%3D%22strokeWidth%3D1%3Bhtml%3D1%3Bshape%3Dmxgraph.flowchart.terminator%3BwhiteSpace%3Dwrap%3B%22%20value%3D%22%D0%9A%D0%BE%D0%BD%D0%B5%D1%86%22%20vertex%3D%221%22%3E%3CmxGeometry%20height%3D%2260%22%20width%3D%22130%22%20x%3D%22300%22%20y%3D%22630%22%20as%3D%22geometry%22%2F%3E%3C%2FmxCell%3E%3CmxCell%20id%3D%2216%22%20edge%3D%221%22%20parent%3D%221%22%20source%3D%2218%22%20style%3D%22edgeStyle%3DorthogonalEdgeStyle%3Brounded%3D0%3BorthogonalLoop%3D1%3BjettySize%3Dauto%3Bhtml%3D1%3BentryX%3D0.5%3BentryY%3D0%3BentryDx%3D0%3BentryDy%3D0%3BendArrow%3Dnone%3BstartFill%3D0%3B%22%20target%3D%227%22%3E%3CmxGeometry%20relative%3D%221%22%20as%3D%22geometry%22%2F%3E%3C%2FmxCell%3E%3CmxCell%20id%3D%2217%22%20edge%3D%221%22%20parent%3D%221%22%20source%3D%2218%22%20style%3D%22edgeStyle%3DorthogonalEdgeStyle%3Brounded%3D0%3BorthogonalLoop%3D1%3BjettySize%3Dauto%3Bhtml%3D1%3BentryX%3D0.5%3BentryY%3D0%3BentryDx%3D0%3BentryDy%3D0%3BendArrow%3Dnone%3BstartFill%3D0%3B%22%20target%3D%2210%22%3E%3CmxGeometry%20relative%3D%221%22%20as%3D%22geometry%22%3E%3CArray%20as%3D%22points%22%3E%3CmxPoint%20x%3D%22550%22%20y%3D%22305%22%2F%3E%3C%2FArray%3E%3CmxPoint%20x%3D%22570.0000000000002%22%20y%3D%22305%22%20as%3D%22targetPoint%22%2F%3E%3C%2FmxGeometry%3E%3C%2FmxCell%3E%3CmxCell%20id%3D%2218%22%20parent%3D%221%22%20style%3D%22rhombus%3BwhiteSpace%3Dwrap%3Bhtml%3D1%3B%22%20value%3D%22%26lt%3Bdiv%20style%3D%26quot%3Bline-height%3A%2030%25%3B%26quot%3B%26gt%3B%26lt%3Bp%20style%3D%26quot%3Btext-align%3A%20left%3B%20white-space-collapse%3A%20preserve%3B%20caret-color%3A%20rgb(0%2C%200%2C%200)%3B%26quot%3B%20dir%3D%26quot%3Bauto%26quot%3B%26gt%3B%26lt%3Bfont%20style%3D%26quot%3Bfont-size%3A%2011px%3B%20line-height%3A%2030%25%3B%26quot%3B%26gt%3B%D0%9E%D1%81%D1%82%D0%B0%D0%BB%D0%B0%D1%81%D1%8C%20%D1%80%D0%BE%D0%B2%D0%BD%D0%BE%20%26lt%3Bspan%20style%3D%26quot%3Bbackground-color%3A%20transparent%3B%20color%3A%20light-dark(rgb(0%2C%200%2C%200)%2C%20rgb(255%2C%20255%2C%20255))%3B%26quot%3B%26gt%3B%D0%BE%D0%B4%D0%BD%D0%B0%20%26lt%3B%2Fspan%26gt%3B%26lt%3B%2Ffont%26gt%3B%26lt%3B%2Fp%26gt%3B%26lt%3Bp%20style%3D%26quot%3Btext-align%3A%20left%3B%20white-space-collapse%3A%20preserve%3B%20caret-color%3A%20rgb(0%2C%200%2C%200)%3B%26quot%3B%20dir%3D%26quot%3Bauto%26quot%3B%26gt%3B%26lt%3Bspan%20style%3D%26quot%3Bbackground-color%3A%20transparent%3B%20color%3A%20light-dark(rgb(0%2C%200%2C%200)%2C%20rgb(255%2C%20255%2C%20255))%3B%26quot%3B%26gt%3B%26lt%3Bfont%20style%3D%26quot%3Bfont-size%3A%2011px%3B%20line-height%3A%2030%25%3B%26quot%3B%26gt%3B%D0%B0%D0%BA%D1%82%D0%B8%D0%B2%D0%BD%D0%B0%D1%8F%201%3F%20(q0%20%E2%86%92%20q1)%26lt%3B%2Ffont%26gt%3B%26lt%3B%2Fspan%26</w:t>
+        <w:t>2%20y%3D%22591%22%20as%3D%22sourcePoint%22%2F%3E%3CmxPoint%20x%3D%22380%22%20y%3D%22260%22%20as%3D%22targetPoint%22%2F%3E%3C%2FmxGeometry%3E%3C%2FmxCell%3E%3CmxCell%20id%3D%2213%22%20parent%3D%221%22%20style%3D%22rounded%3D0%3BwhiteSpace%3Dwrap%3Bhtml%3D1%3B%22%20value%3D%22%26lt%3Bp%20style%3D%26quot%3Bcaret-color%3A%20rgb(0%2C%200%2C%200)%3B%20text-align%3A%20start%3B%20white-space-collapse%3A%20preserve%3B%26quot%3B%20dir%3D%26quot%3Bauto%26quot%3B%26gt%3B%D0%92%D0%B5%D1%80%D0%BD%D1%83%D1%82%D1%8C%D1%81%D1%8F%20%D0%BA%20%D0%BD%D0%B0%D1%87%D0%B0%D0%BB%D1%83%20%D1%81%D1%82%D1%80%D0%BE%D0%BA%D0%B8%20(q5%20%E2%86%92%20q2)%26lt%3B%2Fp%26gt%3B%22%20vertex%3D%221%22%3E%3CmxGeometry%20height%3D%2260%22%20width%3D%22120%22%20x%3D%22630%22%20y%3D%22530%22%20as%3D%22geometry%22%2F%3E%3C%2FmxCell%3E%3CmxCell%20id%3D%2214%22%20edge%3D%221%22%20parent%3D%221%22%20source%3D%2226%22%20style%3D%22edgeStyle%3DorthogonalEdgeStyle%3Brounded%3D0%3BorthogonalLoop%3D1%3BjettySize%3Dauto%3Bhtml%3D1%3BendArrow%3DclassicThin%3BstartFill%3D0%3BstartArrow%3Dnone%3BendFill%3D1%3B%22%20target%3D%2215%22%3E%3CmxGeometry%20relative%3D%221%22%20as%3D%22geometry%22%3E%3CArray%20as%3D%22points%22%3E%3CmxPoint%20x%3D%22368%22%20y%3D%22600%22%2F%3E%3CmxPoint%20x%3D%22368%22%20y%3D%22600%22%2F%3E%3C%2FArray%3E%3C%2FmxGeometry%3E%3C%2FmxCell%3E%3CmxCell%20id%3D%2215%22%20parent%3D%221%22%20style%3D%22strokeWidth%3D1%3Bhtml%3D1%3Bshape%3Dmxgraph.flowchart.terminator%3BwhiteSpace%3Dwrap%3B%22%20value%3D%22%D0%9A%D0%BE%D0%BD%D0%B5%D1%86%22%20vertex%3D%221%22%3E%3CmxGeometry%20height%3D%2260%22%20width%3D%22130%22%20x%3D%22300%22%20y%3D%22630%22%20as%3D%22geometry%22%2F%3E%3C%2FmxCell%3E%3CmxCell%20id%3D%2216%22%20edge%3D%221%22%20parent%3D%221%22%20source%3D%2218%22%20style%3D%22edgeStyle%3DorthogonalEdgeStyle%3Brounded%3D0%3BorthogonalLoop%3D1%3BjettySize%3Dauto%3Bhtml%3D1%3BentryX%3D0.5%3BentryY%3D0%3BentryDx%3D0%3BentryDy%3D0%3BendArrow%3Dnone%3BstartFill%3D0%3B%22%20target%3D%227%22%3E%3CmxGeometry%20relative%3D%221%22%20as%3D%22geometry%22%2F%3E%3C%2FmxCell%3E%3CmxCell%20id%3D%2217%22%20edge%3D%221%22%20parent%3D%221%22%20source%3D%2218%22%20style%3D%22edgeStyle%3DorthogonalEdgeStyle%3Brounded%3D0%3BorthogonalLoop%3D1%3BjettySize%3Dauto%3Bhtml%3D1%3BentryX%3D0.5%3BentryY%3D0%3BentryDx%3D0%3BentryDy%3D0%3BendArrow%3Dnone%3BstartFill%3D0%3B%22%20target%3D%2210%22%3E%3CmxGeometry%20relative%3D%221%22%20as%3D%22geometry%22%3E%3CArray%20as%3D%22points%22%3E%3CmxPoint%20x%3D%22550%22%20y%3D%22305%22%2F%3E%3C%2FArray%3E%3CmxPoint%20x%3D%22570.0000000000002%22%20y%3D%22305%22%20as%3D%22targetPoint%22%2F%3E%3C%2FmxGeometry%3E%3C%2FmxCell%3E%3CmxCell%20id%3D%2218%22%20parent%3D%221%22%20style%3D%22rhombus%3BwhiteSpace%3Dwrap%3Bhtml%3D1%3B%22%20value%3D%22%26lt%3Bdiv%20style%3D%26quot%3Bline-height%3A%2030%25%3B%26quot%3B%26gt%3B%26lt%3Bp%20style%3D%26quot%3Btext-align%3A%20left%3B%20white-space-collapse%3A%20preserve%3B%20caret-color%3A%20rgb(0%2C%200%2C%200)%3B%26quot%3B%20dir%3D%26quot%3Bauto%26quot%3B%26gt%3B%26lt%3Bfont%20style%3D%26quot%3Bfont-size%3A%2011px%3B%20line-height%3A%2030%25%3B%26quot%3B%26gt%3B%D0%9E%D1%81%D1%82%D0%B0%D0%BB%D0%B0%D1%81%D1%8C%20%D1%80%D0%BE%D0%B2%D0%BD%D0%BE%20%26lt%3Bspan%20style%3D%26quot%3Bbackground-color%3A%20transparent%3B%20color%3A%20light-dark(rgb(0%2C%200%2C%200)%2C%20rgb(255%2C%20255%2C%20255))%3B%26quot%3B%26gt%3B%D0%BE%D0%B4%D0%BD%D0%B0%20%26lt%3B%2Fspan%26gt%3B%26lt%3B%2Ffont%26gt%3B%26lt%3B%2Fp%26gt%3B%26lt%3Bp%20style%3D%26quot%3Btext-align%3A%20left%3B%20white-space-collapse%3A%20preserve%3B%20caret-color%3A%20rgb(0%2C%200%2C%200)%3B%26quot%3B%20dir%3D%26quot%3Bauto%26quot%3B%26gt%3B%26lt%3Bspan%20style%3D%26quot%3Bbackground-color%3A%20transparent%3B%20color%3A%20light-dark(rgb(0%2C%200%2C%200)%2C%20rgb(255%2C%20255%2C%20255))%3B%26quot%3B%26gt%3B%26lt%3Bfont%20style%3D%26quot%3Bfont-size%3A%2011px%3B%20line-height%3A%2030%25%3B%26quot%3B%26gt%3B%D0%B0%D0%BA%D1%82%D0%B8%D0%B2%D0%BD%D0%B0%D1%8F%201%3F%20(q0%20%E2%86%92%20q1)%26lt%3B%2Ffont%26gt%3B%26lt%3B%2Fspan%26gt%</w:t>
       </w:r>
       <w:r>
         <w:rPr>
@@ -1948,7 +1909,7 @@
           <w:szCs w:val="0"/>
           <w:shd w:val="clear" w:fill="ECECEC"/>
         </w:rPr>
-        <w:t>gt%3B%26lt%3B%2Fp%26gt%3B%26lt%3B%2Fdiv%26gt%3B%22%20vertex%3D%221%22%3E%3CmxGeometry%20height%3D%2280%22%20width%3D%22190%22%20x%3D%22285%22%20y%3D%22265%22%20as%3D%22geometry%22%2F%3E%3C%2FmxCell%3E%3CmxCell%20id%3D%2219%22%20parent%3D%221%22%20style%3D%22text%3Bhtml%3D1%3Balign%3Dcenter%3BverticalAlign%3Dmiddle%3Bresizable%3D0%3Bpoints%3D%5B%5D%3Bautosize%3D1%3BstrokeColor%3Dnone%3BfillColor%3Dnone%3B%22%20value%3D%22%D0%B4%D0%B0%22%20vertex%3D%221%22%3E%3CmxGeometry%20height%3D%2230%22%20width%3D%2240%22%20x%3D%22220%22%20y%3D%22278%22%20as%3D%22geometry%22%2F%3E%3C%2FmxCell%3E%3CmxCell%20id%3D%2220%22%20parent%3D%221%22%20style%3D%22text%3Bhtml%3D1%3Balign%3Dcenter%3BverticalAlign%3Dmiddle%3Bresizable%3D0%3Bpoints%3D%5B%5D%3Bautosize%3D1%3BstrokeColor%3Dnone%3BfillColor%3Dnone%3B%22%20value%3D%22%26lt%3Bp%20style%3D%26quot%3Bcaret-color%3A%20rgb(0%2C%200%2C%200)%3B%20text-align%3A%20start%3B%20white-space%3A%20pre-wrap%3B%26quot%3B%20dir%3D%26quot%3Bauto%26quot%3B%26gt%3B%26lt%3Bbr%26gt%3B%26lt%3B%2Fp%26gt%3B%22%20vertex%3D%221%22%3E%3CmxGeometry%20height%3D%2250%22%20width%3D%2220%22%20x%3D%22770%22%20y%3D%22215%22%20as%3D%22geometry%22%2F%3E%3C%2FmxCell%3E%3CmxCell%20id%3D%2221%22%20edge%3D%221%22%20parent%3D%221%22%20style%3D%22edgeStyle%3DorthogonalEdgeStyle%3Brounded%3D0%3BorthogonalLoop%3D1%3BjettySize%3Dauto%3Bhtml%3D1%3BentryX%3D0.584%3BentryY%3D0%3BentryDx%3D0%3BentryDy%3D0%3BentryPerimeter%3D0%3BendArrow%3Dnone%3BstartFill%3D0%3B%22%20target%3D%2213%22%3E%3CmxGeometry%20relative%3D%221%22%20as%3D%22geometry%22%3E%3CArray%20as%3D%22points%22%3E%3CmxPoint%20x%3D%22700%22%20y%3D%22470%22%2F%3E%3C%2FArray%3E%3CmxPoint%20x%3D%22664.9981818181818%22%20y%3D%22470.0181818181818%22%20as%3D%22sourcePoint%22%2F%3E%3CmxPoint%20x%3D%22700.04%22%20y%3D%22510%22%20as%3D%22targetPoint%22%2F%3E%3C%2FmxGeometry%3E%3C%2FmxCell%3E%3CmxCell%20id%3D%2222%22%20edge%3D%221%22%20parent%3D%221%22%20style%3D%22edgeStyle%3DorthogonalEdgeStyle%3Brounded%3D0%3BorthogonalLoop%3D1%3BjettySize%3Dauto%3Bhtml%3D1%3BentryX%3D0.461%3BentryY%3D0.059%3BentryDx%3D0%3BentryDy%3D0%3BentryPerimeter%3D0%3BendArrow%3Dnone%3BstartFill%3D0%3B%22%20target%3D%2226%22%3E%3CmxGeometry%20relative%3D%221%22%20as%3D%22geometry%22%3E%3CArray%20as%3D%22points%22%3E%3CmxPoint%20x%3D%22370%22%20y%3D%22470%22%2F%3E%3CmxPoint%20x%3D%22370%22%20y%3D%22532%22%2F%3E%3CmxPoint%20x%3D%22360%22%20y%3D%22532%22%2F%3E%3C%2FArray%3E%3CmxPoint%20x%3D%22435%22%20y%3D%22470%22%20as%3D%22sourcePoint%22%2F%3E%3CmxPoint%20x%3D%22370%22%20y%3D%22500%22%20as%3D%22targetPoint%22%2F%3E%3C%2FmxGeometry%3E%3C%2FmxCell%3E%3CmxCell%20id%3D%2223%22%20parent%3D%221%22%20style%3D%22rhombus%3BwhiteSpace%3Dwrap%3Bhtml%3D1%3B%22%20value%3D%22%26lt%3Bdiv%20style%3D%26quot%3Bline-height%3A%2060%25%3B%26quot%3B%26gt%3B%26lt%3Bp%20style%3D%26quot%3Bcaret-color%3A%20rgb(0%2C%200%2C%200)%3B%20text-align%3A%20start%3B%20white-space-collapse%3A%20preserve%3B%26quot%3B%20dir%3D%26quot%3Bauto%26quot%3B%26gt%3B%26lt%3Bfont%20style%3D%26quot%3Bfont-size%3A%2011px%3B%20line-height%3A%2060%25%3B%26quot%3B%26gt%3B%D0%97%D0%B0%D0%BA%D0%BE%D0%BD%D1%87%D0%B8%D0%BB%D0%B8%20%D0%BF%D1%80%D0%BE%D1%85%D0%BE%D0%B4%20%D0%B2%20%D1%80%D0%B5%D0%B6%D0%B8%D0%BC%D0%B5%20%26lt%3B%2Ffont%26gt%3B%26lt%3B%2Fp%26gt%3B%26lt%3Bp%20style%3D%26quot%3Bcaret-color%3A%20rgb(0%2C%200%2C%200)%3B%20text-align%3A%20start%3B%20white-space-collapse%3A%20preserve%3B%26quot%3B%20dir%3D%26quot%3Bauto%26quot%3B%26gt%3B%26lt%3Bfont%20style%3D%26quot%3Bfont-size%3A%2011px%3B%20line-height%3A%2060%25%3B%26quot%3B%26gt%3B%26quot%3B%D0%BE%D1%81%D1%82%D0%B0%D0%B2%D0%B8%D1%82%D1%8C%26quot%3B%3F%20(%D1%87%D1%91%D1%82%D0%BD%D0%BE%D0%B5%20%D0%BA%D0%BE%D0%BB%D0%B8%D1%87%D0%B5%D1%81%D1%82%D0%B2%D0%BE%3F)%26lt%3B%2Ffont%26gt%3B%26lt%3B%2Fp%26gt%3B%26lt%3B%2Fdiv%26gt%3B%22%20vertex%3D%221%22%3E%3CmxGeometry%20height%3D%22100%22%20width%3D%22230%22%20x%3D%22435%22%20y%3D%22420%22%20as%3D%22geometry%22%2F%3E%3C%2FmxCell%3E%3CmxCell%20id%3D%2224%22%20parent%3D%221%22%20style%3D%22text%3Bhtml%3D1%3Balign%3Dcenter%3B</w:t>
+        <w:t>3B%26lt%3B%2Fp%26gt%3B%26lt%3B%2Fdiv%26gt%3B%22%20vertex%3D%221%22%3E%3CmxGeometry%20height%3D%2280%22%20width%3D%22190%22%20x%3D%22285%22%20y%3D%22265%22%20as%3D%22geometry%22%2F%3E%3C%2FmxCell%3E%3CmxCell%20id%3D%2219%22%20parent%3D%221%22%20style%3D%22text%3Bhtml%3D1%3Balign%3Dcenter%3BverticalAlign%3Dmiddle%3Bresizable%3D0%3Bpoints%3D%5B%5D%3Bautosize%3D1%3BstrokeColor%3Dnone%3BfillColor%3Dnone%3B%22%20value%3D%22%D0%B4%D0%B0%22%20vertex%3D%221%22%3E%3CmxGeometry%20height%3D%2230%22%20width%3D%2240%22%20x%3D%22220%22%20y%3D%22278%22%20as%3D%22geometry%22%2F%3E%3C%2FmxCell%3E%3CmxCell%20id%3D%2220%22%20parent%3D%221%22%20style%3D%22text%3Bhtml%3D1%3Balign%3Dcenter%3BverticalAlign%3Dmiddle%3Bresizable%3D0%3Bpoints%3D%5B%5D%3Bautosize%3D1%3BstrokeColor%3Dnone%3BfillColor%3Dnone%3B%22%20value%3D%22%26lt%3Bp%20style%3D%26quot%3Bcaret-color%3A%20rgb(0%2C%200%2C%200)%3B%20text-align%3A%20start%3B%20white-space%3A%20pre-wrap%3B%26quot%3B%20dir%3D%26quot%3Bauto%26quot%3B%26gt%3B%26lt%3Bbr%26gt%3B%26lt%3B%2Fp%26gt%3B%22%20vertex%3D%221%22%3E%3CmxGeometry%20height%3D%2250%22%20width%3D%2220%22%20x%3D%22770%22%20y%3D%22215%22%20as%3D%22geometry%22%2F%3E%3C%2FmxCell%3E%3CmxCell%20id%3D%2221%22%20edge%3D%221%22%20parent%3D%221%22%20style%3D%22edgeStyle%3DorthogonalEdgeStyle%3Brounded%3D0%3BorthogonalLoop%3D1%3BjettySize%3Dauto%3Bhtml%3D1%3BentryX%3D0.584%3BentryY%3D0%3BentryDx%3D0%3BentryDy%3D0%3BentryPerimeter%3D0%3BendArrow%3Dnone%3BstartFill%3D0%3B%22%20target%3D%2213%22%3E%3CmxGeometry%20relative%3D%221%22%20as%3D%22geometry%22%3E%3CArray%20as%3D%22points%22%3E%3CmxPoint%20x%3D%22700%22%20y%3D%22470%22%2F%3E%3C%2FArray%3E%3CmxPoint%20x%3D%22664.9981818181818%22%20y%3D%22470.0181818181818%22%20as%3D%22sourcePoint%22%2F%3E%3CmxPoint%20x%3D%22700.04%22%20y%3D%22510%22%20as%3D%22targetPoint%22%2F%3E%3C%2FmxGeometry%3E%3C%2FmxCell%3E%3CmxCell%20id%3D%2222%22%20edge%3D%221%22%20parent%3D%221%22%20style%3D%22edgeStyle%3DorthogonalEdgeStyle%3Brounded%3D0%3BorthogonalLoop%3D1%3BjettySize%3Dauto%3Bhtml%3D1%3BentryX%3D0.461%3BentryY%3D0.059%3BentryDx%3D0%3BentryDy%3D0%3BentryPerimeter%3D0%3BendArrow%3Dnone%3BstartFill%3D0%3B%22%20target%3D%2226%22%3E%3CmxGeometry%20relative%3D%221%22%20as%3D%22geometry%22%3E%3CArray%20as%3D%22points%22%3E%3CmxPoint%20x%3D%22370%22%20y%3D%22470%22%2F%3E%3CmxPoint%20x%3D%22370%22%20y%3D%22532%22%2F%3E%3CmxPoint%20x%3D%22360%22%20y%3D%22532%22%2F%3E%3C%2FArray%3E%3CmxPoint%20x%3D%22435%22%20y%3D%22470%22%20as%3D%22sourcePoint%22%2F%3E%3CmxPoint%20x%3D%22370%22%20y%3D%22500%22%20as%3D%22targetPoint%22%2F%3E%3C%2FmxGeometry%3E%3C%2FmxCell%3E%3CmxCell%20id%3D%2223%22%20parent%3D%221%22%20style%3D%22rhombus%3BwhiteSpace%3Dwrap%3Bhtml%3D1%3B%22%20value%3D%22%26lt%3Bdiv%20style%3D%26quot%3Bline-height%3A%2060%25%3B%26quot%3B%26gt%3B%26lt%3Bp%20style%3D%26quot%3Bcaret-color%3A%20rgb(0%2C%200%2C%200)%3B%20text-align%3A%20start%3B%20white-space-collapse%3A%20preserve%3B%26quot%3B%20dir%3D%26quot%3Bauto%26quot%3B%26gt%3B%26lt%3Bfont%20style%3D%26quot%3Bfont-size%3A%2011px%3B%20line-height%3A%2060%25%3B%26quot%3B%26gt%3B%D0%97%D0%B0%D0%BA%D0%BE%D0%BD%D1%87%D0%B8%D0%BB%D0%B8%20%D0%BF%D1%80%D0%BE%D1%85%D0%BE%D0%B4%20%D0%B2%20%D1%80%D0%B5%D0%B6%D0%B8%D0%BC%D0%B5%20%26lt%3B%2Ffont%26gt%3B%26lt%3B%2Fp%26gt%3B%26lt%3Bp%20style%3D%26quot%3Bcaret-color%3A%20rgb(0%2C%200%2C%200)%3B%20text-align%3A%20start%3B%20white-space-collapse%3A%20preserve%3B%26quot%3B%20dir%3D%26quot%3Bauto%26quot%3B%26gt%3B%26lt%3Bfont%20style%3D%26quot%3Bfont-size%3A%2011px%3B%20line-height%3A%2060%25%3B%26quot%3B%26gt%3B%26quot%3B%D0%BE%D1%81%D1%82%D0%B0%D0%B2%D0%B8%D1%82%D1%8C%26quot%3B%3F%20(%D1%87%D1%91%D1%82%D0%BD%D0%BE%D0%B5%20%D0%BA%D0%BE%D0%BB%D0%B8%D1%87%D0%B5%D1%81%D1%82%D0%B2%D0%BE%3F)%26lt%3B%2Ffont%26gt%3B%26lt%3B%2Fp%26gt%3B%26lt%3B%2Fdiv%26gt%3B%22%20vertex%3D%221%22%3E%3CmxGeometry%20height%3D%22100%22%20width%3D%22230%22%20x%3D%22435%22%20y%3D%22420%22%20as%3D%22geometry%22%2F%3E%3C%2FmxCell%3E%3CmxCell%20id%3D%2224%22%20parent%3D%221%22%20style%3D%22text%3Bhtml%3D1%3Balign%3Dcenter%3Bver</w:t>
       </w:r>
       <w:r>
         <w:rPr>
@@ -1961,7 +1922,7 @@
           <w:szCs w:val="0"/>
           <w:shd w:val="clear" w:fill="ECECEC"/>
         </w:rPr>
-        <w:t>verticalAlign%3Dmiddle%3Bresizable%3D0%3Bpoints%3D%5B%5D%3Bautosize%3D1%3BstrokeColor%3Dnone%3BfillColor%3Dnone%3B%22%20value%3D%22%D0%B4%D0%B0%22%20vertex%3D%221%22%3E%3CmxGeometry%20height%3D%2230%22%20width%3D%2240%22%20x%3D%22660%22%20y%3D%22448%22%20as%3D%22geometry%22%2F%3E%3C%2FmxCell%3E%3CmxCell%20id%3D%2225%22%20parent%3D%221%22%20style%3D%22text%3Bhtml%3D1%3Balign%3Dcenter%3BverticalAlign%3Dmiddle%3Bresizable%3D0%3Bpoints%3D%5B%5D%3Bautosize%3D1%3BstrokeColor%3Dnone%3BfillColor%3Dnone%3B%22%20value%3D%22%D0%BD%D0%B5%D1%82%22%20vertex%3D%221%22%3E%3CmxGeometry%20height%3D%2230%22%20width%3D%2240%22%20x%3D%22382%22%20y%3D%22444%22%20as%3D%22geometry%22%2F%3E%3C%2FmxCell%3E%3CmxCell%20id%3D%2226%22%20parent%3D%221%22%20style%3D%22shape%3Dparallelogram%3Bperimeter%3DparallelogramPerimeter%3BwhiteSpace%3Dwrap%3Bhtml%3D1%3BfixedSize%3D1%3B%22%20value%3D%22%26lt%3Bp%20style%3D%26quot%3Bcaret-color%3A%20rgb(0%2C%200%2C%200)%3B%20text-align%3A%20start%3B%20white-space-collapse%3A%20preserve%3B%26quot%3B%20dir%3D%26quot%3Bauto%26quot%3B%26gt%3B%D0%97%D0%B0%D0%BF%D0%B8%D1%81%D0%B0%D1%82%D1%8C%20N%20%D0%B8%20%D0%BE%D1%87%D0%B8%D1%81%D1%82%D0%B8%D1%82%D1%8C%20%D0%BB%D0%B5%D0%BD%D1%82%D1%83%26lt%3B%2Fp%26gt%3B%22%20vertex%3D%221%22%3E%3CmxGeometry%20height%3D%2240%22%20width%3D%22195%22%20x%3D%22270%22%20y%3D%22530%22%20as%3D%22geometry%22%2F%3E%3C%2FmxCell%3E%3C%2Froot%3E%3C%2FmxGraphModel%3E%3CmxGraphModel%3E%3Croot%3E%3CmxCell%20id%3D%220%22%2F%3E%3CmxCell%20id%3D%221%22%20parent%3D%220%22%2F%3E%3CmxCell%20id%3D%222%22%20edge%3D%221%22%20parent%3D%221%22%20source%3D%223%22%20style%3D%22edgeStyle%3DorthogonalEdgeStyle%3Brounded%3D0%3BorthogonalLoop%3D1%3BjettySize%3Dauto%3Bhtml%3D1%3BendArrow%3Dnone%3BstartFill%3D0%3B%22%20target%3D%225%22%3E%3CmxGeometry%20relative%3D%221%22%20as%3D%22geometry%22%2F%3E%3C%2FmxCell%3E%3CmxCell%20id%3D%223%22%20parent%3D%221%22%20style%3D%22strokeWidth%3D1%3Bhtml%3D1%3Bshape%3Dmxgraph.flowchart.terminator%3BwhiteSpace%3Dwrap%3B%22%20value%3D%22%D0%9D%D0%B0%D1%87%D0%B0%D0%BB%D0%BE%22%20vertex%3D%221%22%3E%3CmxGeometry%20height%3D%2260%22%20width%3D%22130%22%20x%3D%22315%22%20y%3D%22100%22%20as%3D%22geometry%22%2F%3E%3C%2FmxCell%3E%3CmxCell%20id%3D%224%22%20edge%3D%221%22%20parent%3D%221%22%20source%3D%225%22%20style%3D%22edgeStyle%3DorthogonalEdgeStyle%3Brounded%3D0%3BorthogonalLoop%3D1%3BjettySize%3Dauto%3Bhtml%3D1%3BendArrow%3Dnone%3BstartFill%3D0%3B%22%3E%3CmxGeometry%20relative%3D%221%22%20as%3D%22geometry%22%3E%3CmxPoint%20x%3D%22379.9999999999998%22%20y%3D%22260%22%20as%3D%22targetPoint%22%2F%3E%3C%2FmxGeometry%3E%3C%2FmxCell%3E%3CmxCell%20id%3D%225%22%20parent%3D%221%22%20style%3D%22shape%3Dparallelogram%3Bperimeter%3DparallelogramPerimeter%3BwhiteSpace%3Dwrap%3Bhtml%3D1%3BfixedSize%3D1%3B%22%20value%3D%22%D0%92%D0%B2%D0%BE%D0%B4%20%D1%81%D1%82%D1%80%D0%BE%D0%BA%D0%B8%20%D0%B8%D0%B7%20%D0%B5%D0%B4%D0%B5%D0%BD%D0%B8%D1%86%22%20vertex%3D%221%22%3E%3CmxGeometry%20height%3D%2260%22%20width%3D%22200%22%20x%3D%22280%22%20y%3D%22186%22%20as%3D%22geometry%22%2F%3E%3C%2FmxCell%3E%3CmxCell%20id%3D%226%22%20edge%3D%221%22%20parent%3D%221%22%20style%3D%22edgeStyle%3DorthogonalEdgeStyle%3Brounded%3D0%3BorthogonalLoop%3D1%3BjettySize%3Dauto%3Bhtml%3D1%3BendArrow%3Dnone%3BstartFill%3D0%3BendFill%3D1%3B%22%3E%3CmxGeometry%20relative%3D%221%22%20as%3D%22geometry%22%3E%3CArray%20as%3D%22points%22%3E%3CmxPoint%20x%3D%22210%22%20y%3D%22600%22%2F%3E%3C%2FArray%3E%3CmxPoint%20x%3D%22210%22%20y%3D%22405%22%20as%3D%22sourcePoint%22%2F%3E%3CmxPoint%20x%3D%22367%22%20y%3D%22600%22%20as%3D%22targetPoint%22%2F%3E%3C%2FmxGeometry%3E%3C%2FmxCell%3E%3CmxCell%20id%3D%227%22%20parent%3D%221%22%20style%3D%22rounded%3D0%3BwhiteSpace%3Dwrap%3Bhtml%3D1%3B%22%20value%3D%22%26lt%3Bp%20style%3D%26quot%3Bcaret-color%3A%20rgb(0%2C%200%2C%200)%3B%20text-align%3A%20start%3B%20white-space-collapse%3A%20preserve%3B%26quot%3B%20dir%3D%26quot%3Bauto%26quot%3B%26gt%3B%D0%97%D0%B0%D0%BF%D0%B8%D1%81%D0%B0%D1%82%D1%8C%20Y%20%D0%B8%20%D0%BE%D1%87%D0%B8%D1%81%D1%82%D0%B8%D1%82%D1%8C%20%D0%B</w:t>
+        <w:t>ticalAlign%3Dmiddle%3Bresizable%3D0%3Bpoints%3D%5B%5D%3Bautosize%3D1%3BstrokeColor%3Dnone%3BfillColor%3Dnone%3B%22%20value%3D%22%D0%B4%D0%B0%22%20vertex%3D%221%22%3E%3CmxGeometry%20height%3D%2230%22%20width%3D%2240%22%20x%3D%22660%22%20y%3D%22448%22%20as%3D%22geometry%22%2F%3E%3C%2FmxCell%3E%3CmxCell%20id%3D%2225%22%20parent%3D%221%22%20style%3D%22text%3Bhtml%3D1%3Balign%3Dcenter%3BverticalAlign%3Dmiddle%3Bresizable%3D0%3Bpoints%3D%5B%5D%3Bautosize%3D1%3BstrokeColor%3Dnone%3BfillColor%3Dnone%3B%22%20value%3D%22%D0%BD%D0%B5%D1%82%22%20vertex%3D%221%22%3E%3CmxGeometry%20height%3D%2230%22%20width%3D%2240%22%20x%3D%22382%22%20y%3D%22444%22%20as%3D%22geometry%22%2F%3E%3C%2FmxCell%3E%3CmxCell%20id%3D%2226%22%20parent%3D%221%22%20style%3D%22shape%3Dparallelogram%3Bperimeter%3DparallelogramPerimeter%3BwhiteSpace%3Dwrap%3Bhtml%3D1%3BfixedSize%3D1%3B%22%20value%3D%22%26lt%3Bp%20style%3D%26quot%3Bcaret-color%3A%20rgb(0%2C%200%2C%200)%3B%20text-align%3A%20start%3B%20white-space-collapse%3A%20preserve%3B%26quot%3B%20dir%3D%26quot%3Bauto%26quot%3B%26gt%3B%D0%97%D0%B0%D0%BF%D0%B8%D1%81%D0%B0%D1%82%D1%8C%20N%20%D0%B8%20%D0%BE%D1%87%D0%B8%D1%81%D1%82%D0%B8%D1%82%D1%8C%20%D0%BB%D0%B5%D0%BD%D1%82%D1%83%26lt%3B%2Fp%26gt%3B%22%20vertex%3D%221%22%3E%3CmxGeometry%20height%3D%2240%22%20width%3D%22195%22%20x%3D%22270%22%20y%3D%22530%22%20as%3D%22geometry%22%2F%3E%3C%2FmxCell%3E%3C%2Froot%3E%3C%2FmxGraphModel%3E%3CmxGraphModel%3E%3Croot%3E%3CmxCell%20id%3D%220%22%2F%3E%3CmxCell%20id%3D%221%22%20parent%3D%220%22%2F%3E%3CmxCell%20id%3D%222%22%20edge%3D%221%22%20parent%3D%221%22%20source%3D%223%22%20style%3D%22edgeStyle%3DorthogonalEdgeStyle%3Brounded%3D0%3BorthogonalLoop%3D1%3BjettySize%3Dauto%3Bhtml%3D1%3BendArrow%3Dnone%3BstartFill%3D0%3B%22%20target%3D%225%22%3E%3CmxGeometry%20relative%3D%221%22%20as%3D%22geometry%22%2F%3E%3C%2FmxCell%3E%3CmxCell%20id%3D%223%22%20parent%3D%221%22%20style%3D%22strokeWidth%3D1%3Bhtml%3D1%3Bshape%3Dmxgraph.flowchart.terminator%3BwhiteSpace%3Dwrap%3B%22%20value%3D%22%D0%9D%D0%B0%D1%87%D0%B0%D0%BB%D0%BE%22%20vertex%3D%221%22%3E%3CmxGeometry%20height%3D%2260%22%20width%3D%22130%22%20x%3D%22315%22%20y%3D%22100%22%20as%3D%22geometry%22%2F%3E%3C%2FmxCell%3E%3CmxCell%20id%3D%224%22%20edge%3D%221%22%20parent%3D%221%22%20source%3D%225%22%20style%3D%22edgeStyle%3DorthogonalEdgeStyle%3Brounded%3D0%3BorthogonalLoop%3D1%3BjettySize%3Dauto%3Bhtml%3D1%3BendArrow%3Dnone%3BstartFill%3D0%3B%22%3E%3CmxGeometry%20relative%3D%221%22%20as%3D%22geometry%22%3E%3CmxPoint%20x%3D%22379.9999999999998%22%20y%3D%22260%22%20as%3D%22targetPoint%22%2F%3E%3C%2FmxGeometry%3E%3C%2FmxCell%3E%3CmxCell%20id%3D%225%22%20parent%3D%221%22%20style%3D%22shape%3Dparallelogram%3Bperimeter%3DparallelogramPerimeter%3BwhiteSpace%3Dwrap%3Bhtml%3D1%3BfixedSize%3D1%3B%22%20value%3D%22%D0%92%D0%B2%D0%BE%D0%B4%20%D1%81%D1%82%D1%80%D0%BE%D0%BA%D0%B8%20%D0%B8%D0%B7%20%D0%B5%D0%B4%D0%B5%D0%BD%D0%B8%D1%86%22%20vertex%3D%221%22%3E%3CmxGeometry%20height%3D%2260%22%20width%3D%22200%22%20x%3D%22280%22%20y%3D%22186%22%20as%3D%22geometry%22%2F%3E%3C%2FmxCell%3E%3CmxCell%20id%3D%226%22%20edge%3D%221%22%20parent%3D%221%22%20style%3D%22edgeStyle%3DorthogonalEdgeStyle%3Brounded%3D0%3BorthogonalLoop%3D1%3BjettySize%3Dauto%3Bhtml%3D1%3BendArrow%3Dnone%3BstartFill%3D0%3BendFill%3D1%3B%22%3E%3CmxGeometry%20relative%3D%221%22%20as%3D%22geometry%22%3E%3CArray%20as%3D%22points%22%3E%3CmxPoint%20x%3D%22210%22%20y%3D%22600%22%2F%3E%3C%2FArray%3E%3CmxPoint%20x%3D%22210%22%20y%3D%22405%22%20as%3D%22sourcePoint%22%2F%3E%3CmxPoint%20x%3D%22367%22%20y%3D%22600%22%20as%3D%22targetPoint%22%2F%3E%3C%2FmxGeometry%3E%3C%2FmxCell%3E%3CmxCell%20id%3D%227%22%20parent%3D%221%22%20style%3D%22rounded%3D0%3BwhiteSpace%3Dwrap%3Bhtml%3D1%3B%22%20value%3D%22%26lt%3Bp%20style%3D%26quot%3Bcaret-color%3A%20rgb(0%2C%200%2C%200)%3B%20text-align%3A%20start%3B%20white-space-collapse%3A%20preserve%3B%26quot%3B%20dir%3D%26quot%3Bauto%26quot%3B%26gt%3B%D0%97%D0%B0%D0%BF%D0%B8%D1%81%D0%B0%D1%82%D1%8C%20Y%20%D0%B8%20%D0%BE%D1%87%D0%B8%D1%81%D1%82%D0%B8%D1%82%D1%8C%20%D0%BB%D</w:t>
       </w:r>
       <w:r>
         <w:rPr>
@@ -1974,7 +1935,7 @@
           <w:szCs w:val="0"/>
           <w:shd w:val="clear" w:fill="ECECEC"/>
         </w:rPr>
-        <w:t>B%D0%B5%D0%BD%D1%82%D1%83%20(q6%20%E2%86%92%20q7%20%E2%86%92%20q7a)%26lt%3B%2Fp%26gt%3B%22%20vertex%3D%221%22%3E%3CmxGeometry%20height%3D%2260%22%20width%3D%22120%22%20x%3D%22160%22%20y%3D%22345%22%20as%3D%22geometry%22%2F%3E%3C%2FmxCell%3E%3CmxCell%20id%3D%228%22%20parent%3D%221%22%20style%3D%22text%3Bhtml%3D1%3Balign%3Dcenter%3BverticalAlign%3Dmiddle%3Bresizable%3D0%3Bpoints%3D%5B%5D%3Bautosize%3D1%3BstrokeColor%3Dnone%3BfillColor%3Dnone%3B%22%20value%3D%22%D0%BD%D0%B5%D1%82%26lt%3Bdiv%26gt%3B%26lt%3Bbr%26gt%3B%26lt%3B%2Fdiv%26gt%3B%22%20vertex%3D%221%22%3E%3CmxGeometry%20height%3D%2240%22%20width%3D%2240%22%20x%3D%22480%22%20y%3D%22280%22%20as%3D%22geometry%22%2F%3E%3C%2FmxCell%3E%3CmxCell%20id%3D%229%22%20edge%3D%221%22%20parent%3D%221%22%20source%3D%2210%22%20style%3D%22edgeStyle%3DorthogonalEdgeStyle%3Brounded%3D0%3BorthogonalLoop%3D1%3BjettySize%3Dauto%3Bhtml%3D1%3BexitX%3D0.5%3BexitY%3D1%3BexitDx%3D0%3BexitDy%3D0%3BentryX%3D0.5%3BentryY%3D0%3BentryDx%3D0%3BentryDy%3D0%3BendArrow%3Dnone%3BstartFill%3D0%3B%22%20target%3D%2223%22%3E%3CmxGeometry%20relative%3D%221%22%20as%3D%22geometry%22%2F%3E%3C%2FmxCell%3E%3CmxCell%20id%3D%2210%22%20parent%3D%221%22%20style%3D%22rounded%3D0%3BwhiteSpace%3Dwrap%3Bhtml%3D1%3B%22%20value%3D%22%26lt%3Bp%20style%3D%26quot%3Bcaret-color%3A%20rgb(0%2C%200%2C%200)%3B%20text-align%3A%20start%3B%20white-space-collapse%3A%20preserve%3B%26quot%3B%20dir%3D%26quot%3Bauto%26quot%3B%26gt%3B%D0%9F%D1%80%D0%BE%D1%85%D0%BE%D0%B4%20%D0%B4%D0%B5%D0%BB%D0%B5%D0%BD%D0%B8%D1%8F%20%D0%BF%D0%BE%D0%BF%D0%BE%D0%BB%D0%B0%D0%BC%20(q3%20%E2%86%94%20q4)%26lt%3B%2Fp%26gt%3B%22%20vertex%3D%221%22%3E%3CmxGeometry%20height%3D%2260%22%20width%3D%22120%22%20x%3D%22490%22%20y%3D%22345%22%20as%3D%22geometry%22%2F%3E%3C%2FmxCell%3E%3CmxCell%20id%3D%2211%22%20parent%3D%221%22%20style%3D%22text%3BwhiteSpace%3Dwrap%3B%22%20value%3D%22%E2%94%8C%E2%94%80%E2%94%80%E2%94%80%E2%94%80%E2%94%80%E2%94%80%E2%94%80%E2%94%80%E2%94%80%E2%94%80%E2%94%80%E2%94%80%E2%94%80%E2%94%80%E2%94%80%E2%94%90%26%2310%3B%C2%A0%20%C2%A0%20%C2%A0%20%C2%A0%20%C2%A0%20%C2%A0%20%C2%A0%20%C2%A0%20%C2%A0%20%C2%A0%20%C2%A0%20%C2%A0%20%C2%A0%20%C2%A0%20%C2%A0%20%C2%A0%20%C2%A0%20%E2%94%82%C2%A0%20%C2%A0%20%D0%9D%D0%90%D0%A7%D0%90%D0%9B%D0%9E%C2%A0%20%C2%A0%20%C2%A0%E2%94%82%26%2310%3B%C2%A0%20%C2%A0%20%C2%A0%20%C2%A0%20%C2%A0%20%C2%A0%20%C2%A0%20%C2%A0%20%C2%A0%20%C2%A0%20%C2%A0%20%C2%A0%20%C2%A0%20%C2%A0%20%C2%A0%20%C2%A0%20%C2%A0%20%E2%94%94%E2%94%80%E2%94%80%E2%94%80%E2%94%80%E2%94%80%E2%94%80%E2%94%80%E2%94%AC%E2%94%80%E2%94%80%E2%94%80%E2%94%80%E2%94%80%E2%94%80%E2%94%80%E2%94%98%26%2310%3B%C2%A0%20%C2%A0%20%C2%A0%20%C2%A0%20%C2%A0%20%C2%A0%20%C2%A0%20%C2%A0%20%C2%A0%20%C2%A0%20%C2%A0%20%C2%A0%20%C2%A0%20%C2%A0%20%C2%A0%20%C2%A0%20%C2%A0%20%C2%A0%20%C2%A0%20%C2%A0%20%C2%A0%20%E2%94%82%26%2310%3B%C2%A0%20%C2%A0%20%C2%A0%20%C2%A0%20%C2%A0%20%C2%A0%20%C2%A0%20%C2%A0%20%C2%A0%20%C2%A0%20%C2%A0%20%C2%A0%20%C2%A0%20%C2%A0%20%C2%A0%20%C2%A0%20%C2%A0%20%C2%A0%20%C2%A0%20%C2%A0%20%C2%A0%20%E2%96%BC%26%2310%3B%C2%A0%20%C2%A0%20%C2%A0%20%C2%A0%20%C2%A0%20%C2%A0%20%C2%A0%20%C2%A0%20%C2%A0%20%C2%A0%20%C2%A0%20%C2%A0%20%C2%A0%20%C2%A0%20%C2%A0%20%C2%A0%E2%94%8C%E2%94%80%E2%94%80%E2%94%80%E2%94%80%E2%94%80%E2%94%80%E2%94%80%E2%94%80%E2%94%80%E2%94%80%E2%94%80%E2%94%80%E2%94%80%E2%94%80%E2%94%80%E2%94%80%E2%94%80%E2%94%80%E2%94%80%E2%94%80%E2%94%80%E2%94%80%E2%94%80%E2%94%90%26%2310%3B%C2%A0%20%C2%A0%20%C2%A0%20%C2%A0%20%C2%A0%20%C2%A0%20%C2%A0%20%C2%A0%20%C2%A0%20%C2%A0%20%C2%A0%20%C2%A0%20%C2%A0%20%C2%A0%20%C2%A0%20%C2%A0%E2%94%82%20%D0%92%D0%B2%D0%BE%D0%B4%20%D1%81%D1%82%D1%80%D0%BE%D0%BA%D0%B8%201%E2%80%A61%C2%A0%20%C2%A0%20%C2%A0%20%C2%A0%E2%94%82%26%2310%3B%C2%A0%20%C2%A0%20%C2%A0%20%C2%A0%20%C2%A0%20%C2%A0%20%C2%A0%20%C2%A0%20%C2%A0%20%C2%A0%20%C2%A0%20%C2%A0%20%C2%A0%20%C2%A0%20%C2%A0%20%C2%A0%E2%94%94%E2%94%80%E2%94%80%E2%94%80%E2%94%80%E2%94%80%E2%94%80%E2%94%80%E2%94%80%E2%94%80%E2%94%80%E2%94%80%E2%94%AC%E2%94%80%E2%94%80%E2%94%80%E2%94%80%E2%94%80%E2%94%80%E2%94%80%E2%94%80%E2%94%80%E2%94%80%E2%94%80%E2%94%98</w:t>
+        <w:t>0%B5%D0%BD%D1%82%D1%83%20(q6%20%E2%86%92%20q7%20%E2%86%92%20q7a)%26lt%3B%2Fp%26gt%3B%22%20vertex%3D%221%22%3E%3CmxGeometry%20height%3D%2260%22%20width%3D%22120%22%20x%3D%22160%22%20y%3D%22345%22%20as%3D%22geometry%22%2F%3E%3C%2FmxCell%3E%3CmxCell%20id%3D%228%22%20parent%3D%221%22%20style%3D%22text%3Bhtml%3D1%3Balign%3Dcenter%3BverticalAlign%3Dmiddle%3Bresizable%3D0%3Bpoints%3D%5B%5D%3Bautosize%3D1%3BstrokeColor%3Dnone%3BfillColor%3Dnone%3B%22%20value%3D%22%D0%BD%D0%B5%D1%82%26lt%3Bdiv%26gt%3B%26lt%3Bbr%26gt%3B%26lt%3B%2Fdiv%26gt%3B%22%20vertex%3D%221%22%3E%3CmxGeometry%20height%3D%2240%22%20width%3D%2240%22%20x%3D%22480%22%20y%3D%22280%22%20as%3D%22geometry%22%2F%3E%3C%2FmxCell%3E%3CmxCell%20id%3D%229%22%20edge%3D%221%22%20parent%3D%221%22%20source%3D%2210%22%20style%3D%22edgeStyle%3DorthogonalEdgeStyle%3Brounded%3D0%3BorthogonalLoop%3D1%3BjettySize%3Dauto%3Bhtml%3D1%3BexitX%3D0.5%3BexitY%3D1%3BexitDx%3D0%3BexitDy%3D0%3BentryX%3D0.5%3BentryY%3D0%3BentryDx%3D0%3BentryDy%3D0%3BendArrow%3Dnone%3BstartFill%3D0%3B%22%20target%3D%2223%22%3E%3CmxGeometry%20relative%3D%221%22%20as%3D%22geometry%22%2F%3E%3C%2FmxCell%3E%3CmxCell%20id%3D%2210%22%20parent%3D%221%22%20style%3D%22rounded%3D0%3BwhiteSpace%3Dwrap%3Bhtml%3D1%3B%22%20value%3D%22%26lt%3Bp%20style%3D%26quot%3Bcaret-color%3A%20rgb(0%2C%200%2C%200)%3B%20text-align%3A%20start%3B%20white-space-collapse%3A%20preserve%3B%26quot%3B%20dir%3D%26quot%3Bauto%26quot%3B%26gt%3B%D0%9F%D1%80%D0%BE%D1%85%D0%BE%D0%B4%20%D0%B4%D0%B5%D0%BB%D0%B5%D0%BD%D0%B8%D1%8F%20%D0%BF%D0%BE%D0%BF%D0%BE%D0%BB%D0%B0%D0%BC%20(q3%20%E2%86%94%20q4)%26lt%3B%2Fp%26gt%3B%22%20vertex%3D%221%22%3E%3CmxGeometry%20height%3D%2260%22%20width%3D%22120%22%20x%3D%22490%22%20y%3D%22345%22%20as%3D%22geometry%22%2F%3E%3C%2FmxCell%3E%3CmxCell%20id%3D%2211%22%20parent%3D%221%22%20style%3D%22text%3BwhiteSpace%3Dwrap%3B%22%20value%3D%22%E2%94%8C%E2%94%80%E2%94%80%E2%94%80%E2%94%80%E2%94%80%E2%94%80%E2%94%80%E2%94%80%E2%94%80%E2%94%80%E2%94%80%E2%94%80%E2%94%80%E2%94%80%E2%94%80%E2%94%90%26%2310%3B%C2%A0%20%C2%A0%20%C2%A0%20%C2%A0%20%C2%A0%20%C2%A0%20%C2%A0%20%C2%A0%20%C2%A0%20%C2%A0%20%C2%A0%20%C2%A0%20%C2%A0%20%C2%A0%20%C2%A0%20%C2%A0%20%C2%A0%20%E2%94%82%C2%A0%20%C2%A0%20%D0%9D%D0%90%D0%A7%D0%90%D0%9B%D0%9E%C2%A0%20%C2%A0%20%C2%A0%E2%94%82%26%2310%3B%C2%A0%20%C2%A0%20%C2%A0%20%C2%A0%20%C2%A0%20%C2%A0%20%C2%A0%20%C2%A0%20%C2%A0%20%C2%A0%20%C2%A0%20%C2%A0%20%C2%A0%20%C2%A0%20%C2%A0%20%C2%A0%20%C2%A0%20%E2%94%94%E2%94%80%E2%94%80%E2%94%80%E2%94%80%E2%94%80%E2%94%80%E2%94%80%E2%94%AC%E2%94%80%E2%94%80%E2%94%80%E2%94%80%E2%94%80%E2%94%80%E2%94%80%E2%94%98%26%2310%3B%C2%A0%20%C2%A0%20%C2%A0%20%C2%A0%20%C2%A0%20%C2%A0%20%C2%A0%20%C2%A0%20%C2%A0%20%C2%A0%20%C2%A0%20%C2%A0%20%C2%A0%20%C2%A0%20%C2%A0%20%C2%A0%20%C2%A0%20%C2%A0%20%C2%A0%20%C2%A0%20%C2%A0%20%E2%94%82%26%2310%3B%C2%A0%20%C2%A0%20%C2%A0%20%C2%A0%20%C2%A0%20%C2%A0%20%C2%A0%20%C2%A0%20%C2%A0%20%C2%A0%20%C2%A0%20%C2%A0%20%C2%A0%20%C2%A0%20%C2%A0%20%C2%A0%20%C2%A0%20%C2%A0%20%C2%A0%20%C2%A0%20%C2%A0%20%E2%96%BC%26%2310%3B%C2%A0%20%C2%A0%20%C2%A0%20%C2%A0%20%C2%A0%20%C2%A0%20%C2%A0%20%C2%A0%20%C2%A0%20%C2%A0%20%C2%A0%20%C2%A0%20%C2%A0%20%C2%A0%20%C2%A0%20%C2%A0%E2%94%8C%E2%94%80%E2%94%80%E2%94%80%E2%94%80%E2%94%80%E2%94%80%E2%94%80%E2%94%80%E2%94%80%E2%94%80%E2%94%80%E2%94%80%E2%94%80%E2%94%80%E2%94%80%E2%94%80%E2%94%80%E2%94%80%E2%94%80%E2%94%80%E2%94%80%E2%94%80%E2%94%80%E2%94%90%26%2310%3B%C2%A0%20%C2%A0%20%C2%A0%20%C2%A0%20%C2%A0%20%C2%A0%20%C2%A0%20%C2%A0%20%C2%A0%20%C2%A0%20%C2%A0%20%C2%A0%20%C2%A0%20%C2%A0%20%C2%A0%20%C2%A0%E2%94%82%20%D0%92%D0%B2%D0%BE%D0%B4%20%D1%81%D1%82%D1%80%D0%BE%D0%BA%D0%B8%201%E2%80%A61%C2%A0%20%C2%A0%20%C2%A0%20%C2%A0%E2%94%82%26%2310%3B%C2%A0%20%C2%A0%20%C2%A0%20%C2%A0%20%C2%A0%20%C2%A0%20%C2%A0%20%C2%A0%20%C2%A0%20%C2%A0%20%C2%A0%20%C2%A0%20%C2%A0%20%C2%A0%20%C2%A0%20%C2%A0%E2%94%94%E2%94%80%E2%94%80%E2%94%80%E2%94%80%E2%94%80%E2%94%80%E2%94%80%E2%94%80%E2%94%80%E2%94%80%E2%94%80%E2%94%AC%E2%94%80%E2%94%80%E2%94%80%E2%94%80%E2%94%80%E2%94%80%E2%94%80%E2%94%80%E2%94%80%E2%94%80%E2%94%80%E2%94%98%26</w:t>
       </w:r>
       <w:r>
         <w:rPr>
@@ -1987,7 +1948,7 @@
           <w:szCs w:val="0"/>
           <w:shd w:val="clear" w:fill="ECECEC"/>
         </w:rPr>
-        <w:t>%26%2310%3B%C2%A0%20%C2%A0%20%C2%A0%20%C2%A0%20%C2%A0%20%C2%A0%20%C2%A0%20%C2%A0%20%C2%A0%20%C2%A0%20%C2%A0%20%C2%A0%20%C2%A0%20%C2%A0%20%C2%A0%20%C2%A0%20%C2%A0%20%C2%A0%20%C2%A0%20%C2%A0%20%C2%A0%20%C2%A0%E2%94%82%26%2310%3B%C2%A0%20%C2%A0%20%C2%A0%20%C2%A0%20%C2%A0%20%C2%A0%20%C2%A0%20%C2%A0%20%C2%A0%20%C2%A0%20%C2%A0%20%C2%A0%20%C2%A0%20%C2%A0%20%C2%A0%20%C2%A0%20%C2%A0%20%C2%A0%20%C2%A0%20%C2%A0%20%C2%A0%20%C2%A0%E2%96%BC%26%2310%3B%C2%A0%20%C2%A0%20%C2%A0%20%C2%A0%20%C2%A0%20%C2%A0%20%C2%A0%20%C2%A0%20%C2%A0%20%C2%A0%20%C2%A0%20%C2%A0%20%C2%A0%20%C2%A0%20%C2%A0%20%C2%A0%20%C2%A0%E2%94%8C%E2%94%80%E2%94%80%E2%94%80%E2%94%80%E2%94%80%E2%94%80%E2%94%80%E2%94%80%E2%94%80%E2%94%80%E2%94%80%E2%94%80%E2%94%80%E2%94%80%E2%94%80%E2%94%80%E2%94%80%E2%94%80%E2%94%80%E2%94%80%E2%94%80%E2%94%80%E2%94%80%E2%94%80%E2%94%80%E2%94%90%26%2310%3B%C2%A0%20%C2%A0%20%C2%A0%20%C2%A0%20%C2%A0%20%C2%A0%20%C2%A0%20%C2%A0%20%C2%A0%20%C2%A0%20%C2%A0%20%C2%A0%20%C2%A0%20%C2%A0%E2%94%8C%E2%94%80%E2%94%80%E2%94%80%E2%94%80%E2%94%80%E2%94%82%20%D0%9E%D1%81%D1%82%D0%B0%D0%BB%D0%B0%D1%81%D1%8C%20%D1%80%D0%BE%D0%B2%D0%BD%D0%BE%C2%A0%20%C2%A0%20%C2%A0%20%C2%A0%20%C2%A0%20%E2%94%82%26%2310%3B%C2%A0%20%C2%A0%20%C2%A0%20%C2%A0%20%C2%A0%20%C2%A0%20%C2%A0%20%C2%A0%20%C2%A0%20%C2%A0%20%C2%A0%20%C2%A0%20%C2%A0%20%C2%A0%E2%94%82%C2%A0%20%C2%A0%20%C2%A0%E2%94%82%20%D0%BE%D0%B4%D0%BD%D0%B0%20%D0%B0%D0%BA%D1%82%D0%B8%D0%B2%D0%BD%D0%B0%D1%8F%201%3F%C2%A0%20%C2%A0%20%C2%A0%20%C2%A0%20%E2%94%82%26%2310%3B%C2%A0%20%C2%A0%20%C2%A0%20%C2%A0%20%C2%A0%20%C2%A0%20%C2%A0%20%C2%A0%20%C2%A0%20%C2%A0%20%C2%A0%20%C2%A0%20%C2%A0%20%C2%A0%E2%94%82%C2%A0%20%C2%A0%20%C2%A0%E2%94%82%20(q0%20%E2%86%92%20q1)%C2%A0%20%C2%A0%20%C2%A0%20%C2%A0%20%C2%A0%20%C2%A0%20%C2%A0%20%C2%A0%E2%94%82%26%2310%3B%C2%A0%20%C2%A0%20%C2%A0%20%C2%A0%20%C2%A0%20%C2%A0%20%C2%A0%20%C2%A0%20%C2%A0%20%C2%A0%20%C2%A0%20%C2%A0%20%C2%A0%20%C2%A0%E2%94%82%C2%A0%20%C2%A0%20%C2%A0%E2%94%94%E2%94%80%E2%94%80%E2%94%80%E2%94%80%E2%94%80%E2%94%80%E2%94%80%E2%94%80%E2%94%80%E2%94%80%E2%94%80%E2%94%AC%E2%94%80%E2%94%80%E2%94%80%E2%94%80%E2%94%80%E2%94%80%E2%94%80%E2%94%80%E2%94%80%E2%94%80%E2%94%80%E2%94%80%E2%94%80%E2%94%98%26%2310%3B%C2%A0%20%C2%A0%20%C2%A0%20%C2%A0%20%C2%A0%20%C2%A0%20%C2%A0%20%C2%A0%20%C2%A0%20%C2%A0%20%C2%A0%20%C2%A0%20%C2%A0%20%C2%A0%E2%94%82%C2%A0%20%C2%A0%20%C2%A0%20%C2%A0%20%C2%A0%20%C2%A0%20%D0%B4%D0%B0%C2%A0%20%C2%A0%20%C2%A0%E2%94%82%C2%A0%20%C2%A0%20%C2%A0%20%D0%BD%D0%B5%D1%82%26%2310%3B%C2%A0%20%C2%A0%20%C2%A0%20%C2%A0%20%C2%A0%20%C2%A0%20%C2%A0%20%C2%A0%20%C2%A0%20%C2%A0%20%C2%A0%20%C2%A0%20%C2%A0%20%C2%A0%E2%94%82%C2%A0%20%C2%A0%20%C2%A0%20%C2%A0%20%C2%A0%20%C2%A0%20%C2%A0%20%C2%A0%20%C2%A0%20%C2%A0%E2%96%BC%C2%A0%20%C2%A0%20%C2%A0%20%C2%A0%20%C2%A0%20%C2%A0%20%C2%A0%20%C2%A0%E2%94%82%26%2310%3B%C2%A0%20%C2%A0%20%C2%A0%20%C2%A0%20%C2%A0%20%C2%A0%20%C2%A0%20%C2%A0%20%C2%A0%20%C2%A0%20%C2%A0%20%C2%A0%20%C2%A0%20%C2%A0%E2%94%82%C2%A0%20%C2%A0%20%C2%A0%20%C2%A0%20%C2%A0%E2%94%8C%E2%94%80%E2%94%80%E2%94%80%E2%94%80%E2%94%80%E2%94%80%E2%94%80%E2%94%80%E2%94%80%E2%94%80%E2%94%80%E2%94%80%E2%94%80%E2%94%80%E2%94%80%E2%94%80%E2%94%80%E2%94%80%E2%94%80%E2%94%80%E2%94%90%C2%A0%20%C2%A0%20%E2%94%82%26%2310%3B%C2%A0%20%C2%A0%20%C2%A0%20%C2%A0%20%C2%A0%20%C2%A0%20%C2%A0%20%C2%A0%20%C2%A0%20%C2%A0%20%C2%A0%20%C2%A0%20%C2%A0%20%C2%A0%E2%94%82%C2%A0%20%C2%A0%20%C2%A0%20%C2%A0%20%C2%A0%E2%94%82%20%D0%97%D0%B0%D0%BF%D0%B8%D1%81%D0%B0%D1%82%D1%8C%20Y%C2%A0%20%C2%A0%20%C2%A0%20%C2%A0%20%C2%A0%E2%94%82%C2%A0%20%C2%A0%20%E2%94%82%26%2310%3B%C2%A0%20%C2%A0%20%C2%A0%20%C2%A0%20%C2%A0%20%C2%A0%20%C2%A0%20%C2%A0%20%C2%A0%20%C2%A0%20%C2%A0%20%C2%A0%20%C2%A0%20%C2%A0%E2%94%82%C2%A0%20%C2%A0%20%C2%A0%20%C2%A0%20%C2%A0%E2%94%82%20%D0%B8%20%D0%BE%D1%87%D0%B8%D1%81%D1%82%D0%B8%D1%82%D1%8C%20%D0%BB%D0%B5%D0%BD%D1%82%D1%83%C2%A0%20%C2%A0%E2%94%82%C2%A0%20%C2%A0%20%E2%94%82%26%2310%3B%C2%A0%20%C2%A0%20%C2%A0%20%C2%A0%20%C2%A0%20%C2%A0%20%C2%A0%20%C2%A0%20%C2%A0%20%C2%A0%20%C2%A0%20%C2%A0%20%C2%A0%20%C2%A0%E2%94%82%C2%A0%20%C2%A0%20%C2%A0%20%C2%A0%20%C2%A0%E2%94%82%20(q6%20%E2</w:t>
+        <w:t>%2310%3B%C2%A0%20%C2%A0%20%C2%A0%20%C2%A0%20%C2%A0%20%C2%A0%20%C2%A0%20%C2%A0%20%C2%A0%20%C2%A0%20%C2%A0%20%C2%A0%20%C2%A0%20%C2%A0%20%C2%A0%20%C2%A0%20%C2%A0%20%C2%A0%20%C2%A0%20%C2%A0%20%C2%A0%20%C2%A0%E2%94%82%26%2310%3B%C2%A0%20%C2%A0%20%C2%A0%20%C2%A0%20%C2%A0%20%C2%A0%20%C2%A0%20%C2%A0%20%C2%A0%20%C2%A0%20%C2%A0%20%C2%A0%20%C2%A0%20%C2%A0%20%C2%A0%20%C2%A0%20%C2%A0%20%C2%A0%20%C2%A0%20%C2%A0%20%C2%A0%20%C2%A0%E2%96%BC%26%2310%3B%C2%A0%20%C2%A0%20%C2%A0%20%C2%A0%20%C2%A0%20%C2%A0%20%C2%A0%20%C2%A0%20%C2%A0%20%C2%A0%20%C2%A0%20%C2%A0%20%C2%A0%20%C2%A0%20%C2%A0%20%C2%A0%20%C2%A0%E2%94%8C%E2%94%80%E2%94%80%E2%94%80%E2%94%80%E2%94%80%E2%94%80%E2%94%80%E2%94%80%E2%94%80%E2%94%80%E2%94%80%E2%94%80%E2%94%80%E2%94%80%E2%94%80%E2%94%80%E2%94%80%E2%94%80%E2%94%80%E2%94%80%E2%94%80%E2%94%80%E2%94%80%E2%94%80%E2%94%80%E2%94%90%26%2310%3B%C2%A0%20%C2%A0%20%C2%A0%20%C2%A0%20%C2%A0%20%C2%A0%20%C2%A0%20%C2%A0%20%C2%A0%20%C2%A0%20%C2%A0%20%C2%A0%20%C2%A0%20%C2%A0%E2%94%8C%E2%94%80%E2%94%80%E2%94%80%E2%94%80%E2%94%80%E2%94%82%20%D0%9E%D1%81%D1%82%D0%B0%D0%BB%D0%B0%D1%81%D1%8C%20%D1%80%D0%BE%D0%B2%D0%BD%D0%BE%C2%A0%20%C2%A0%20%C2%A0%20%C2%A0%20%C2%A0%20%E2%94%82%26%2310%3B%C2%A0%20%C2%A0%20%C2%A0%20%C2%A0%20%C2%A0%20%C2%A0%20%C2%A0%20%C2%A0%20%C2%A0%20%C2%A0%20%C2%A0%20%C2%A0%20%C2%A0%20%C2%A0%E2%94%82%C2%A0%20%C2%A0%20%C2%A0%E2%94%82%20%D0%BE%D0%B4%D0%BD%D0%B0%20%D0%B0%D0%BA%D1%82%D0%B8%D0%B2%D0%BD%D0%B0%D1%8F%201%3F%C2%A0%20%C2%A0%20%C2%A0%20%C2%A0%20%E2%94%82%26%2310%3B%C2%A0%20%C2%A0%20%C2%A0%20%C2%A0%20%C2%A0%20%C2%A0%20%C2%A0%20%C2%A0%20%C2%A0%20%C2%A0%20%C2%A0%20%C2%A0%20%C2%A0%20%C2%A0%E2%94%82%C2%A0%20%C2%A0%20%C2%A0%E2%94%82%20(q0%20%E2%86%92%20q1)%C2%A0%20%C2%A0%20%C2%A0%20%C2%A0%20%C2%A0%20%C2%A0%20%C2%A0%20%C2%A0%E2%94%82%26%2310%3B%C2%A0%20%C2%A0%20%C2%A0%20%C2%A0%20%C2%A0%20%C2%A0%20%C2%A0%20%C2%A0%20%C2%A0%20%C2%A0%20%C2%A0%20%C2%A0%20%C2%A0%20%C2%A0%E2%94%82%C2%A0%20%C2%A0%20%C2%A0%E2%94%94%E2%94%80%E2%94%80%E2%94%80%E2%94%80%E2%94%80%E2%94%80%E2%94%80%E2%94%80%E2%94%80%E2%94%80%E2%94%80%E2%94%AC%E2%94%80%E2%94%80%E2%94%80%E2%94%80%E2%94%80%E2%94%80%E2%94%80%E2%94%80%E2%94%80%E2%94%80%E2%94%80%E2%94%80%E2%94%80%E2%94%98%26%2310%3B%C2%A0%20%C2%A0%20%C2%A0%20%C2%A0%20%C2%A0%20%C2%A0%20%C2%A0%20%C2%A0%20%C2%A0%20%C2%A0%20%C2%A0%20%C2%A0%20%C2%A0%20%C2%A0%E2%94%82%C2%A0%20%C2%A0%20%C2%A0%20%C2%A0%20%C2%A0%20%C2%A0%20%D0%B4%D0%B0%C2%A0%20%C2%A0%20%C2%A0%E2%94%82%C2%A0%20%C2%A0%20%C2%A0%20%D0%BD%D0%B5%D1%82%26%2310%3B%C2%A0%20%C2%A0%20%C2%A0%20%C2%A0%20%C2%A0%20%C2%A0%20%C2%A0%20%C2%A0%20%C2%A0%20%C2%A0%20%C2%A0%20%C2%A0%20%C2%A0%20%C2%A0%E2%94%82%C2%A0%20%C2%A0%20%C2%A0%20%C2%A0%20%C2%A0%20%C2%A0%20%C2%A0%20%C2%A0%20%C2%A0%20%C2%A0%E2%96%BC%C2%A0%20%C2%A0%20%C2%A0%20%C2%A0%20%C2%A0%20%C2%A0%20%C2%A0%20%C2%A0%E2%94%82%26%2310%3B%C2%A0%20%C2%A0%20%C2%A0%20%C2%A0%20%C2%A0%20%C2%A0%20%C2%A0%20%C2%A0%20%C2%A0%20%C2%A0%20%C2%A0%20%C2%A0%20%C2%A0%20%C2%A0%E2%94%82%C2%A0%20%C2%A0%20%C2%A0%20%C2%A0%20%C2%A0%E2%94%8C%E2%94%80%E2%94%80%E2%94%80%E2%94%80%E2%94%80%E2%94%80%E2%94%80%E2%94%80%E2%94%80%E2%94%80%E2%94%80%E2%94%80%E2%94%80%E2%94%80%E2%94%80%E2%94%80%E2%94%80%E2%94%80%E2%94%80%E2%94%80%E2%94%90%C2%A0%20%C2%A0%20%E2%94%82%26%2310%3B%C2%A0%20%C2%A0%20%C2%A0%20%C2%A0%20%C2%A0%20%C2%A0%20%C2%A0%20%C2%A0%20%C2%A0%20%C2%A0%20%C2%A0%20%C2%A0%20%C2%A0%20%C2%A0%E2%94%82%C2%A0%20%C2%A0%20%C2%A0%20%C2%A0%20%C2%A0%E2%94%82%20%D0%97%D0%B0%D0%BF%D0%B8%D1%81%D0%B0%D1%82%D1%8C%20Y%C2%A0%20%C2%A0%20%C2%A0%20%C2%A0%20%C2%A0%E2%94%82%C2%A0%20%C2%A0%20%E2%94%82%26%2310%3B%C2%A0%20%C2%A0%20%C2%A0%20%C2%A0%20%C2%A0%20%C2%A0%20%C2%A0%20%C2%A0%20%C2%A0%20%C2%A0%20%C2%A0%20%C2%A0%20%C2%A0%20%C2%A0%E2%94%82%C2%A0%20%C2%A0%20%C2%A0%20%C2%A0%20%C2%A0%E2%94%82%20%D0%B8%20%D0%BE%D1%87%D0%B8%D1%81%D1%82%D0%B8%D1%82%D1%8C%20%D0%BB%D0%B5%D0%BD%D1%82%D1%83%C2%A0%20%C2%A0%E2%94%82%C2%A0%20%C2%A0%20%E2%94%82%26%2310%3B%C2%A0%20%C2%A0%20%C2%A0%20%C2%A0%20%C2%A0%20%C2%A0%20%C2%A0%20%C2%A0%20%C2%A0%20%C2%A0%20%C2%A0%20%C2%A0%20%C2%A0%20%C2%A0%E2%94%82%C2%A0%20%C2%A0%20%C2%A0%20%C2%A0%20%C2%A0%E2%94%82%20(q6%20%E2%86</w:t>
       </w:r>
       <w:r>
         <w:rPr>
@@ -2000,7 +1961,7 @@
           <w:szCs w:val="0"/>
           <w:shd w:val="clear" w:fill="ECECEC"/>
         </w:rPr>
-        <w:t>%86%92%20q7%20%E2%86%92%20q7a)%C2%A0%20%C2%A0%20%E2%94%82%C2%A0%20%C2%A0%20%E2%94%82%26%2310%3B%C2%A0%20%C2%A0%20%C2%A0%20%C2%A0%20%C2%A0%20%C2%A0%20%C2%A0%20%C2%A0%20%C2%A0%20%C2%A0%20%C2%A0%20%C2%A0%20%C2%A0%20%C2%A0%E2%94%82%C2%A0%20%C2%A0%20%C2%A0%20%C2%A0%20%C2%A0%E2%94%94%E2%94%80%E2%94%80%E2%94%80%E2%94%80%E2%94%80%E2%94%80%E2%94%80%E2%94%80%E2%94%AC%E2%94%80%E2%94%80%E2%94%80%E2%94%80%E2%94%80%E2%94%80%E2%94%80%E2%94%80%E2%94%80%E2%94%80%E2%94%80%E2%94%98%C2%A0%20%C2%A0%20%E2%94%82%26%2310%3B%C2%A0%20%C2%A0%20%C2%A0%20%C2%A0%20%C2%A0%20%C2%A0%20%C2%A0%20%C2%A0%20%C2%A0%20%C2%A0%20%C2%A0%20%C2%A0%20%C2%A0%20%C2%A0%E2%94%82%C2%A0%20%C2%A0%20%C2%A0%20%C2%A0%20%C2%A0%20%C2%A0%20%C2%A0%20%C2%A0%20%C2%A0%20%E2%94%82%C2%A0%20%C2%A0%20%C2%A0%20%C2%A0%20%C2%A0%20%C2%A0%20%C2%A0%20%C2%A0%20%E2%94%82%26%2310%3B%C2%A0%20%C2%A0%20%C2%A0%20%C2%A0%20%C2%A0%20%C2%A0%20%C2%A0%20%C2%A0%20%C2%A0%20%C2%A0%20%C2%A0%20%C2%A0%20%C2%A0%20%C2%A0%E2%94%82%C2%A0%20%C2%A0%20%C2%A0%20%C2%A0%20%C2%A0%20%C2%A0%20%C2%A0%20%C2%A0%20%C2%A0%20%E2%96%BC%C2%A0%20%C2%A0%20%C2%A0%20%C2%A0%20%C2%A0%20%C2%A0%20%C2%A0%20%C2%A0%20%E2%94%82%26%2310%3B%C2%A0%20%C2%A0%20%C2%A0%20%C2%A0%20%C2%A0%20%C2%A0%20%C2%A0%20%C2%A0%20%C2%A0%20%C2%A0%20%C2%A0%20%C2%A0%20%C2%A0%20%C2%A0%E2%94%82%C2%A0%20%C2%A0%20%C2%A0%20%C2%A0%20%C2%A0%E2%94%8C%E2%94%80%E2%94%80%E2%94%80%E2%94%80%E2%94%80%E2%94%80%E2%94%80%E2%94%80%E2%94%80%E2%94%80%E2%94%80%E2%94%80%E2%94%80%E2%94%80%E2%94%80%E2%94%80%E2%94%80%E2%94%80%E2%94%80%E2%94%80%E2%94%90%C2%A0%20%C2%A0%20%E2%94%82%26%2310%3B%C2%A0%20%C2%A0%20%C2%A0%20%C2%A0%20%C2%A0%20%C2%A0%20%C2%A0%20%C2%A0%20%C2%A0%20%C2%A0%20%C2%A0%20%C2%A0%20%C2%A0%20%C2%A0%E2%94%82%C2%A0%20%C2%A0%20%C2%A0%20%C2%A0%20%C2%A0%E2%94%82%C2%A0%20%C2%A0%20%C2%A0%20%C2%A0%D0%9A%D0%9E%D0%9D%D0%95%D0%A6%C2%A0%20%C2%A0%20%C2%A0%20%C2%A0%20%E2%94%82%C2%A0%20%C2%A0%20%E2%94%82%26%2310%3B%C2%A0%20%C2%A0%20%C2%A0%20%C2%A0%20%C2%A0%20%C2%A0%20%C2%A0%20%C2%A0%20%C2%A0%20%C2%A0%20%C2%A0%20%C2%A0%20%C2%A0%20%C2%A0%E2%94%82%C2%A0%20%C2%A0%20%C2%A0%20%C2%A0%20%C2%A0%E2%94%94%E2%94%80%E2%94%80%E2%94%80%E2%94%80%E2%94%80%E2%94%80%E2%94%80%E2%94%80%E2%94%80%E2%94%80%E2%94%80%E2%94%80%E2%94%80%E2%94%80%E2%94%80%E2%94%80%E2%94%80%E2%94%80%E2%94%80%E2%94%80%E2%94%98%C2%A0%20%C2%A0%20%E2%94%82%26%2310%3B%C2%A0%20%C2%A0%20%C2%A0%20%C2%A0%20%C2%A0%20%C2%A0%20%C2%A0%20%C2%A0%20%C2%A0%20%C2%A0%20%C2%A0%20%C2%A0%20%C2%A0%20%C2%A0%E2%94%82%C2%A0%20%C2%A0%20%C2%A0%20%C2%A0%20%C2%A0%20%C2%A0%20%C2%A0%20%C2%A0%20%C2%A0%20%C2%A0%20%C2%A0%20%C2%A0%20%C2%A0%20%C2%A0%20%C2%A0%20%C2%A0%20%C2%A0%20%C2%A0%20%E2%94%82%26%2310%3B%C2%A0%20%C2%A0%20%C2%A0%20%C2%A0%20%C2%A0%20%C2%A0%20%C2%A0%20%C2%A0%20%C2%A0%20%C2%A0%20%C2%A0%20%C2%A0%20%C2%A0%20%C2%A0%E2%94%82%C2%A0%20%C2%A0%20%C2%A0%20%C2%A0%20%C2%A0%20%C2%A0%20%C2%A0%20%C2%A0%20%C2%A0%20%C2%A0%20%C2%A0%20%C2%A0%20%C2%A0%20%C2%A0%20%C2%A0%20%C2%A0%20%C2%A0%20%C2%A0%20%E2%96%BC%26%2310%3B%C2%A0%20%C2%A0%20%C2%A0%20%C2%A0%20%C2%A0%20%C2%A0%20%C2%A0%20%C2%A0%20%C2%A0%20%C2%A0%20%C2%A0%20%C2%A0%20%C2%A0%20%C2%A0%E2%94%82%C2%A0%20%C2%A0%20%C2%A0%20%C2%A0%20%C2%A0%20%C2%A0%20%C2%A0%20%C2%A0%20%C2%A0%20%C2%A0%20%C2%A0%20%C2%A0%20%C2%A0%20%E2%94%8C%E2%94%80%E2%94%80%E2%94%80%E2%94%80%E2%94%80%E2%94%80%E2%94%80%E2%94%80%E2%94%80%E2%94%80%E2%94%80%E2%94%80%E2%94%80%E2%94%80%E2%94%80%E2%94%80%E2%94%80%E2%94%80%E2%94%80%E2%94%80%E2%94%90%26%2310%3B%C2%A0%20%C2%A0%20%C2%A0%20%C2%A0%20%C2%A0%20%C2%A0%20%C2%A0%20%C2%A0%20%C2%A0%20%C2%A0%20%C2%A0%20%C2%A0%20%C2%A0%20%C2%A0%E2%94%82%C2%A0%20%C2%A0%20%C2%A0%20%C2%A0%20%C2%A0%20%C2%A0%20%C2%A0%20%C2%A0%20%C2%A0%20%C2%A0%20%C2%A0%20%C2%A0%20%C2%A0%20%E2%94%82%20%D0%9F%D1%80%D0%BE%D1%85%D0%BE%D0%B4%20%D0%B4%D0%B5%D0%BB%D0%B5%D0%BD%D0%B8%D1%8F%C2%A0%20%C2%A0%20%C2%A0%E2%94%82%26%2310%3B%C2%A0%20%C2%A0%20%C2%A0%20%C2%A0%20%C2%A0%20%C2%A0%20%C2%A0%20%C2%A0%20%C2%A0%20%C2%A0%20%C2%A0%20%C2%A0%20%C2%A0%20%C2%A0%E2%94%82%C2%A0%20%C2%A0%20%C2%A0%20%C2%A0%20%C2%A0%20%C2%A0%20%C2%A0%20%C2%A0%20%C2%A0%20%C2%A0%20%C2%A0%20%C2%A0%20%C2%A0%20%E2%94%82%20%D0%BF%D0%BE%D0%BF%D0%BE%D0%BB%D0</w:t>
+        <w:t>%92%20q7%20%E2%86%92%20q7a)%C2%A0%20%C2%A0%20%E2%94%82%C2%A0%20%C2%A0%20%E2%94%82%26%2310%3B%C2%A0%20%C2%A0%20%C2%A0%20%C2%A0%20%C2%A0%20%C2%A0%20%C2%A0%20%C2%A0%20%C2%A0%20%C2%A0%20%C2%A0%20%C2%A0%20%C2%A0%20%C2%A0%E2%94%82%C2%A0%20%C2%A0%20%C2%A0%20%C2%A0%20%C2%A0%E2%94%94%E2%94%80%E2%94%80%E2%94%80%E2%94%80%E2%94%80%E2%94%80%E2%94%80%E2%94%80%E2%94%AC%E2%94%80%E2%94%80%E2%94%80%E2%94%80%E2%94%80%E2%94%80%E2%94%80%E2%94%80%E2%94%80%E2%94%80%E2%94%80%E2%94%98%C2%A0%20%C2%A0%20%E2%94%82%26%2310%3B%C2%A0%20%C2%A0%20%C2%A0%20%C2%A0%20%C2%A0%20%C2%A0%20%C2%A0%20%C2%A0%20%C2%A0%20%C2%A0%20%C2%A0%20%C2%A0%20%C2%A0%20%C2%A0%E2%94%82%C2%A0%20%C2%A0%20%C2%A0%20%C2%A0%20%C2%A0%20%C2%A0%20%C2%A0%20%C2%A0%20%C2%A0%20%E2%94%82%C2%A0%20%C2%A0%20%C2%A0%20%C2%A0%20%C2%A0%20%C2%A0%20%C2%A0%20%C2%A0%20%E2%94%82%26%2310%3B%C2%A0%20%C2%A0%20%C2%A0%20%C2%A0%20%C2%A0%20%C2%A0%20%C2%A0%20%C2%A0%20%C2%A0%20%C2%A0%20%C2%A0%20%C2%A0%20%C2%A0%20%C2%A0%E2%94%82%C2%A0%20%C2%A0%20%C2%A0%20%C2%A0%20%C2%A0%20%C2%A0%20%C2%A0%20%C2%A0%20%C2%A0%20%E2%96%BC%C2%A0%20%C2%A0%20%C2%A0%20%C2%A0%20%C2%A0%20%C2%A0%20%C2%A0%20%C2%A0%20%E2%94%82%26%2310%3B%C2%A0%20%C2%A0%20%C2%A0%20%C2%A0%20%C2%A0%20%C2%A0%20%C2%A0%20%C2%A0%20%C2%A0%20%C2%A0%20%C2%A0%20%C2%A0%20%C2%A0%20%C2%A0%E2%94%82%C2%A0%20%C2%A0%20%C2%A0%20%C2%A0%20%C2%A0%E2%94%8C%E2%94%80%E2%94%80%E2%94%80%E2%94%80%E2%94%80%E2%94%80%E2%94%80%E2%94%80%E2%94%80%E2%94%80%E2%94%80%E2%94%80%E2%94%80%E2%94%80%E2%94%80%E2%94%80%E2%94%80%E2%94%80%E2%94%80%E2%94%80%E2%94%90%C2%A0%20%C2%A0%20%E2%94%82%26%2310%3B%C2%A0%20%C2%A0%20%C2%A0%20%C2%A0%20%C2%A0%20%C2%A0%20%C2%A0%20%C2%A0%20%C2%A0%20%C2%A0%20%C2%A0%20%C2%A0%20%C2%A0%20%C2%A0%E2%94%82%C2%A0%20%C2%A0%20%C2%A0%20%C2%A0%20%C2%A0%E2%94%82%C2%A0%20%C2%A0%20%C2%A0%20%C2%A0%D0%9A%D0%9E%D0%9D%D0%95%D0%A6%C2%A0%20%C2%A0%20%C2%A0%20%C2%A0%20%E2%94%82%C2%A0%20%C2%A0%20%E2%94%82%26%2310%3B%C2%A0%20%C2%A0%20%C2%A0%20%C2%A0%20%C2%A0%20%C2%A0%20%C2%A0%20%C2%A0%20%C2%A0%20%C2%A0%20%C2%A0%20%C2%A0%20%C2%A0%20%C2%A0%E2%94%82%C2%A0%20%C2%A0%20%C2%A0%20%C2%A0%20%C2%A0%E2%94%94%E2%94%80%E2%94%80%E2%94%80%E2%94%80%E2%94%80%E2%94%80%E2%94%80%E2%94%80%E2%94%80%E2%94%80%E2%94%80%E2%94%80%E2%94%80%E2%94%80%E2%94%80%E2%94%80%E2%94%80%E2%94%80%E2%94%80%E2%94%80%E2%94%98%C2%A0%20%C2%A0%20%E2%94%82%26%2310%3B%C2%A0%20%C2%A0%20%C2%A0%20%C2%A0%20%C2%A0%20%C2%A0%20%C2%A0%20%C2%A0%20%C2%A0%20%C2%A0%20%C2%A0%20%C2%A0%20%C2%A0%20%C2%A0%E2%94%82%C2%A0%20%C2%A0%20%C2%A0%20%C2%A0%20%C2%A0%20%C2%A0%20%C2%A0%20%C2%A0%20%C2%A0%20%C2%A0%20%C2%A0%20%C2%A0%20%C2%A0%20%C2%A0%20%C2%A0%20%C2%A0%20%C2%A0%20%C2%A0%20%E2%94%82%26%2310%3B%C2%A0%20%C2%A0%20%C2%A0%20%C2%A0%20%C2%A0%20%C2%A0%20%C2%A0%20%C2%A0%20%C2%A0%20%C2%A0%20%C2%A0%20%C2%A0%20%C2%A0%20%C2%A0%E2%94%82%C2%A0%20%C2%A0%20%C2%A0%20%C2%A0%20%C2%A0%20%C2%A0%20%C2%A0%20%C2%A0%20%C2%A0%20%C2%A0%20%C2%A0%20%C2%A0%20%C2%A0%20%C2%A0%20%C2%A0%20%C2%A0%20%C2%A0%20%C2%A0%20%E2%96%BC%26%2310%3B%C2%A0%20%C2%A0%20%C2%A0%20%C2%A0%20%C2%A0%20%C2%A0%20%C2%A0%20%C2%A0%20%C2%A0%20%C2%A0%20%C2%A0%20%C2%A0%20%C2%A0%20%C2%A0%E2%94%82%C2%A0%20%C2%A0%20%C2%A0%20%C2%A0%20%C2%A0%20%C2%A0%20%C2%A0%20%C2%A0%20%C2%A0%20%C2%A0%20%C2%A0%20%C2%A0%20%C2%A0%20%E2%94%8C%E2%94%80%E2%94%80%E2%94%80%E2%94%80%E2%94%80%E2%94%80%E2%94%80%E2%94%80%E2%94%80%E2%94%80%E2%94%80%E2%94%80%E2%94%80%E2%94%80%E2%94%80%E2%94%80%E2%94%80%E2%94%80%E2%94%80%E2%94%80%E2%94%90%26%2310%3B%C2%A0%20%C2%A0%20%C2%A0%20%C2%A0%20%C2%A0%20%C2%A0%20%C2%A0%20%C2%A0%20%C2%A0%20%C2%A0%20%C2%A0%20%C2%A0%20%C2%A0%20%C2%A0%E2%94%82%C2%A0%20%C2%A0%20%C2%A0%20%C2%A0%20%C2%A0%20%C2%A0%20%C2%A0%20%C2%A0%20%C2%A0%20%C2%A0%20%C2%A0%20%C2%A0%20%C2%A0%20%E2%94%82%20%D0%9F%D1%80%D0%BE%D1%85%D0%BE%D0%B4%20%D0%B4%D0%B5%D0%BB%D0%B5%D0%BD%D0%B8%D1%8F%C2%A0%20%C2%A0%20%C2%A0%E2%94%82%26%2310%3B%C2%A0%20%C2%A0%20%C2%A0%20%C2%A0%20%C2%A0%20%C2%A0%20%C2%A0%20%C2%A0%20%C2%A0%20%C2%A0%20%C2%A0%20%C2%A0%20%C2%A0%20%C2%A0%E2%94%82%C2%A0%20%C2%A0%20%C2%A0%20%C2%A0%20%C2%A0%20%C2%A0%20%C2%A0%20%C2%A0%20%C2%A0%20%C2%A0%20%C2%A0%20%C2%A0%20%C2%A0%20%E2%94%82%20%D0%BF%D0%BE%D0%BF%D0%BE%D0%BB%D0%B0</w:t>
       </w:r>
       <w:r>
         <w:rPr>
@@ -2013,7 +1974,7 @@
           <w:szCs w:val="0"/>
           <w:shd w:val="clear" w:fill="ECECEC"/>
         </w:rPr>
-        <w:t>%B0%D0%BC%C2%A0%20%C2%A0%20%C2%A0%20%C2%A0%20%C2%A0%20%C2%A0%20%E2%94%82%26%2310%3B%C2%A0%20%C2%A0%20%C2%A0%20%C2%A0%20%C2%A0%20%C2%A0%20%C2%A0%20%C2%A0%20%C2%A0%20%C2%A0%20%C2%A0%20%C2%A0%20%C2%A0%20%C2%A0%E2%94%82%C2%A0%20%C2%A0%20%C2%A0%20%C2%A0%20%C2%A0%20%C2%A0%20%C2%A0%20%C2%A0%20%C2%A0%20%C2%A0%20%C2%A0%20%C2%A0%20%C2%A0%20%E2%94%82%20(q3%20%E2%86%94%20q4)%C2%A0%20%C2%A0%20%C2%A0%20%C2%A0%20%C2%A0%20%E2%94%82%26%2310%3B%C2%A0%20%C2%A0%20%C2%A0%20%C2%A0%20%C2%A0%20%C2%A0%20%C2%A0%20%C2%A0%20%C2%A0%20%C2%A0%20%C2%A0%20%C2%A0%20%C2%A0%20%C2%A0%E2%94%82%C2%A0%20%C2%A0%20%C2%A0%20%C2%A0%20%C2%A0%20%C2%A0%20%C2%A0%20%C2%A0%20%C2%A0%20%C2%A0%20%C2%A0%20%C2%A0%20%C2%A0%20%E2%94%94%E2%94%80%E2%94%80%E2%94%80%E2%94%80%E2%94%80%E2%94%80%E2%94%80%E2%94%80%E2%94%AC%E2%94%80%E2%94%80%E2%94%80%E2%94%80%E2%94%80%E2%94%80%E2%94%80%E2%94%80%E2%94%80%E2%94%80%E2%94%80%E2%94%98%26%2310%3B%C2%A0%20%C2%A0%20%C2%A0%20%C2%A0%20%C2%A0%20%C2%A0%20%C2%A0%20%C2%A0%20%C2%A0%20%C2%A0%20%C2%A0%20%C2%A0%20%C2%A0%20%C2%A0%E2%94%82%C2%A0%20%C2%A0%20%C2%A0%20%C2%A0%20%C2%A0%20%C2%A0%20%C2%A0%20%C2%A0%20%C2%A0%20%C2%A0%20%C2%A0%20%C2%A0%20%C2%A0%20%C2%A0%20%C2%A0%20%C2%A0%20%C2%A0%20%C2%A0%E2%94%82%26%2310%3B%C2%A0%20%C2%A0%20%C2%A0%20%C2%A0%20%C2%A0%20%C2%A0%20%C2%A0%20%C2%A0%20%C2%A0%20%C2%A0%20%C2%A0%20%C2%A0%20%C2%A0%20%C2%A0%E2%94%82%C2%A0%20%C2%A0%20%C2%A0%20%C2%A0%20%C2%A0%20%C2%A0%20%C2%A0%20%C2%A0%20%C2%A0%20%C2%A0%20%C2%A0%20%C2%A0%20%C2%A0%20%C2%A0%20%C2%A0%20%C2%A0%20%C2%A0%20%C2%A0%E2%96%BC%26%2310%3B%C2%A0%20%C2%A0%20%C2%A0%20%C2%A0%20%C2%A0%20%C2%A0%20%C2%A0%20%C2%A0%20%C2%A0%20%C2%A0%20%C2%A0%20%C2%A0%20%C2%A0%20%C2%A0%E2%94%82%C2%A0%20%C2%A0%20%C2%A0%20%C2%A0%20%C2%A0%20%C2%A0%20%C2%A0%20%C2%A0%20%C2%A0%20%C2%A0%20%C2%A0%20%C2%A0%20%C2%A0%20%E2%94%8C%E2%94%80%E2%94%80%E2%94%80%E2%94%80%E2%94%80%E2%94%80%E2%94%80%E2%94%80%E2%94%80%E2%94%80%E2%94%80%E2%94%80%E2%94%80%E2%94%80%E2%94%80%E2%94%80%E2%94%80%E2%94%80%E2%94%80%E2%94%80%E2%94%90%26%2310%3B%C2%A0%20%C2%A0%20%C2%A0%20%C2%A0%20%C2%A0%20%C2%A0%20%C2%A0%20%C2%A0%20%C2%A0%20%C2%A0%20%C2%A0%20%C2%A0%20%C2%A0%20%C2%A0%E2%94%82%C2%A0%20%C2%A0%20%C2%A0%20%C2%A0%20%C2%A0%20%C2%A0%20%C2%A0%20%C2%A0%20%C2%A0%20%C2%A0%20%C2%A0%20%C2%A0%20%C2%A0%20%E2%94%82%20%D0%94%D0%BE%D1%88%D0%BB%D0%B8%20%D0%B4%D0%BE%20%D0%BA%D0%BE%D0%BD%D1%86%D0%B0%C2%A0%20%C2%A0%20%C2%A0%E2%94%82%26%2310%3B%C2%A0%20%C2%A0%20%C2%A0%20%C2%A0%20%C2%A0%20%C2%A0%20%C2%A0%20%C2%A0%20%C2%A0%20%C2%A0%20%C2%A0%20%C2%A0%20%C2%A0%20%C2%A0%E2%94%82%C2%A0%20%C2%A0%20%C2%A0%20%C2%A0%20%C2%A0%20%C2%A0%20%C2%A0%20%C2%A0%20%C2%A0%20%C2%A0%20%C2%A0%20%C2%A0%20%C2%A0%20%E2%94%82%20%D1%81%D1%82%D1%80%D0%BE%D0%BA%D0%B8%3F%C2%A0%20%C2%A0%20%C2%A0%20%C2%A0%20%C2%A0%20%C2%A0%20%E2%94%82%26%2310%3B%C2%A0%20%C2%A0%20%C2%A0%20%C2%A0%20%C2%A0%20%C2%A0%20%C2%A0%20%C2%A0%20%C2%A0%20%C2%A0%20%C2%A0%20%C2%A0%20%C2%A0%20%C2%A0%E2%94%82%C2%A0%20%C2%A0%20%C2%A0%20%C2%A0%20%C2%A0%20%C2%A0%20%C2%A0%20%C2%A0%20%C2%A0%20%C2%A0%20%C2%A0%20%C2%A0%20%C2%A0%20%E2%94%94%E2%94%80%E2%94%80%E2%94%80%E2%94%80%E2%94%80%E2%94%80%E2%94%80%E2%94%80%E2%94%AC%E2%94%80%E2%94%80%E2%94%80%E2%94%80%E2%94%80%E2%94%80%E2%94%80%E2%94%80%E2%94%80%E2%94%80%E2%94%80%E2%94%98%26%2310%3B%C2%A0%20%C2%A0%20%C2%A0%20%C2%A0%20%C2%A0%20%C2%A0%20%C2%A0%20%C2%A0%20%C2%A0%20%C2%A0%20%C2%A0%20%C2%A0%20%C2%A0%20%C2%A0%E2%94%82%C2%A0%20%C2%A0%20%C2%A0%20%C2%A0%20%C2%A0%20%C2%A0%20%C2%A0%20%C2%A0%20%C2%A0%20%C2%A0%20%C2%A0%20%C2%A0%20%C2%A0%20%C2%A0%20%C2%A0%20%C2%A0%20%C2%A0%20%C2%A0%E2%94%82%26%2310%3B%C2%A0%20%C2%A0%20%C2%A0%20%C2%A0%20%C2%A0%20%C2%A0%20%C2%A0%20%C2%A0%20%C2%A0%20%C2%A0%20%C2%A0%20%C2%A0%20%C2%A0%20%C2%A0%E2%94%82%C2%A0%20%C2%A0%20%C2%A0%20%C2%A0%20%C2%A0%20%C2%A0%20%C2%A0%20%C2%A0%20%C2%A0%20%C2%A0%20%C2%A0%20%C2%A0%20%E2%94%8C%E2%94%80%E2%94%80%E2%94%80%E2%94%80%E2%94%80%E2%94%80%E2%94%80%E2%94%80%E2%94%80%E2%94%80%E2%94%B4%E2%94%80%E2%94%80%E2%94%80%E2%94%80%E2%94%80%E2%94%80%E2%94%80%E2%94%80%E2%94%80%E2%94%80%E2%94%90%26%2310%3B%C2%A0%20%C2%A0%20%C2%A0%20%C2%A0%20%C2%A0%20%C2%A0%20%C2%A0%20%C2%A0%20%C2%A0%20%C2%A0%20%C2%A0</w:t>
+        <w:t>%D0%BC%C2%A0%20%C2%A0%20%C2%A0%20%C2%A0%20%C2%A0%20%C2%A0%20%E2%94%82%26%2310%3B%C2%A0%20%C2%A0%20%C2%A0%20%C2%A0%20%C2%A0%20%C2%A0%20%C2%A0%20%C2%A0%20%C2%A0%20%C2%A0%20%C2%A0%20%C2%A0%20%C2%A0%20%C2%A0%E2%94%82%C2%A0%20%C2%A0%20%C2%A0%20%C2%A0%20%C2%A0%20%C2%A0%20%C2%A0%20%C2%A0%20%C2%A0%20%C2%A0%20%C2%A0%20%C2%A0%20%C2%A0%20%E2%94%82%20(q3%20%E2%86%94%20q4)%C2%A0%20%C2%A0%20%C2%A0%20%C2%A0%20%C2%A0%20%E2%94%82%26%2310%3B%C2%A0%20%C2%A0%20%C2%A0%20%C2%A0%20%C2%A0%20%C2%A0%20%C2%A0%20%C2%A0%20%C2%A0%20%C2%A0%20%C2%A0%20%C2%A0%20%C2%A0%20%C2%A0%E2%94%82%C2%A0%20%C2%A0%20%C2%A0%20%C2%A0%20%C2%A0%20%C2%A0%20%C2%A0%20%C2%A0%20%C2%A0%20%C2%A0%20%C2%A0%20%C2%A0%20%C2%A0%20%E2%94%94%E2%94%80%E2%94%80%E2%94%80%E2%94%80%E2%94%80%E2%94%80%E2%94%80%E2%94%80%E2%94%AC%E2%94%80%E2%94%80%E2%94%80%E2%94%80%E2%94%80%E2%94%80%E2%94%80%E2%94%80%E2%94%80%E2%94%80%E2%94%80%E2%94%98%26%2310%3B%C2%A0%20%C2%A0%20%C2%A0%20%C2%A0%20%C2%A0%20%C2%A0%20%C2%A0%20%C2%A0%20%C2%A0%20%C2%A0%20%C2%A0%20%C2%A0%20%C2%A0%20%C2%A0%E2%94%82%C2%A0%20%C2%A0%20%C2%A0%20%C2%A0%20%C2%A0%20%C2%A0%20%C2%A0%20%C2%A0%20%C2%A0%20%C2%A0%20%C2%A0%20%C2%A0%20%C2%A0%20%C2%A0%20%C2%A0%20%C2%A0%20%C2%A0%20%C2%A0%E2%94%82%26%2310%3B%C2%A0%20%C2%A0%20%C2%A0%20%C2%A0%20%C2%A0%20%C2%A0%20%C2%A0%20%C2%A0%20%C2%A0%20%C2%A0%20%C2%A0%20%C2%A0%20%C2%A0%20%C2%A0%E2%94%82%C2%A0%20%C2%A0%20%C2%A0%20%C2%A0%20%C2%A0%20%C2%A0%20%C2%A0%20%C2%A0%20%C2%A0%20%C2%A0%20%C2%A0%20%C2%A0%20%C2%A0%20%C2%A0%20%C2%A0%20%C2%A0%20%C2%A0%20%C2%A0%E2%96%BC%26%2310%3B%C2%A0%20%C2%A0%20%C2%A0%20%C2%A0%20%C2%A0%20%C2%A0%20%C2%A0%20%C2%A0%20%C2%A0%20%C2%A0%20%C2%A0%20%C2%A0%20%C2%A0%20%C2%A0%E2%94%82%C2%A0%20%C2%A0%20%C2%A0%20%C2%A0%20%C2%A0%20%C2%A0%20%C2%A0%20%C2%A0%20%C2%A0%20%C2%A0%20%C2%A0%20%C2%A0%20%C2%A0%20%E2%94%8C%E2%94%80%E2%94%80%E2%94%80%E2%94%80%E2%94%80%E2%94%80%E2%94%80%E2%94%80%E2%94%80%E2%94%80%E2%94%80%E2%94%80%E2%94%80%E2%94%80%E2%94%80%E2%94%80%E2%94%80%E2%94%80%E2%94%80%E2%94%80%E2%94%90%26%2310%3B%C2%A0%20%C2%A0%20%C2%A0%20%C2%A0%20%C2%A0%20%C2%A0%20%C2%A0%20%C2%A0%20%C2%A0%20%C2%A0%20%C2%A0%20%C2%A0%20%C2%A0%20%C2%A0%E2%94%82%C2%A0%20%C2%A0%20%C2%A0%20%C2%A0%20%C2%A0%20%C2%A0%20%C2%A0%20%C2%A0%20%C2%A0%20%C2%A0%20%C2%A0%20%C2%A0%20%C2%A0%20%E2%94%82%20%D0%94%D0%BE%D1%88%D0%BB%D0%B8%20%D0%B4%D0%BE%20%D0%BA%D0%BE%D0%BD%D1%86%D0%B0%C2%A0%20%C2%A0%20%C2%A0%E2%94%82%26%2310%3B%C2%A0%20%C2%A0%20%C2%A0%20%C2%A0%20%C2%A0%20%C2%A0%20%C2%A0%20%C2%A0%20%C2%A0%20%C2%A0%20%C2%A0%20%C2%A0%20%C2%A0%20%C2%A0%E2%94%82%C2%A0%20%C2%A0%20%C2%A0%20%C2%A0%20%C2%A0%20%C2%A0%20%C2%A0%20%C2%A0%20%C2%A0%20%C2%A0%20%C2%A0%20%C2%A0%20%C2%A0%20%E2%94%82%20%D1%81%D1%82%D1%80%D0%BE%D0%BA%D0%B8%3F%C2%A0%20%C2%A0%20%C2%A0%20%C2%A0%20%C2%A0%20%C2%A0%20%E2%94%82%26%2310%3B%C2%A0%20%C2%A0%20%C2%A0%20%C2%A0%20%C2%A0%20%C2%A0%20%C2%A0%20%C2%A0%20%C2%A0%20%C2%A0%20%C2%A0%20%C2%A0%20%C2%A0%20%C2%A0%E2%94%82%C2%A0%20%C2%A0%20%C2%A0%20%C2%A0%20%C2%A0%20%C2%A0%20%C2%A0%20%C2%A0%20%C2%A0%20%C2%A0%20%C2%A0%20%C2%A0%20%C2%A0%20%E2%94%94%E2%94%80%E2%94%80%E2%94%80%E2%94%80%E2%94%80%E2%94%80%E2%94%80%E2%94%80%E2%94%AC%E2%94%80%E2%94%80%E2%94%80%E2%94%80%E2%94%80%E2%94%80%E2%94%80%E2%94%80%E2%94%80%E2%94%80%E2%94%80%E2%94%98%26%2310%3B%C2%A0%20%C2%A0%20%C2%A0%20%C2%A0%20%C2%A0%20%C2%A0%20%C2%A0%20%C2%A0%20%C2%A0%20%C2%A0%20%C2%A0%20%C2%A0%20%C2%A0%20%C2%A0%E2%94%82%C2%A0%20%C2%A0%20%C2%A0%20%C2%A0%20%C2%A0%20%C2%A0%20%C2%A0%20%C2%A0%20%C2%A0%20%C2%A0%20%C2%A0%20%C2%A0%20%C2%A0%20%C2%A0%20%C2%A0%20%C2%A0%20%C2%A0%20%C2%A0%E2%94%82%26%2310%3B%C2%A0%20%C2%A0%20%C2%A0%20%C2%A0%20%C2%A0%20%C2%A0%20%C2%A0%20%C2%A0%20%C2%A0%20%C2%A0%20%C2%A0%20%C2%A0%20%C2%A0%20%C2%A0%E2%94%82%C2%A0%20%C2%A0%20%C2%A0%20%C2%A0%20%C2%A0%20%C2%A0%20%C2%A0%20%C2%A0%20%C2%A0%20%C2%A0%20%C2%A0%20%C2%A0%20%E2%94%8C%E2%94%80%E2%94%80%E2%94%80%E2%94%80%E2%94%80%E2%94%80%E2%94%80%E2%94%80%E2%94%80%E2%94%80%E2%94%B4%E2%94%80%E2%94%80%E2%94%80%E2%94%80%E2%94%80%E2%94%80%E2%94%80%E2%94%80%E2%94%80%E2%94%80%E2%94%90%26%2310%3B%C2%A0%20%C2%A0%20%C2%A0%20%C2%A0%20%C2%A0%20%C2%A0%20%C2%A0%20%C2%A0%20%C2%A0%20%C2%A0%20%C2%A0%20</w:t>
       </w:r>
       <w:r>
         <w:rPr>
@@ -2026,7 +1987,7 @@
           <w:szCs w:val="0"/>
           <w:shd w:val="clear" w:fill="ECECEC"/>
         </w:rPr>
-        <w:t>%20%C2%A0%20%C2%A0%20%C2%A0%E2%94%82%C2%A0%20%C2%A0%20%C2%A0%20%C2%A0%20%C2%A0%20%C2%A0%20%C2%A0%20%C2%A0%20%C2%A0%20%C2%A0%20%C2%A0%20%C2%A0%20%E2%94%82%C2%A0%20%C2%A0%20%C2%A0%20%C2%A0%20%C2%A0%20%C2%A0%20%C2%A0%20%C2%A0%20%C2%A0%20%C2%A0%20%C2%A0%E2%94%82%26%2310%3B%C2%A0%20%C2%A0%20%C2%A0%20%C2%A0%20%C2%A0%20%C2%A0%20%C2%A0%20%C2%A0%20%C2%A0%20%C2%A0%20%C2%A0%20%C2%A0%20%C2%A0%20%C2%A0%E2%94%82%C2%A0%20%C2%A0%20%C2%A0%20%C2%A0%20%C2%A0%20%C2%A0%20%C2%A0%20%C2%A0%20%C2%A0%20%C2%A0%20%C2%A0%20%C2%A0%20%E2%96%BC%C2%A0%20%C2%A0%20%C2%A0%20%C2%A0%20%C2%A0%20%C2%A0%20%C2%A0%20%C2%A0%20%C2%A0%20%C2%A0%20%C2%A0%E2%96%BC%26%2310%3B%C2%A0%20%C2%A0%20%C2%A0%20%C2%A0%20%C2%A0%20%C2%A0%20%C2%A0%20%C2%A0%20%C2%A0%20%C2%A0%20%C2%A0%20%C2%A0%20%C2%A0%20%C2%A0%E2%94%82%C2%A0%20%C2%A0%20%C2%A0%20%C2%A0%20%C2%A0%20%C2%A0%20%C2%A0%20%E2%94%8C%E2%94%80%E2%94%80%E2%94%80%E2%94%80%E2%94%80%E2%94%80%E2%94%80%E2%94%80%E2%94%80%E2%94%80%E2%94%80%E2%94%80%E2%94%80%E2%94%80%E2%94%80%E2%94%80%E2%94%80%E2%94%80%E2%94%80%E2%94%80%E2%94%90%20%E2%94%8C%E2%94%80%E2%94%80%E2%94%80%E2%94%80%E2%94%80%E2%94%80%E2%94%80%E2%94%80%E2%94%80%E2%94%80%E2%94%80%E2%94%80%E2%94%80%E2%94%80%E2%94%80%E2%94%80%E2%94%80%E2%94%80%E2%94%80%E2%94%80%E2%94%90%26%2310%3B%C2%A0%20%C2%A0%20%C2%A0%20%C2%A0%20%C2%A0%20%C2%A0%20%C2%A0%20%C2%A0%20%C2%A0%20%C2%A0%20%C2%A0%20%C2%A0%20%C2%A0%20%C2%A0%E2%94%82%C2%A0%20%C2%A0%20%C2%A0%20%C2%A0%20%C2%A0%20%C2%A0%20%C2%A0%20%E2%94%82%20%D0%97%D0%B0%D0%BA%D0%BE%D0%BD%D1%87%D0%B8%D0%BB%D0%B8%20%D0%B2%20%D1%80%D0%B5%D0%B6%D0%B8%D0%BC%D0%B5%20%E2%94%82%20%E2%94%82%20%D0%97%D0%B0%D0%BA%D0%BE%D0%BD%D1%87%D0%B8%D0%BB%D0%B8%20%D0%B2%20%D1%80%D0%B5%D0%B6%D0%B8%D0%BC%D0%B5%20%E2%94%82%26%2310%3B%C2%A0%20%C2%A0%20%C2%A0%20%C2%A0%20%C2%A0%20%C2%A0%20%C2%A0%20%C2%A0%20%C2%A0%20%C2%A0%20%C2%A0%20%C2%A0%20%C2%A0%20%C2%A0%E2%94%82%C2%A0%20%C2%A0%20%C2%A0%20%C2%A0%20%C2%A0%20%C2%A0%20%C2%A0%20%E2%94%82%20%26quot%3B%D0%BE%D1%81%D1%82%D0%B0%D0%B2%D0%B8%D1%82%D1%8C%26quot%3B%C2%A0%20%C2%A0%20%C2%A0%20%C2%A0%20%C2%A0%E2%94%82%20%E2%94%82%20%26quot%3B%D0%B2%D1%8B%D1%87%D0%B5%D1%80%D0%BA%D0%BD%D1%83%D1%82%D1%8C%26quot%3B%C2%A0%20%C2%A0%20%C2%A0%20%C2%A0%E2%94%82%26%2310%3B%C2%A0%20%C2%A0%20%C2%A0%20%C2%A0%20%C2%A0%20%C2%A0%20%C2%A0%20%C2%A0%20%C2%A0%20%C2%A0%20%C2%A0%20%C2%A0%20%C2%A0%20%C2%A0%E2%94%82%C2%A0%20%C2%A0%20%C2%A0%20%C2%A0%20%C2%A0%20%C2%A0%20%C2%A0%20%E2%94%82%20(%D1%87%D1%91%D1%82%D0%BD%D0%BE%D0%B5)%3F%C2%A0%20%C2%A0%20%C2%A0%20%C2%A0%20%C2%A0%20%E2%94%82%20%E2%94%82%20(%D0%BD%D0%B5%D1%87%D1%91%D1%82%D0%BD%D0%BE%D0%B5)%3F%C2%A0%20%C2%A0%20%C2%A0%20%C2%A0%20%E2%94%82%26%2310%3B%C2%A0%20%C2%A0%20%C2%A0%20%C2%A0%20%C2%A0%20%C2%A0%20%C2%A0%20%C2%A0%20%C2%A0%20%C2%A0%20%C2%A0%20%C2%A0%20%C2%A0%20%C2%A0%E2%94%82%C2%A0%20%C2%A0%20%C2%A0%20%C2%A0%20%C2%A0%20%C2%A0%20%C2%A0%20%E2%94%94%E2%94%80%E2%94%80%E2%94%80%E2%94%80%E2%94%80%E2%94%80%E2%94%80%E2%94%80%E2%94%AC%E2%94%80%E2%94%80%E2%94%80%E2%94%80%E2%94%80%E2%94%80%E2%94%80%E2%94%80%E2%94%80%E2%94%80%E2%94%80%E2%94%98%20%E2%94%94%E2%94%80%E2%94%80%E2%94%80%E2%94%80%E2%94%80%E2%94%80%E2%94%80%E2%94%80%E2%94%AC%E2%94%80%E2%94%80%E2%94%80%E2%94%80%E2%94%80%E2%94%80%E2%94%80%E2%94%80%E2%94%80%E2%94%80%E2%94%80%E2%94%98%26%2310%3B%C2%A0%20%C2%A0%20%C2%A0%20%C2%A0%20%C2%A0%20%C2%A0%20%C2%A0%20%C2%A0%20%C2%A0%20%C2%A0%20%C2%A0%20%C2%A0%20%C2%A0%20%C2%A0%E2%94%82%C2%A0%20%C2%A0%20%C2%A0%20%C2%A0%20%C2%A0%20%C2%A0%20%C2%A0%20%C2%A0%20%C2%A0%20%C2%A0%D0%B4%D0%B0%C2%A0%20%C2%A0%20%C2%A0%E2%94%82%C2%A0%20%C2%A0%20%C2%A0%20%C2%A0%20%C2%A0%20%C2%A0%20%C2%A0%20%C2%A0%D0%BD%D0%B5%D1%82%C2%A0%20%C2%A0%20%C2%A0%E2%94%82%26%2310%3B%C2%A0%20%C2%A0%20%C2%A0%20%C2%A0%20%C2%A0%20%C2%A0%20%C2%A0%20%C2%A0%20%C2%A0%20%C2%A0%20%C2%A0%20%C2%A0%20%C2%A0%20%C2%A0%E2%94%82%C2%A0%20%C2%A0%20%C2%A0%20%C2%A0%20%C2%A0%20%C2%A0%20%C2%A0%20%C2%A0%20%C2%A0%20%C2%A0%20%C2%A0%20%C2%A0%20%E2%96%BC%C2%A0%20%C2%A0%20%C2%A0%20%C2%A0%20%C2%A0%20%C2%A0%20%C2%A0%20%C2%A0%20%C2%A0%20%C2%A0%20%C2%A0%E2%94%82%26%2310%3B%C2%A0%20%C2%A0%20%C2%A0%20%C2%A0%20%C2%A0%20%C2%A0%20%C2%A0%20%C2%A0%20%C2%A0%20%C</w:t>
+        <w:t>%C2%A0%20%C2%A0%20%C2%A0%E2%94%82%C2%A0%20%C2%A0%20%C2%A0%20%C2%A0%20%C2%A0%20%C2%A0%20%C2%A0%20%C2%A0%20%C2%A0%20%C2%A0%20%C2%A0%20%C2%A0%20%E2%94%82%C2%A0%20%C2%A0%20%C2%A0%20%C2%A0%20%C2%A0%20%C2%A0%20%C2%A0%20%C2%A0%20%C2%A0%20%C2%A0%20%C2%A0%E2%94%82%26%2310%3B%C2%A0%20%C2%A0%20%C2%A0%20%C2%A0%20%C2%A0%20%C2%A0%20%C2%A0%20%C2%A0%20%C2%A0%20%C2%A0%20%C2%A0%20%C2%A0%20%C2%A0%20%C2%A0%E2%94%82%C2%A0%20%C2%A0%20%C2%A0%20%C2%A0%20%C2%A0%20%C2%A0%20%C2%A0%20%C2%A0%20%C2%A0%20%C2%A0%20%C2%A0%20%C2%A0%20%E2%96%BC%C2%A0%20%C2%A0%20%C2%A0%20%C2%A0%20%C2%A0%20%C2%A0%20%C2%A0%20%C2%A0%20%C2%A0%20%C2%A0%20%C2%A0%E2%96%BC%26%2310%3B%C2%A0%20%C2%A0%20%C2%A0%20%C2%A0%20%C2%A0%20%C2%A0%20%C2%A0%20%C2%A0%20%C2%A0%20%C2%A0%20%C2%A0%20%C2%A0%20%C2%A0%20%C2%A0%E2%94%82%C2%A0%20%C2%A0%20%C2%A0%20%C2%A0%20%C2%A0%20%C2%A0%20%C2%A0%20%E2%94%8C%E2%94%80%E2%94%80%E2%94%80%E2%94%80%E2%94%80%E2%94%80%E2%94%80%E2%94%80%E2%94%80%E2%94%80%E2%94%80%E2%94%80%E2%94%80%E2%94%80%E2%94%80%E2%94%80%E2%94%80%E2%94%80%E2%94%80%E2%94%80%E2%94%90%20%E2%94%8C%E2%94%80%E2%94%80%E2%94%80%E2%94%80%E2%94%80%E2%94%80%E2%94%80%E2%94%80%E2%94%80%E2%94%80%E2%94%80%E2%94%80%E2%94%80%E2%94%80%E2%94%80%E2%94%80%E2%94%80%E2%94%80%E2%94%80%E2%94%80%E2%94%90%26%2310%3B%C2%A0%20%C2%A0%20%C2%A0%20%C2%A0%20%C2%A0%20%C2%A0%20%C2%A0%20%C2%A0%20%C2%A0%20%C2%A0%20%C2%A0%20%C2%A0%20%C2%A0%20%C2%A0%E2%94%82%C2%A0%20%C2%A0%20%C2%A0%20%C2%A0%20%C2%A0%20%C2%A0%20%C2%A0%20%E2%94%82%20%D0%97%D0%B0%D0%BA%D0%BE%D0%BD%D1%87%D0%B8%D0%BB%D0%B8%20%D0%B2%20%D1%80%D0%B5%D0%B6%D0%B8%D0%BC%D0%B5%20%E2%94%82%20%E2%94%82%20%D0%97%D0%B0%D0%BA%D0%BE%D0%BD%D1%87%D0%B8%D0%BB%D0%B8%20%D0%B2%20%D1%80%D0%B5%D0%B6%D0%B8%D0%BC%D0%B5%20%E2%94%82%26%2310%3B%C2%A0%20%C2%A0%20%C2%A0%20%C2%A0%20%C2%A0%20%C2%A0%20%C2%A0%20%C2%A0%20%C2%A0%20%C2%A0%20%C2%A0%20%C2%A0%20%C2%A0%20%C2%A0%E2%94%82%C2%A0%20%C2%A0%20%C2%A0%20%C2%A0%20%C2%A0%20%C2%A0%20%C2%A0%20%E2%94%82%20%26quot%3B%D0%BE%D1%81%D1%82%D0%B0%D0%B2%D0%B8%D1%82%D1%8C%26quot%3B%C2%A0%20%C2%A0%20%C2%A0%20%C2%A0%20%C2%A0%E2%94%82%20%E2%94%82%20%26quot%3B%D0%B2%D1%8B%D1%87%D0%B5%D1%80%D0%BA%D0%BD%D1%83%D1%82%D1%8C%26quot%3B%C2%A0%20%C2%A0%20%C2%A0%20%C2%A0%E2%94%82%26%2310%3B%C2%A0%20%C2%A0%20%C2%A0%20%C2%A0%20%C2%A0%20%C2%A0%20%C2%A0%20%C2%A0%20%C2%A0%20%C2%A0%20%C2%A0%20%C2%A0%20%C2%A0%20%C2%A0%E2%94%82%C2%A0%20%C2%A0%20%C2%A0%20%C2%A0%20%C2%A0%20%C2%A0%20%C2%A0%20%E2%94%82%20(%D1%87%D1%91%D1%82%D0%BD%D0%BE%D0%B5)%3F%C2%A0%20%C2%A0%20%C2%A0%20%C2%A0%20%C2%A0%20%E2%94%82%20%E2%94%82%20(%D0%BD%D0%B5%D1%87%D1%91%D1%82%D0%BD%D0%BE%D0%B5)%3F%C2%A0%20%C2%A0%20%C2%A0%20%C2%A0%20%E2%94%82%26%2310%3B%C2%A0%20%C2%A0%20%C2%A0%20%C2%A0%20%C2%A0%20%C2%A0%20%C2%A0%20%C2%A0%20%C2%A0%20%C2%A0%20%C2%A0%20%C2%A0%20%C2%A0%20%C2%A0%E2%94%82%C2%A0%20%C2%A0%20%C2%A0%20%C2%A0%20%C2%A0%20%C2%A0%20%C2%A0%20%E2%94%94%E2%94%80%E2%94%80%E2%94%80%E2%94%80%E2%94%80%E2%94%80%E2%94%80%E2%94%80%E2%94%AC%E2%94%80%E2%94%80%E2%94%80%E2%94%80%E2%94%80%E2%94%80%E2%94%80%E2%94%80%E2%94%80%E2%94%80%E2%94%80%E2%94%98%20%E2%94%94%E2%94%80%E2%94%80%E2%94%80%E2%94%80%E2%94%80%E2%94%80%E2%94%80%E2%94%80%E2%94%AC%E2%94%80%E2%94%80%E2%94%80%E2%94%80%E2%94%80%E2%94%80%E2%94%80%E2%94%80%E2%94%80%E2%94%80%E2%94%80%E2%94%98%26%2310%3B%C2%A0%20%C2%A0%20%C2%A0%20%C2%A0%20%C2%A0%20%C2%A0%20%C2%A0%20%C2%A0%20%C2%A0%20%C2%A0%20%C2%A0%20%C2%A0%20%C2%A0%20%C2%A0%E2%94%82%C2%A0%20%C2%A0%20%C2%A0%20%C2%A0%20%C2%A0%20%C2%A0%20%C2%A0%20%C2%A0%20%C2%A0%20%C2%A0%D0%B4%D0%B0%C2%A0%20%C2%A0%20%C2%A0%E2%94%82%C2%A0%20%C2%A0%20%C2%A0%20%C2%A0%20%C2%A0%20%C2%A0%20%C2%A0%20%C2%A0%D0%BD%D0%B5%D1%82%C2%A0%20%C2%A0%20%C2%A0%E2%94%82%26%2310%3B%C2%A0%20%C2%A0%20%C2%A0%20%C2%A0%20%C2%A0%20%C2%A0%20%C2%A0%20%C2%A0%20%C2%A0%20%C2%A0%20%C2%A0%20%C2%A0%20%C2%A0%20%C2%A0%E2%94%82%C2%A0%20%C2%A0%20%C2%A0%20%C2%A0%20%C2%A0%20%C2%A0%20%C2%A0%20%C2%A0%20%C2%A0%20%C2%A0%20%C2%A0%20%C2%A0%20%E2%96%BC%C2%A0%20%C2%A0%20%C2%A0%20%C2%A0%20%C2%A0%20%C2%A0%20%C2%A0%20%C2%A0%20%C2%A0%20%C2%A0%20%C2%A0%E2%94%82%26%2310%3B%C2%A0%20%C2%A0%20%C2%A0%20%C2%A0%20%C2%A0%20%C2%A0%20%C2%A0%20%C2%A0%20%C2%A0%20%C2%A</w:t>
       </w:r>
       <w:r>
         <w:rPr>
@@ -2039,7 +2000,7 @@
           <w:szCs w:val="0"/>
           <w:shd w:val="clear" w:fill="ECECEC"/>
         </w:rPr>
-        <w:t>2%A0%20%C2%A0%20%C2%A0%20%C2%A0%20%C2%A0%E2%94%82%C2%A0%20%C2%A0%20%C2%A0%20%C2%A0%20%C2%A0%20%C2%A0%20%C2%A0%20%E2%94%8C%E2%94%80%E2%94%80%E2%94%80%E2%94%80%E2%94%80%E2%94%80%E2%94%80%E2%94%80%E2%94%80%E2%94%80%E2%94%80%E2%94%80%E2%94%80%E2%94%80%E2%94%80%E2%94%80%E2%94%80%E2%94%80%E2%94%80%E2%94%80%E2%94%90%C2%A0%20%C2%A0%20%C2%A0%20%C2%A0%20%C2%A0%20%E2%94%82%26%2310%3B%C2%A0%20%C2%A0%20%C2%A0%20%C2%A0%20%C2%A0%20%C2%A0%20%C2%A0%20%C2%A0%20%C2%A0%20%C2%A0%20%C2%A0%20%C2%A0%20%C2%A0%20%C2%A0%E2%94%82%C2%A0%20%C2%A0%20%C2%A0%20%C2%A0%20%C2%A0%20%C2%A0%20%C2%A0%20%E2%94%82%20%D0%92%D0%B5%D1%80%D0%BD%D1%83%D1%82%D1%8C%D1%81%D1%8F%20%D0%BA%20%D0%BD%D0%B0%D1%87%D0%B0%D0%BB%D1%83%20%E2%94%82%C2%A0%20%C2%A0%20%C2%A0%20%C2%A0%20%C2%A0%20%E2%94%82%26%2310%3B%C2%A0%20%C2%A0%20%C2%A0%20%C2%A0%20%C2%A0%20%C2%A0%20%C2%A0%20%C2%A0%20%C2%A0%20%C2%A0%20%C2%A0%20%C2%A0%20%C2%A0%20%C2%A0%E2%94%82%C2%A0%20%C2%A0%20%C2%A0%20%C2%A0%20%C2%A0%20%C2%A0%20%C2%A0%20%E2%94%82%20%D1%81%D1%82%D1%80%D0%BE%D0%BA%D0%B8%C2%A0%20%C2%A0%20%C2%A0%20%C2%A0%20%C2%A0%20%C2%A0%20%C2%A0%E2%94%82%C2%A0%20%C2%A0%20%C2%A0%20%C2%A0%20%C2%A0%20%E2%94%82%26%2310%3B%C2%A0%20%C2%A0%20%C2%A0%20%C2%A0%20%C2%A0%20%C2%A0%20%C2%A0%20%C2%A0%20%C2%A0%20%C2%A0%20%C2%A0%20%C2%A0%20%C2%A0%20%C2%A0%E2%94%82%C2%A0%20%C2%A0%20%C2%A0%20%C2%A0%20%C2%A0%20%C2%A0%20%C2%A0%20%E2%94%82%20(q5%20%E2%86%92%20q2)%C2%A0%20%C2%A0%20%C2%A0%20%C2%A0%20%C2%A0%20%E2%94%82%E2%94%80%E2%94%80%E2%94%80%E2%94%80%E2%94%80%E2%94%80%E2%94%80%E2%94%80%E2%94%80%E2%94%80%E2%94%98%26%2310%3B%C2%A0%20%C2%A0%20%C2%A0%20%C2%A0%20%C2%A0%20%C2%A0%20%C2%A0%20%C2%A0%20%C2%A0%20%C2%A0%20%C2%A0%20%C2%A0%20%C2%A0%20%C2%A0%E2%94%82%C2%A0%20%C2%A0%20%C2%A0%20%C2%A0%20%C2%A0%20%C2%A0%20%C2%A0%20%E2%94%94%E2%94%80%E2%94%80%E2%94%80%E2%94%80%E2%94%80%E2%94%80%E2%94%80%E2%94%80%E2%94%AC%E2%94%80%E2%94%80%E2%94%80%E2%94%80%E2%94%80%E2%94%80%E2%94%80%E2%94%80%E2%94%80%E2%94%80%E2%94%80%E2%94%98%26%2310%3B%C2%A0%20%C2%A0%20%C2%A0%20%C2%A0%20%C2%A0%20%C2%A0%20%C2%A0%20%C2%A0%20%C2%A0%20%C2%A0%20%C2%A0%20%C2%A0%20%C2%A0%20%C2%A0%E2%94%94%E2%94%80%E2%94%80%E2%94%80%E2%94%80%E2%94%80%E2%94%80%E2%94%80%E2%94%80%E2%94%80%E2%94%80%E2%94%80%E2%94%80%E2%94%80%E2%94%80%E2%94%80%E2%94%80%E2%94%80%E2%94%80%E2%94%80%E2%94%80%E2%94%80%E2%94%80%E2%94%80%E2%94%98%26%2310%3B%C2%A0%20%C2%A0%20%C2%A0%20%C2%A0%20%C2%A0%20%C2%A0%20%C2%A0%20%C2%A0%20%C2%A0%20%C2%A0%20%C2%A0%20%C2%A0%20%C2%A0%20%C2%A0%20%C2%A0%20%C2%A0%20%C2%A0%20%C2%A0%20%C2%A0%20%C2%A0%20%C2%A0%20%C2%A0%20%C2%A0%20%C2%A0%20%C2%A0%20%C2%A0%E2%94%82%26%2310%3B%C2%A0%20%C2%A0%20%C2%A0%20%C2%A0%20%C2%A0%20%C2%A0%20%C2%A0%20%C2%A0%20%C2%A0%20%C2%A0%20%C2%A0%20%C2%A0%20%C2%A0%20%C2%A0%20%C2%A0%20%C2%A0%20%C2%A0%20%C2%A0%20%C2%A0%20%C2%A0%20%C2%A0%20%C2%A0%20%C2%A0%20%C2%A0%20%C2%A0%20%C2%A0%E2%96%BC%26%2310%3B%C2%A0%20%C2%A0%20%C2%A0%20%C2%A0%20%C2%A0%20%C2%A0%20%C2%A0%20%C2%A0%20%C2%A0%20%C2%A0%20%C2%A0%20%C2%A0%20%C2%A0%20%C2%A0%20%C2%A0%20%C2%A0%20%C2%A0%20%C2%A0%20%C2%A0%20%C2%A0%20%C2%A0%E2%94%8C%E2%94%80%E2%94%80%E2%94%80%E2%94%80%E2%94%80%E2%94%80%E2%94%80%E2%94%80%E2%94%80%E2%94%80%E2%94%80%E2%94%80%E2%94%80%E2%94%80%E2%94%80%E2%94%80%E2%94%80%E2%94%80%E2%94%80%E2%94%80%E2%94%90%26%2310%3B%C2%A0%20%C2%A0%20%C2%A0%20%C2%A0%20%C2%A0%20%C2%A0%20%C2%A0%20%C2%A0%20%C2%A0%20%C2%A0%20%C2%A0%20%C2%A0%20%C2%A0%20%C2%A0%20%C2%A0%20%C2%A0%20%C2%A0%20%C2%A0%20%C2%A0%20%C2%A0%20%C2%A0%E2%94%82%20%D0%97%D0%B0%D0%BF%D0%B8%D1%81%D0%B0%D1%82%D1%8C%20N%C2%A0%20%C2%A0%20%C2%A0%20%C2%A0%20%C2%A0%E2%94%82%26%2310%3B%C2%A0%20%C2%A0%20%C2%A0%20%C2%A0%20%C2%A0%20%C2%A0%20%C2%A0%20%C2%A0%20%C2%A0%20%C2%A0%20%C2%A0%20%C2%A0%20%C2%A0%20%C2%A0%20%C2%A0%20%C2%A0%20%C2%A0%20%C2%A0%20%C2%A0%20%C2%A0%20%C2%A0%E2%94%82%20%D0%B8%20%D0%BE%D1%87%D0%B8%D1%81%D1%82%D0%B8%D1%82%D1%8C%20%D0%BB%D0%B5%D0%BD%D1%82%D1%83%C2%A0%20%C2%A0%E2%94%82%26%2310%3B%C2%A0%20%C2%A0%20%C2%A0%20%C2%A0%20%C2%A0%20%C2%A0%20%C2%A0%20%C2%A0%20%C2%A0%20%C2%A0%20%C2%A0%20%C2%A0%20%C2%A0%20%C2%A0%20%C2%A0%20%C2%A0%20%C2%A0%20%C2%A0%20%C2%A0%20%C2%A0%20%C2%A0%E2%94%82%20(q8%20%E2%86%92%20q9%20%E</w:t>
+        <w:t>0%20%C2%A0%20%C2%A0%20%C2%A0%20%C2%A0%E2%94%82%C2%A0%20%C2%A0%20%C2%A0%20%C2%A0%20%C2%A0%20%C2%A0%20%C2%A0%20%E2%94%8C%E2%94%80%E2%94%80%E2%94%80%E2%94%80%E2%94%80%E2%94%80%E2%94%80%E2%94%80%E2%94%80%E2%94%80%E2%94%80%E2%94%80%E2%94%80%E2%94%80%E2%94%80%E2%94%80%E2%94%80%E2%94%80%E2%94%80%E2%94%80%E2%94%90%C2%A0%20%C2%A0%20%C2%A0%20%C2%A0%20%C2%A0%20%E2%94%82%26%2310%3B%C2%A0%20%C2%A0%20%C2%A0%20%C2%A0%20%C2%A0%20%C2%A0%20%C2%A0%20%C2%A0%20%C2%A0%20%C2%A0%20%C2%A0%20%C2%A0%20%C2%A0%20%C2%A0%E2%94%82%C2%A0%20%C2%A0%20%C2%A0%20%C2%A0%20%C2%A0%20%C2%A0%20%C2%A0%20%E2%94%82%20%D0%92%D0%B5%D1%80%D0%BD%D1%83%D1%82%D1%8C%D1%81%D1%8F%20%D0%BA%20%D0%BD%D0%B0%D1%87%D0%B0%D0%BB%D1%83%20%E2%94%82%C2%A0%20%C2%A0%20%C2%A0%20%C2%A0%20%C2%A0%20%E2%94%82%26%2310%3B%C2%A0%20%C2%A0%20%C2%A0%20%C2%A0%20%C2%A0%20%C2%A0%20%C2%A0%20%C2%A0%20%C2%A0%20%C2%A0%20%C2%A0%20%C2%A0%20%C2%A0%20%C2%A0%E2%94%82%C2%A0%20%C2%A0%20%C2%A0%20%C2%A0%20%C2%A0%20%C2%A0%20%C2%A0%20%E2%94%82%20%D1%81%D1%82%D1%80%D0%BE%D0%BA%D0%B8%C2%A0%20%C2%A0%20%C2%A0%20%C2%A0%20%C2%A0%20%C2%A0%20%C2%A0%E2%94%82%C2%A0%20%C2%A0%20%C2%A0%20%C2%A0%20%C2%A0%20%E2%94%82%26%2310%3B%C2%A0%20%C2%A0%20%C2%A0%20%C2%A0%20%C2%A0%20%C2%A0%20%C2%A0%20%C2%A0%20%C2%A0%20%C2%A0%20%C2%A0%20%C2%A0%20%C2%A0%20%C2%A0%E2%94%82%C2%A0%20%C2%A0%20%C2%A0%20%C2%A0%20%C2%A0%20%C2%A0%20%C2%A0%20%E2%94%82%20(q5%20%E2%86%92%20q2)%C2%A0%20%C2%A0%20%C2%A0%20%C2%A0%20%C2%A0%20%E2%94%82%E2%94%80%E2%94%80%E2%94%80%E2%94%80%E2%94%80%E2%94%80%E2%94%80%E2%94%80%E2%94%80%E2%94%80%E2%94%98%26%2310%3B%C2%A0%20%C2%A0%20%C2%A0%20%C2%A0%20%C2%A0%20%C2%A0%20%C2%A0%20%C2%A0%20%C2%A0%20%C2%A0%20%C2%A0%20%C2%A0%20%C2%A0%20%C2%A0%E2%94%82%C2%A0%20%C2%A0%20%C2%A0%20%C2%A0%20%C2%A0%20%C2%A0%20%C2%A0%20%E2%94%94%E2%94%80%E2%94%80%E2%94%80%E2%94%80%E2%94%80%E2%94%80%E2%94%80%E2%94%80%E2%94%AC%E2%94%80%E2%94%80%E2%94%80%E2%94%80%E2%94%80%E2%94%80%E2%94%80%E2%94%80%E2%94%80%E2%94%80%E2%94%80%E2%94%98%26%2310%3B%C2%A0%20%C2%A0%20%C2%A0%20%C2%A0%20%C2%A0%20%C2%A0%20%C2%A0%20%C2%A0%20%C2%A0%20%C2%A0%20%C2%A0%20%C2%A0%20%C2%A0%20%C2%A0%E2%94%94%E2%94%80%E2%94%80%E2%94%80%E2%94%80%E2%94%80%E2%94%80%E2%94%80%E2%94%80%E2%94%80%E2%94%80%E2%94%80%E2%94%80%E2%94%80%E2%94%80%E2%94%80%E2%94%80%E2%94%80%E2%94%80%E2%94%80%E2%94%80%E2%94%80%E2%94%80%E2%94%80%E2%94%98%26%2310%3B%C2%A0%20%C2%A0%20%C2%A0%20%C2%A0%20%C2%A0%20%C2%A0%20%C2%A0%20%C2%A0%20%C2%A0%20%C2%A0%20%C2%A0%20%C2%A0%20%C2%A0%20%C2%A0%20%C2%A0%20%C2%A0%20%C2%A0%20%C2%A0%20%C2%A0%20%C2%A0%20%C2%A0%20%C2%A0%20%C2%A0%20%C2%A0%20%C2%A0%20%C2%A0%E2%94%82%26%2310%3B%C2%A0%20%C2%A0%20%C2%A0%20%C2%A0%20%C2%A0%20%C2%A0%20%C2%A0%20%C2%A0%20%C2%A0%20%C2%A0%20%C2%A0%20%C2%A0%20%C2%A0%20%C2%A0%20%C2%A0%20%C2%A0%20%C2%A0%20%C2%A0%20%C2%A0%20%C2%A0%20%C2%A0%20%C2%A0%20%C2%A0%20%C2%A0%20%C2%A0%20%C2%A0%E2%96%BC%26%2310%3B%C2%A0%20%C2%A0%20%C2%A0%20%C2%A0%20%C2%A0%20%C2%A0%20%C2%A0%20%C2%A0%20%C2%A0%20%C2%A0%20%C2%A0%20%C2%A0%20%C2%A0%20%C2%A0%20%C2%A0%20%C2%A0%20%C2%A0%20%C2%A0%20%C2%A0%20%C2%A0%20%C2%A0%E2%94%8C%E2%94%80%E2%94%80%E2%94%80%E2%94%80%E2%94%80%E2%94%80%E2%94%80%E2%94%80%E2%94%80%E2%94%80%E2%94%80%E2%94%80%E2%94%80%E2%94%80%E2%94%80%E2%94%80%E2%94%80%E2%94%80%E2%94%80%E2%94%80%E2%94%90%26%2310%3B%C2%A0%20%C2%A0%20%C2%A0%20%C2%A0%20%C2%A0%20%C2%A0%20%C2%A0%20%C2%A0%20%C2%A0%20%C2%A0%20%C2%A0%20%C2%A0%20%C2%A0%20%C2%A0%20%C2%A0%20%C2%A0%20%C2%A0%20%C2%A0%20%C2%A0%20%C2%A0%20%C2%A0%E2%94%82%20%D0%97%D0%B0%D0%BF%D0%B8%D1%81%D0%B0%D1%82%D1%8C%20N%C2%A0%20%C2%A0%20%C2%A0%20%C2%A0%20%C2%A0%E2%94%82%26%2310%3B%C2%A0%20%C2%A0%20%C2%A0%20%C2%A0%20%C2%A0%20%C2%A0%20%C2%A0%20%C2%A0%20%C2%A0%20%C2%A0%20%C2%A0%20%C2%A0%20%C2%A0%20%C2%A0%20%C2%A0%20%C2%A0%20%C2%A0%20%C2%A0%20%C2%A0%20%C2%A0%20%C2%A0%E2%94%82%20%D0%B8%20%D0%BE%D1%87%D0%B8%D1%81%D1%82%D0%B8%D1%82%D1%8C%20%D0%BB%D0%B5%D0%BD%D1%82%D1%83%C2%A0%20%C2%A0%E2%94%82%26%2310%3B%C2%A0%20%C2%A0%20%C2%A0%20%C2%A0%20%C2%A0%20%C2%A0%20%C2%A0%20%C2%A0%20%C2%A0%20%C2%A0%20%C2%A0%20%C2%A0%20%C2%A0%20%C2%A0%20%C2%A0%20%C2%A0%20%C2%A0%20%C2%A0%20%C2%A0%20%C2%A0%20%C2%A0%E2%94%82%20(q8%20%E2%86%92%20q9%20%E2%8</w:t>
       </w:r>
       <w:r>
         <w:rPr>
@@ -2052,7 +2013,7 @@
           <w:szCs w:val="0"/>
           <w:shd w:val="clear" w:fill="ECECEC"/>
         </w:rPr>
-        <w:t>2%86%92%20q9a)%C2%A0%20%C2%A0%20%E2%94%82%26%2310%3B%C2%A0%20%C2%A0%20%C2%A0%20%C2%A0%20%C2%A0%20%C2%A0%20%C2%A0%20%C2%A0%20%C2%A0%20%C2%A0%20%C2%A0%20%C2%A0%20%C2%A0%20%C2%A0%20%C2%A0%20%C2%A0%20%C2%A0%20%C2%A0%20%C2%A0%20%C2%A0%20%C2%A0%E2%94%94%E2%94%80%E2%94%80%E2%94%80%E2%94%80%E2%94%80%E2%94%80%E2%94%80%E2%94%80%E2%94%AC%E2%94%80%E2%94%80%E2%94%80%E2%94%80%E2%94%80%E2%94%80%E2%94%80%E2%94%80%E2%94%80%E2%94%80%E2%94%80%E2%94%98%26%2310%3B%C2%A0%20%C2%A0%20%C2%A0%20%C2%A0%20%C2%A0%20%C2%A0%20%C2%A0%20%C2%A0%20%C2%A0%20%C2%A0%20%C2%A0%20%C2%A0%20%C2%A0%20%C2%A0%20%C2%A0%20%C2%A0%20%C2%A0%20%C2%A0%20%C2%A0%20%C2%A0%20%C2%A0%20%C2%A0%20%C2%A0%20%C2%A0%20%C2%A0%20%E2%94%82%26%2310%3B%C2%A0%20%C2%A0%20%C2%A0%20%C2%A0%20%C2%A0%20%C2%A0%20%C2%A0%20%C2%A0%20%C2%A0%20%C2%A0%20%C2%A0%20%C2%A0%20%C2%A0%20%C2%A0%20%C2%A0%20%C2%A0%20%C2%A0%20%C2%A0%20%C2%A0%20%C2%A0%20%C2%A0%20%C2%A0%20%C2%A0%20%C2%A0%20%C2%A0%20%E2%96%BC%26%2310%3B%C2%A0%20%C2%A0%20%C2%A0%20%C2%A0%20%C2%A0%20%C2%A0%20%C2%A0%20%C2%A0%20%C2%A0%20%C2%A0%20%C2%A0%20%C2%A0%20%C2%A0%20%C2%A0%20%C2%A0%20%C2%A0%20%C2%A0%20%C2%A0%20%C2%A0%20%C2%A0%20%C2%A0%E2%94%8C%E2%94%80%E2%94%80%E2%94%80%E2%94%80%E2%94%80%E2%94%80%E2%94%80%E2%94%80%E2%94%80%E2%94%80%E2%94%80%E2%94%80%E2%94%80%E2%94%80%E2%94%80%E2%94%80%E2%94%80%E2%94%80%E2%94%80%E2%94%80%E2%94%90%26%2310%3B%C2%A0%20%C2%A0%20%C2%A0%20%C2%A0%20%C2%A0%20%C2%A0%20%C2%A0%20%C2%A0%20%C2%A0%20%C2%A0%20%C2%A0%20%C2%A0%20%C2%A0%20%C2%A0%20%C2%A0%20%C2%A0%20%C2%A0%20%C2%A0%20%C2%A0%20%C2%A0%20%C2%A0%E2%94%82%C2%A0%20%C2%A0%20%C2%A0%20%C2%A0%D0%9A%D0%9E%D0%9D%D0%95%D0%A6%C2%A0%20%C2%A0%20%C2%A0%20%C2%A0%20%E2%94%82%26%2310%3B%C2%A0%20%C2%A0%20%C2%A0%20%C2%A0%20%C2%A0%20%C2%A0%20%C2%A0%20%C2%A0%20%C2%A0%20%C2%A0%20%C2%A0%20%C2%A0%20%C2%A0%20%C2%A0%20%C2%A0%20%C2%A0%20%C2%A0%20%C2%A0%20%C2%A0%20%C2%A0%20%C2%A0%E2%94%94%E2%94%80%E2%94%80%E2%94%80%E2%94%80%E2%94%80%E2%94%80%E2%94%80%E2%94%80%E2%94%80%E2%94%80%E2%94%80%E2%94%80%E2%94%80%E2%94%80%E2%94%80%E2%94%80%E2%94%80%E2%94%80%E2%94%80%E2%94%80%E2%94%98%22%20vertex%3D%221%22%3E%3CmxGeometry%20height%3D%221050%22%20width%3D%22560%22%20x%3D%221190%22%20y%3D%22200%22%20as%3D%22geometry%22%2F%3E%3C%2FmxCell%3E%3CmxCell%20id%3D%2212%22%20edge%3D%221%22%20parent%3D%221%22%20source%3D%2213%22%20style%3D%22edgeStyle%3DorthogonalEdgeStyle%3Brounded%3D0%3BorthogonalLoop%3D1%3BjettySize%3Dauto%3Bhtml%3D1%3BexitX%3D0.577%3BexitY%3D1%3BexitDx%3D0%3BexitDy%3D0%3BexitPerimeter%3D0%3B%22%3E%3CmxGeometry%20relative%3D%221%22%20as%3D%22geometry%22%3E%3CArray%20as%3D%22points%22%3E%3CmxPoint%20x%3D%22699%22%20y%3D%22602%22%2F%3E%3CmxPoint%20x%3D%22770%22%20y%3D%22602%22%2F%3E%3CmxPoint%20x%3D%22770%22%20y%3D%22260%22%2F%3E%3C%2FArray%3E%3CmxPoint%20x%3D%22750%22%20y%3D%22591%22%20as%3D%22sourcePoint%22%2F%3E%3CmxPoint%20x%3D%22380%22%20y%3D%22260%22%20as%3D%22targetPoint%22%2F%3E%3C%2FmxGeometry%3E%3C%2FmxCell%3E%3CmxCell%20id%3D%2213%22%20parent%3D%221%22%20style%3D%22rounded%3D0%3BwhiteSpace%3Dwrap%3Bhtml%3D1%3B%22%20value%3D%22%26lt%3Bp%20style%3D%26quot%3Bcaret-color%3A%20rgb(0%2C%200%2C%200)%3B%20text-align%3A%20start%3B%20white-space-collapse%3A%20preserve%3B%26quot%3B%20dir%3D%26quot%3Bauto%26quot%3B%26gt%3B%D0%92%D0%B5%D1%80%D0%BD%D1%83%D1%82%D1%8C%D1%81%D1%8F%20%D0%BA%20%D0%BD%D0%B0%D1%87%D0%B0%D0%BB%D1%83%20%D1%81%D1%82%D1%80%D0%BE%D0%BA%D0%B8%20(q5%20%E2%86%92%20q2)%26lt%3B%2Fp%26gt%3B%22%20vertex%3D%221%22%3E%3CmxGeometry%20height%3D%2260%22%20width%3D%22120%22%20x%3D%22630%22%20y%3D%22530%22%20as%3D%22geometry%22%2F%3E%3C%2FmxCell%3E%3CmxCell%20id%3D%2214%22%20edge%3D%221%22%20parent%3D%221%22%20source%3D%2226%22%20style%3D%22edgeStyle%3DorthogonalEdgeStyle%3Brounded%3D0%3BorthogonalLoop%3D1%3BjettySize%3Dauto%3Bhtml%3D1%3BendArrow%3DclassicThin%3BstartFill%3D0%3BstartArrow%3Dnone%3BendFill%3D1%3B%22%20target%3D%2215%22%3E%3CmxGeometry%20relative%3D%221%22%20as%3D%22geometry%22%3E%3CArray%20as%3D%22points%22%3E%3CmxPoint%20x%3D%22368%22%20y%3D%22600%22%2F%3E%3CmxPoint%20x%3D%22368%22%20y%3D%22600%22%2F%3E%3C%2FArray%3E%3C%2FmxGeometry%3E</w:t>
+        <w:t>6%92%20q9a)%C2%A0%20%C2%A0%20%E2%94%82%26%2310%3B%C2%A0%20%C2%A0%20%C2%A0%20%C2%A0%20%C2%A0%20%C2%A0%20%C2%A0%20%C2%A0%20%C2%A0%20%C2%A0%20%C2%A0%20%C2%A0%20%C2%A0%20%C2%A0%20%C2%A0%20%C2%A0%20%C2%A0%20%C2%A0%20%C2%A0%20%C2%A0%20%C2%A0%E2%94%94%E2%94%80%E2%94%80%E2%94%80%E2%94%80%E2%94%80%E2%94%80%E2%94%80%E2%94%80%E2%94%AC%E2%94%80%E2%94%80%E2%94%80%E2%94%80%E2%94%80%E2%94%80%E2%94%80%E2%94%80%E2%94%80%E2%94%80%E2%94%80%E2%94%98%26%2310%3B%C2%A0%20%C2%A0%20%C2%A0%20%C2%A0%20%C2%A0%20%C2%A0%20%C2%A0%20%C2%A0%20%C2%A0%20%C2%A0%20%C2%A0%20%C2%A0%20%C2%A0%20%C2%A0%20%C2%A0%20%C2%A0%20%C2%A0%20%C2%A0%20%C2%A0%20%C2%A0%20%C2%A0%20%C2%A0%20%C2%A0%20%C2%A0%20%C2%A0%20%E2%94%82%26%2310%3B%C2%A0%20%C2%A0%20%C2%A0%20%C2%A0%20%C2%A0%20%C2%A0%20%C2%A0%20%C2%A0%20%C2%A0%20%C2%A0%20%C2%A0%20%C2%A0%20%C2%A0%20%C2%A0%20%C2%A0%20%C2%A0%20%C2%A0%20%C2%A0%20%C2%A0%20%C2%A0%20%C2%A0%20%C2%A0%20%C2%A0%20%C2%A0%20%C2%A0%20%E2%96%BC%26%2310%3B%C2%A0%20%C2%A0%20%C2%A0%20%C2%A0%20%C2%A0%20%C2%A0%20%C2%A0%20%C2%A0%20%C2%A0%20%C2%A0%20%C2%A0%20%C2%A0%20%C2%A0%20%C2%A0%20%C2%A0%20%C2%A0%20%C2%A0%20%C2%A0%20%C2%A0%20%C2%A0%20%C2%A0%E2%94%8C%E2%94%80%E2%94%80%E2%94%80%E2%94%80%E2%94%80%E2%94%80%E2%94%80%E2%94%80%E2%94%80%E2%94%80%E2%94%80%E2%94%80%E2%94%80%E2%94%80%E2%94%80%E2%94%80%E2%94%80%E2%94%80%E2%94%80%E2%94%80%E2%94%90%26%2310%3B%C2%A0%20%C2%A0%20%C2%A0%20%C2%A0%20%C2%A0%20%C2%A0%20%C2%A0%20%C2%A0%20%C2%A0%20%C2%A0%20%C2%A0%20%C2%A0%20%C2%A0%20%C2%A0%20%C2%A0%20%C2%A0%20%C2%A0%20%C2%A0%20%C2%A0%20%C2%A0%20%C2%A0%E2%94%82%C2%A0%20%C2%A0%20%C2%A0%20%C2%A0%D0%9A%D0%9E%D0%9D%D0%95%D0%A6%C2%A0%20%C2%A0%20%C2%A0%20%C2%A0%20%E2%94%82%26%2310%3B%C2%A0%20%C2%A0%20%C2%A0%20%C2%A0%20%C2%A0%20%C2%A0%20%C2%A0%20%C2%A0%20%C2%A0%20%C2%A0%20%C2%A0%20%C2%A0%20%C2%A0%20%C2%A0%20%C2%A0%20%C2%A0%20%C2%A0%20%C2%A0%20%C2%A0%20%C2%A0%20%C2%A0%E2%94%94%E2%94%80%E2%94%80%E2%94%80%E2%94%80%E2%94%80%E2%94%80%E2%94%80%E2%94%80%E2%94%80%E2%94%80%E2%94%80%E2%94%80%E2%94%80%E2%94%80%E2%94%80%E2%94%80%E2%94%80%E2%94%80%E2%94%80%E2%94%80%E2%94%98%22%20vertex%3D%221%22%3E%3CmxGeometry%20height%3D%221050%22%20width%3D%22560%22%20x%3D%221190%22%20y%3D%22200%22%20as%3D%22geometry%22%2F%3E%3C%2FmxCell%3E%3CmxCell%20id%3D%2212%22%20edge%3D%221%22%20parent%3D%221%22%20source%3D%2213%22%20style%3D%22edgeStyle%3DorthogonalEdgeStyle%3Brounded%3D0%3BorthogonalLoop%3D1%3BjettySize%3Dauto%3Bhtml%3D1%3BexitX%3D0.577%3BexitY%3D1%3BexitDx%3D0%3BexitDy%3D0%3BexitPerimeter%3D0%3B%22%3E%3CmxGeometry%20relative%3D%221%22%20as%3D%22geometry%22%3E%3CArray%20as%3D%22points%22%3E%3CmxPoint%20x%3D%22699%22%20y%3D%22602%22%2F%3E%3CmxPoint%20x%3D%22770%22%20y%3D%22602%22%2F%3E%3CmxPoint%20x%3D%22770%22%20y%3D%22260%22%2F%3E%3C%2FArray%3E%3CmxPoint%20x%3D%22750%22%20y%3D%22591%22%20as%3D%22sourcePoint%22%2F%3E%3CmxPoint%20x%3D%22380%22%20y%3D%22260%22%20as%3D%22targetPoint%22%2F%3E%3C%2FmxGeometry%3E%3C%2FmxCell%3E%3CmxCell%20id%3D%2213%22%20parent%3D%221%22%20style%3D%22rounded%3D0%3BwhiteSpace%3Dwrap%3Bhtml%3D1%3B%22%20value%3D%22%26lt%3Bp%20style%3D%26quot%3Bcaret-color%3A%20rgb(0%2C%200%2C%200)%3B%20text-align%3A%20start%3B%20white-space-collapse%3A%20preserve%3B%26quot%3B%20dir%3D%26quot%3Bauto%26quot%3B%26gt%3B%D0%92%D0%B5%D1%80%D0%BD%D1%83%D1%82%D1%8C%D1%81%D1%8F%20%D0%BA%20%D0%BD%D0%B0%D1%87%D0%B0%D0%BB%D1%83%20%D1%81%D1%82%D1%80%D0%BE%D0%BA%D0%B8%20(q5%20%E2%86%92%20q2)%26lt%3B%2Fp%26gt%3B%22%20vertex%3D%221%22%3E%3CmxGeometry%20height%3D%2260%22%20width%3D%22120%22%20x%3D%22630%22%20y%3D%22530%22%20as%3D%22geometry%22%2F%3E%3C%2FmxCell%3E%3CmxCell%20id%3D%2214%22%20edge%3D%221%22%20parent%3D%221%22%20source%3D%2226%22%20style%3D%22edgeStyle%3DorthogonalEdgeStyle%3Brounded%3D0%3BorthogonalLoop%3D1%3BjettySize%3Dauto%3Bhtml%3D1%3BendArrow%3DclassicThin%3BstartFill%3D0%3BstartArrow%3Dnone%3BendFill%3D1%3B%22%20target%3D%2215%22%3E%3CmxGeometry%20relative%3D%221%22%20as%3D%22geometry%22%3E%3CArray%20as%3D%22points%22%3E%3CmxPoint%20x%3D%22368%22%20y%3D%22600%22%2F%3E%3CmxPoint%20x%3D%22368%22%20y%3D%22600%22%2F%3E%3C%2FArray%3E%3C%2FmxGeometry%3E%3C</w:t>
       </w:r>
       <w:r>
         <w:rPr>
@@ -2065,7 +2026,7 @@
           <w:szCs w:val="0"/>
           <w:shd w:val="clear" w:fill="ECECEC"/>
         </w:rPr>
-        <w:t>%3C%2FmxCell%3E%3CmxCell%20id%3D%2215%22%20parent%3D%221%22%20style%3D%22strokeWidth%3D1%3Bhtml%3D1%3Bshape%3Dmxgraph.flowchart.terminator%3BwhiteSpace%3Dwrap%3B%22%20value%3D%22%D0%9A%D0%BE%D0%BD%D0%B5%D1%86%22%20vertex%3D%221%22%3E%3CmxGeometry%20height%3D%2260%22%20width%3D%22130%22%20x%3D%22300%22%20y%3D%22630%22%20as%3D%22geometry%22%2F%3E%3C%2FmxCell%3E%3CmxCell%20id%3D%2216%22%20edge%3D%221%22%20parent%3D%221%22%20source%3D%2218%22%20style%3D%22edgeStyle%3DorthogonalEdgeStyle%3Brounded%3D0%3BorthogonalLoop%3D1%3BjettySize%3Dauto%3Bhtml%3D1%3BentryX%3D0.5%3BentryY%3D0%3BentryDx%3D0%3BentryDy%3D0%3BendArrow%3Dnone%3BstartFill%3D0%3B%22%20target%3D%227%22%3E%3CmxGeometry%20relative%3D%221%22%20as%3D%22geometry%22%2F%3E%3C%2FmxCell%3E%3CmxCell%20id%3D%2217%22%20edge%3D%221%22%20parent%3D%221%22%20source%3D%2218%22%20style%3D%22edgeStyle%3DorthogonalEdgeStyle%3Brounded%3D0%3BorthogonalLoop%3D1%3BjettySize%3Dauto%3Bhtml%3D1%3BentryX%3D0.5%3BentryY%3D0%3BentryDx%3D0%3BentryDy%3D0%3BendArrow%3Dnone%3BstartFill%3D0%3B%22%20target%3D%2210%22%3E%3CmxGeometry%20relative%3D%221%22%20as%3D%22geometry%22%3E%3CArray%20as%3D%22points%22%3E%3CmxPoint%20x%3D%22550%22%20y%3D%22305%22%2F%3E%3C%2FArray%3E%3CmxPoint%20x%3D%22570.0000000000002%22%20y%3D%22305%22%20as%3D%22targetPoint%22%2F%3E%3C%2FmxGeometry%3E%3C%2FmxCell%3E%3CmxCell%20id%3D%2218%22%20parent%3D%221%22%20style%3D%22rhombus%3BwhiteSpace%3Dwrap%3Bhtml%3D1%3B%22%20value%3D%22%26lt%3Bdiv%20style%3D%26quot%3Bline-height%3A%2030%25%3B%26quot%3B%26gt%3B%26lt%3Bp%20style%3D%26quot%3Btext-align%3A%20left%3B%20white-space-collapse%3A%20preserve%3B%20caret-color%3A%20rgb(0%2C%200%2C%200)%3B%26quot%3B%20dir%3D%26quot%3Bauto%26quot%3B%26gt%3B%26lt%3Bfont%20style%3D%26quot%3Bfont-size%3A%2011px%3B%20line-height%3A%2030%25%3B%26quot%3B%26gt%3B%D0%9E%D1%81%D1%82%D0%B0%D0%BB%D0%B0%D1%81%D1%8C%20%D1%80%D0%BE%D0%B2%D0%BD%D0%BE%20%26lt%3Bspan%20style%3D%26quot%3Bbackground-color%3A%20transparent%3B%20color%3A%20light-dark(rgb(0%2C%200%2C%200)%2C%20rgb(255%2C%20255%2C%20255))%3B%26quot%3B%26gt%3B%D0%BE%D0%B4%D0%BD%D0%B0%20%26lt%3B%2Fspan%26gt%3B%26lt%3B%2Ffont%26gt%3B%26lt%3B%2Fp%26gt%3B%26lt%3Bp%20style%3D%26quot%3Btext-align%3A%20left%3B%20white-space-collapse%3A%20preserve%3B%20caret-color%3A%20rgb(0%2C%200%2C%200)%3B%26quot%3B%20dir%3D%26quot%3Bauto%26quot%3B%26gt%3B%26lt%3Bspan%20style%3D%26quot%3Bbackground-color%3A%20transparent%3B%20color%3A%20light-dark(rgb(0%2C%200%2C%200)%2C%20rgb(255%2C%20255%2C%20255))%3B%26quot%3B%26gt%3B%26lt%3Bfont%20style%3D%26quot%3Bfont-size%3A%2011px%3B%20line-height%3A%2030%25%3B%26quot%3B%26gt%3B%D0%B0%D0%BA%D1%82%D0%B8%D0%B2%D0%BD%D0%B0%D1%8F%201%3F%20(q0%20%E2%86%92%20q1)%26lt%3B%2Ffont%26gt%3B%26lt%3B%2Fspan%26gt%3B%26lt%3B%2Fp%26gt%3B%26lt%3B%2Fdiv%26gt%3B%22%20vertex%3D%221%22%3E%3CmxGeometry%20height%3D%2280%22%20width%3D%22190%22%20x%3D%22285%22%20y%3D%22265%22%20as%3D%22geometry%22%2F%3E%3C%2FmxCell%3E%3CmxCell%20id%3D%2219%22%20parent%3D%221%22%20style%3D%22text%3Bhtml%3D1%3Balign%3Dcenter%3BverticalAlign%3Dmiddle%3Bresizable%3D0%3Bpoints%3D%5B%5D%3Bautosize%3D1%3BstrokeColor%3Dnone%3BfillColor%3Dnone%3B%22%20value%3D%22%D0%B4%D0%B0%22%20vertex%3D%221%22%3E%3CmxGeometry%20height%3D%2230%22%20width%3D%2240%22%20x%3D%22220%22%20y%3D%22278%22%20as%3D%22geometry%22%2F%3E%3C%2FmxCell%3E%3CmxCell%20id%3D%2220%22%20parent%3D%221%22%20style%3D%22text%3Bhtml%3D1%3Balign%3Dcenter%3BverticalAlign%3Dmiddle%3Bresizable%3D0%3Bpoints%3D%5B%5D%3Bautosize%3D1%3BstrokeColor%3Dnone%3BfillColor%3Dnone%3B%22%20value%3D%22%26lt%3Bp%20style%3D%26quot%3Bcaret-color%3A%20rgb(0%2C%200%2C%200)%3B%20text-align%3A%20start%3B%20white-space%3A%20pre-wrap%3B%26quot%3B%20dir%3D%26quot%3Bauto%26quot%3B%26gt%3B%26lt%3Bbr%26gt%3B%26lt%3B%2Fp%26gt%3B%22%20vertex%3D%221%22%3E%3CmxGeometry%20height%3D%2250%22%20width%3D%2220%22%20x%3D%22770%22%20y%3D%22215%22%20as%3D%22geometry%22%2F%3E%3C%2FmxCell%3E%3CmxCell%20id%3D%2221%22%20edge%3D%221%22%20parent%3D%221%22%20style%3D%22edgeStyle%3DorthogonalEdgeStyle%3Brounded%3D0%3BorthogonalLoop</w:t>
+        <w:t>%2FmxCell%3E%3CmxCell%20id%3D%2215%22%20parent%3D%221%22%20style%3D%22strokeWidth%3D1%3Bhtml%3D1%3Bshape%3Dmxgraph.flowchart.terminator%3BwhiteSpace%3Dwrap%3B%22%20value%3D%22%D0%9A%D0%BE%D0%BD%D0%B5%D1%86%22%20vertex%3D%221%22%3E%3CmxGeometry%20height%3D%2260%22%20width%3D%22130%22%20x%3D%22300%22%20y%3D%22630%22%20as%3D%22geometry%22%2F%3E%3C%2FmxCell%3E%3CmxCell%20id%3D%2216%22%20edge%3D%221%22%20parent%3D%221%22%20source%3D%2218%22%20style%3D%22edgeStyle%3DorthogonalEdgeStyle%3Brounded%3D0%3BorthogonalLoop%3D1%3BjettySize%3Dauto%3Bhtml%3D1%3BentryX%3D0.5%3BentryY%3D0%3BentryDx%3D0%3BentryDy%3D0%3BendArrow%3Dnone%3BstartFill%3D0%3B%22%20target%3D%227%22%3E%3CmxGeometry%20relative%3D%221%22%20as%3D%22geometry%22%2F%3E%3C%2FmxCell%3E%3CmxCell%20id%3D%2217%22%20edge%3D%221%22%20parent%3D%221%22%20source%3D%2218%22%20style%3D%22edgeStyle%3DorthogonalEdgeStyle%3Brounded%3D0%3BorthogonalLoop%3D1%3BjettySize%3Dauto%3Bhtml%3D1%3BentryX%3D0.5%3BentryY%3D0%3BentryDx%3D0%3BentryDy%3D0%3BendArrow%3Dnone%3BstartFill%3D0%3B%22%20target%3D%2210%22%3E%3CmxGeometry%20relative%3D%221%22%20as%3D%22geometry%22%3E%3CArray%20as%3D%22points%22%3E%3CmxPoint%20x%3D%22550%22%20y%3D%22305%22%2F%3E%3C%2FArray%3E%3CmxPoint%20x%3D%22570.0000000000002%22%20y%3D%22305%22%20as%3D%22targetPoint%22%2F%3E%3C%2FmxGeometry%3E%3C%2FmxCell%3E%3CmxCell%20id%3D%2218%22%20parent%3D%221%22%20style%3D%22rhombus%3BwhiteSpace%3Dwrap%3Bhtml%3D1%3B%22%20value%3D%22%26lt%3Bdiv%20style%3D%26quot%3Bline-height%3A%2030%25%3B%26quot%3B%26gt%3B%26lt%3Bp%20style%3D%26quot%3Btext-align%3A%20left%3B%20white-space-collapse%3A%20preserve%3B%20caret-color%3A%20rgb(0%2C%200%2C%200)%3B%26quot%3B%20dir%3D%26quot%3Bauto%26quot%3B%26gt%3B%26lt%3Bfont%20style%3D%26quot%3Bfont-size%3A%2011px%3B%20line-height%3A%2030%25%3B%26quot%3B%26gt%3B%D0%9E%D1%81%D1%82%D0%B0%D0%BB%D0%B0%D1%81%D1%8C%20%D1%80%D0%BE%D0%B2%D0%BD%D0%BE%20%26lt%3Bspan%20style%3D%26quot%3Bbackground-color%3A%20transparent%3B%20color%3A%20light-dark(rgb(0%2C%200%2C%200)%2C%20rgb(255%2C%20255%2C%20255))%3B%26quot%3B%26gt%3B%D0%BE%D0%B4%D0%BD%D0%B0%20%26lt%3B%2Fspan%26gt%3B%26lt%3B%2Ffont%26gt%3B%26lt%3B%2Fp%26gt%3B%26lt%3Bp%20style%3D%26quot%3Btext-align%3A%20left%3B%20white-space-collapse%3A%20preserve%3B%20caret-color%3A%20rgb(0%2C%200%2C%200)%3B%26quot%3B%20dir%3D%26quot%3Bauto%26quot%3B%26gt%3B%26lt%3Bspan%20style%3D%26quot%3Bbackground-color%3A%20transparent%3B%20color%3A%20light-dark(rgb(0%2C%200%2C%200)%2C%20rgb(255%2C%20255%2C%20255))%3B%26quot%3B%26gt%3B%26lt%3Bfont%20style%3D%26quot%3Bfont-size%3A%2011px%3B%20line-height%3A%2030%25%3B%26quot%3B%26gt%3B%D0%B0%D0%BA%D1%82%D0%B8%D0%B2%D0%BD%D0%B0%D1%8F%201%3F%20(q0%20%E2%86%92%20q1)%26lt%3B%2Ffont%26gt%3B%26lt%3B%2Fspan%26gt%3B%26lt%3B%2Fp%26gt%3B%26lt%3B%2Fdiv%26gt%3B%22%20vertex%3D%221%22%3E%3CmxGeometry%20height%3D%2280%22%20width%3D%22190%22%20x%3D%22285%22%20y%3D%22265%22%20as%3D%22geometry%22%2F%3E%3C%2FmxCell%3E%3CmxCell%20id%3D%2219%22%20parent%3D%221%22%20style%3D%22text%3Bhtml%3D1%3Balign%3Dcenter%3BverticalAlign%3Dmiddle%3Bresizable%3D0%3Bpoints%3D%5B%5D%3Bautosize%3D1%3BstrokeColor%3Dnone%3BfillColor%3Dnone%3B%22%20value%3D%22%D0%B4%D0%B0%22%20vertex%3D%221%22%3E%3CmxGeometry%20height%3D%2230%22%20width%3D%2240%22%20x%3D%22220%22%20y%3D%22278%22%20as%3D%22geometry%22%2F%3E%3C%2FmxCell%3E%3CmxCell%20id%3D%2220%22%20parent%3D%221%22%20style%3D%22text%3Bhtml%3D1%3Balign%3Dcenter%3BverticalAlign%3Dmiddle%3Bresizable%3D0%3Bpoints%3D%5B%5D%3Bautosize%3D1%3BstrokeColor%3Dnone%3BfillColor%3Dnone%3B%22%20value%3D%22%26lt%3Bp%20style%3D%26quot%3Bcaret-color%3A%20rgb(0%2C%200%2C%200)%3B%20text-align%3A%20start%3B%20white-space%3A%20pre-wrap%3B%26quot%3B%20dir%3D%26quot%3Bauto%26quot%3B%26gt%3B%26lt%3Bbr%26gt%3B%26lt%3B%2Fp%26gt%3B%22%20vertex%3D%221%22%3E%3CmxGeometry%20height%3D%2250%22%20width%3D%2220%22%20x%3D%22770%22%20y%3D%22215%22%20as%3D%22geometry%22%2F%3E%3C%2FmxCell%3E%3CmxCell%20id%3D%2221%22%20edge%3D%221%22%20parent%3D%221%22%20style%3D%22edgeStyle%3DorthogonalEdgeStyle%3Brounded%3D0%3BorthogonalLoop%3D</w:t>
       </w:r>
       <w:r>
         <w:rPr>
@@ -2078,7 +2039,7 @@
           <w:szCs w:val="0"/>
           <w:shd w:val="clear" w:fill="ECECEC"/>
         </w:rPr>
-        <w:t>%3D1%3BjettySize%3Dauto%3Bhtml%3D1%3BentryX%3D0.584%3BentryY%3D0%3BentryDx%3D0%3BentryDy%3D0%3BentryPerimeter%3D0%3BendArrow%3Dnone%3BstartFill%3D0%3B%22%20target%3D%2213%22%3E%3CmxGeometry%20relative%3D%221%22%20as%3D%22geometry%22%3E%3CArray%20as%3D%22points%22%3E%3CmxPoint%20x%3D%22700%22%20y%3D%22470%22%2F%3E%3C%2FArray%3E%3CmxPoint%20x%3D%22664.9981818181818%22%20y%3D%22470.0181818181818%22%20as%3D%22sourcePoint%22%2F%3E%3CmxPoint%20x%3D%22700.04%22%20y%3D%22510%22%20as%3D%22targetPoint%22%2F%3E%3C%2FmxGeometry%3E%3C%2FmxCell%3E%3CmxCell%20id%3D%2222%22%20edge%3D%221%22%20parent%3D%221%22%20style%3D%22edgeStyle%3DorthogonalEdgeStyle%3Brounded%3D0%3BorthogonalLoop%3D1%3BjettySize%3Dauto%3Bhtml%3D1%3BentryX%3D0.461%3BentryY%3D0.059%3BentryDx%3D0%3BentryDy%3D0%3BentryPerimeter%3D0%3BendArrow%3Dnone%3BstartFill%3D0%3B%22%20target%3D%2226%22%3E%3CmxGeometry%20relative%3D%221%22%20as%3D%22geometry%22%3E%3CArray%20as%3D%22points%22%3E%3CmxPoint%20x%3D%22370%22%20y%3D%22470%22%2F%3E%3CmxPoint%20x%3D%22370%22%20y%3D%22532%22%2F%3E%3CmxPoint%20x%3D%22360%22%20y%3D%22532%22%2F%3E%3C%2FArray%3E%3CmxPoint%20x%3D%22435%22%20y%3D%22470%22%20as%3D%22sourcePoint%22%2F%3E%3CmxPoint%20x%3D%22370%22%20y%3D%22500%22%20as%3D%22targetPoint%22%2F%3E%3C%2FmxGeometry%3E%3C%2FmxCell%3E%3CmxCell%20id%3D%2223%22%20parent%3D%221%22%20style%3D%22rhombus%3BwhiteSpace%3Dwrap%3Bhtml%3D1%3B%22%20value%3D%22%26lt%3Bdiv%20style%3D%26quot%3Bline-height%3A%2060%25%3B%26quot%3B%26gt%3B%26lt%3Bp%20style%3D%26quot%3Bcaret-color%3A%20rgb(0%2C%200%2C%200)%3B%20text-align%3A%20start%3B%20white-space-collapse%3A%20preserve%3B%26quot%3B%20dir%3D%26quot%3Bauto%26quot%3B%26gt%3B%26lt%3Bfont%20style%3D%26quot%3Bfont-size%3A%2011px%3B%20line-height%3A%2060%25%3B%26quot%3B%26gt%3B%D0%97%D0%B0%D0%BA%D0%BE%D0%BD%D1%87%D0%B8%D0%BB%D0%B8%20%D0%BF%D1%80%D0%BE%D1%85%D0%BE%D0%B4%20%D0%B2%20%D1%80%D0%B5%D0%B6%D0%B8%D0%BC%D0%B5%20%26lt%3B%2Ffont%26gt%3B%26lt%3B%2Fp%26gt%3B%26lt%3Bp%20style%3D%26quot%3Bcaret-color%3A%20rgb(0%2C%200%2C%200)%3B%20text-align%3A%20start%3B%20white-space-collapse%3A%20preserve%3B%26quot%3B%20dir%3D%26quot%3Bauto%26quot%3B%26gt%3B%26lt%3Bfont%20style%3D%26quot%3Bfont-size%3A%2011px%3B%20line-height%3A%2060%25%3B%26quot%3B%26gt%3B%26quot%3B%D0%BE%D1%81%D1%82%D0%B0%D0%B2%D0%B8%D1%82%D1%8C%26quot%3B%3F%20(%D1%87%D1%91%D1%82%D0%BD%D0%BE%D0%B5%20%D0%BA%D0%BE%D0%BB%D0%B8%D1%87%D0%B5%D1%81%D1%82%D0%B2%D0%BE%3F)%26lt%3B%2Ffont%26gt%3B%26lt%3B%2Fp%26gt%3B%26lt%3B%2Fdiv%26gt%3B%22%20vertex%3D%221%22%3E%3CmxGeometry%20height%3D%22100%22%20width%3D%22230%22%20x%3D%22435%22%20y%3D%22420%22%20as%3D%22geometry%22%2F%3E%3C%2FmxCell%3E%3CmxCell%20id%3D%2224%22%20parent%3D%221%22%20style%3D%22text%3Bhtml%3D1%3Balign%3Dcenter%3BverticalAlign%3Dmiddle%3Bresizable%3D0%3Bpoints%3D%5B%5D%3Bautosize%3D1%3BstrokeColor%3Dnone%3BfillColor%3Dnone%3B%22%20value%3D%22%D0%B4%D0%B0%22%20vertex%3D%221%22%3E%3CmxGeometry%20height%3D%2230%22%20width%3D%2240%22%20x%3D%22660%22%20y%3D%22448%22%20as%3D%22geometry%22%2F%3E%3C%2FmxCell%3E%3CmxCell%20id%3D%2225%22%20parent%3D%221%22%20style%3D%22text%3Bhtml%3D1%3Balign%3Dcenter%3BverticalAlign%3Dmiddle%3Bresizable%3D0%3Bpoints%3D%5B%5D%3Bautosize%3D1%3BstrokeColor%3Dnone%3BfillColor%3Dnone%3B%22%20value%3D%22%D0%BD%D0%B5%D1%82%22%20vertex%3D%221%22%3E%3CmxGeometry%20height%3D%2230%22%20width%3D%2240%22%20x%3D%22382%22%20y%3D%22444%22%20as%3D%22geometry%22%2F%3E%3C%2FmxCell%3E%3CmxCell%20id%3D%2226%22%20parent%3D%221%22%20style%3D%22shape%3Dparallelogram%3Bperimeter%3DparallelogramPerimeter%3BwhiteSpace%3Dwrap%3Bhtml%3D1%3BfixedSize%3D1%3B%22%20value%3D%22%26lt%3Bp%20style%3D%26quot%3Bcaret-color%3A%20rgb(0%2C%200%2C%200)%3B%20text-align%3A%20start%3B%20white-space-collapse%3A%20preserve%3B%26quot%3B%20dir%3D%26quot%3Bauto%26quot%3B%26gt%3B%D0%97%D0%B0%D0%BF%D0%B8%D1%81%D0%B0%D1%82%D1%8C%20N%20%D0%B8%20%D0%BE%D1%87%D0%B8%D1%81%D1%82%D0%B8%D1%82%D1%8C%20%D0%BB%D0%B5%D0%BD%D1%82%D1%83%26lt%3B%2Fp%26gt%3B%22%20vertex%3D%221%22%3E%3CmxGeometry%20height%3D%2240%22%20width%3D%22195%22%20x%3D%22270%2</w:t>
+        <w:t>1%3BjettySize%3Dauto%3Bhtml%3D1%3BentryX%3D0.584%3BentryY%3D0%3BentryDx%3D0%3BentryDy%3D0%3BentryPerimeter%3D0%3BendArrow%3Dnone%3BstartFill%3D0%3B%22%20target%3D%2213%22%3E%3CmxGeometry%20relative%3D%221%22%20as%3D%22geometry%22%3E%3CArray%20as%3D%22points%22%3E%3CmxPoint%20x%3D%22700%22%20y%3D%22470%22%2F%3E%3C%2FArray%3E%3CmxPoint%20x%3D%22664.9981818181818%22%20y%3D%22470.0181818181818%22%20as%3D%22sourcePoint%22%2F%3E%3CmxPoint%20x%3D%22700.04%22%20y%3D%22510%22%20as%3D%22targetPoint%22%2F%3E%3C%2FmxGeometry%3E%3C%2FmxCell%3E%3CmxCell%20id%3D%2222%22%20edge%3D%221%22%20parent%3D%221%22%20style%3D%22edgeStyle%3DorthogonalEdgeStyle%3Brounded%3D0%3BorthogonalLoop%3D1%3BjettySize%3Dauto%3Bhtml%3D1%3BentryX%3D0.461%3BentryY%3D0.059%3BentryDx%3D0%3BentryDy%3D0%3BentryPerimeter%3D0%3BendArrow%3Dnone%3BstartFill%3D0%3B%22%20target%3D%2226%22%3E%3CmxGeometry%20relative%3D%221%22%20as%3D%22geometry%22%3E%3CArray%20as%3D%22points%22%3E%3CmxPoint%20x%3D%22370%22%20y%3D%22470%22%2F%3E%3CmxPoint%20x%3D%22370%22%20y%3D%22532%22%2F%3E%3CmxPoint%20x%3D%22360%22%20y%3D%22532%22%2F%3E%3C%2FArray%3E%3CmxPoint%20x%3D%22435%22%20y%3D%22470%22%20as%3D%22sourcePoint%22%2F%3E%3CmxPoint%20x%3D%22370%22%20y%3D%22500%22%20as%3D%22targetPoint%22%2F%3E%3C%2FmxGeometry%3E%3C%2FmxCell%3E%3CmxCell%20id%3D%2223%22%20parent%3D%221%22%20style%3D%22rhombus%3BwhiteSpace%3Dwrap%3Bhtml%3D1%3B%22%20value%3D%22%26lt%3Bdiv%20style%3D%26quot%3Bline-height%3A%2060%25%3B%26quot%3B%26gt%3B%26lt%3Bp%20style%3D%26quot%3Bcaret-color%3A%20rgb(0%2C%200%2C%200)%3B%20text-align%3A%20start%3B%20white-space-collapse%3A%20preserve%3B%26quot%3B%20dir%3D%26quot%3Bauto%26quot%3B%26gt%3B%26lt%3Bfont%20style%3D%26quot%3Bfont-size%3A%2011px%3B%20line-height%3A%2060%25%3B%26quot%3B%26gt%3B%D0%97%D0%B0%D0%BA%D0%BE%D0%BD%D1%87%D0%B8%D0%BB%D0%B8%20%D0%BF%D1%80%D0%BE%D1%85%D0%BE%D0%B4%20%D0%B2%20%D1%80%D0%B5%D0%B6%D0%B8%D0%BC%D0%B5%20%26lt%3B%2Ffont%26gt%3B%26lt%3B%2Fp%26gt%3B%26lt%3Bp%20style%3D%26quot%3Bcaret-color%3A%20rgb(0%2C%200%2C%200)%3B%20text-align%3A%20start%3B%20white-space-collapse%3A%20preserve%3B%26quot%3B%20dir%3D%26quot%3Bauto%26quot%3B%26gt%3B%26lt%3Bfont%20style%3D%26quot%3Bfont-size%3A%2011px%3B%20line-height%3A%2060%25%3B%26quot%3B%26gt%3B%26quot%3B%D0%BE%D1%81%D1%82%D0%B0%D0%B2%D0%B8%D1%82%D1%8C%26quot%3B%3F%20(%D1%87%D1%91%D1%82%D0%BD%D0%BE%D0%B5%20%D0%BA%D0%BE%D0%BB%D0%B8%D1%87%D0%B5%D1%81%D1%82%D0%B2%D0%BE%3F)%26lt%3B%2Ffont%26gt%3B%26lt%3B%2Fp%26gt%3B%26lt%3B%2Fdiv%26gt%3B%22%20vertex%3D%221%22%3E%3CmxGeometry%20height%3D%22100%22%20width%3D%22230%22%20x%3D%22435%22%20y%3D%22420%22%20as%3D%22geometry%22%2F%3E%3C%2FmxCell%3E%3CmxCell%20id%3D%2224%22%20parent%3D%221%22%20style%3D%22text%3Bhtml%3D1%3Balign%3Dcenter%3BverticalAlign%3Dmiddle%3Bresizable%3D0%3Bpoints%3D%5B%5D%3Bautosize%3D1%3BstrokeColor%3Dnone%3BfillColor%3Dnone%3B%22%20value%3D%22%D0%B4%D0%B0%22%20vertex%3D%221%22%3E%3CmxGeometry%20height%3D%2230%22%20width%3D%2240%22%20x%3D%22660%22%20y%3D%22448%22%20as%3D%22geometry%22%2F%3E%3C%2FmxCell%3E%3CmxCell%20id%3D%2225%22%20parent%3D%221%22%20style%3D%22text%3Bhtml%3D1%3Balign%3Dcenter%3BverticalAlign%3Dmiddle%3Bresizable%3D0%3Bpoints%3D%5B%5D%3Bautosize%3D1%3BstrokeColor%3Dnone%3BfillColor%3Dnone%3B%22%20value%3D%22%D0%BD%D0%B5%D1%82%22%20vertex%3D%221%22%3E%3CmxGeometry%20height%3D%2230%22%20width%3D%2240%22%20x%3D%22382%22%20y%3D%22444%22%20as%3D%22geometry%22%2F%3E%3C%2FmxCell%3E%3CmxCell%20id%3D%2226%22%20parent%3D%221%22%20style%3D%22shape%3Dparallelogram%3Bperimeter%3DparallelogramPerimeter%3BwhiteSpace%3Dwrap%3Bhtml%3D1%3BfixedSize%3D1%3B%22%20value%3D%22%26lt%3Bp%20style%3D%26quot%3Bcaret-color%3A%20rgb(0%2C%200%2C%200)%3B%20text-align%3A%20start%3B%20white-space-collapse%3A%20preserve%3B%26quot%3B%20dir%3D%26quot%3Bauto%26quot%3B%26gt%3B%D0%97%D0%B0%D0%BF%D0%B8%D1%81%D0%B0%D1%82%D1%8C%20N%20%D0%B8%20%D0%BE%D1%87%D0%B8%D1%81%D1%82%D0%B8%D1%82%D1%8C%20%D0%BB%D0%B5%D0%BD%D1%82%D1%83%26lt%3B%2Fp%26gt%3B%22%20vertex%3D%221%22%3E%3CmxGeometry%20height%3D%2240%22%20width%3D%22195%22%20x%3D%22270%22%2</w:t>
       </w:r>
       <w:r>
         <w:rPr>
@@ -2091,7 +2052,7 @@
           <w:szCs w:val="0"/>
           <w:shd w:val="clear" w:fill="ECECEC"/>
         </w:rPr>
-        <w:t>2%20y%3D%22530%22%20as%3D%22geometry%22%2F%3E%3C%2FmxCell%3E%3C%2Froot%3E%3C%2FmxGraphModel%3E%3CmxGraphModel%3E%3Croot%3E%3CmxCell%20id%3D%220%22%2F%3E%3CmxCell%20id%3D%221%22%20parent%3D%220%22%2F%3E%3CmxCell%20id%3D%222%22%20edge%3D%221%22%20parent%3D%221%22%20source%3D%223%22%20style%3D%22edgeStyle%3DorthogonalEdgeStyle%3Brounded%3D0%3BorthogonalLoop%3D1%3BjettySize%3Dauto%3Bhtml%3D1%3BendArrow%3Dnone%3BstartFill%3D0%3B%22%20target%3D%225%22%3E%3CmxGeometry%20relative%3D%221%22%20as%3D%22geometry%22%2F%3E%3C%2FmxCell%3E%3CmxCell%20id%3D%223%22%20parent%3D%221%22%20style%3D%22strokeWidth%3D1%3Bhtml%3D1%3Bshape%3Dmxgraph.flowchart.terminator%3BwhiteSpace%3Dwrap%3B%22%20value%3D%22%D0%9D%D0%B0%D1%87%D0%B0%D0%BB%D0%BE%22%20vertex%3D%221%22%3E%3CmxGeometry%20height%3D%2260%22%20width%3D%22130%22%20x%3D%22315%22%20y%3D%22100%22%20as%3D%22geometry%22%2F%3E%3C%2FmxCell%3E%3CmxCell%20id%3D%224%22%20edge%3D%221%22%20parent%3D%221%22%20source%3D%225%22%20style%3D%22edgeStyle%3DorthogonalEdgeStyle%3Brounded%3D0%3BorthogonalLoop%3D1%3BjettySize%3Dauto%3Bhtml%3D1%3BendArrow%3Dnone%3BstartFill%3D0%3B%22%3E%3CmxGeometry%20relative%3D%221%22%20as%3D%22geometry%22%3E%3CmxPoint%20x%3D%22379.9999999999998%22%20y%3D%22260%22%20as%3D%22targetPoint%22%2F%3E%3C%2FmxGeometry%3E%3C%2FmxCell%3E%3CmxCell%20id%3D%225%22%20parent%3D%221%22%20style%3D%22shape%3Dparallelogram%3Bperimeter%3DparallelogramPerimeter%3BwhiteSpace%3Dwrap%3Bhtml%3D1%3BfixedSize%3D1%3B%22%20value%3D%22%D0%92%D0%B2%D0%BE%D0%B4%20%D1%81%D1%82%D1%80%D0%BE%D0%BA%D0%B8%20%D0%B8%D0%B7%20%D0%B5%D0%B4%D0%B5%D0%BD%D0%B8%D1%86%22%20vertex%3D%221%22%3E%3CmxGeometry%20height%3D%2260%22%20width%3D%22200%22%20x%3D%22280%22%20y%3D%22186%22%20as%3D%22geometry%22%2F%3E%3C%2FmxCell%3E%3CmxCell%20id%3D%226%22%20edge%3D%221%22%20parent%3D%221%22%20style%3D%22edgeStyle%3DorthogonalEdgeStyle%3Brounded%3D0%3BorthogonalLoop%3D1%3BjettySize%3Dauto%3Bhtml%3D1%3BendArrow%3Dnone%3BstartFill%3D0%3BendFill%3D1%3B%22%3E%3CmxGeometry%20relative%3D%221%22%20as%3D%22geometry%22%3E%3CArray%20as%3D%22points%22%3E%3CmxPoint%20x%3D%22210%22%20y%3D%22600%22%2F%3E%3C%2FArray%3E%3CmxPoint%20x%3D%22210%22%20y%3D%22405%22%20as%3D%22sourcePoint%22%2F%3E%3CmxPoint%20x%3D%22367%22%20y%3D%22600%22%20as%3D%22targetPoint%22%2F%3E%3C%2FmxGeometry%3E%3C%2FmxCell%3E%3CmxCell%20id%3D%227%22%20parent%3D%221%22%20style%3D%22rounded%3D0%3BwhiteSpace%3Dwrap%3Bhtml%3D1%3B%22%20value%3D%22%26lt%3Bp%20style%3D%26quot%3Bcaret-color%3A%20rgb(0%2C%200%2C%200)%3B%20text-align%3A%20start%3B%20white-space-collapse%3A%20preserve%3B%26quot%3B%20dir%3D%26quot%3Bauto%26quot%3B%26gt%3B%D0%97%D0%B0%D0%BF%D0%B8%D1%81%D0%B0%D1%82%D1%8C%20Y%20%D0%B8%20%D0%BE%D1%87%D0%B8%D1%81%D1%82%D0%B8%D1%82%D1%8C%20%D0%BB%D0%B5%D0%BD%D1%82%D1%83%20(q6%20%E2%86%92%20q7%20%E2%86%92%20q7a)%26lt%3B%2Fp%26gt%3B%22%20vertex%3D%221%22%3E%3CmxGeometry%20height%3D%2260%22%20width%3D%22120%22%20x%3D%22160%22%20y%3D%22345%22%20as%3D%22geometry%22%2F%3E%3C%2FmxCell%3E%3CmxCell%20id%3D%228%22%20parent%3D%221%22%20style%3D%22text%3Bhtml%3D1%3Balign%3Dcenter%3BverticalAlign%3Dmiddle%3Bresizable%3D0%3Bpoints%3D%5B%5D%3Bautosize%3D1%3BstrokeColor%3Dnone%3BfillColor%3Dnone%3B%22%20value%3D%22%D0%BD%D0%B5%D1%82%26lt%3Bdiv%26gt%3B%26lt%3Bbr%26gt%3B%26lt%3B%2Fdiv%26gt%3B%22%20vertex%3D%221%22%3E%3CmxGeometry%20height%3D%2240%22%20width%3D%2240%22%20x%3D%22480%22%20y%3D%22280%22%20as%3D%22geometry%22%2F%3E%3C%2FmxCell%3E%3CmxCell%20id%3D%229%22%20edge%3D%221%22%20parent%3D%221%22%20source%3D%2210%22%20style%3D%22edgeStyle%3DorthogonalEdgeStyle%3Brounded%3D0%3BorthogonalLoop%3D1%3BjettySize%3Dauto%3Bhtml%3D1%3BexitX%3D0.5%3BexitY%3D1%3BexitDx%3D0%3BexitDy%3D0%3BentryX%3D0.5%3BentryY%3D0%3BentryDx%3D0%3BentryDy%3D0%3BendArrow%3Dnone%3BstartFill%3D0%3B%22%20target%3D%2223%22%3E%3CmxGeometry%20relative%3D%221%22%20as%3D%22geometry%22%2F%3E%3C%2FmxCell%3E%3CmxCell%20id%3D%2210%22%20parent%3D%221%22%20style%3D%22rounded%3D0%3BwhiteSpace%3Dwrap%3Bhtml%3D1%3B%22%20value%3D%22%26lt%3Bp%20style%3D%26quot%3Bcaret-color%3A%20rgb(0%2C%200%2C%200)%</w:t>
+        <w:t>0y%3D%22530%22%20as%3D%22geometry%22%2F%3E%3C%2FmxCell%3E%3C%2Froot%3E%3C%2FmxGraphModel%3E%3CmxGraphModel%3E%3Croot%3E%3CmxCell%20id%3D%220%22%2F%3E%3CmxCell%20id%3D%221%22%20parent%3D%220%22%2F%3E%3CmxCell%20id%3D%222%22%20edge%3D%221%22%20parent%3D%221%22%20source%3D%223%22%20style%3D%22edgeStyle%3DorthogonalEdgeStyle%3Brounded%3D0%3BorthogonalLoop%3D1%3BjettySize%3Dauto%3Bhtml%3D1%3BendArrow%3Dnone%3BstartFill%3D0%3B%22%20target%3D%225%22%3E%3CmxGeometry%20relative%3D%221%22%20as%3D%22geometry%22%2F%3E%3C%2FmxCell%3E%3CmxCell%20id%3D%223%22%20parent%3D%221%22%20style%3D%22strokeWidth%3D1%3Bhtml%3D1%3Bshape%3Dmxgraph.flowchart.terminator%3BwhiteSpace%3Dwrap%3B%22%20value%3D%22%D0%9D%D0%B0%D1%87%D0%B0%D0%BB%D0%BE%22%20vertex%3D%221%22%3E%3CmxGeometry%20height%3D%2260%22%20width%3D%22130%22%20x%3D%22315%22%20y%3D%22100%22%20as%3D%22geometry%22%2F%3E%3C%2FmxCell%3E%3CmxCell%20id%3D%224%22%20edge%3D%221%22%20parent%3D%221%22%20source%3D%225%22%20style%3D%22edgeStyle%3DorthogonalEdgeStyle%3Brounded%3D0%3BorthogonalLoop%3D1%3BjettySize%3Dauto%3Bhtml%3D1%3BendArrow%3Dnone%3BstartFill%3D0%3B%22%3E%3CmxGeometry%20relative%3D%221%22%20as%3D%22geometry%22%3E%3CmxPoint%20x%3D%22379.9999999999998%22%20y%3D%22260%22%20as%3D%22targetPoint%22%2F%3E%3C%2FmxGeometry%3E%3C%2FmxCell%3E%3CmxCell%20id%3D%225%22%20parent%3D%221%22%20style%3D%22shape%3Dparallelogram%3Bperimeter%3DparallelogramPerimeter%3BwhiteSpace%3Dwrap%3Bhtml%3D1%3BfixedSize%3D1%3B%22%20value%3D%22%D0%92%D0%B2%D0%BE%D0%B4%20%D1%81%D1%82%D1%80%D0%BE%D0%BA%D0%B8%20%D0%B8%D0%B7%20%D0%B5%D0%B4%D0%B5%D0%BD%D0%B8%D1%86%22%20vertex%3D%221%22%3E%3CmxGeometry%20height%3D%2260%22%20width%3D%22200%22%20x%3D%22280%22%20y%3D%22186%22%20as%3D%22geometry%22%2F%3E%3C%2FmxCell%3E%3CmxCell%20id%3D%226%22%20edge%3D%221%22%20parent%3D%221%22%20style%3D%22edgeStyle%3DorthogonalEdgeStyle%3Brounded%3D0%3BorthogonalLoop%3D1%3BjettySize%3Dauto%3Bhtml%3D1%3BendArrow%3Dnone%3BstartFill%3D0%3BendFill%3D1%3B%22%3E%3CmxGeometry%20relative%3D%221%22%20as%3D%22geometry%22%3E%3CArray%20as%3D%22points%22%3E%3CmxPoint%20x%3D%22210%22%20y%3D%22600%22%2F%3E%3C%2FArray%3E%3CmxPoint%20x%3D%22210%22%20y%3D%22405%22%20as%3D%22sourcePoint%22%2F%3E%3CmxPoint%20x%3D%22367%22%20y%3D%22600%22%20as%3D%22targetPoint%22%2F%3E%3C%2FmxGeometry%3E%3C%2FmxCell%3E%3CmxCell%20id%3D%227%22%20parent%3D%221%22%20style%3D%22rounded%3D0%3BwhiteSpace%3Dwrap%3Bhtml%3D1%3B%22%20value%3D%22%26lt%3Bp%20style%3D%26quot%3Bcaret-color%3A%20rgb(0%2C%200%2C%200)%3B%20text-align%3A%20start%3B%20white-space-collapse%3A%20preserve%3B%26quot%3B%20dir%3D%26quot%3Bauto%26quot%3B%26gt%3B%D0%97%D0%B0%D0%BF%D0%B8%D1%81%D0%B0%D1%82%D1%8C%20Y%20%D0%B8%20%D0%BE%D1%87%D0%B8%D1%81%D1%82%D0%B8%D1%82%D1%8C%20%D0%BB%D0%B5%D0%BD%D1%82%D1%83%20(q6%20%E2%86%92%20q7%20%E2%86%92%20q7a)%26lt%3B%2Fp%26gt%3B%22%20vertex%3D%221%22%3E%3CmxGeometry%20height%3D%2260%22%20width%3D%22120%22%20x%3D%22160%22%20y%3D%22345%22%20as%3D%22geometry%22%2F%3E%3C%2FmxCell%3E%3CmxCell%20id%3D%228%22%20parent%3D%221%22%20style%3D%22text%3Bhtml%3D1%3Balign%3Dcenter%3BverticalAlign%3Dmiddle%3Bresizable%3D0%3Bpoints%3D%5B%5D%3Bautosize%3D1%3BstrokeColor%3Dnone%3BfillColor%3Dnone%3B%22%20value%3D%22%D0%BD%D0%B5%D1%82%26lt%3Bdiv%26gt%3B%26lt%3Bbr%26gt%3B%26lt%3B%2Fdiv%26gt%3B%22%20vertex%3D%221%22%3E%3CmxGeometry%20height%3D%2240%22%20width%3D%2240%22%20x%3D%22480%22%20y%3D%22280%22%20as%3D%22geometry%22%2F%3E%3C%2FmxCell%3E%3CmxCell%20id%3D%229%22%20edge%3D%221%22%20parent%3D%221%22%20source%3D%2210%22%20style%3D%22edgeStyle%3DorthogonalEdgeStyle%3Brounded%3D0%3BorthogonalLoop%3D1%3BjettySize%3Dauto%3Bhtml%3D1%3BexitX%3D0.5%3BexitY%3D1%3BexitDx%3D0%3BexitDy%3D0%3BentryX%3D0.5%3BentryY%3D0%3BentryDx%3D0%3BentryDy%3D0%3BendArrow%3Dnone%3BstartFill%3D0%3B%22%20target%3D%2223%22%3E%3CmxGeometry%20relative%3D%221%22%20as%3D%22geometry%22%2F%3E%3C%2FmxCell%3E%3CmxCell%20id%3D%2210%22%20parent%3D%221%22%20style%3D%22rounded%3D0%3BwhiteSpace%3Dwrap%3Bhtml%3D1%3B%22%20value%3D%22%26lt%3Bp%20style%3D%26quot%3Bcaret-color%3A%20rgb(0%2C%200%2C%200)%3B%</w:t>
       </w:r>
       <w:r>
         <w:rPr>
@@ -2104,7 +2065,7 @@
           <w:szCs w:val="0"/>
           <w:shd w:val="clear" w:fill="ECECEC"/>
         </w:rPr>
-        <w:t>3B%20text-align%3A%20start%3B%20white-space-collapse%3A%20preserve%3B%26quot%3B%20dir%3D%26quot%3Bauto%26quot%3B%26gt%3B%D0%9F%D1%80%D0%BE%D1%85%D0%BE%D0%B4%20%D0%B4%D0%B5%D0%BB%D0%B5%D0%BD%D0%B8%D1%8F%20%D0%BF%D0%BE%D0%BF%D0%BE%D0%BB%D0%B0%D0%BC%20(q3%20%E2%86%94%20q4)%26lt%3B%2Fp%26gt%3B%22%20vertex%3D%221%22%3E%3CmxGeometry%20height%3D%2260%22%20width%3D%22120%22%20x%3D%22490%22%20y%3D%22345%22%20as%3D%22geometry%22%2F%3E%3C%2FmxCell%3E%3CmxCell%20id%3D%2211%22%20parent%3D%221%22%20style%3D%22text%3BwhiteSpace%3Dwrap%3B%22%20value%3D%22%E2%94%8C%E2%94%80%E2%94%80%E2%94%80%E2%94%80%E2%94%80%E2%94%80%E2%94%80%E2%94%80%E2%94%80%E2%94%80%E2%94%80%E2%94%80%E2%94%80%E2%94%80%E2%94%80%E2%94%90%26%2310%3B%C2%A0%20%C2%A0%20%C2%A0%20%C2%A0%20%C2%A0%20%C2%A0%20%C2%A0%20%C2%A0%20%C2%A0%20%C2%A0%20%C2%A0%20%C2%A0%20%C2%A0%20%C2%A0%20%C2%A0%20%C2%A0%20%C2%A0%20%E2%94%82%C2%A0%20%C2%A0%20%D0%9D%D0%90%D0%A7%D0%90%D0%9B%D0%9E%C2%A0%20%C2%A0%20%C2%A0%E2%94%82%26%2310%3B%C2%A0%20%C2%A0%20%C2%A0%20%C2%A0%20%C2%A0%20%C2%A0%20%C2%A0%20%C2%A0%20%C2%A0%20%C2%A0%20%C2%A0%20%C2%A0%20%C2%A0%20%C2%A0%20%C2%A0%20%C2%A0%20%C2%A0%20%E2%94%94%E2%94%80%E2%94%80%E2%94%80%E2%94%80%E2%94%80%E2%94%80%E2%94%80%E2%94%AC%E2%94%80%E2%94%80%E2%94%80%E2%94%80%E2%94%80%E2%94%80%E2%94%80%E2%94%98%26%2310%3B%C2%A0%20%C2%A0%20%C2%A0%20%C2%A0%20%C2%A0%20%C2%A0%20%C2%A0%20%C2%A0%20%C2%A0%20%C2%A0%20%C2%A0%20%C2%A0%20%C2%A0%20%C2%A0%20%C2%A0%20%C2%A0%20%C2%A0%20%C2%A0%20%C2%A0%20%C2%A0%20%C2%A0%20%E2%94%82%26%2310%3B%C2%A0%20%C2%A0%20%C2%A0%20%C2%A0%20%C2%A0%20%C2%A0%20%C2%A0%20%C2%A0%20%C2%A0%20%C2%A0%20%C2%A0%20%C2%A0%20%C2%A0%20%C2%A0%20%C2%A0%20%C2%A0%20%C2%A0%20%C2%A0%20%C2%A0%20%C2%A0%20%C2%A0%20%E2%96%BC%26%2310%3B%C2%A0%20%C2%A0%20%C2%A0%20%C2%A0%20%C2%A0%20%C2%A0%20%C2%A0%20%C2%A0%20%C2%A0%20%C2%A0%20%C2%A0%20%C2%A0%20%C2%A0%20%C2%A0%20%C2%A0%20%C2%A0%E2%94%8C%E2%94%80%E2%94%80%E2%94%80%E2%94%80%E2%94%80%E2%94%80%E2%94%80%E2%94%80%E2%94%80%E2%94%80%E2%94%80%E2%94%80%E2%94%80%E2%94%80%E2%94%80%E2%94%80%E2%94%80%E2%94%80%E2%94%80%E2%94%80%E2%94%80%E2%94%80%E2%94%80%E2%94%90%26%2310%3B%C2%A0%20%C2%A0%20%C2%A0%20%C2%A0%20%C2%A0%20%C2%A0%20%C2%A0%20%C2%A0%20%C2%A0%20%C2%A0%20%C2%A0%20%C2%A0%20%C2%A0%20%C2%A0%20%C2%A0%20%C2%A0%E2%94%82%20%D0%92%D0%B2%D0%BE%D0%B4%20%D1%81%D1%82%D1%80%D0%BE%D0%BA%D0%B8%201%E2%80%A61%C2%A0%20%C2%A0%20%C2%A0%20%C2%A0%E2%94%82%26%2310%3B%C2%A0%20%C2%A0%20%C2%A0%20%C2%A0%20%C2%A0%20%C2%A0%20%C2%A0%20%C2%A0%20%C2%A0%20%C2%A0%20%C2%A0%20%C2%A0%20%C2%A0%20%C2%A0%20%C2%A0%20%C2%A0%E2%94%94%E2%94%80%E2%94%80%E2%94%80%E2%94%80%E2%94%80%E2%94%80%E2%94%80%E2%94%80%E2%94%80%E2%94%80%E2%94%80%E2%94%AC%E2%94%80%E2%94%80%E2%94%80%E2%94%80%E2%94%80%E2%94%80%E2%94%80%E2%94%80%E2%94%80%E2%94%80%E2%94%80%E2%94%98%26%2310%3B%C2%A0%20%C2%A0%20%C2%A0%20%C2%A0%20%C2%A0%20%C2%A0%20%C2%A0%20%C2%A0%20%C2%A0%20%C2%A0%20%C2%A0%20%C2%A0%20%C2%A0%20%C2%A0%20%C2%A0%20%C2%A0%20%C2%A0%20%C2%A0%20%C2%A0%20%C2%A0%20%C2%A0%20%C2%A0%E2%94%82%26%2310%3B%C2%A0%20%C2%A0%20%C2%A0%20%C2%A0%20%C2%A0%20%C2%A0%20%C2%A0%20%C2%A0%20%C2%A0%20%C2%A0%20%C2%A0%20%C2%A0%20%C2%A0%20%C2%A0%20%C2%A0%20%C2%A0%20%C2%A0%20%C2%A0%20%C2%A0%20%C2%A0%20%C2%A0%20%C2%A0%E2%96%BC%26%2310%3B%C2%A0%20%C2%A0%20%C2%A0%20%C2%A0%20%C2%A0%20%C2%A0%20%C2%A0%20%C2%A0%20%C2%A0%20%C2%A0%20%C2%A0%20%C2%A0%20%C2%A0%20%C2%A0%20%C2%A0%20%C2%A0%20%C2%A0%E2%94%8C%E2%94%80%E2%94%80%E2%94%80%E2%94%80%E2%94%80%E2%94%80%E2%94%80%E2%94%80%E2%94%80%E2%94%80%E2%94%80%E2%94%80%E2%94%80%E2%94%80%E2%94%80%E2%94%80%E2%94%80%E2%94%80%E2%94%80%E2%94%80%E2%94%80%E2%94%80%E2%94%80%E2%94%80%E2%94%80%E2%94%90%26%2310%3B%C2%A0%20%C2%A0%20%C2%A0%20%C2%A0%20%C2%A0%20%C2%A0%20%C2%A0%20%C2%A0%20%C2%A0%20%C2%A0%20%C2%A0%20%C2%A0%20%C2%A0%20%C2%A0%E2%94%8C%E2%94%80%E2%94%80%E2%94%80%E2%94%80%E2%94%80%E2%94%82%20%D0%9E%D1%81%D1%82%D0%B0%D0%BB%D0%B0%D1%81%D1%8C%20%D1%80%D0%BE%D0%B2%D0%BD%D0%BE%C2%A0%20%C2%A0%20%C2%A0%20%C2%A0%20%C2%A0%20%E2%94%82%26%2310%3B%C2%A0%20%C2%A0%20%C2%A0%20%C2%A0%20%C2%A0%20%C2%A0%20%C2%A0%20%C2%A0%20%C2%A0%20%C2%A0%20%C2%A0%20%C2%A0%20%C2%A0%20%C2%A0%E2%94%82%C2%A0</w:t>
+        <w:t>20text-align%3A%20start%3B%20white-space-collapse%3A%20preserve%3B%26quot%3B%20dir%3D%26quot%3Bauto%26quot%3B%26gt%3B%D0%9F%D1%80%D0%BE%D1%85%D0%BE%D0%B4%20%D0%B4%D0%B5%D0%BB%D0%B5%D0%BD%D0%B8%D1%8F%20%D0%BF%D0%BE%D0%BF%D0%BE%D0%BB%D0%B0%D0%BC%20(q3%20%E2%86%94%20q4)%26lt%3B%2Fp%26gt%3B%22%20vertex%3D%221%22%3E%3CmxGeometry%20height%3D%2260%22%20width%3D%22120%22%20x%3D%22490%22%20y%3D%22345%22%20as%3D%22geometry%22%2F%3E%3C%2FmxCell%3E%3CmxCell%20id%3D%2211%22%20parent%3D%221%22%20style%3D%22text%3BwhiteSpace%3Dwrap%3B%22%20value%3D%22%E2%94%8C%E2%94%80%E2%94%80%E2%94%80%E2%94%80%E2%94%80%E2%94%80%E2%94%80%E2%94%80%E2%94%80%E2%94%80%E2%94%80%E2%94%80%E2%94%80%E2%94%80%E2%94%80%E2%94%90%26%2310%3B%C2%A0%20%C2%A0%20%C2%A0%20%C2%A0%20%C2%A0%20%C2%A0%20%C2%A0%20%C2%A0%20%C2%A0%20%C2%A0%20%C2%A0%20%C2%A0%20%C2%A0%20%C2%A0%20%C2%A0%20%C2%A0%20%C2%A0%20%E2%94%82%C2%A0%20%C2%A0%20%D0%9D%D0%90%D0%A7%D0%90%D0%9B%D0%9E%C2%A0%20%C2%A0%20%C2%A0%E2%94%82%26%2310%3B%C2%A0%20%C2%A0%20%C2%A0%20%C2%A0%20%C2%A0%20%C2%A0%20%C2%A0%20%C2%A0%20%C2%A0%20%C2%A0%20%C2%A0%20%C2%A0%20%C2%A0%20%C2%A0%20%C2%A0%20%C2%A0%20%C2%A0%20%E2%94%94%E2%94%80%E2%94%80%E2%94%80%E2%94%80%E2%94%80%E2%94%80%E2%94%80%E2%94%AC%E2%94%80%E2%94%80%E2%94%80%E2%94%80%E2%94%80%E2%94%80%E2%94%80%E2%94%98%26%2310%3B%C2%A0%20%C2%A0%20%C2%A0%20%C2%A0%20%C2%A0%20%C2%A0%20%C2%A0%20%C2%A0%20%C2%A0%20%C2%A0%20%C2%A0%20%C2%A0%20%C2%A0%20%C2%A0%20%C2%A0%20%C2%A0%20%C2%A0%20%C2%A0%20%C2%A0%20%C2%A0%20%C2%A0%20%E2%94%82%26%2310%3B%C2%A0%20%C2%A0%20%C2%A0%20%C2%A0%20%C2%A0%20%C2%A0%20%C2%A0%20%C2%A0%20%C2%A0%20%C2%A0%20%C2%A0%20%C2%A0%20%C2%A0%20%C2%A0%20%C2%A0%20%C2%A0%20%C2%A0%20%C2%A0%20%C2%A0%20%C2%A0%20%C2%A0%20%E2%96%BC%26%2310%3B%C2%A0%20%C2%A0%20%C2%A0%20%C2%A0%20%C2%A0%20%C2%A0%20%C2%A0%20%C2%A0%20%C2%A0%20%C2%A0%20%C2%A0%20%C2%A0%20%C2%A0%20%C2%A0%20%C2%A0%20%C2%A0%E2%94%8C%E2%94%80%E2%94%80%E2%94%80%E2%94%80%E2%94%80%E2%94%80%E2%94%80%E2%94%80%E2%94%80%E2%94%80%E2%94%80%E2%94%80%E2%94%80%E2%94%80%E2%94%80%E2%94%80%E2%94%80%E2%94%80%E2%94%80%E2%94%80%E2%94%80%E2%94%80%E2%94%80%E2%94%90%26%2310%3B%C2%A0%20%C2%A0%20%C2%A0%20%C2%A0%20%C2%A0%20%C2%A0%20%C2%A0%20%C2%A0%20%C2%A0%20%C2%A0%20%C2%A0%20%C2%A0%20%C2%A0%20%C2%A0%20%C2%A0%20%C2%A0%E2%94%82%20%D0%92%D0%B2%D0%BE%D0%B4%20%D1%81%D1%82%D1%80%D0%BE%D0%BA%D0%B8%201%E2%80%A61%C2%A0%20%C2%A0%20%C2%A0%20%C2%A0%E2%94%82%26%2310%3B%C2%A0%20%C2%A0%20%C2%A0%20%C2%A0%20%C2%A0%20%C2%A0%20%C2%A0%20%C2%A0%20%C2%A0%20%C2%A0%20%C2%A0%20%C2%A0%20%C2%A0%20%C2%A0%20%C2%A0%20%C2%A0%E2%94%94%E2%94%80%E2%94%80%E2%94%80%E2%94%80%E2%94%80%E2%94%80%E2%94%80%E2%94%80%E2%94%80%E2%94%80%E2%94%80%E2%94%AC%E2%94%80%E2%94%80%E2%94%80%E2%94%80%E2%94%80%E2%94%80%E2%94%80%E2%94%80%E2%94%80%E2%94%80%E2%94%80%E2%94%98%26%2310%3B%C2%A0%20%C2%A0%20%C2%A0%20%C2%A0%20%C2%A0%20%C2%A0%20%C2%A0%20%C2%A0%20%C2%A0%20%C2%A0%20%C2%A0%20%C2%A0%20%C2%A0%20%C2%A0%20%C2%A0%20%C2%A0%20%C2%A0%20%C2%A0%20%C2%A0%20%C2%A0%20%C2%A0%20%C2%A0%E2%94%82%26%2310%3B%C2%A0%20%C2%A0%20%C2%A0%20%C2%A0%20%C2%A0%20%C2%A0%20%C2%A0%20%C2%A0%20%C2%A0%20%C2%A0%20%C2%A0%20%C2%A0%20%C2%A0%20%C2%A0%20%C2%A0%20%C2%A0%20%C2%A0%20%C2%A0%20%C2%A0%20%C2%A0%20%C2%A0%20%C2%A0%E2%96%BC%26%2310%3B%C2%A0%20%C2%A0%20%C2%A0%20%C2%A0%20%C2%A0%20%C2%A0%20%C2%A0%20%C2%A0%20%C2%A0%20%C2%A0%20%C2%A0%20%C2%A0%20%C2%A0%20%C2%A0%20%C2%A0%20%C2%A0%20%C2%A0%E2%94%8C%E2%94%80%E2%94%80%E2%94%80%E2%94%80%E2%94%80%E2%94%80%E2%94%80%E2%94%80%E2%94%80%E2%94%80%E2%94%80%E2%94%80%E2%94%80%E2%94%80%E2%94%80%E2%94%80%E2%94%80%E2%94%80%E2%94%80%E2%94%80%E2%94%80%E2%94%80%E2%94%80%E2%94%80%E2%94%80%E2%94%90%26%2310%3B%C2%A0%20%C2%A0%20%C2%A0%20%C2%A0%20%C2%A0%20%C2%A0%20%C2%A0%20%C2%A0%20%C2%A0%20%C2%A0%20%C2%A0%20%C2%A0%20%C2%A0%20%C2%A0%E2%94%8C%E2%94%80%E2%94%80%E2%94%80%E2%94%80%E2%94%80%E2%94%82%20%D0%9E%D1%81%D1%82%D0%B0%D0%BB%D0%B0%D1%81%D1%8C%20%D1%80%D0%BE%D0%B2%D0%BD%D0%BE%C2%A0%20%C2%A0%20%C2%A0%20%C2%A0%20%C2%A0%20%E2%94%82%26%2310%3B%C2%A0%20%C2%A0%20%C2%A0%20%C2%A0%20%C2%A0%20%C2%A0%20%C2%A0%20%C2%A0%20%C2%A0%20%C2%A0%20%C2%A0%20%C2%A0%20%C2%A0%20%C2%A0%E2%94%82%C2%A0%20</w:t>
       </w:r>
       <w:r>
         <w:rPr>
@@ -2117,7 +2078,7 @@
           <w:szCs w:val="0"/>
           <w:shd w:val="clear" w:fill="ECECEC"/>
         </w:rPr>
-        <w:t>%20%C2%A0%20%C2%A0%E2%94%82%20%D0%BE%D0%B4%D0%BD%D0%B0%20%D0%B0%D0%BA%D1%82%D0%B8%D0%B2%D0%BD%D0%B0%D1%8F%201%3F%C2%A0%20%C2%A0%20%C2%A0%20%C2%A0%20%E2%94%82%26%2310%3B%C2%A0%20%C2%A0%20%C2%A0%20%C2%A0%20%C2%A0%20%C2%A0%20%C2%A0%20%C2%A0%20%C2%A0%20%C2%A0%20%C2%A0%20%C2%A0%20%C2%A0%20%C2%A0%E2%94%82%C2%A0%20%C2%A0%20%C2%A0%E2%94%82%20(q0%20%E2%86%92%20q1)%C2%A0%20%C2%A0%20%C2%A0%20%C2%A0%20%C2%A0%20%C2%A0%20%C2%A0%20%C2%A0%E2%94%82%26%2310%3B%C2%A0%20%C2%A0%20%C2%A0%20%C2%A0%20%C2%A0%20%C2%A0%20%C2%A0%20%C2%A0%20%C2%A0%20%C2%A0%20%C2%A0%20%C2%A0%20%C2%A0%20%C2%A0%E2%94%82%C2%A0%20%C2%A0%20%C2%A0%E2%94%94%E2%94%80%E2%94%80%E2%94%80%E2%94%80%E2%94%80%E2%94%80%E2%94%80%E2%94%80%E2%94%80%E2%94%80%E2%94%80%E2%94%AC%E2%94%80%E2%94%80%E2%94%80%E2%94%80%E2%94%80%E2%94%80%E2%94%80%E2%94%80%E2%94%80%E2%94%80%E2%94%80%E2%94%80%E2%94%80%E2%94%98%26%2310%3B%C2%A0%20%C2%A0%20%C2%A0%20%C2%A0%20%C2%A0%20%C2%A0%20%C2%A0%20%C2%A0%20%C2%A0%20%C2%A0%20%C2%A0%20%C2%A0%20%C2%A0%20%C2%A0%E2%94%82%C2%A0%20%C2%A0%20%C2%A0%20%C2%A0%20%C2%A0%20%C2%A0%20%D0%B4%D0%B0%C2%A0%20%C2%A0%20%C2%A0%E2%94%82%C2%A0%20%C2%A0%20%C2%A0%20%D0%BD%D0%B5%D1%82%26%2310%3B%C2%A0%20%C2%A0%20%C2%A0%20%C2%A0%20%C2%A0%20%C2%A0%20%C2%A0%20%C2%A0%20%C2%A0%20%C2%A0%20%C2%A0%20%C2%A0%20%C2%A0%20%C2%A0%E2%94%82%C2%A0%20%C2%A0%20%C2%A0%20%C2%A0%20%C2%A0%20%C2%A0%20%C2%A0%20%C2%A0%20%C2%A0%20%C2%A0%E2%96%BC%C2%A0%20%C2%A0%20%C2%A0%20%C2%A0%20%C2%A0%20%C2%A0%20%C2%A0%20%C2%A0%E2%94%82%26%2310%3B%C2%A0%20%C2%A0%20%C2%A0%20%C2%A0%20%C2%A0%20%C2%A0%20%C2%A0%20%C2%A0%20%C2%A0%20%C2%A0%20%C2%A0%20%C2%A0%20%C2%A0%20%C2%A0%E2%94%82%C2%A0%20%C2%A0%20%C2%A0%20%C2%A0%20%C2%A0%E2%94%8C%E2%94%80%E2%94%80%E2%94%80%E2%94%80%E2%94%80%E2%94%80%E2%94%80%E2%94%80%E2%94%80%E2%94%80%E2%94%80%E2%94%80%E2%94%80%E2%94%80%E2%94%80%E2%94%80%E2%94%80%E2%94%80%E2%94%80%E2%94%80%E2%94%90%C2%A0%20%C2%A0%20%E2%94%82%26%2310%3B%C2%A0%20%C2%A0%20%C2%A0%20%C2%A0%20%C2%A0%20%C2%A0%20%C2%A0%20%C2%A0%20%C2%A0%20%C2%A0%20%C2%A0%20%C2%A0%20%C2%A0%20%C2%A0%E2%94%82%C2%A0%20%C2%A0%20%C2%A0%20%C2%A0%20%C2%A0%E2%94%82%20%D0%97%D0%B0%D0%BF%D0%B8%D1%81%D0%B0%D1%82%D1%8C%20Y%C2%A0%20%C2%A0%20%C2%A0%20%C2%A0%20%C2%A0%E2%94%82%C2%A0%20%C2%A0%20%E2%94%82%26%2310%3B%C2%A0%20%C2%A0%20%C2%A0%20%C2%A0%20%C2%A0%20%C2%A0%20%C2%A0%20%C2%A0%20%C2%A0%20%C2%A0%20%C2%A0%20%C2%A0%20%C2%A0%20%C2%A0%E2%94%82%C2%A0%20%C2%A0%20%C2%A0%20%C2%A0%20%C2%A0%E2%94%82%20%D0%B8%20%D0%BE%D1%87%D0%B8%D1%81%D1%82%D0%B8%D1%82%D1%8C%20%D0%BB%D0%B5%D0%BD%D1%82%D1%83%C2%A0%20%C2%A0%E2%94%82%C2%A0%20%C2%A0%20%E2%94%82%26%2310%3B%C2%A0%20%C2%A0%20%C2%A0%20%C2%A0%20%C2%A0%20%C2%A0%20%C2%A0%20%C2%A0%20%C2%A0%20%C2%A0%20%C2%A0%20%C2%A0%20%C2%A0%20%C2%A0%E2%94%82%C2%A0%20%C2%A0%20%C2%A0%20%C2%A0%20%C2%A0%E2%94%82%20(q6%20%E2%86%92%20q7%20%E2%86%92%20q7a)%C2%A0%20%C2%A0%20%E2%94%82%C2%A0%20%C2%A0%20%E2%94%82%26%2310%3B%C2%A0%20%C2%A0%20%C2%A0%20%C2%A0%20%C2%A0%20%C2%A0%20%C2%A0%20%C2%A0%20%C2%A0%20%C2%A0%20%C2%A0%20%C2%A0%20%C2%A0%20%C2%A0%E2%94%82%C2%A0%20%C2%A0%20%C2%A0%20%C2%A0%20%C2%A0%E2%94%94%E2%94%80%E2%94%80%E2%94%80%E2%94%80%E2%94%80%E2%94%80%E2%94%80%E2%94%80%E2%94%AC%E2%94%80%E2%94%80%E2%94%80%E2%94%80%E2%94%80%E2%94%80%E2%94%80%E2%94%80%E2%94%80%E2%94%80%E2%94%80%E2%94%98%C2%A0%20%C2%A0%20%E2%94%82%26%2310%3B%C2%A0%20%C2%A0%20%C2%A0%20%C2%A0%20%C2%A0%20%C2%A0%20%C2%A0%20%C2%A0%20%C2%A0%20%C2%A0%20%C2%A0%20%C2%A0%20%C2%A0%20%C2%A0%E2%94%82%C2%A0%20%C2%A0%20%C2%A0%20%C2%A0%20%C2%A0%20%C2%A0%20%C2%A0%20%C2%A0%20%C2%A0%20%E2%94%82%C2%A0%20%C2%A0%20%C2%A0%20%C2%A0%20%C2%A0%20%C2%A0%20%C2%A0%20%C2%A0%20%E2%94%82%26%2310%3B%C2%A0%20%C2%A0%20%C2%A0%20%C2%A0%20%C2%A0%20%C2%A0%20%C2%A0%20%C2%A0%20%C2%A0%20%C2%A0%20%C2%A0%20%C2%A0%20%C2%A0%20%C2%A0%E2%94%82%C2%A0%20%C2%A0%20%C2%A0%20%C2%A0%20%C2%A0%20%C2%A0%20%C2%A0%20%C2%A0%20%C2%A0%20%E2%96%BC%C2%A0%20%C2%A0%20%C2%A0%20%C2%A0%20%C2%A0%20%C2%A0%20%C2%A0%20%C2%A0%20%E2%94%82%26%2310%3B%C2%A0%20%C2%A0%20%C2%A0%20%C2%A0%20%C2%A0%20%C2%A0%20%C2%A0%20%C2%A0%20%C2%A0%20%C2%A0%20%C2%A0%20%C2%A0%20%C2%A0%20%C2%A0%E2%94%82%C2%A0%20%C2%A0%20%C2%A0%20%C2%A0%20%C2%A0%E2%94%8C%E</w:t>
+        <w:t>%C2%A0%20%C2%A0%E2%94%82%20%D0%BE%D0%B4%D0%BD%D0%B0%20%D0%B0%D0%BA%D1%82%D0%B8%D0%B2%D0%BD%D0%B0%D1%8F%201%3F%C2%A0%20%C2%A0%20%C2%A0%20%C2%A0%20%E2%94%82%26%2310%3B%C2%A0%20%C2%A0%20%C2%A0%20%C2%A0%20%C2%A0%20%C2%A0%20%C2%A0%20%C2%A0%20%C2%A0%20%C2%A0%20%C2%A0%20%C2%A0%20%C2%A0%20%C2%A0%E2%94%82%C2%A0%20%C2%A0%20%C2%A0%E2%94%82%20(q0%20%E2%86%92%20q1)%C2%A0%20%C2%A0%20%C2%A0%20%C2%A0%20%C2%A0%20%C2%A0%20%C2%A0%20%C2%A0%E2%94%82%26%2310%3B%C2%A0%20%C2%A0%20%C2%A0%20%C2%A0%20%C2%A0%20%C2%A0%20%C2%A0%20%C2%A0%20%C2%A0%20%C2%A0%20%C2%A0%20%C2%A0%20%C2%A0%20%C2%A0%E2%94%82%C2%A0%20%C2%A0%20%C2%A0%E2%94%94%E2%94%80%E2%94%80%E2%94%80%E2%94%80%E2%94%80%E2%94%80%E2%94%80%E2%94%80%E2%94%80%E2%94%80%E2%94%80%E2%94%AC%E2%94%80%E2%94%80%E2%94%80%E2%94%80%E2%94%80%E2%94%80%E2%94%80%E2%94%80%E2%94%80%E2%94%80%E2%94%80%E2%94%80%E2%94%80%E2%94%98%26%2310%3B%C2%A0%20%C2%A0%20%C2%A0%20%C2%A0%20%C2%A0%20%C2%A0%20%C2%A0%20%C2%A0%20%C2%A0%20%C2%A0%20%C2%A0%20%C2%A0%20%C2%A0%20%C2%A0%E2%94%82%C2%A0%20%C2%A0%20%C2%A0%20%C2%A0%20%C2%A0%20%C2%A0%20%D0%B4%D0%B0%C2%A0%20%C2%A0%20%C2%A0%E2%94%82%C2%A0%20%C2%A0%20%C2%A0%20%D0%BD%D0%B5%D1%82%26%2310%3B%C2%A0%20%C2%A0%20%C2%A0%20%C2%A0%20%C2%A0%20%C2%A0%20%C2%A0%20%C2%A0%20%C2%A0%20%C2%A0%20%C2%A0%20%C2%A0%20%C2%A0%20%C2%A0%E2%94%82%C2%A0%20%C2%A0%20%C2%A0%20%C2%A0%20%C2%A0%20%C2%A0%20%C2%A0%20%C2%A0%20%C2%A0%20%C2%A0%E2%96%BC%C2%A0%20%C2%A0%20%C2%A0%20%C2%A0%20%C2%A0%20%C2%A0%20%C2%A0%20%C2%A0%E2%94%82%26%2310%3B%C2%A0%20%C2%A0%20%C2%A0%20%C2%A0%20%C2%A0%20%C2%A0%20%C2%A0%20%C2%A0%20%C2%A0%20%C2%A0%20%C2%A0%20%C2%A0%20%C2%A0%20%C2%A0%E2%94%82%C2%A0%20%C2%A0%20%C2%A0%20%C2%A0%20%C2%A0%E2%94%8C%E2%94%80%E2%94%80%E2%94%80%E2%94%80%E2%94%80%E2%94%80%E2%94%80%E2%94%80%E2%94%80%E2%94%80%E2%94%80%E2%94%80%E2%94%80%E2%94%80%E2%94%80%E2%94%80%E2%94%80%E2%94%80%E2%94%80%E2%94%80%E2%94%90%C2%A0%20%C2%A0%20%E2%94%82%26%2310%3B%C2%A0%20%C2%A0%20%C2%A0%20%C2%A0%20%C2%A0%20%C2%A0%20%C2%A0%20%C2%A0%20%C2%A0%20%C2%A0%20%C2%A0%20%C2%A0%20%C2%A0%20%C2%A0%E2%94%82%C2%A0%20%C2%A0%20%C2%A0%20%C2%A0%20%C2%A0%E2%94%82%20%D0%97%D0%B0%D0%BF%D0%B8%D1%81%D0%B0%D1%82%D1%8C%20Y%C2%A0%20%C2%A0%20%C2%A0%20%C2%A0%20%C2%A0%E2%94%82%C2%A0%20%C2%A0%20%E2%94%82%26%2310%3B%C2%A0%20%C2%A0%20%C2%A0%20%C2%A0%20%C2%A0%20%C2%A0%20%C2%A0%20%C2%A0%20%C2%A0%20%C2%A0%20%C2%A0%20%C2%A0%20%C2%A0%20%C2%A0%E2%94%82%C2%A0%20%C2%A0%20%C2%A0%20%C2%A0%20%C2%A0%E2%94%82%20%D0%B8%20%D0%BE%D1%87%D0%B8%D1%81%D1%82%D0%B8%D1%82%D1%8C%20%D0%BB%D0%B5%D0%BD%D1%82%D1%83%C2%A0%20%C2%A0%E2%94%82%C2%A0%20%C2%A0%20%E2%94%82%26%2310%3B%C2%A0%20%C2%A0%20%C2%A0%20%C2%A0%20%C2%A0%20%C2%A0%20%C2%A0%20%C2%A0%20%C2%A0%20%C2%A0%20%C2%A0%20%C2%A0%20%C2%A0%20%C2%A0%E2%94%82%C2%A0%20%C2%A0%20%C2%A0%20%C2%A0%20%C2%A0%E2%94%82%20(q6%20%E2%86%92%20q7%20%E2%86%92%20q7a)%C2%A0%20%C2%A0%20%E2%94%82%C2%A0%20%C2%A0%20%E2%94%82%26%2310%3B%C2%A0%20%C2%A0%20%C2%A0%20%C2%A0%20%C2%A0%20%C2%A0%20%C2%A0%20%C2%A0%20%C2%A0%20%C2%A0%20%C2%A0%20%C2%A0%20%C2%A0%20%C2%A0%E2%94%82%C2%A0%20%C2%A0%20%C2%A0%20%C2%A0%20%C2%A0%E2%94%94%E2%94%80%E2%94%80%E2%94%80%E2%94%80%E2%94%80%E2%94%80%E2%94%80%E2%94%80%E2%94%AC%E2%94%80%E2%94%80%E2%94%80%E2%94%80%E2%94%80%E2%94%80%E2%94%80%E2%94%80%E2%94%80%E2%94%80%E2%94%80%E2%94%98%C2%A0%20%C2%A0%20%E2%94%82%26%2310%3B%C2%A0%20%C2%A0%20%C2%A0%20%C2%A0%20%C2%A0%20%C2%A0%20%C2%A0%20%C2%A0%20%C2%A0%20%C2%A0%20%C2%A0%20%C2%A0%20%C2%A0%20%C2%A0%E2%94%82%C2%A0%20%C2%A0%20%C2%A0%20%C2%A0%20%C2%A0%20%C2%A0%20%C2%A0%20%C2%A0%20%C2%A0%20%E2%94%82%C2%A0%20%C2%A0%20%C2%A0%20%C2%A0%20%C2%A0%20%C2%A0%20%C2%A0%20%C2%A0%20%E2%94%82%26%2310%3B%C2%A0%20%C2%A0%20%C2%A0%20%C2%A0%20%C2%A0%20%C2%A0%20%C2%A0%20%C2%A0%20%C2%A0%20%C2%A0%20%C2%A0%20%C2%A0%20%C2%A0%20%C2%A0%E2%94%82%C2%A0%20%C2%A0%20%C2%A0%20%C2%A0%20%C2%A0%20%C2%A0%20%C2%A0%20%C2%A0%20%C2%A0%20%E2%96%BC%C2%A0%20%C2%A0%20%C2%A0%20%C2%A0%20%C2%A0%20%C2%A0%20%C2%A0%20%C2%A0%20%E2%94%82%26%2310%3B%C2%A0%20%C2%A0%20%C2%A0%20%C2%A0%20%C2%A0%20%C2%A0%20%C2%A0%20%C2%A0%20%C2%A0%20%C2%A0%20%C2%A0%20%C2%A0%20%C2%A0%20%C2%A0%E2%94%82%C2%A0%20%C2%A0%20%C2%A0%20%C2%A0%20%C2%A0%E2%94%8C%E2%9</w:t>
       </w:r>
       <w:r>
         <w:rPr>
@@ -2130,7 +2091,7 @@
           <w:szCs w:val="0"/>
           <w:shd w:val="clear" w:fill="ECECEC"/>
         </w:rPr>
-        <w:t>2%94%80%E2%94%80%E2%94%80%E2%94%80%E2%94%80%E2%94%80%E2%94%80%E2%94%80%E2%94%80%E2%94%80%E2%94%80%E2%94%80%E2%94%80%E2%94%80%E2%94%80%E2%94%80%E2%94%80%E2%94%80%E2%94%80%E2%94%80%E2%94%90%C2%A0%20%C2%A0%20%E2%94%82%26%2310%3B%C2%A0%20%C2%A0%20%C2%A0%20%C2%A0%20%C2%A0%20%C2%A0%20%C2%A0%20%C2%A0%20%C2%A0%20%C2%A0%20%C2%A0%20%C2%A0%20%C2%A0%20%C2%A0%E2%94%82%C2%A0%20%C2%A0%20%C2%A0%20%C2%A0%20%C2%A0%E2%94%82%C2%A0%20%C2%A0%20%C2%A0%20%C2%A0%D0%9A%D0%9E%D0%9D%D0%95%D0%A6%C2%A0%20%C2%A0%20%C2%A0%20%C2%A0%20%E2%94%82%C2%A0%20%C2%A0%20%E2%94%82%26%2310%3B%C2%A0%20%C2%A0%20%C2%A0%20%C2%A0%20%C2%A0%20%C2%A0%20%C2%A0%20%C2%A0%20%C2%A0%20%C2%A0%20%C2%A0%20%C2%A0%20%C2%A0%20%C2%A0%E2%94%82%C2%A0%20%C2%A0%20%C2%A0%20%C2%A0%20%C2%A0%E2%94%94%E2%94%80%E2%94%80%E2%94%80%E2%94%80%E2%94%80%E2%94%80%E2%94%80%E2%94%80%E2%94%80%E2%94%80%E2%94%80%E2%94%80%E2%94%80%E2%94%80%E2%94%80%E2%94%80%E2%94%80%E2%94%80%E2%94%80%E2%94%80%E2%94%98%C2%A0%20%C2%A0%20%E2%94%82%26%2310%3B%C2%A0%20%C2%A0%20%C2%A0%20%C2%A0%20%C2%A0%20%C2%A0%20%C2%A0%20%C2%A0%20%C2%A0%20%C2%A0%20%C2%A0%20%C2%A0%20%C2%A0%20%C2%A0%E2%94%82%C2%A0%20%C2%A0%20%C2%A0%20%C2%A0%20%C2%A0%20%C2%A0%20%C2%A0%20%C2%A0%20%C2%A0%20%C2%A0%20%C2%A0%20%C2%A0%20%C2%A0%20%C2%A0%20%C2%A0%20%C2%A0%20%C2%A0%20%C2%A0%20%E2%94%82%26%2310%3B%C2%A0%20%C2%A0%20%C2%A0%20%C2%A0%20%C2%A0%20%C2%A0%20%C2%A0%20%C2%A0%20%C2%A0%20%C2%A0%20%C2%A0%20%C2%A0%20%C2%A0%20%C2%A0%E2%94%82%C2%A0%20%C2%A0%20%C2%A0%20%C2%A0%20%C2%A0%20%C2%A0%20%C2%A0%20%C2%A0%20%C2%A0%20%C2%A0%20%C2%A0%20%C2%A0%20%C2%A0%20%C2%A0%20%C2%A0%20%C2%A0%20%C2%A0%20%C2%A0%20%E2%96%BC%26%2310%3B%C2%A0%20%C2%A0%20%C2%A0%20%C2%A0%20%C2%A0%20%C2%A0%20%C2%A0%20%C2%A0%20%C2%A0%20%C2%A0%20%C2%A0%20%C2%A0%20%C2%A0%20%C2%A0%E2%94%82%C2%A0%20%C2%A0%20%C2%A0%20%C2%A0%20%C2%A0%20%C2%A0%20%C2%A0%20%C2%A0%20%C2%A0%20%C2%A0%20%C2%A0%20%C2%A0%20%C2%A0%20%E2%94%8C%E2%94%80%E2%94%80%E2%94%80%E2%94%80%E2%94%80%E2%94%80%E2%94%80%E2%94%80%E2%94%80%E2%94%80%E2%94%80%E2%94%80%E2%94%80%E2%94%80%E2%94%80%E2%94%80%E2%94%80%E2%94%80%E2%94%80%E2%94%80%E2%94%90%26%2310%3B%C2%A0%20%C2%A0%20%C2%A0%20%C2%A0%20%C2%A0%20%C2%A0%20%C2%A0%20%C2%A0%20%C2%A0%20%C2%A0%20%C2%A0%20%C2%A0%20%C2%A0%20%C2%A0%E2%94%82%C2%A0%20%C2%A0%20%C2%A0%20%C2%A0%20%C2%A0%20%C2%A0%20%C2%A0%20%C2%A0%20%C2%A0%20%C2%A0%20%C2%A0%20%C2%A0%20%C2%A0%20%E2%94%82%20%D0%9F%D1%80%D0%BE%D1%85%D0%BE%D0%B4%20%D0%B4%D0%B5%D0%BB%D0%B5%D0%BD%D0%B8%D1%8F%C2%A0%20%C2%A0%20%C2%A0%E2%94%82%26%2310%3B%C2%A0%20%C2%A0%20%C2%A0%20%C2%A0%20%C2%A0%20%C2%A0%20%C2%A0%20%C2%A0%20%C2%A0%20%C2%A0%20%C2%A0%20%C2%A0%20%C2%A0%20%C2%A0%E2%94%82%C2%A0%20%C2%A0%20%C2%A0%20%C2%A0%20%C2%A0%20%C2%A0%20%C2%A0%20%C2%A0%20%C2%A0%20%C2%A0%20%C2%A0%20%C2%A0%20%C2%A0%20%E2%94%82%20%D0%BF%D0%BE%D0%BF%D0%BE%D0%BB%D0%B0%D0%BC%C2%A0%20%C2%A0%20%C2%A0%20%C2%A0%20%C2%A0%20%C2%A0%20%E2%94%82%26%2310%3B%C2%A0%20%C2%A0%20%C2%A0%20%C2%A0%20%C2%A0%20%C2%A0%20%C2%A0%20%C2%A0%20%C2%A0%20%C2%A0%20%C2%A0%20%C2%A0%20%C2%A0%20%C2%A0%E2%94%82%C2%A0%20%C2%A0%20%C2%A0%20%C2%A0%20%C2%A0%20%C2%A0%20%C2%A0%20%C2%A0%20%C2%A0%20%C2%A0%20%C2%A0%20%C2%A0%20%C2%A0%20%E2%94%82%20(q3%20%E2%86%94%20q4)%C2%A0%20%C2%A0%20%C2%A0%20%C2%A0%20%C2%A0%20%E2%94%82%26%2310%3B%C2%A0%20%C2%A0%20%C2%A0%20%C2%A0%20%C2%A0%20%C2%A0%20%C2%A0%20%C2%A0%20%C2%A0%20%C2%A0%20%C2%A0%20%C2%A0%20%C2%A0%20%C2%A0%E2%94%82%C2%A0%20%C2%A0%20%C2%A0%20%C2%A0%20%C2%A0%20%C2%A0%20%C2%A0%20%C2%A0%20%C2%A0%20%C2%A0%20%C2%A0%20%C2%A0%20%C2%A0%20%E2%94%94%E2%94%80%E2%94%80%E2%94%80%E2%94%80%E2%94%80%E2%94%80%E2%94%80%E2%94%80%E2%94%AC%E2%94%80%E2%94%80%E2%94%80%E2%94%80%E2%94%80%E2%94%80%E2%94%80%E2%94%80%E2%94%80%E2%94%80%E2%94%80%E2%94%98%26%2310%3B%C2%A0%20%C2%A0%20%C2%A0%20%C2%A0%20%C2%A0%20%C2%A0%20%C2%A0%20%C2%A0%20%C2%A0%20%C2%A0%20%C2%A0%20%C2%A0%20%C2%A0%20%C2%A0%E2%94%82%C2%A0%20%C2%A0%20%C2%A0%20%C2%A0%20%C2%A0%20%C2%A0%20%C2%A0%20%C2%A0%20%C2%A0%20%C2%A0%20%C2%A0%20%C2%A0%20%C2%A0%20%C2%A0%20%C2%A0%20%C2%A0%20%C2%A0%20%C2%A0%E2%94%82%26%2310%3B%C2%A0%20%C2%A0%20%C2%A0%20%C2%A0%20%C2%A0%20%C2%A0%20%C2%A0%20%C2%A0%20%C2%A0%20%C2%A0%20%C2%A0%20%C2%A0%20%C2%A0%20%C</w:t>
+        <w:t>4%80%E2%94%80%E2%94%80%E2%94%80%E2%94%80%E2%94%80%E2%94%80%E2%94%80%E2%94%80%E2%94%80%E2%94%80%E2%94%80%E2%94%80%E2%94%80%E2%94%80%E2%94%80%E2%94%80%E2%94%80%E2%94%80%E2%94%80%E2%94%90%C2%A0%20%C2%A0%20%E2%94%82%26%2310%3B%C2%A0%20%C2%A0%20%C2%A0%20%C2%A0%20%C2%A0%20%C2%A0%20%C2%A0%20%C2%A0%20%C2%A0%20%C2%A0%20%C2%A0%20%C2%A0%20%C2%A0%20%C2%A0%E2%94%82%C2%A0%20%C2%A0%20%C2%A0%20%C2%A0%20%C2%A0%E2%94%82%C2%A0%20%C2%A0%20%C2%A0%20%C2%A0%D0%9A%D0%9E%D0%9D%D0%95%D0%A6%C2%A0%20%C2%A0%20%C2%A0%20%C2%A0%20%E2%94%82%C2%A0%20%C2%A0%20%E2%94%82%26%2310%3B%C2%A0%20%C2%A0%20%C2%A0%20%C2%A0%20%C2%A0%20%C2%A0%20%C2%A0%20%C2%A0%20%C2%A0%20%C2%A0%20%C2%A0%20%C2%A0%20%C2%A0%20%C2%A0%E2%94%82%C2%A0%20%C2%A0%20%C2%A0%20%C2%A0%20%C2%A0%E2%94%94%E2%94%80%E2%94%80%E2%94%80%E2%94%80%E2%94%80%E2%94%80%E2%94%80%E2%94%80%E2%94%80%E2%94%80%E2%94%80%E2%94%80%E2%94%80%E2%94%80%E2%94%80%E2%94%80%E2%94%80%E2%94%80%E2%94%80%E2%94%80%E2%94%98%C2%A0%20%C2%A0%20%E2%94%82%26%2310%3B%C2%A0%20%C2%A0%20%C2%A0%20%C2%A0%20%C2%A0%20%C2%A0%20%C2%A0%20%C2%A0%20%C2%A0%20%C2%A0%20%C2%A0%20%C2%A0%20%C2%A0%20%C2%A0%E2%94%82%C2%A0%20%C2%A0%20%C2%A0%20%C2%A0%20%C2%A0%20%C2%A0%20%C2%A0%20%C2%A0%20%C2%A0%20%C2%A0%20%C2%A0%20%C2%A0%20%C2%A0%20%C2%A0%20%C2%A0%20%C2%A0%20%C2%A0%20%C2%A0%20%E2%94%82%26%2310%3B%C2%A0%20%C2%A0%20%C2%A0%20%C2%A0%20%C2%A0%20%C2%A0%20%C2%A0%20%C2%A0%20%C2%A0%20%C2%A0%20%C2%A0%20%C2%A0%20%C2%A0%20%C2%A0%E2%94%82%C2%A0%20%C2%A0%20%C2%A0%20%C2%A0%20%C2%A0%20%C2%A0%20%C2%A0%20%C2%A0%20%C2%A0%20%C2%A0%20%C2%A0%20%C2%A0%20%C2%A0%20%C2%A0%20%C2%A0%20%C2%A0%20%C2%A0%20%C2%A0%20%E2%96%BC%26%2310%3B%C2%A0%20%C2%A0%20%C2%A0%20%C2%A0%20%C2%A0%20%C2%A0%20%C2%A0%20%C2%A0%20%C2%A0%20%C2%A0%20%C2%A0%20%C2%A0%20%C2%A0%20%C2%A0%E2%94%82%C2%A0%20%C2%A0%20%C2%A0%20%C2%A0%20%C2%A0%20%C2%A0%20%C2%A0%20%C2%A0%20%C2%A0%20%C2%A0%20%C2%A0%20%C2%A0%20%C2%A0%20%E2%94%8C%E2%94%80%E2%94%80%E2%94%80%E2%94%80%E2%94%80%E2%94%80%E2%94%80%E2%94%80%E2%94%80%E2%94%80%E2%94%80%E2%94%80%E2%94%80%E2%94%80%E2%94%80%E2%94%80%E2%94%80%E2%94%80%E2%94%80%E2%94%80%E2%94%90%26%2310%3B%C2%A0%20%C2%A0%20%C2%A0%20%C2%A0%20%C2%A0%20%C2%A0%20%C2%A0%20%C2%A0%20%C2%A0%20%C2%A0%20%C2%A0%20%C2%A0%20%C2%A0%20%C2%A0%E2%94%82%C2%A0%20%C2%A0%20%C2%A0%20%C2%A0%20%C2%A0%20%C2%A0%20%C2%A0%20%C2%A0%20%C2%A0%20%C2%A0%20%C2%A0%20%C2%A0%20%C2%A0%20%E2%94%82%20%D0%9F%D1%80%D0%BE%D1%85%D0%BE%D0%B4%20%D0%B4%D0%B5%D0%BB%D0%B5%D0%BD%D0%B8%D1%8F%C2%A0%20%C2%A0%20%C2%A0%E2%94%82%26%2310%3B%C2%A0%20%C2%A0%20%C2%A0%20%C2%A0%20%C2%A0%20%C2%A0%20%C2%A0%20%C2%A0%20%C2%A0%20%C2%A0%20%C2%A0%20%C2%A0%20%C2%A0%20%C2%A0%E2%94%82%C2%A0%20%C2%A0%20%C2%A0%20%C2%A0%20%C2%A0%20%C2%A0%20%C2%A0%20%C2%A0%20%C2%A0%20%C2%A0%20%C2%A0%20%C2%A0%20%C2%A0%20%E2%94%82%20%D0%BF%D0%BE%D0%BF%D0%BE%D0%BB%D0%B0%D0%BC%C2%A0%20%C2%A0%20%C2%A0%20%C2%A0%20%C2%A0%20%C2%A0%20%E2%94%82%26%2310%3B%C2%A0%20%C2%A0%20%C2%A0%20%C2%A0%20%C2%A0%20%C2%A0%20%C2%A0%20%C2%A0%20%C2%A0%20%C2%A0%20%C2%A0%20%C2%A0%20%C2%A0%20%C2%A0%E2%94%82%C2%A0%20%C2%A0%20%C2%A0%20%C2%A0%20%C2%A0%20%C2%A0%20%C2%A0%20%C2%A0%20%C2%A0%20%C2%A0%20%C2%A0%20%C2%A0%20%C2%A0%20%E2%94%82%20(q3%20%E2%86%94%20q4)%C2%A0%20%C2%A0%20%C2%A0%20%C2%A0%20%C2%A0%20%E2%94%82%26%2310%3B%C2%A0%20%C2%A0%20%C2%A0%20%C2%A0%20%C2%A0%20%C2%A0%20%C2%A0%20%C2%A0%20%C2%A0%20%C2%A0%20%C2%A0%20%C2%A0%20%C2%A0%20%C2%A0%E2%94%82%C2%A0%20%C2%A0%20%C2%A0%20%C2%A0%20%C2%A0%20%C2%A0%20%C2%A0%20%C2%A0%20%C2%A0%20%C2%A0%20%C2%A0%20%C2%A0%20%C2%A0%20%E2%94%94%E2%94%80%E2%94%80%E2%94%80%E2%94%80%E2%94%80%E2%94%80%E2%94%80%E2%94%80%E2%94%AC%E2%94%80%E2%94%80%E2%94%80%E2%94%80%E2%94%80%E2%94%80%E2%94%80%E2%94%80%E2%94%80%E2%94%80%E2%94%80%E2%94%98%26%2310%3B%C2%A0%20%C2%A0%20%C2%A0%20%C2%A0%20%C2%A0%20%C2%A0%20%C2%A0%20%C2%A0%20%C2%A0%20%C2%A0%20%C2%A0%20%C2%A0%20%C2%A0%20%C2%A0%E2%94%82%C2%A0%20%C2%A0%20%C2%A0%20%C2%A0%20%C2%A0%20%C2%A0%20%C2%A0%20%C2%A0%20%C2%A0%20%C2%A0%20%C2%A0%20%C2%A0%20%C2%A0%20%C2%A0%20%C2%A0%20%C2%A0%20%C2%A0%20%C2%A0%E2%94%82%26%2310%3B%C2%A0%20%C2%A0%20%C2%A0%20%C2%A0%20%C2%A0%20%C2%A0%20%C2%A0%20%C2%A0%20%C2%A0%20%C2%A0%20%C2%A0%20%C2%A0%20%C2%A0%20%C2%A</w:t>
       </w:r>
       <w:r>
         <w:rPr>
@@ -2143,7 +2104,7 @@
           <w:szCs w:val="0"/>
           <w:shd w:val="clear" w:fill="ECECEC"/>
         </w:rPr>
-        <w:t>2%A0%E2%94%82%C2%A0%20%C2%A0%20%C2%A0%20%C2%A0%20%C2%A0%20%C2%A0%20%C2%A0%20%C2%A0%20%C2%A0%20%C2%A0%20%C2%A0%20%C2%A0%20%C2%A0%20%C2%A0%20%C2%A0%20%C2%A0%20%C2%A0%20%C2%A0%E2%96%BC%26%2310%3B%C2%A0%20%C2%A0%20%C2%A0%20%C2%A0%20%C2%A0%20%C2%A0%20%C2%A0%20%C2%A0%20%C2%A0%20%C2%A0%20%C2%A0%20%C2%A0%20%C2%A0%20%C2%A0%E2%94%82%C2%A0%20%C2%A0%20%C2%A0%20%C2%A0%20%C2%A0%20%C2%A0%20%C2%A0%20%C2%A0%20%C2%A0%20%C2%A0%20%C2%A0%20%C2%A0%20%C2%A0%20%E2%94%8C%E2%94%80%E2%94%80%E2%94%80%E2%94%80%E2%94%80%E2%94%80%E2%94%80%E2%94%80%E2%94%80%E2%94%80%E2%94%80%E2%94%80%E2%94%80%E2%94%80%E2%94%80%E2%94%80%E2%94%80%E2%94%80%E2%94%80%E2%94%80%E2%94%90%26%2310%3B%C2%A0%20%C2%A0%20%C2%A0%20%C2%A0%20%C2%A0%20%C2%A0%20%C2%A0%20%C2%A0%20%C2%A0%20%C2%A0%20%C2%A0%20%C2%A0%20%C2%A0%20%C2%A0%E2%94%82%C2%A0%20%C2%A0%20%C2%A0%20%C2%A0%20%C2%A0%20%C2%A0%20%C2%A0%20%C2%A0%20%C2%A0%20%C2%A0%20%C2%A0%20%C2%A0%20%C2%A0%20%E2%94%82%20%D0%94%D0%BE%D1%88%D0%BB%D0%B8%20%D0%B4%D0%BE%20%D0%BA%D0%BE%D0%BD%D1%86%D0%B0%C2%A0%20%C2%A0%20%C2%A0%E2%94%82%26%2310%3B%C2%A0%20%C2%A0%20%C2%A0%20%C2%A0%20%C2%A0%20%C2%A0%20%C2%A0%20%C2%A0%20%C2%A0%20%C2%A0%20%C2%A0%20%C2%A0%20%C2%A0%20%C2%A0%E2%94%82%C2%A0%20%C2%A0%20%C2%A0%20%C2%A0%20%C2%A0%20%C2%A0%20%C2%A0%20%C2%A0%20%C2%A0%20%C2%A0%20%C2%A0%20%C2%A0%20%C2%A0%20%E2%94%82%20%D1%81%D1%82%D1%80%D0%BE%D0%BA%D0%B8%3F%C2%A0%20%C2%A0%20%C2%A0%20%C2%A0%20%C2%A0%20%C2%A0%20%E2%94%82%26%2310%3B%C2%A0%20%C2%A0%20%C2%A0%20%C2%A0%20%C2%A0%20%C2%A0%20%C2%A0%20%C2%A0%20%C2%A0%20%C2%A0%20%C2%A0%20%C2%A0%20%C2%A0%20%C2%A0%E2%94%82%C2%A0%20%C2%A0%20%C2%A0%20%C2%A0%20%C2%A0%20%C2%A0%20%C2%A0%20%C2%A0%20%C2%A0%20%C2%A0%20%C2%A0%20%C2%A0%20%C2%A0%20%E2%94%94%E2%94%80%E2%94%80%E2%94%80%E2%94%80%E2%94%80%E2%94%80%E2%94%80%E2%94%80%E2%94%AC%E2%94%80%E2%94%80%E2%94%80%E2%94%80%E2%94%80%E2%94%80%E2%94%80%E2%94%80%E2%94%80%E2%94%80%E2%94%80%E2%94%98%26%2310%3B%C2%A0%20%C2%A0%20%C2%A0%20%C2%A0%20%C2%A0%20%C2%A0%20%C2%A0%20%C2%A0%20%C2%A0%20%C2%A0%20%C2%A0%20%C2%A0%20%C2%A0%20%C2%A0%E2%94%82%C2%A0%20%C2%A0%20%C2%A0%20%C2%A0%20%C2%A0%20%C2%A0%20%C2%A0%20%C2%A0%20%C2%A0%20%C2%A0%20%C2%A0%20%C2%A0%20%C2%A0%20%C2%A0%20%C2%A0%20%C2%A0%20%C2%A0%20%C2%A0%E2%94%82%26%2310%3B%C2%A0%20%C2%A0%20%C2%A0%20%C2%A0%20%C2%A0%20%C2%A0%20%C2%A0%20%C2%A0%20%C2%A0%20%C2%A0%20%C2%A0%20%C2%A0%20%C2%A0%20%C2%A0%E2%94%82%C2%A0%20%C2%A0%20%C2%A0%20%C2%A0%20%C2%A0%20%C2%A0%20%C2%A0%20%C2%A0%20%C2%A0%20%C2%A0%20%C2%A0%20%C2%A0%20%E2%94%8C%E2%94%80%E2%94%80%E2%94%80%E2%94%80%E2%94%80%E2%94%80%E2%94%80%E2%94%80%E2%94%80%E2%94%80%E2%94%B4%E2%94%80%E2%94%80%E2%94%80%E2%94%80%E2%94%80%E2%94%80%E2%94%80%E2%94%80%E2%94%80%E2%94%80%E2%94%90%26%2310%3B%C2%A0%20%C2%A0%20%C2%A0%20%C2%A0%20%C2%A0%20%C2%A0%20%C2%A0%20%C2%A0%20%C2%A0%20%C2%A0%20%C2%A0%20%C2%A0%20%C2%A0%20%C2%A0%E2%94%82%C2%A0%20%C2%A0%20%C2%A0%20%C2%A0%20%C2%A0%20%C2%A0%20%C2%A0%20%C2%A0%20%C2%A0%20%C2%A0%20%C2%A0%20%C2%A0%20%E2%94%82%C2%A0%20%C2%A0%20%C2%A0%20%C2%A0%20%C2%A0%20%C2%A0%20%C2%A0%20%C2%A0%20%C2%A0%20%C2%A0%20%C2%A0%E2%94%82%26%2310%3B%C2%A0%20%C2%A0%20%C2%A0%20%C2%A0%20%C2%A0%20%C2%A0%20%C2%A0%20%C2%A0%20%C2%A0%20%C2%A0%20%C2%A0%20%C2%A0%20%C2%A0%20%C2%A0%E2%94%82%C2%A0%20%C2%A0%20%C2%A0%20%C2%A0%20%C2%A0%20%C2%A0%20%C2%A0%20%C2%A0%20%C2%A0%20%C2%A0%20%C2%A0%20%C2%A0%20%E2%96%BC%C2%A0%20%C2%A0%20%C2%A0%20%C2%A0%20%C2%A0%20%C2%A0%20%C2%A0%20%C2%A0%20%C2%A0%20%C2%A0%20%C2%A0%E2%96%BC%26%2310%3B%C2%A0%20%C2%A0%20%C2%A0%20%C2%A0%20%C2%A0%20%C2%A0%20%C2%A0%20%C2%A0%20%C2%A0%20%C2%A0%20%C2%A0%20%C2%A0%20%C2%A0%20%C2%A0%E2%94%82%C2%A0%20%C2%A0%20%C2%A0%20%C2%A0%20%C2%A0%20%C2%A0%20%C2%A0%20%E2%94%8C%E2%94%80%E2%94%80%E2%94%80%E2%94%80%E2%94%80%E2%94%80%E2%94%80%E2%94%80%E2%94%80%E2%94%80%E2%94%80%E2%94%80%E2%94%80%E2%94%80%E2%94%80%E2%94%80%E2%94%80%E2%94%80%E2%94%80%E2%94%80%E2%94%90%20%E2%94%8C%E2%94%80%E2%94%80%E2%94%80%E2%94%80%E2%94%80%E2%94%80%E2%94%80%E2%94%80%E2%94%80%E2%94%80%E2%94%80%E2%94%80%E2%94%80%E2%94%80%E2%94%80%E2%94%80%E2%94%80%E2%94%80%E2%94%80%E2%94%80%E2%94%90%26%2310%3B%C2%A0%20%C2%A0%20%C2%A0%20%C2%A0%20%C2%A0%20%C2%A0%20%C2%A0%20%C2%A0%20%C2%A0%</w:t>
+        <w:t>0%E2%94%82%C2%A0%20%C2%A0%20%C2%A0%20%C2%A0%20%C2%A0%20%C2%A0%20%C2%A0%20%C2%A0%20%C2%A0%20%C2%A0%20%C2%A0%20%C2%A0%20%C2%A0%20%C2%A0%20%C2%A0%20%C2%A0%20%C2%A0%20%C2%A0%E2%96%BC%26%2310%3B%C2%A0%20%C2%A0%20%C2%A0%20%C2%A0%20%C2%A0%20%C2%A0%20%C2%A0%20%C2%A0%20%C2%A0%20%C2%A0%20%C2%A0%20%C2%A0%20%C2%A0%20%C2%A0%E2%94%82%C2%A0%20%C2%A0%20%C2%A0%20%C2%A0%20%C2%A0%20%C2%A0%20%C2%A0%20%C2%A0%20%C2%A0%20%C2%A0%20%C2%A0%20%C2%A0%20%C2%A0%20%E2%94%8C%E2%94%80%E2%94%80%E2%94%80%E2%94%80%E2%94%80%E2%94%80%E2%94%80%E2%94%80%E2%94%80%E2%94%80%E2%94%80%E2%94%80%E2%94%80%E2%94%80%E2%94%80%E2%94%80%E2%94%80%E2%94%80%E2%94%80%E2%94%80%E2%94%90%26%2310%3B%C2%A0%20%C2%A0%20%C2%A0%20%C2%A0%20%C2%A0%20%C2%A0%20%C2%A0%20%C2%A0%20%C2%A0%20%C2%A0%20%C2%A0%20%C2%A0%20%C2%A0%20%C2%A0%E2%94%82%C2%A0%20%C2%A0%20%C2%A0%20%C2%A0%20%C2%A0%20%C2%A0%20%C2%A0%20%C2%A0%20%C2%A0%20%C2%A0%20%C2%A0%20%C2%A0%20%C2%A0%20%E2%94%82%20%D0%94%D0%BE%D1%88%D0%BB%D0%B8%20%D0%B4%D0%BE%20%D0%BA%D0%BE%D0%BD%D1%86%D0%B0%C2%A0%20%C2%A0%20%C2%A0%E2%94%82%26%2310%3B%C2%A0%20%C2%A0%20%C2%A0%20%C2%A0%20%C2%A0%20%C2%A0%20%C2%A0%20%C2%A0%20%C2%A0%20%C2%A0%20%C2%A0%20%C2%A0%20%C2%A0%20%C2%A0%E2%94%82%C2%A0%20%C2%A0%20%C2%A0%20%C2%A0%20%C2%A0%20%C2%A0%20%C2%A0%20%C2%A0%20%C2%A0%20%C2%A0%20%C2%A0%20%C2%A0%20%C2%A0%20%E2%94%82%20%D1%81%D1%82%D1%80%D0%BE%D0%BA%D0%B8%3F%C2%A0%20%C2%A0%20%C2%A0%20%C2%A0%20%C2%A0%20%C2%A0%20%E2%94%82%26%2310%3B%C2%A0%20%C2%A0%20%C2%A0%20%C2%A0%20%C2%A0%20%C2%A0%20%C2%A0%20%C2%A0%20%C2%A0%20%C2%A0%20%C2%A0%20%C2%A0%20%C2%A0%20%C2%A0%E2%94%82%C2%A0%20%C2%A0%20%C2%A0%20%C2%A0%20%C2%A0%20%C2%A0%20%C2%A0%20%C2%A0%20%C2%A0%20%C2%A0%20%C2%A0%20%C2%A0%20%C2%A0%20%E2%94%94%E2%94%80%E2%94%80%E2%94%80%E2%94%80%E2%94%80%E2%94%80%E2%94%80%E2%94%80%E2%94%AC%E2%94%80%E2%94%80%E2%94%80%E2%94%80%E2%94%80%E2%94%80%E2%94%80%E2%94%80%E2%94%80%E2%94%80%E2%94%80%E2%94%98%26%2310%3B%C2%A0%20%C2%A0%20%C2%A0%20%C2%A0%20%C2%A0%20%C2%A0%20%C2%A0%20%C2%A0%20%C2%A0%20%C2%A0%20%C2%A0%20%C2%A0%20%C2%A0%20%C2%A0%E2%94%82%C2%A0%20%C2%A0%20%C2%A0%20%C2%A0%20%C2%A0%20%C2%A0%20%C2%A0%20%C2%A0%20%C2%A0%20%C2%A0%20%C2%A0%20%C2%A0%20%C2%A0%20%C2%A0%20%C2%A0%20%C2%A0%20%C2%A0%20%C2%A0%E2%94%82%26%2310%3B%C2%A0%20%C2%A0%20%C2%A0%20%C2%A0%20%C2%A0%20%C2%A0%20%C2%A0%20%C2%A0%20%C2%A0%20%C2%A0%20%C2%A0%20%C2%A0%20%C2%A0%20%C2%A0%E2%94%82%C2%A0%20%C2%A0%20%C2%A0%20%C2%A0%20%C2%A0%20%C2%A0%20%C2%A0%20%C2%A0%20%C2%A0%20%C2%A0%20%C2%A0%20%C2%A0%20%E2%94%8C%E2%94%80%E2%94%80%E2%94%80%E2%94%80%E2%94%80%E2%94%80%E2%94%80%E2%94%80%E2%94%80%E2%94%80%E2%94%B4%E2%94%80%E2%94%80%E2%94%80%E2%94%80%E2%94%80%E2%94%80%E2%94%80%E2%94%80%E2%94%80%E2%94%80%E2%94%90%26%2310%3B%C2%A0%20%C2%A0%20%C2%A0%20%C2%A0%20%C2%A0%20%C2%A0%20%C2%A0%20%C2%A0%20%C2%A0%20%C2%A0%20%C2%A0%20%C2%A0%20%C2%A0%20%C2%A0%E2%94%82%C2%A0%20%C2%A0%20%C2%A0%20%C2%A0%20%C2%A0%20%C2%A0%20%C2%A0%20%C2%A0%20%C2%A0%20%C2%A0%20%C2%A0%20%C2%A0%20%E2%94%82%C2%A0%20%C2%A0%20%C2%A0%20%C2%A0%20%C2%A0%20%C2%A0%20%C2%A0%20%C2%A0%20%C2%A0%20%C2%A0%20%C2%A0%E2%94%82%26%2310%3B%C2%A0%20%C2%A0%20%C2%A0%20%C2%A0%20%C2%A0%20%C2%A0%20%C2%A0%20%C2%A0%20%C2%A0%20%C2%A0%20%C2%A0%20%C2%A0%20%C2%A0%20%C2%A0%E2%94%82%C2%A0%20%C2%A0%20%C2%A0%20%C2%A0%20%C2%A0%20%C2%A0%20%C2%A0%20%C2%A0%20%C2%A0%20%C2%A0%20%C2%A0%20%C2%A0%20%E2%96%BC%C2%A0%20%C2%A0%20%C2%A0%20%C2%A0%20%C2%A0%20%C2%A0%20%C2%A0%20%C2%A0%20%C2%A0%20%C2%A0%20%C2%A0%E2%96%BC%26%2310%3B%C2%A0%20%C2%A0%20%C2%A0%20%C2%A0%20%C2%A0%20%C2%A0%20%C2%A0%20%C2%A0%20%C2%A0%20%C2%A0%20%C2%A0%20%C2%A0%20%C2%A0%20%C2%A0%E2%94%82%C2%A0%20%C2%A0%20%C2%A0%20%C2%A0%20%C2%A0%20%C2%A0%20%C2%A0%20%E2%94%8C%E2%94%80%E2%94%80%E2%94%80%E2%94%80%E2%94%80%E2%94%80%E2%94%80%E2%94%80%E2%94%80%E2%94%80%E2%94%80%E2%94%80%E2%94%80%E2%94%80%E2%94%80%E2%94%80%E2%94%80%E2%94%80%E2%94%80%E2%94%80%E2%94%90%20%E2%94%8C%E2%94%80%E2%94%80%E2%94%80%E2%94%80%E2%94%80%E2%94%80%E2%94%80%E2%94%80%E2%94%80%E2%94%80%E2%94%80%E2%94%80%E2%94%80%E2%94%80%E2%94%80%E2%94%80%E2%94%80%E2%94%80%E2%94%80%E2%94%80%E2%94%90%26%2310%3B%C2%A0%20%C2%A0%20%C2%A0%20%C2%A0%20%C2%A0%20%C2%A0%20%C2%A0%20%C2%A0%20%C2%A0%20%</w:t>
       </w:r>
       <w:r>
         <w:rPr>
@@ -2156,7 +2117,7 @@
           <w:szCs w:val="0"/>
           <w:shd w:val="clear" w:fill="ECECEC"/>
         </w:rPr>
-        <w:t>20%C2%A0%20%C2%A0%20%C2%A0%20%C2%A0%20%C2%A0%E2%94%82%C2%A0%20%C2%A0%20%C2%A0%20%C2%A0%20%C2%A0%20%C2%A0%20%C2%A0%20%E2%94%82%20%D0%97%D0%B0%D0%BA%D0%BE%D0%BD%D1%87%D0%B8%D0%BB%D0%B8%20%D0%B2%20%D1%80%D0%B5%D0%B6%D0%B8%D0%BC%D0%B5%20%E2%94%82%20%E2%94%82%20%D0%97%D0%B0%D0%BA%D0%BE%D0%BD%D1%87%D0%B8%D0%BB%D0%B8%20%D0%B2%20%D1%80%D0%B5%D0%B6%D0%B8%D0%BC%D0%B5%20%E2%94%82%26%2310%3B%C2%A0%20%C2%A0%20%C2%A0%20%C2%A0%20%C2%A0%20%C2%A0%20%C2%A0%20%C2%A0%20%C2%A0%20%C2%A0%20%C2%A0%20%C2%A0%20%C2%A0%20%C2%A0%E2%94%82%C2%A0%20%C2%A0%20%C2%A0%20%C2%A0%20%C2%A0%20%C2%A0%20%C2%A0%20%E2%94%82%20%26quot%3B%D0%BE%D1%81%D1%82%D0%B0%D0%B2%D0%B8%D1%82%D1%8C%26quot%3B%C2%A0%20%C2%A0%20%C2%A0%20%C2%A0%20%C2%A0%E2%94%82%20%E2%94%82%20%26quot%3B%D0%B2%D1%8B%D1%87%D0%B5%D1%80%D0%BA%D0%BD%D1%83%D1%82%D1%8C%26quot%3B%C2%A0%20%C2%A0%20%C2%A0%20%C2%A0%E2%94%82%26%2310%3B%C2%A0%20%C2%A0%20%C2%A0%20%C2%A0%20%C2%A0%20%C2%A0%20%C2%A0%20%C2%A0%20%C2%A0%20%C2%A0%20%C2%A0%20%C2%A0%20%C2%A0%20%C2%A0%E2%94%82%C2%A0%20%C2%A0%20%C2%A0%20%C2%A0%20%C2%A0%20%C2%A0%20%C2%A0%20%E2%94%82%20(%D1%87%D1%91%D1%82%D0%BD%D0%BE%D0%B5)%3F%C2%A0%20%C2%A0%20%C2%A0%20%C2%A0%20%C2%A0%20%E2%94%82%20%E2%94%82%20(%D0%BD%D0%B5%D1%87%D1%91%D1%82%D0%BD%D0%BE%D0%B5)%3F%C2%A0%20%C2%A0%20%C2%A0%20%C2%A0%20%E2%94%82%26%2310%3B%C2%A0%20%C2%A0%20%C2%A0%20%C2%A0%20%C2%A0%20%C2%A0%20%C2%A0%20%C2%A0%20%C2%A0%20%C2%A0%20%C2%A0%20%C2%A0%20%C2%A0%20%C2%A0%E2%94%82%C2%A0%20%C2%A0%20%C2%A0%20%C2%A0%20%C2%A0%20%C2%A0%20%C2%A0%20%E2%94%94%E2%94%80%E2%94%80%E2%94%80%E2%94%80%E2%94%80%E2%94%80%E2%94%80%E2%94%80%E2%94%AC%E2%94%80%E2%94%80%E2%94%80%E2%94%80%E2%94%80%E2%94%80%E2%94%80%E2%94%80%E2%94%80%E2%94%80%E2%94%80%E2%94%98%20%E2%94%94%E2%94%80%E2%94%80%E2%94%80%E2%94%80%E2%94%80%E2%94%80%E2%94%80%E2%94%80%E2%94%AC%E2%94%80%E2%94%80%E2%94%80%E2%94%80%E2%94%80%E2%94%80%E2%94%80%E2%94%80%E2%94%80%E2%94%80%E2%94%80%E2%94%98%26%2310%3B%C2%A0%20%C2%A0%20%C2%A0%20%C2%A0%20%C2%A0%20%C2%A0%20%C2%A0%20%C2%A0%20%C2%A0%20%C2%A0%20%C2%A0%20%C2%A0%20%C2%A0%20%C2%A0%E2%94%82%C2%A0%20%C2%A0%20%C2%A0%20%C2%A0%20%C2%A0%20%C2%A0%20%C2%A0%20%C2%A0%20%C2%A0%20%C2%A0%D0%B4%D0%B0%C2%A0%20%C2%A0%20%C2%A0%E2%94%82%C2%A0%20%C2%A0%20%C2%A0%20%C2%A0%20%C2%A0%20%C2%A0%20%C2%A0%20%C2%A0%D0%BD%D0%B5%D1%82%C2%A0%20%C2%A0%20%C2%A0%E2%94%82%26%2310%3B%C2%A0%20%C2%A0%20%C2%A0%20%C2%A0%20%C2%A0%20%C2%A0%20%C2%A0%20%C2%A0%20%C2%A0%20%C2%A0%20%C2%A0%20%C2%A0%20%C2%A0%20%C2%A0%E2%94%82%C2%A0%20%C2%A0%20%C2%A0%20%C2%A0%20%C2%A0%20%C2%A0%20%C2%A0%20%C2%A0%20%C2%A0%20%C2%A0%20%C2%A0%20%C2%A0%20%E2%96%BC%C2%A0%20%C2%A0%20%C2%A0%20%C2%A0%20%C2%A0%20%C2%A0%20%C2%A0%20%C2%A0%20%C2%A0%20%C2%A0%20%C2%A0%E2%94%82%26%2310%3B%C2%A0%20%C2%A0%20%C2%A0%20%C2%A0%20%C2%A0%20%C2%A0%20%C2%A0%20%C2%A0%20%C2%A0%20%C2%A0%20%C2%A0%20%C2%A0%20%C2%A0%20%C2%A0%E2%94%82%C2%A0%20%C2%A0%20%C2%A0%20%C2%A0%20%C2%A0%20%C2%A0%20%C2%A0%20%E2%94%8C%E2%94%80%E2%94%80%E2%94%80%E2%94%80%E2%94%80%E2%94%80%E2%94%80%E2%94%80%E2%94%80%E2%94%80%E2%94%80%E2%94%80%E2%94%80%E2%94%80%E2%94%80%E2%94%80%E2%94%80%E2%94%80%E2%94%80%E2%94%80%E2%94%90%C2%A0%20%C2%A0%20%C2%A0%20%C2%A0%20%C2%A0%20%E2%94%82%26%2310%3B%C2%A0%20%C2%A0%20%C2%A0%20%C2%A0%20%C2%A0%20%C2%A0%20%C2%A0%20%C2%A0%20%C2%A0%20%C2%A0%20%C2%A0%20%C2%A0%20%C2%A0%20%C2%A0%E2%94%82%C2%A0%20%C2%A0%20%C2%A0%20%C2%A0%20%C2%A0%20%C2%A0%20%C2%A0%20%E2%94%82%20%D0%92%D0%B5%D1%80%D0%BD%D1%83%D1%82%D1%8C%D1%81%D1%8F%20%D0%BA%20%D0%BD%D0%B0%D1%87%D0%B0%D0%BB%D1%83%20%E2%94%82%C2%A0%20%C2%A0%20%C2%A0%20%C2%A0%20%C2%A0%20%E2%94%82%26%2310%3B%C2%A0%20%C2%A0%20%C2%A0%20%C2%A0%20%C2%A0%20%C2%A0%20%C2%A0%20%C2%A0%20%C2%A0%20%C2%A0%20%C2%A0%20%C2%A0%20%C2%A0%20%C2%A0%E2%94%82%C2%A0%20%C2%A0%20%C2%A0%20%C2%A0%20%C2%A0%20%C2%A0%20%C2%A0%20%E2%94%82%20%D1%81%D1%82%D1%80%D0%BE%D0%BA%D0%B8%C2%A0%20%C2%A0%20%C2%A0%20%C2%A0%20%C2%A0%20%C2%A0%20%C2%A0%E2%94%82%C2%A0%20%C2%A0%20%C2%A0%20%C2%A0%20%C2%A0%20%E2%94%82%26%2310%3B%C2%A0%20%C2%A0%20%C2%A0%20%C2%A0%20%C2%A0%20%C2%A0%20%C2%A0%20%C2%A0%20%C2%A0%20%C2%A0%20%C2%A0%20%C2%A0%20%C2%A0%20%C2%A0%E2%94%82%C2%A0%20%C2%A0%20%C2%A0%20%C2%A0%20%C2%A0%20%C2</w:t>
+        <w:t>C2%A0%20%C2%A0%20%C2%A0%20%C2%A0%20%C2%A0%E2%94%82%C2%A0%20%C2%A0%20%C2%A0%20%C2%A0%20%C2%A0%20%C2%A0%20%C2%A0%20%E2%94%82%20%D0%97%D0%B0%D0%BA%D0%BE%D0%BD%D1%87%D0%B8%D0%BB%D0%B8%20%D0%B2%20%D1%80%D0%B5%D0%B6%D0%B8%D0%BC%D0%B5%20%E2%94%82%20%E2%94%82%20%D0%97%D0%B0%D0%BA%D0%BE%D0%BD%D1%87%D0%B8%D0%BB%D0%B8%20%D0%B2%20%D1%80%D0%B5%D0%B6%D0%B8%D0%BC%D0%B5%20%E2%94%82%26%2310%3B%C2%A0%20%C2%A0%20%C2%A0%20%C2%A0%20%C2%A0%20%C2%A0%20%C2%A0%20%C2%A0%20%C2%A0%20%C2%A0%20%C2%A0%20%C2%A0%20%C2%A0%20%C2%A0%E2%94%82%C2%A0%20%C2%A0%20%C2%A0%20%C2%A0%20%C2%A0%20%C2%A0%20%C2%A0%20%E2%94%82%20%26quot%3B%D0%BE%D1%81%D1%82%D0%B0%D0%B2%D0%B8%D1%82%D1%8C%26quot%3B%C2%A0%20%C2%A0%20%C2%A0%20%C2%A0%20%C2%A0%E2%94%82%20%E2%94%82%20%26quot%3B%D0%B2%D1%8B%D1%87%D0%B5%D1%80%D0%BA%D0%BD%D1%83%D1%82%D1%8C%26quot%3B%C2%A0%20%C2%A0%20%C2%A0%20%C2%A0%E2%94%82%26%2310%3B%C2%A0%20%C2%A0%20%C2%A0%20%C2%A0%20%C2%A0%20%C2%A0%20%C2%A0%20%C2%A0%20%C2%A0%20%C2%A0%20%C2%A0%20%C2%A0%20%C2%A0%20%C2%A0%E2%94%82%C2%A0%20%C2%A0%20%C2%A0%20%C2%A0%20%C2%A0%20%C2%A0%20%C2%A0%20%E2%94%82%20(%D1%87%D1%91%D1%82%D0%BD%D0%BE%D0%B5)%3F%C2%A0%20%C2%A0%20%C2%A0%20%C2%A0%20%C2%A0%20%E2%94%82%20%E2%94%82%20(%D0%BD%D0%B5%D1%87%D1%91%D1%82%D0%BD%D0%BE%D0%B5)%3F%C2%A0%20%C2%A0%20%C2%A0%20%C2%A0%20%E2%94%82%26%2310%3B%C2%A0%20%C2%A0%20%C2%A0%20%C2%A0%20%C2%A0%20%C2%A0%20%C2%A0%20%C2%A0%20%C2%A0%20%C2%A0%20%C2%A0%20%C2%A0%20%C2%A0%20%C2%A0%E2%94%82%C2%A0%20%C2%A0%20%C2%A0%20%C2%A0%20%C2%A0%20%C2%A0%20%C2%A0%20%E2%94%94%E2%94%80%E2%94%80%E2%94%80%E2%94%80%E2%94%80%E2%94%80%E2%94%80%E2%94%80%E2%94%AC%E2%94%80%E2%94%80%E2%94%80%E2%94%80%E2%94%80%E2%94%80%E2%94%80%E2%94%80%E2%94%80%E2%94%80%E2%94%80%E2%94%98%20%E2%94%94%E2%94%80%E2%94%80%E2%94%80%E2%94%80%E2%94%80%E2%94%80%E2%94%80%E2%94%80%E2%94%AC%E2%94%80%E2%94%80%E2%94%80%E2%94%80%E2%94%80%E2%94%80%E2%94%80%E2%94%80%E2%94%80%E2%94%80%E2%94%80%E2%94%98%26%2310%3B%C2%A0%20%C2%A0%20%C2%A0%20%C2%A0%20%C2%A0%20%C2%A0%20%C2%A0%20%C2%A0%20%C2%A0%20%C2%A0%20%C2%A0%20%C2%A0%20%C2%A0%20%C2%A0%E2%94%82%C2%A0%20%C2%A0%20%C2%A0%20%C2%A0%20%C2%A0%20%C2%A0%20%C2%A0%20%C2%A0%20%C2%A0%20%C2%A0%D0%B4%D0%B0%C2%A0%20%C2%A0%20%C2%A0%E2%94%82%C2%A0%20%C2%A0%20%C2%A0%20%C2%A0%20%C2%A0%20%C2%A0%20%C2%A0%20%C2%A0%D0%BD%D0%B5%D1%82%C2%A0%20%C2%A0%20%C2%A0%E2%94%82%26%2310%3B%C2%A0%20%C2%A0%20%C2%A0%20%C2%A0%20%C2%A0%20%C2%A0%20%C2%A0%20%C2%A0%20%C2%A0%20%C2%A0%20%C2%A0%20%C2%A0%20%C2%A0%20%C2%A0%E2%94%82%C2%A0%20%C2%A0%20%C2%A0%20%C2%A0%20%C2%A0%20%C2%A0%20%C2%A0%20%C2%A0%20%C2%A0%20%C2%A0%20%C2%A0%20%C2%A0%20%E2%96%BC%C2%A0%20%C2%A0%20%C2%A0%20%C2%A0%20%C2%A0%20%C2%A0%20%C2%A0%20%C2%A0%20%C2%A0%20%C2%A0%20%C2%A0%E2%94%82%26%2310%3B%C2%A0%20%C2%A0%20%C2%A0%20%C2%A0%20%C2%A0%20%C2%A0%20%C2%A0%20%C2%A0%20%C2%A0%20%C2%A0%20%C2%A0%20%C2%A0%20%C2%A0%20%C2%A0%E2%94%82%C2%A0%20%C2%A0%20%C2%A0%20%C2%A0%20%C2%A0%20%C2%A0%20%C2%A0%20%E2%94%8C%E2%94%80%E2%94%80%E2%94%80%E2%94%80%E2%94%80%E2%94%80%E2%94%80%E2%94%80%E2%94%80%E2%94%80%E2%94%80%E2%94%80%E2%94%80%E2%94%80%E2%94%80%E2%94%80%E2%94%80%E2%94%80%E2%94%80%E2%94%80%E2%94%90%C2%A0%20%C2%A0%20%C2%A0%20%C2%A0%20%C2%A0%20%E2%94%82%26%2310%3B%C2%A0%20%C2%A0%20%C2%A0%20%C2%A0%20%C2%A0%20%C2%A0%20%C2%A0%20%C2%A0%20%C2%A0%20%C2%A0%20%C2%A0%20%C2%A0%20%C2%A0%20%C2%A0%E2%94%82%C2%A0%20%C2%A0%20%C2%A0%20%C2%A0%20%C2%A0%20%C2%A0%20%C2%A0%20%E2%94%82%20%D0%92%D0%B5%D1%80%D0%BD%D1%83%D1%82%D1%8C%D1%81%D1%8F%20%D0%BA%20%D0%BD%D0%B0%D1%87%D0%B0%D0%BB%D1%83%20%E2%94%82%C2%A0%20%C2%A0%20%C2%A0%20%C2%A0%20%C2%A0%20%E2%94%82%26%2310%3B%C2%A0%20%C2%A0%20%C2%A0%20%C2%A0%20%C2%A0%20%C2%A0%20%C2%A0%20%C2%A0%20%C2%A0%20%C2%A0%20%C2%A0%20%C2%A0%20%C2%A0%20%C2%A0%E2%94%82%C2%A0%20%C2%A0%20%C2%A0%20%C2%A0%20%C2%A0%20%C2%A0%20%C2%A0%20%E2%94%82%20%D1%81%D1%82%D1%80%D0%BE%D0%BA%D0%B8%C2%A0%20%C2%A0%20%C2%A0%20%C2%A0%20%C2%A0%20%C2%A0%20%C2%A0%E2%94%82%C2%A0%20%C2%A0%20%C2%A0%20%C2%A0%20%C2%A0%20%E2%94%82%26%2310%3B%C2%A0%20%C2%A0%20%C2%A0%20%C2%A0%20%C2%A0%20%C2%A0%20%C2%A0%20%C2%A0%20%C2%A0%20%C2%A0%20%C2%A0%20%C2%A0%20%C2%A0%20%C2%A0%E2%94%82%C2%A0%20%C2%A0%20%C2%A0%20%C2%A0%20%C2%A0%20%C2%A0</w:t>
       </w:r>
       <w:r>
         <w:rPr>
@@ -2169,7 +2130,7 @@
           <w:szCs w:val="0"/>
           <w:shd w:val="clear" w:fill="ECECEC"/>
         </w:rPr>
-        <w:t>%A0%20%C2%A0%20%E2%94%82%20(q5%20%E2%86%92%20q2)%C2%A0%20%C2%A0%20%C2%A0%20%C2%A0%20%C2%A0%20%E2%94%82%E2%94%80%E2%94%80%E2%94%80%E2%94%80%E2%94%80%E2%94%80%E2%94%80%E2%94%80%E2%94%80%E2%94%80%E2%94%98%26%2310%3B%C2%A0%20%C2%A0%20%C2%A0%20%C2%A0%20%C2%A0%20%C2%A0%20%C2%A0%20%C2%A0%20%C2%A0%20%C2%A0%20%C2%A0%20%C2%A0%20%C2%A0%20%C2%A0%E2%94%82%C2%A0%20%C2%A0%20%C2%A0%20%C2%A0%20%C2%A0%20%C2%A0%20%C2%A0%20%E2%94%94%E2%94%80%E2%94%80%E2%94%80%E2%94%80%E2%94%80%E2%94%80%E2%94%80%E2%94%80%E2%94%AC%E2%94%80%E2%94%80%E2%94%80%E2%94%80%E2%94%80%E2%94%80%E2%94%80%E2%94%80%E2%94%80%E2%94%80%E2%94%80%E2%94%98%26%2310%3B%C2%A0%20%C2%A0%20%C2%A0%20%C2%A0%20%C2%A0%20%C2%A0%20%C2%A0%20%C2%A0%20%C2%A0%20%C2%A0%20%C2%A0%20%C2%A0%20%C2%A0%20%C2%A0%E2%94%94%E2%94%80%E2%94%80%E2%94%80%E2%94%80%E2%94%80%E2%94%80%E2%94%80%E2%94%80%E2%94%80%E2%94%80%E2%94%80%E2%94%80%E2%94%80%E2%94%80%E2%94%80%E2%94%80%E2%94%80%E2%94%80%E2%94%80%E2%94%80%E2%94%80%E2%94%80%E2%94%80%E2%94%98%26%2310%3B%C2%A0%20%C2%A0%20%C2%A0%20%C2%A0%20%C2%A0%20%C2%A0%20%C2%A0%20%C2%A0%20%C2%A0%20%C2%A0%20%C2%A0%20%C2%A0%20%C2%A0%20%C2%A0%20%C2%A0%20%C2%A0%20%C2%A0%20%C2%A0%20%C2%A0%20%C2%A0%20%C2%A0%20%C2%A0%20%C2%A0%20%C2%A0%20%C2%A0%20%C2%A0%E2%94%82%26%2310%3B%C2%A0%20%C2%A0%20%C2%A0%20%C2%A0%20%C2%A0%20%C2%A0%20%C2%A0%20%C2%A0%20%C2%A0%20%C2%A0%20%C2%A0%20%C2%A0%20%C2%A0%20%C2%A0%20%C2%A0%20%C2%A0%20%C2%A0%20%C2%A0%20%C2%A0%20%C2%A0%20%C2%A0%20%C2%A0%20%C2%A0%20%C2%A0%20%C2%A0%20%C2%A0%E2%96%BC%26%2310%3B%C2%A0%20%C2%A0%20%C2%A0%20%C2%A0%20%C2%A0%20%C2%A0%20%C2%A0%20%C2%A0%20%C2%A0%20%C2%A0%20%C2%A0%20%C2%A0%20%C2%A0%20%C2%A0%20%C2%A0%20%C2%A0%20%C2%A0%20%C2%A0%20%C2%A0%20%C2%A0%20%C2%A0%E2%94%8C%E2%94%80%E2%94%80%E2%94%80%E2%94%80%E2%94%80%E2%94%80%E2%94%80%E2%94%80%E2%94%80%E2%94%80%E2%94%80%E2%94%80%E2%94%80%E2%94%80%E2%94%80%E2%94%80%E2%94%80%E2%94%80%E2%94%80%E2%94%80%E2%94%90%26%2310%3B%C2%A0%20%C2%A0%20%C2%A0%20%C2%A0%20%C2%A0%20%C2%A0%20%C2%A0%20%C2%A0%20%C2%A0%20%C2%A0%20%C2%A0%20%C2%A0%20%C2%A0%20%C2%A0%20%C2%A0%20%C2%A0%20%C2%A0%20%C2%A0%20%C2%A0%20%C2%A0%20%C2%A0%E2%94%82%20%D0%97%D0%B0%D0%BF%D0%B8%D1%81%D0%B0%D1%82%D1%8C%20N%C2%A0%20%C2%A0%20%C2%A0%20%C2%A0%20%C2%A0%E2%94%82%26%2310%3B%C2%A0%20%C2%A0%20%C2%A0%20%C2%A0%20%C2%A0%20%C2%A0%20%C2%A0%20%C2%A0%20%C2%A0%20%C2%A0%20%C2%A0%20%C2%A0%20%C2%A0%20%C2%A0%20%C2%A0%20%C2%A0%20%C2%A0%20%C2%A0%20%C2%A0%20%C2%A0%20%C2%A0%E2%94%82%20%D0%B8%20%D0%BE%D1%87%D0%B8%D1%81%D1%82%D0%B8%D1%82%D1%8C%20%D0%BB%D0%B5%D0%BD%D1%82%D1%83%C2%A0%20%C2%A0%E2%94%82%26%2310%3B%C2%A0%20%C2%A0%20%C2%A0%20%C2%A0%20%C2%A0%20%C2%A0%20%C2%A0%20%C2%A0%20%C2%A0%20%C2%A0%20%C2%A0%20%C2%A0%20%C2%A0%20%C2%A0%20%C2%A0%20%C2%A0%20%C2%A0%20%C2%A0%20%C2%A0%20%C2%A0%20%C2%A0%E2%94%82%20(q8%20%E2%86%92%20q9%20%E2%86%92%20q9a)%C2%A0%20%C2%A0%20%E2%94%82%26%2310%3B%C2%A0%20%C2%A0%20%C2%A0%20%C2%A0%20%C2%A0%20%C2%A0%20%C2%A0%20%C2%A0%20%C2%A0%20%C2%A0%20%C2%A0%20%C2%A0%20%C2%A0%20%C2%A0%20%C2%A0%20%C2%A0%20%C2%A0%20%C2%A0%20%C2%A0%20%C2%A0%20%C2%A0%E2%94%94%E2%94%80%E2%94%80%E2%94%80%E2%94%80%E2%94%80%E2%94%80%E2%94%80%E2%94%80%E2%94%AC%E2%94%80%E2%94%80%E2%94%80%E2%94%80%E2%94%80%E2%94%80%E2%94%80%E2%94%80%E2%94%80%E2%94%80%E2%94%80%E2%94%98%26%2310%3B%C2%A0%20%C2%A0%20%C2%A0%20%C2%A0%20%C2%A0%20%C2%A0%20%C2%A0%20%C2%A0%20%C2%A0%20%C2%A0%20%C2%A0%20%C2%A0%20%C2%A0%20%C2%A0%20%C2%A0%20%C2%A0%20%C2%A0%20%C2%A0%20%C2%A0%20%C2%A0%20%C2%A0%20%C2%A0%20%C2%A0%20%C2%A0%20%C2%A0%20%E2%94%82%26%2310%3B%C2%A0%20%C2%A0%20%C2%A0%20%C2%A0%20%C2%A0%20%C2%A0%20%C2%A0%20%C2%A0%20%C2%A0%20%C2%A0%20%C2%A0%20%C2%A0%20%C2%A0%20%C2%A0%20%C2%A0%20%C2%A0%20%C2%A0%20%C2%A0%20%C2%A0%20%C2%A0%20%C2%A0%20%C2%A0%20%C2%A0%20%C2%A0%20%C2%A0%20%E2%96%BC%26%2310%3B%C2%A0%20%C2%A0%20%C2%A0%20%C2%A0%20%C2%A0%20%C2%A0%20%C2%A0%20%C2%A0%20%C2%A0%20%C2%A0%20%C2%A0%20%C2%A0%20%C2%A0%20%C2%A0%20%C2%A0%20%C2%A0%20%C2%A0%20%C2%A0%20%C2%A0%20%C2%A0%20%C2%A0%E2%94%8C%E2%94%80%E2%94%80%E2%94%80%E2%94%80%E2%94%80%E2%94%80%E2%94%80%E2%94%80%E2%94%80%E2%94%80%E2%94%80%E2%94%80%E2%94%80%E2%94%80%E2%94%80%E2%94%80%E2%94%80%E2%94%80%E2%94%80%E2%94%80%E2%94</w:t>
+        <w:t>%20%C2%A0%20%E2%94%82%20(q5%20%E2%86%92%20q2)%C2%A0%20%C2%A0%20%C2%A0%20%C2%A0%20%C2%A0%20%E2%94%82%E2%94%80%E2%94%80%E2%94%80%E2%94%80%E2%94%80%E2%94%80%E2%94%80%E2%94%80%E2%94%80%E2%94%80%E2%94%98%26%2310%3B%C2%A0%20%C2%A0%20%C2%A0%20%C2%A0%20%C2%A0%20%C2%A0%20%C2%A0%20%C2%A0%20%C2%A0%20%C2%A0%20%C2%A0%20%C2%A0%20%C2%A0%20%C2%A0%E2%94%82%C2%A0%20%C2%A0%20%C2%A0%20%C2%A0%20%C2%A0%20%C2%A0%20%C2%A0%20%E2%94%94%E2%94%80%E2%94%80%E2%94%80%E2%94%80%E2%94%80%E2%94%80%E2%94%80%E2%94%80%E2%94%AC%E2%94%80%E2%94%80%E2%94%80%E2%94%80%E2%94%80%E2%94%80%E2%94%80%E2%94%80%E2%94%80%E2%94%80%E2%94%80%E2%94%98%26%2310%3B%C2%A0%20%C2%A0%20%C2%A0%20%C2%A0%20%C2%A0%20%C2%A0%20%C2%A0%20%C2%A0%20%C2%A0%20%C2%A0%20%C2%A0%20%C2%A0%20%C2%A0%20%C2%A0%E2%94%94%E2%94%80%E2%94%80%E2%94%80%E2%94%80%E2%94%80%E2%94%80%E2%94%80%E2%94%80%E2%94%80%E2%94%80%E2%94%80%E2%94%80%E2%94%80%E2%94%80%E2%94%80%E2%94%80%E2%94%80%E2%94%80%E2%94%80%E2%94%80%E2%94%80%E2%94%80%E2%94%80%E2%94%98%26%2310%3B%C2%A0%20%C2%A0%20%C2%A0%20%C2%A0%20%C2%A0%20%C2%A0%20%C2%A0%20%C2%A0%20%C2%A0%20%C2%A0%20%C2%A0%20%C2%A0%20%C2%A0%20%C2%A0%20%C2%A0%20%C2%A0%20%C2%A0%20%C2%A0%20%C2%A0%20%C2%A0%20%C2%A0%20%C2%A0%20%C2%A0%20%C2%A0%20%C2%A0%20%C2%A0%E2%94%82%26%2310%3B%C2%A0%20%C2%A0%20%C2%A0%20%C2%A0%20%C2%A0%20%C2%A0%20%C2%A0%20%C2%A0%20%C2%A0%20%C2%A0%20%C2%A0%20%C2%A0%20%C2%A0%20%C2%A0%20%C2%A0%20%C2%A0%20%C2%A0%20%C2%A0%20%C2%A0%20%C2%A0%20%C2%A0%20%C2%A0%20%C2%A0%20%C2%A0%20%C2%A0%20%C2%A0%E2%96%BC%26%2310%3B%C2%A0%20%C2%A0%20%C2%A0%20%C2%A0%20%C2%A0%20%C2%A0%20%C2%A0%20%C2%A0%20%C2%A0%20%C2%A0%20%C2%A0%20%C2%A0%20%C2%A0%20%C2%A0%20%C2%A0%20%C2%A0%20%C2%A0%20%C2%A0%20%C2%A0%20%C2%A0%20%C2%A0%E2%94%8C%E2%94%80%E2%94%80%E2%94%80%E2%94%80%E2%94%80%E2%94%80%E2%94%80%E2%94%80%E2%94%80%E2%94%80%E2%94%80%E2%94%80%E2%94%80%E2%94%80%E2%94%80%E2%94%80%E2%94%80%E2%94%80%E2%94%80%E2%94%80%E2%94%90%26%2310%3B%C2%A0%20%C2%A0%20%C2%A0%20%C2%A0%20%C2%A0%20%C2%A0%20%C2%A0%20%C2%A0%20%C2%A0%20%C2%A0%20%C2%A0%20%C2%A0%20%C2%A0%20%C2%A0%20%C2%A0%20%C2%A0%20%C2%A0%20%C2%A0%20%C2%A0%20%C2%A0%20%C2%A0%E2%94%82%20%D0%97%D0%B0%D0%BF%D0%B8%D1%81%D0%B0%D1%82%D1%8C%20N%C2%A0%20%C2%A0%20%C2%A0%20%C2%A0%20%C2%A0%E2%94%82%26%2310%3B%C2%A0%20%C2%A0%20%C2%A0%20%C2%A0%20%C2%A0%20%C2%A0%20%C2%A0%20%C2%A0%20%C2%A0%20%C2%A0%20%C2%A0%20%C2%A0%20%C2%A0%20%C2%A0%20%C2%A0%20%C2%A0%20%C2%A0%20%C2%A0%20%C2%A0%20%C2%A0%20%C2%A0%E2%94%82%20%D0%B8%20%D0%BE%D1%87%D0%B8%D1%81%D1%82%D0%B8%D1%82%D1%8C%20%D0%BB%D0%B5%D0%BD%D1%82%D1%83%C2%A0%20%C2%A0%E2%94%82%26%2310%3B%C2%A0%20%C2%A0%20%C2%A0%20%C2%A0%20%C2%A0%20%C2%A0%20%C2%A0%20%C2%A0%20%C2%A0%20%C2%A0%20%C2%A0%20%C2%A0%20%C2%A0%20%C2%A0%20%C2%A0%20%C2%A0%20%C2%A0%20%C2%A0%20%C2%A0%20%C2%A0%20%C2%A0%E2%94%82%20(q8%20%E2%86%92%20q9%20%E2%86%92%20q9a)%C2%A0%20%C2%A0%20%E2%94%82%26%2310%3B%C2%A0%20%C2%A0%20%C2%A0%20%C2%A0%20%C2%A0%20%C2%A0%20%C2%A0%20%C2%A0%20%C2%A0%20%C2%A0%20%C2%A0%20%C2%A0%20%C2%A0%20%C2%A0%20%C2%A0%20%C2%A0%20%C2%A0%20%C2%A0%20%C2%A0%20%C2%A0%20%C2%A0%E2%94%94%E2%94%80%E2%94%80%E2%94%80%E2%94%80%E2%94%80%E2%94%80%E2%94%80%E2%94%80%E2%94%AC%E2%94%80%E2%94%80%E2%94%80%E2%94%80%E2%94%80%E2%94%80%E2%94%80%E2%94%80%E2%94%80%E2%94%80%E2%94%80%E2%94%98%26%2310%3B%C2%A0%20%C2%A0%20%C2%A0%20%C2%A0%20%C2%A0%20%C2%A0%20%C2%A0%20%C2%A0%20%C2%A0%20%C2%A0%20%C2%A0%20%C2%A0%20%C2%A0%20%C2%A0%20%C2%A0%20%C2%A0%20%C2%A0%20%C2%A0%20%C2%A0%20%C2%A0%20%C2%A0%20%C2%A0%20%C2%A0%20%C2%A0%20%C2%A0%20%E2%94%82%26%2310%3B%C2%A0%20%C2%A0%20%C2%A0%20%C2%A0%20%C2%A0%20%C2%A0%20%C2%A0%20%C2%A0%20%C2%A0%20%C2%A0%20%C2%A0%20%C2%A0%20%C2%A0%20%C2%A0%20%C2%A0%20%C2%A0%20%C2%A0%20%C2%A0%20%C2%A0%20%C2%A0%20%C2%A0%20%C2%A0%20%C2%A0%20%C2%A0%20%C2%A0%20%E2%96%BC%26%2310%3B%C2%A0%20%C2%A0%20%C2%A0%20%C2%A0%20%C2%A0%20%C2%A0%20%C2%A0%20%C2%A0%20%C2%A0%20%C2%A0%20%C2%A0%20%C2%A0%20%C2%A0%20%C2%A0%20%C2%A0%20%C2%A0%20%C2%A0%20%C2%A0%20%C2%A0%20%C2%A0%20%C2%A0%E2%94%8C%E2%94%80%E2%94%80%E2%94%80%E2%94%80%E2%94%80%E2%94%80%E2%94%80%E2%94%80%E2%94%80%E2%94%80%E2%94%80%E2%94%80%E2%94%80%E2%94%80%E2%94%80%E2%94%80%E2%94%80%E2%94%80%E2%94%80%E2%94%80%E2%94%90</w:t>
       </w:r>
       <w:r>
         <w:rPr>
@@ -2182,7 +2143,7 @@
           <w:szCs w:val="0"/>
           <w:shd w:val="clear" w:fill="ECECEC"/>
         </w:rPr>
-        <w:t>%90%26%2310%3B%C2%A0%20%C2%A0%20%C2%A0%20%C2%A0%20%C2%A0%20%C2%A0%20%C2%A0%20%C2%A0%20%C2%A0%20%C2%A0%20%C2%A0%20%C2%A0%20%C2%A0%20%C2%A0%20%C2%A0%20%C2%A0%20%C2%A0%20%C2%A0%20%C2%A0%20%C2%A0%20%C2%A0%E2%94%82%C2%A0%20%C2%A0%20%C2%A0%20%C2%A0%D0%9A%D0%9E%D0%9D%D0%95%D0%A6%C2%A0%20%C2%A0%20%C2%A0%20%C2%A0%20%E2%94%82%26%2310%3B%C2%A0%20%C2%A0%20%C2%A0%20%C2%A0%20%C2%A0%20%C2%A0%20%C2%A0%20%C2%A0%20%C2%A0%20%C2%A0%20%C2%A0%20%C2%A0%20%C2%A0%20%C2%A0%20%C2%A0%20%C2%A0%20%C2%A0%20%C2%A0%20%C2%A0%20%C2%A0%20%C2%A0%E2%94%94%E2%94%80%E2%94%80%E2%94%80%E2%94%80%E2%94%80%E2%94%80%E2%94%80%E2%94%80%E2%94%80%E2%94%80%E2%94%80%E2%94%80%E2%94%80%E2%94%80%E2%94%80%E2%94%80%E2%94%80%E2%94%80%E2%94%80%E2%94%80%E2%94%98%22%20vertex%3D%221%22%3E%3CmxGeometry%20height%3D%221050%22%20width%3D%22560%22%20x%3D%221190%22%20y%3D%22200%22%20as%3D%22geometry%22%2F%3E%3C%2FmxCell%3E%3CmxCell%20id%3D%2212%22%20edge%3D%221%22%20parent%3D%221%22%20source%3D%2213%22%20style%3D%22edgeStyle%3DorthogonalEdgeStyle%3Brounded%3D0%3BorthogonalLoop%3D1%3BjettySize%3Dauto%3Bhtml%3D1%3BexitX%3D0.577%3BexitY%3D1%3BexitDx%3D0%3BexitDy%3D0%3BexitPerimeter%3D0%3B%22%3E%3CmxGeometry%20relative%3D%221%22%20as%3D%22geometry%22%3E%3CArray%20as%3D%22points%22%3E%3CmxPoint%20x%3D%22699%22%20y%3D%22602%22%2F%3E%3CmxPoint%20x%3D%22770%22%20y%3D%22602%22%2F%3E%3CmxPoint%20x%3D%22770%22%20y%3D%22260%22%2F%3E%3C%2FArray%3E%3CmxPoint%20x%3D%22750%22%20y%3D%22591%22%20as%3D%22sourcePoint%22%2F%3E%3CmxPoint%20x%3D%22380%22%20y%3D%22260%22%20as%3D%22targetPoint%22%2F%3E%3C%2FmxGeometry%3E%3C%2FmxCell%3E%3CmxCell%20id%3D%2213%22%20parent%3D%221%22%20style%3D%22rounded%3D0%3BwhiteSpace%3Dwrap%3Bhtml%3D1%3B%22%20value%3D%22%26lt%3Bp%20style%3D%26quot%3Bcaret-color%3A%20rgb(0%2C%200%2C%200)%3B%20text-align%3A%20start%3B%20white-space-collapse%3A%20preserve%3B%26quot%3B%20dir%3D%26quot%3Bauto%26quot%3B%26gt%3B%D0%92%D0%B5%D1%80%D0%BD%D1%83%D1%82%D1%8C%D1%81%D1%8F%20%D0%BA%20%D0%BD%D0%B0%D1%87%D0%B0%D0%BB%D1%83%20%D1%81%D1%82%D1%80%D0%BE%D0%BA%D0%B8%20(q5%20%E2%86%92%20q2)%26lt%3B%2Fp%26gt%3B%22%20vertex%3D%221%22%3E%3CmxGeometry%20height%3D%2260%22%20width%3D%22120%22%20x%3D%22630%22%20y%3D%22530%22%20as%3D%22geometry%22%2F%3E%3C%2FmxCell%3E%3CmxCell%20id%3D%2214%22%20edge%3D%221%22%20parent%3D%221%22%20source%3D%2226%22%20style%3D%22edgeStyle%3DorthogonalEdgeStyle%3Brounded%3D0%3BorthogonalLoop%3D1%3BjettySize%3Dauto%3Bhtml%3D1%3BendArrow%3DclassicThin%3BstartFill%3D0%3BstartArrow%3Dnone%3BendFill%3D1%3B%22%20target%3D%2215%22%3E%3CmxGeometry%20relative%3D%221%22%20as%3D%22geometry%22%3E%3CArray%20as%3D%22points%22%3E%3CmxPoint%20x%3D%22368%22%20y%3D%22600%22%2F%3E%3CmxPoint%20x%3D%22368%22%20y%3D%22600%22%2F%3E%3C%2FArray%3E%3C%2FmxGeometry%3E%3C%2FmxCell%3E%3CmxCell%20id%3D%2215%22%20parent%3D%221%22%20style%3D%22strokeWidth%3D1%3Bhtml%3D1%3Bshape%3Dmxgraph.flowchart.terminator%3BwhiteSpace%3Dwrap%3B%22%20value%3D%22%D0%9A%D0%BE%D0%BD%D0%B5%D1%86%22%20vertex%3D%221%22%3E%3CmxGeometry%20height%3D%2260%22%20width%3D%22130%22%20x%3D%22300%22%20y%3D%22630%22%20as%3D%22geometry%22%2F%3E%3C%2FmxCell%3E%3CmxCell%20id%3D%2216%22%20edge%3D%221%22%20parent%3D%221%22%20source%3D%2218%22%20style%3D%22edgeStyle%3DorthogonalEdgeStyle%3Brounded%3D0%3BorthogonalLoop%3D1%3BjettySize%3Dauto%3Bhtml%3D1%3BentryX%3D0.5%3BentryY%3D0%3BentryDx%3D0%3BentryDy%3D0%3BendArrow%3Dnone%3BstartFill%3D0%3B%22%20target%3D%227%22%3E%3CmxGeometry%20relative%3D%221%22%20as%3D%22geometry%22%2F%3E%3C%2FmxCell%3E%3CmxCell%20id%3D%2217%22%20edge%3D%221%22%20parent%3D%221%22%20source%3D%2218%22%20style%3D%22edgeStyle%3DorthogonalEdgeStyle%3Brounded%3D0%3BorthogonalLoop%3D1%3BjettySize%3Dauto%3Bhtml%3D1%3BentryX%3D0.5%3BentryY%3D0%3BentryDx%3D0%3BentryDy%3D0%3BendArrow%3Dnone%3BstartFill%3D0%3B%22%20target%3D%2210%22%3E%3CmxGeometry%20relative%3D%221%22%20as%3D%22geometry%22%3E%3CArray%20as%3D%22points%22%3E%3CmxPoint%20x%3D%22550%22%20y%3D%22305%22%2F%3E%3C%2FArray%3E%3CmxPoint%20x%3D%22570.0000000000002%22%20y%3D%22305%22%20as%3D%22targetPoint%22%2F%3E%3C%2FmxGeometry%3E%3C</w:t>
+        <w:t>%26%2310%3B%C2%A0%20%C2%A0%20%C2%A0%20%C2%A0%20%C2%A0%20%C2%A0%20%C2%A0%20%C2%A0%20%C2%A0%20%C2%A0%20%C2%A0%20%C2%A0%20%C2%A0%20%C2%A0%20%C2%A0%20%C2%A0%20%C2%A0%20%C2%A0%20%C2%A0%20%C2%A0%20%C2%A0%E2%94%82%C2%A0%20%C2%A0%20%C2%A0%20%C2%A0%D0%9A%D0%9E%D0%9D%D0%95%D0%A6%C2%A0%20%C2%A0%20%C2%A0%20%C2%A0%20%E2%94%82%26%2310%3B%C2%A0%20%C2%A0%20%C2%A0%20%C2%A0%20%C2%A0%20%C2%A0%20%C2%A0%20%C2%A0%20%C2%A0%20%C2%A0%20%C2%A0%20%C2%A0%20%C2%A0%20%C2%A0%20%C2%A0%20%C2%A0%20%C2%A0%20%C2%A0%20%C2%A0%20%C2%A0%20%C2%A0%E2%94%94%E2%94%80%E2%94%80%E2%94%80%E2%94%80%E2%94%80%E2%94%80%E2%94%80%E2%94%80%E2%94%80%E2%94%80%E2%94%80%E2%94%80%E2%94%80%E2%94%80%E2%94%80%E2%94%80%E2%94%80%E2%94%80%E2%94%80%E2%94%80%E2%94%98%22%20vertex%3D%221%22%3E%3CmxGeometry%20height%3D%221050%22%20width%3D%22560%22%20x%3D%221190%22%20y%3D%22200%22%20as%3D%22geometry%22%2F%3E%3C%2FmxCell%3E%3CmxCell%20id%3D%2212%22%20edge%3D%221%22%20parent%3D%221%22%20source%3D%2213%22%20style%3D%22edgeStyle%3DorthogonalEdgeStyle%3Brounded%3D0%3BorthogonalLoop%3D1%3BjettySize%3Dauto%3Bhtml%3D1%3BexitX%3D0.577%3BexitY%3D1%3BexitDx%3D0%3BexitDy%3D0%3BexitPerimeter%3D0%3B%22%3E%3CmxGeometry%20relative%3D%221%22%20as%3D%22geometry%22%3E%3CArray%20as%3D%22points%22%3E%3CmxPoint%20x%3D%22699%22%20y%3D%22602%22%2F%3E%3CmxPoint%20x%3D%22770%22%20y%3D%22602%22%2F%3E%3CmxPoint%20x%3D%22770%22%20y%3D%22260%22%2F%3E%3C%2FArray%3E%3CmxPoint%20x%3D%22750%22%20y%3D%22591%22%20as%3D%22sourcePoint%22%2F%3E%3CmxPoint%20x%3D%22380%22%20y%3D%22260%22%20as%3D%22targetPoint%22%2F%3E%3C%2FmxGeometry%3E%3C%2FmxCell%3E%3CmxCell%20id%3D%2213%22%20parent%3D%221%22%20style%3D%22rounded%3D0%3BwhiteSpace%3Dwrap%3Bhtml%3D1%3B%22%20value%3D%22%26lt%3Bp%20style%3D%26quot%3Bcaret-color%3A%20rgb(0%2C%200%2C%200)%3B%20text-align%3A%20start%3B%20white-space-collapse%3A%20preserve%3B%26quot%3B%20dir%3D%26quot%3Bauto%26quot%3B%26gt%3B%D0%92%D0%B5%D1%80%D0%BD%D1%83%D1%82%D1%8C%D1%81%D1%8F%20%D0%BA%20%D0%BD%D0%B0%D1%87%D0%B0%D0%BB%D1%83%20%D1%81%D1%82%D1%80%D0%BE%D0%BA%D0%B8%20(q5%20%E2%86%92%20q2)%26lt%3B%2Fp%26gt%3B%22%20vertex%3D%221%22%3E%3CmxGeometry%20height%3D%2260%22%20width%3D%22120%22%20x%3D%22630%22%20y%3D%22530%22%20as%3D%22geometry%22%2F%3E%3C%2FmxCell%3E%3CmxCell%20id%3D%2214%22%20edge%3D%221%22%20parent%3D%221%22%20source%3D%2226%22%20style%3D%22edgeStyle%3DorthogonalEdgeStyle%3Brounded%3D0%3BorthogonalLoop%3D1%3BjettySize%3Dauto%3Bhtml%3D1%3BendArrow%3DclassicThin%3BstartFill%3D0%3BstartArrow%3Dnone%3BendFill%3D1%3B%22%20target%3D%2215%22%3E%3CmxGeometry%20relative%3D%221%22%20as%3D%22geometry%22%3E%3CArray%20as%3D%22points%22%3E%3CmxPoint%20x%3D%22368%22%20y%3D%22600%22%2F%3E%3CmxPoint%20x%3D%22368%22%20y%3D%22600%22%2F%3E%3C%2FArray%3E%3C%2FmxGeometry%3E%3C%2FmxCell%3E%3CmxCell%20id%3D%2215%22%20parent%3D%221%22%20style%3D%22strokeWidth%3D1%3Bhtml%3D1%3Bshape%3Dmxgraph.flowchart.terminator%3BwhiteSpace%3Dwrap%3B%22%20value%3D%22%D0%9A%D0%BE%D0%BD%D0%B5%D1%86%22%20vertex%3D%221%22%3E%3CmxGeometry%20height%3D%2260%22%20width%3D%22130%22%20x%3D%22300%22%20y%3D%22630%22%20as%3D%22geometry%22%2F%3E%3C%2FmxCell%3E%3CmxCell%20id%3D%2216%22%20edge%3D%221%22%20parent%3D%221%22%20source%3D%2218%22%20style%3D%22edgeStyle%3DorthogonalEdgeStyle%3Brounded%3D0%3BorthogonalLoop%3D1%3BjettySize%3Dauto%3Bhtml%3D1%3BentryX%3D0.5%3BentryY%3D0%3BentryDx%3D0%3BentryDy%3D0%3BendArrow%3Dnone%3BstartFill%3D0%3B%22%20target%3D%227%22%3E%3CmxGeometry%20relative%3D%221%22%20as%3D%22geometry%22%2F%3E%3C%2FmxCell%3E%3CmxCell%20id%3D%2217%22%20edge%3D%221%22%20parent%3D%221%22%20source%3D%2218%22%20style%3D%22edgeStyle%3DorthogonalEdgeStyle%3Brounded%3D0%3BorthogonalLoop%3D1%3BjettySize%3Dauto%3Bhtml%3D1%3BentryX%3D0.5%3BentryY%3D0%3BentryDx%3D0%3BentryDy%3D0%3BendArrow%3Dnone%3BstartFill%3D0%3B%22%20target%3D%2210%22%3E%3CmxGeometry%20relative%3D%221%22%20as%3D%22geometry%22%3E%3CArray%20as%3D%22points%22%3E%3CmxPoint%20x%3D%22550%22%20y%3D%22305%22%2F%3E%3C%2FArray%3E%3CmxPoint%20x%3D%22570.0000000000002%22%20y%3D%22305%22%20as%3D%22targetPoint%22%2F%3E%3C%2FmxGeometry%3E%3C%2F</w:t>
       </w:r>
       <w:r>
         <w:rPr>
@@ -2195,7 +2156,7 @@
           <w:szCs w:val="0"/>
           <w:shd w:val="clear" w:fill="ECECEC"/>
         </w:rPr>
-        <w:t>%2FmxCell%3E%3CmxCell%20id%3D%2218%22%20parent%3D%221%22%20style%3D%22rhombus%3BwhiteSpace%3Dwrap%3Bhtml%3D1%3B%22%20value%3D%22%26lt%3Bdiv%20style%3D%26quot%3Bline-height%3A%2030%25%3B%26quot%3B%26gt%3B%26lt%3Bp%20style%3D%26quot%3Btext-align%3A%20left%3B%20white-space-collapse%3A%20preserve%3B%20caret-color%3A%20rgb(0%2C%200%2C%200)%3B%26quot%3B%20dir%3D%26quot%3Bauto%26quot%3B%26gt%3B%26lt%3Bfont%20style%3D%26quot%3Bfont-size%3A%2011px%3B%20line-height%3A%2030%25%3B%26quot%3B%26gt%3B%D0%9E%D1%81%D1%82%D0%B0%D0%BB%D0%B0%D1%81%D1%8C%20%D1%80%D0%BE%D0%B2%D0%BD%D0%BE%20%26lt%3Bspan%20style%3D%26quot%3Bbackground-color%3A%20transparent%3B%20color%3A%20light-dark(rgb(0%2C%200%2C%200)%2C%20rgb(255%2C%20255%2C%20255))%3B%26quot%3B%26gt%3B%D0%BE%D0%B4%D0%BD%D0%B0%20%26lt%3B%2Fspan%26gt%3B%26lt%3B%2Ffont%26gt%3B%26lt%3B%2Fp%26gt%3B%26lt%3Bp%20style%3D%26quot%3Btext-align%3A%20left%3B%20white-space-collapse%3A%20preserve%3B%20caret-color%3A%20rgb(0%2C%200%2C%200)%3B%26quot%3B%20dir%3D%26quot%3Bauto%26quot%3B%26gt%3B%26lt%3Bspan%20style%3D%26quot%3Bbackground-color%3A%20transparent%3B%20color%3A%20light-dark(rgb(0%2C%200%2C%200)%2C%20rgb(255%2C%20255%2C%20255))%3B%26quot%3B%26gt%3B%26lt%3Bfont%20style%3D%26quot%3Bfont-size%3A%2011px%3B%20line-height%3A%2030%25%3B%26quot%3B%26gt%3B%D0%B0%D0%BA%D1%82%D0%B8%D0%B2%D0%BD%D0%B0%D1%8F%201%3F%20(q0%20%E2%86%92%20q1)%26lt%3B%2Ffont%26gt%3B%26lt%3B%2Fspan%26gt%3B%26lt%3B%2Fp%26gt%3B%26lt%3B%2Fdiv%26gt%3B%22%20vertex%3D%221%22%3E%3CmxGeometry%20height%3D%2280%22%20width%3D%22190%22%20x%3D%22285%22%20y%3D%22265%22%20as%3D%22geometry%22%2F%3E%3C%2FmxCell%3E%3CmxCell%20id%3D%2219%22%20parent%3D%221%22%20style%3D%22text%3Bhtml%3D1%3Balign%3Dcenter%3BverticalAlign%3Dmiddle%3Bresizable%3D0%3Bpoints%3D%5B%5D%3Bautosize%3D1%3BstrokeColor%3Dnone%3BfillColor%3Dnone%3B%22%20value%3D%22%D0%B4%D0%B0%22%20vertex%3D%221%22%3E%3CmxGeometry%20height%3D%2230%22%20width%3D%2240%22%20x%3D%22220%22%20y%3D%22278%22%20as%3D%22geometry%22%2F%3E%3C%2FmxCell%3E%3CmxCell%20id%3D%2220%22%20parent%3D%221%22%20style%3D%22text%3Bhtml%3D1%3Balign%3Dcenter%3BverticalAlign%3Dmiddle%3Bresizable%3D0%3Bpoints%3D%5B%5D%3Bautosize%3D1%3BstrokeColor%3Dnone%3BfillColor%3Dnone%3B%22%20value%3D%22%26lt%3Bp%20style%3D%26quot%3Bcaret-color%3A%20rgb(0%2C%200%2C%200)%3B%20text-align%3A%20start%3B%20white-space%3A%20pre-wrap%3B%26quot%3B%20dir%3D%26quot%3Bauto%26quot%3B%26gt%3B%26lt%3Bbr%26gt%3B%26lt%3B%2Fp%26gt%3B%22%20vertex%3D%221%22%3E%3CmxGeometry%20height%3D%2250%22%20width%3D%2220%22%20x%3D%22770%22%20y%3D%22215%22%20as%3D%22geometry%22%2F%3E%3C%2FmxCell%3E%3CmxCell%20id%3D%2221%22%20edge%3D%221%22%20parent%3D%221%22%20style%3D%22edgeStyle%3DorthogonalEdgeStyle%3Brounded%3D0%3BorthogonalLoop%3D1%3BjettySize%3Dauto%3Bhtml%3D1%3BentryX%3D0.584%3BentryY%3D0%3BentryDx%3D0%3BentryDy%3D0%3BentryPerimeter%3D0%3BendArrow%3Dnone%3BstartFill%3D0%3B%22%20target%3D%2213%22%3E%3CmxGeometry%20relative%3D%221%22%20as%3D%22geometry%22%3E%3CArray%20as%3D%22points%22%3E%3CmxPoint%20x%3D%22700%22%20y%3D%22470%22%2F%3E%3C%2FArray%3E%3CmxPoint%20x%3D%22664.9981818181818%22%20y%3D%22470.0181818181818%22%20as%3D%22sourcePoint%22%2F%3E%3CmxPoint%20x%3D%22700.04%22%20y%3D%22510%22%20as%3D%22targetPoint%22%2F%3E%3C%2FmxGeometry%3E%3C%2FmxCell%3E%3CmxCell%20id%3D%2222%22%20edge%3D%221%22%20parent%3D%221%22%20style%3D%22edgeStyle%3DorthogonalEdgeStyle%3Brounded%3D0%3BorthogonalLoop%3D1%3BjettySize%3Dauto%3Bhtml%3D1%3BentryX%3D0.461%3BentryY%3D0.059%3BentryDx%3D0%3BentryDy%3D0%3BentryPerimeter%3D0%3BendArrow%3Dnone%3BstartFill%3D0%3B%22%20target%3D%2226%22%3E%3CmxGeometry%20relative%3D%221%22%20as%3D%22geometry%22%3E%3CArray%20as%3D%22points%22%3E%3CmxPoint%20x%3D%22370%22%20y%3D%22470%22%2F%3E%3CmxPoint%20x%3D%22370%22%20y%3D%22532%22%2F%3E%3CmxPoint%20x%3D%22360%22%20y%3D%22532%22%2F%3E%3C%2FArray%3E%3CmxPoint%20x%3D%22435%22%20y%3D%22470%22%20as%3D%22sourcePoint%22%2F%3E%3CmxPoint%20x%3D%22370%22%20y%3D%22500%22%20as%3D%22targetPoint%22%2F%3E%3C%2FmxGeometry%3E%3C%2FmxCell%3E%3CmxCell%20id%3D%2223%22%20parent</w:t>
+        <w:t>mxCell%3E%3CmxCell%20id%3D%2218%22%20parent%3D%221%22%20style%3D%22rhombus%3BwhiteSpace%3Dwrap%3Bhtml%3D1%3B%22%20value%3D%22%26lt%3Bdiv%20style%3D%26quot%3Bline-height%3A%2030%25%3B%26quot%3B%26gt%3B%26lt%3Bp%20style%3D%26quot%3Btext-align%3A%20left%3B%20white-space-collapse%3A%20preserve%3B%20caret-color%3A%20rgb(0%2C%200%2C%200)%3B%26quot%3B%20dir%3D%26quot%3Bauto%26quot%3B%26gt%3B%26lt%3Bfont%20style%3D%26quot%3Bfont-size%3A%2011px%3B%20line-height%3A%2030%25%3B%26quot%3B%26gt%3B%D0%9E%D1%81%D1%82%D0%B0%D0%BB%D0%B0%D1%81%D1%8C%20%D1%80%D0%BE%D0%B2%D0%BD%D0%BE%20%26lt%3Bspan%20style%3D%26quot%3Bbackground-color%3A%20transparent%3B%20color%3A%20light-dark(rgb(0%2C%200%2C%200)%2C%20rgb(255%2C%20255%2C%20255))%3B%26quot%3B%26gt%3B%D0%BE%D0%B4%D0%BD%D0%B0%20%26lt%3B%2Fspan%26gt%3B%26lt%3B%2Ffont%26gt%3B%26lt%3B%2Fp%26gt%3B%26lt%3Bp%20style%3D%26quot%3Btext-align%3A%20left%3B%20white-space-collapse%3A%20preserve%3B%20caret-color%3A%20rgb(0%2C%200%2C%200)%3B%26quot%3B%20dir%3D%26quot%3Bauto%26quot%3B%26gt%3B%26lt%3Bspan%20style%3D%26quot%3Bbackground-color%3A%20transparent%3B%20color%3A%20light-dark(rgb(0%2C%200%2C%200)%2C%20rgb(255%2C%20255%2C%20255))%3B%26quot%3B%26gt%3B%26lt%3Bfont%20style%3D%26quot%3Bfont-size%3A%2011px%3B%20line-height%3A%2030%25%3B%26quot%3B%26gt%3B%D0%B0%D0%BA%D1%82%D0%B8%D0%B2%D0%BD%D0%B0%D1%8F%201%3F%20(q0%20%E2%86%92%20q1)%26lt%3B%2Ffont%26gt%3B%26lt%3B%2Fspan%26gt%3B%26lt%3B%2Fp%26gt%3B%26lt%3B%2Fdiv%26gt%3B%22%20vertex%3D%221%22%3E%3CmxGeometry%20height%3D%2280%22%20width%3D%22190%22%20x%3D%22285%22%20y%3D%22265%22%20as%3D%22geometry%22%2F%3E%3C%2FmxCell%3E%3CmxCell%20id%3D%2219%22%20parent%3D%221%22%20style%3D%22text%3Bhtml%3D1%3Balign%3Dcenter%3BverticalAlign%3Dmiddle%3Bresizable%3D0%3Bpoints%3D%5B%5D%3Bautosize%3D1%3BstrokeColor%3Dnone%3BfillColor%3Dnone%3B%22%20value%3D%22%D0%B4%D0%B0%22%20vertex%3D%221%22%3E%3CmxGeometry%20height%3D%2230%22%20width%3D%2240%22%20x%3D%22220%22%20y%3D%22278%22%20as%3D%22geometry%22%2F%3E%3C%2FmxCell%3E%3CmxCell%20id%3D%2220%22%20parent%3D%221%22%20style%3D%22text%3Bhtml%3D1%3Balign%3Dcenter%3BverticalAlign%3Dmiddle%3Bresizable%3D0%3Bpoints%3D%5B%5D%3Bautosize%3D1%3BstrokeColor%3Dnone%3BfillColor%3Dnone%3B%22%20value%3D%22%26lt%3Bp%20style%3D%26quot%3Bcaret-color%3A%20rgb(0%2C%200%2C%200)%3B%20text-align%3A%20start%3B%20white-space%3A%20pre-wrap%3B%26quot%3B%20dir%3D%26quot%3Bauto%26quot%3B%26gt%3B%26lt%3Bbr%26gt%3B%26lt%3B%2Fp%26gt%3B%22%20vertex%3D%221%22%3E%3CmxGeometry%20height%3D%2250%22%20width%3D%2220%22%20x%3D%22770%22%20y%3D%22215%22%20as%3D%22geometry%22%2F%3E%3C%2FmxCell%3E%3CmxCell%20id%3D%2221%22%20edge%3D%221%22%20parent%3D%221%22%20style%3D%22edgeStyle%3DorthogonalEdgeStyle%3Brounded%3D0%3BorthogonalLoop%3D1%3BjettySize%3Dauto%3Bhtml%3D1%3BentryX%3D0.584%3BentryY%3D0%3BentryDx%3D0%3BentryDy%3D0%3BentryPerimeter%3D0%3BendArrow%3Dnone%3BstartFill%3D0%3B%22%20target%3D%2213%22%3E%3CmxGeometry%20relative%3D%221%22%20as%3D%22geometry%22%3E%3CArray%20as%3D%22points%22%3E%3CmxPoint%20x%3D%22700%22%20y%3D%22470%22%2F%3E%3C%2FArray%3E%3CmxPoint%20x%3D%22664.9981818181818%22%20y%3D%22470.0181818181818%22%20as%3D%22sourcePoint%22%2F%3E%3CmxPoint%20x%3D%22700.04%22%20y%3D%22510%22%20as%3D%22targetPoint%22%2F%3E%3C%2FmxGeometry%3E%3C%2FmxCell%3E%3CmxCell%20id%3D%2222%22%20edge%3D%221%22%20parent%3D%221%22%20style%3D%22edgeStyle%3DorthogonalEdgeStyle%3Brounded%3D0%3BorthogonalLoop%3D1%3BjettySize%3Dauto%3Bhtml%3D1%3BentryX%3D0.461%3BentryY%3D0.059%3BentryDx%3D0%3BentryDy%3D0%3BentryPerimeter%3D0%3BendArrow%3Dnone%3BstartFill%3D0%3B%22%20target%3D%2226%22%3E%3CmxGeometry%20relative%3D%221%22%20as%3D%22geometry%22%3E%3CArray%20as%3D%22points%22%3E%3CmxPoint%20x%3D%22370%22%20y%3D%22470%22%2F%3E%3CmxPoint%20x%3D%22370%22%20y%3D%22532%22%2F%3E%3CmxPoint%20x%3D%22360%22%20y%3D%22532%22%2F%3E%3C%2FArray%3E%3CmxPoint%20x%3D%22435%22%20y%3D%22470%22%20as%3D%22sourcePoint%22%2F%3E%3CmxPoint%20x%3D%22370%22%20y%3D%22500%22%20as%3D%22targetPoint%22%2F%3E%3C%2FmxGeometry%3E%3C%2FmxCell%3E%3CmxCell%20id%3D%2223%22%20parent%3D</w:t>
       </w:r>
       <w:r>
         <w:rPr>
@@ -2208,14 +2169,14 @@
           <w:szCs w:val="0"/>
           <w:shd w:val="clear" w:fill="ECECEC"/>
         </w:rPr>
-        <w:t>%3D%221%22%20style%3D%22rhombus%3BwhiteSpace%3Dwrap%3Bhtml%3D1%3B%22%20value%3D%22%26lt%3Bdiv%20style%3D%26quot%3Bline-height%3A%2060%25%3B%26quot%3B%26gt%3B%26lt%3Bp%20style%3D%26quot%3Bcaret-color%3A%20rgb(0%2C%200%2C%200)%3B%20text-align%3A%20start%3B%20white-space-collapse%3A%20preserve%3B%26quot%3B%20dir%3D%26quot%3Bauto%26quot%3B%26gt%3B%26lt%3Bfont%20style%3D%26quot%3Bfont-size%3A%2011px%3B%20line-height%3A%2060%25%3B%26quot%3B%26gt%3B%D0%97%D0%B0%D0%BA%D0%BE%D0%BD%D1%87%D0%B8%D0%BB%D0%B8%20%D0%BF%D1%80%D0%BE%D1%85%D0%BE%D0%B4%20%D0%B2%20%D1%80%D0%B5%D0%B6%D0%B8%D0%BC%D0%B5%20%26lt%3B%2Ffont%26gt%3B%26lt%3B%2Fp%26gt%3B%26lt%3Bp%20style%3D%26quot%3Bcaret-color%3A%20rgb(0%2C%200%2C%200)%3B%20text-align%3A%20start%3B%20white-space-collapse%3A%20preserve%3B%26quot%3B%20dir%3D%26quot%3Bauto%26quot%3B%26gt%3B%26lt%3Bfont%20style%3D%26quot%3Bfont-size%3A%2011px%3B%20line-height%3A%2060%25%3B%26quot%3B%26gt%3B%26quot%3B%D0%BE%D1%81%D1%82%D0%B0%D0%B2%D0%B8%D1%82%D1%8C%26quot%3B%3F%20(%D1%87%D1%91%D1%82%D0%BD%D0%BE%D0%B5%20%D0%BA%D0%BE%D0%BB%D0%B8%D1%87%D0%B5%D1%81%D1%82%D0%B2%D0%BE%3F)%26lt%3B%2Ffont%26gt%3B%26lt%3B%2Fp%26gt%3B%26lt%3B%2Fdiv%26gt%3B%22%20vertex%3D%221%22%3E%3CmxGeometry%20height%3D%22100%22%20width%3D%22230%22%20x%3D%22435%22%20y%3D%22420%22%20as%3D%22geometry%22%2F%3E%3C%2FmxCell%3E%3CmxCell%20id%3D%2224%22%20parent%3D%221%22%20style%3D%22text%3Bhtml%3D1%3Balign%3Dcenter%3BverticalAlign%3Dmiddle%3Bresizable%3D0%3Bpoints%3D%5B%5D%3Bautosize%3D1%3BstrokeColor%3Dnone%3BfillColor%3Dnone%3B%22%20value%3D%22%D0%B4%D0%B0%22%20vertex%3D%221%22%3E%3CmxGeometry%20height%3D%2230%22%20width%3D%2240%22%20x%3D%22660%22%20y%3D%22448%22%20as%3D%22geometry%22%2F%3E%3C%2FmxCell%3E%3CmxCell%20id%3D%2225%22%20parent%3D%221%22%20style%3D%22text%3Bhtml%3D1%3Balign%3Dcenter%3BverticalAlign%3Dmiddle%3Bresizable%3D0%3Bpoints%3D%5B%5D%3Bautosize%3D1%3BstrokeColor%3Dnone%3BfillColor%3Dnone%3B%22%20value%3D%22%D0%BD%D0%B5%D1%82%22%20vertex%3D%221%22%3E%3CmxGeometry%20height%3D%2230%22%20width%3D%2240%22%20x%3D%22382%22%20y%3D%22444%22%20as%3D%22geometry%22%2F%3E%3C%2FmxCell%3E%3CmxCell%20id%3D%2226%22%20parent%3D%221%22%20style%3D%22shape%3Dparallelogram%3Bperimeter%3DparallelogramPerimeter%3BwhiteSpace%3Dwrap%3Bhtml%3D1%3BfixedSize%3D1%3B%22%20value%3D%22%26lt%3Bp%20style%3D%26quot%3Bcaret-color%3A%20rgb(0%2C%200%2C%200)%3B%20text-align%3A%20start%3B%20white-space-collapse%3A%20preserve%3B%26quot%3B%20dir%3D%26quot%3Bauto%26quot%3B%26gt%3B%D0%97%D0%B0%D0%BF%D0%B8%D1%81%D0%B0%D1%82%D1%8C%20N%20%D0%B8%20%D0%BE%D1%87%D0%B8%D1%81%D1%82%D0%B8%D1%82%D1%8C%20%D0%BB%D0%B5%D0%BD%D1%82%D1%83%26lt%3B%2Fp%26gt%3B%22%20vertex%3D%221%22%3E%3CmxGeometry%20height%3D%2240%22%20width%3D%22195%22%20x%3D%22270%22%20y%3D%22530%22%20as%3D%22geometry%22%2F%3E%3C%2FmxCell%3E%3C%2Froot%3E%3C%2FmxGraphModel%3E</w:t>
+        <w:t>%221%22%20style%3D%22rhombus%3BwhiteSpace%3Dwrap%3Bhtml%3D1%3B%22%20value%3D%22%26lt%3Bdiv%20style%3D%26quot%3Bline-height%3A%2060%25%3B%26quot%3B%26gt%3B%26lt%3Bp%20style%3D%26quot%3Bcaret-color%3A%20rgb(0%2C%200%2C%200)%3B%20text-align%3A%20start%3B%20white-space-collapse%3A%20preserve%3B%26quot%3B%20dir%3D%26quot%3Bauto%26quot%3B%26gt%3B%26lt%3Bfont%20style%3D%26quot%3Bfont-size%3A%2011px%3B%20line-height%3A%2060%25%3B%26quot%3B%26gt%3B%D0%97%D0%B0%D0%BA%D0%BE%D0%BD%D1%87%D0%B8%D0%BB%D0%B8%20%D0%BF%D1%80%D0%BE%D1%85%D0%BE%D0%B4%20%D0%B2%20%D1%80%D0%B5%D0%B6%D0%B8%D0%BC%D0%B5%20%26lt%3B%2Ffont%26gt%3B%26lt%3B%2Fp%26gt%3B%26lt%3Bp%20style%3D%26quot%3Bcaret-color%3A%20rgb(0%2C%200%2C%200)%3B%20text-align%3A%20start%3B%20white-space-collapse%3A%20preserve%3B%26quot%3B%20dir%3D%26quot%3Bauto%26quot%3B%26gt%3B%26lt%3Bfont%20style%3D%26quot%3Bfont-size%3A%2011px%3B%20line-height%3A%2060%25%3B%26quot%3B%26gt%3B%26quot%3B%D0%BE%D1%81%D1%82%D0%B0%D0%B2%D0%B8%D1%82%D1%8C%26quot%3B%3F%20(%D1%87%D1%91%D1%82%D0%BD%D0%BE%D0%B5%20%D0%BA%D0%BE%D0%BB%D0%B8%D1%87%D0%B5%D1%81%D1%82%D0%B2%D0%BE%3F)%26lt%3B%2Ffont%26gt%3B%26lt%3B%2Fp%26gt%3B%26lt%3B%2Fdiv%26gt%3B%22%20vertex%3D%221%22%3E%3CmxGeometry%20height%3D%22100%22%20width%3D%22230%22%20x%3D%22435%22%20y%3D%22420%22%20as%3D%22geometry%22%2F%3E%3C%2FmxCell%3E%3CmxCell%20id%3D%2224%22%20parent%3D%221%22%20style%3D%22text%3Bhtml%3D1%3Balign%3Dcenter%3BverticalAlign%3Dmiddle%3Bresizable%3D0%3Bpoints%3D%5B%5D%3Bautosize%3D1%3BstrokeColor%3Dnone%3BfillColor%3Dnone%3B%22%20value%3D%22%D0%B4%D0%B0%22%20vertex%3D%221%22%3E%3CmxGeometry%20height%3D%2230%22%20width%3D%2240%22%20x%3D%22660%22%20y%3D%22448%22%20as%3D%22geometry%22%2F%3E%3C%2FmxCell%3E%3CmxCell%20id%3D%2225%22%20parent%3D%221%22%20style%3D%22text%3Bhtml%3D1%3Balign%3Dcenter%3BverticalAlign%3Dmiddle%3Bresizable%3D0%3Bpoints%3D%5B%5D%3Bautosize%3D1%3BstrokeColor%3Dnone%3BfillColor%3Dnone%3B%22%20value%3D%22%D0%BD%D0%B5%D1%82%22%20vertex%3D%221%22%3E%3CmxGeometry%20height%3D%2230%22%20width%3D%2240%22%20x%3D%22382%22%20y%3D%22444%22%20as%3D%22geometry%22%2F%3E%3C%2FmxCell%3E%3CmxCell%20id%3D%2226%22%20parent%3D%221%22%20style%3D%22shape%3Dparallelogram%3Bperimeter%3DparallelogramPerimeter%3BwhiteSpace%3Dwrap%3Bhtml%3D1%3BfixedSize%3D1%3B%22%20value%3D%22%26lt%3Bp%20style%3D%26quot%3Bcaret-color%3A%20rgb(0%2C%200%2C%200)%3B%20text-align%3A%20start%3B%20white-space-collapse%3A%20preserve%3B%26quot%3B%20dir%3D%26quot%3Bauto%26quot%3B%26gt%3B%D0%97%D0%B0%D0%BF%D0%B8%D1%81%D0%B0%D1%82%D1%8C%20N%20%D0%B8%20%D0%BE%D1%87%D0%B8%D1%81%D1%82%D0%B8%D1%82%D1%8C%20%D0%BB%D0%B5%D0%BD%D1%82%D1%83%26lt%3B%2Fp%26gt%3B%22%20vertex%3D%221%22%3E%3CmxGeometry%20height%3D%2240%22%20width%3D%22195%22%20x%3D%22270%22%20y%3D%22530%22%20as%3D%22geometry%22%2F%3E%3C%2FmxCell%3E%3C%2Froot%3E%3C%2FmxGraphModel%3E</w:t>
       </w:r>
       <w:r>
         <w:drawing>
           <wp:inline distT="0" distB="0" distL="114300" distR="114300">
-            <wp:extent cx="5936615" cy="5725795"/>
-            <wp:effectExtent l="0" t="0" r="6985" b="1905"/>
-            <wp:docPr id="1" name="Изображение 1"/>
+            <wp:extent cx="4572000" cy="6905625"/>
+            <wp:effectExtent l="0" t="0" r="0" b="3175"/>
+            <wp:docPr id="7" name="Изображение 1"/>
             <wp:cNvGraphicFramePr>
               <a:graphicFrameLocks xmlns:a="http://schemas.openxmlformats.org/drawingml/2006/main" noChangeAspect="1"/>
             </wp:cNvGraphicFramePr>
@@ -2223,13 +2184,13 @@
               <a:graphicData uri="http://schemas.openxmlformats.org/drawingml/2006/picture">
                 <pic:pic xmlns:pic="http://schemas.openxmlformats.org/drawingml/2006/picture">
                   <pic:nvPicPr>
-                    <pic:cNvPr id="1" name="Изображение 1"/>
+                    <pic:cNvPr id="7" name="Изображение 1"/>
                     <pic:cNvPicPr>
                       <a:picLocks noChangeAspect="1"/>
                     </pic:cNvPicPr>
                   </pic:nvPicPr>
                   <pic:blipFill>
-                    <a:blip r:embed="rId11"/>
+                    <a:blip r:embed="rId9"/>
                     <a:stretch>
                       <a:fillRect/>
                     </a:stretch>
@@ -2237,7 +2198,7 @@
                   <pic:spPr>
                     <a:xfrm>
                       <a:off x="0" y="0"/>
-                      <a:ext cx="5936615" cy="5725795"/>
+                      <a:ext cx="4572000" cy="6905625"/>
                     </a:xfrm>
                     <a:prstGeom prst="rect">
                       <a:avLst/>
@@ -2322,9 +2283,9 @@
       <w:r>
         <w:drawing>
           <wp:inline distT="0" distB="0" distL="114300" distR="114300">
-            <wp:extent cx="5932805" cy="2659380"/>
-            <wp:effectExtent l="0" t="0" r="10795" b="7620"/>
-            <wp:docPr id="2" name="Изображение 251"/>
+            <wp:extent cx="5936615" cy="3183255"/>
+            <wp:effectExtent l="0" t="0" r="6985" b="4445"/>
+            <wp:docPr id="13" name="Изображение 7"/>
             <wp:cNvGraphicFramePr>
               <a:graphicFrameLocks xmlns:a="http://schemas.openxmlformats.org/drawingml/2006/main" noChangeAspect="1"/>
             </wp:cNvGraphicFramePr>
@@ -2332,13 +2293,13 @@
               <a:graphicData uri="http://schemas.openxmlformats.org/drawingml/2006/picture">
                 <pic:pic xmlns:pic="http://schemas.openxmlformats.org/drawingml/2006/picture">
                   <pic:nvPicPr>
-                    <pic:cNvPr id="2" name="Изображение 251"/>
+                    <pic:cNvPr id="13" name="Изображение 7"/>
                     <pic:cNvPicPr>
                       <a:picLocks noChangeAspect="1"/>
                     </pic:cNvPicPr>
                   </pic:nvPicPr>
                   <pic:blipFill>
-                    <a:blip r:embed="rId12"/>
+                    <a:blip r:embed="rId10"/>
                     <a:stretch>
                       <a:fillRect/>
                     </a:stretch>
@@ -2346,7 +2307,7 @@
                   <pic:spPr>
                     <a:xfrm>
                       <a:off x="0" y="0"/>
-                      <a:ext cx="5932805" cy="2659380"/>
+                      <a:ext cx="5936615" cy="3183255"/>
                     </a:xfrm>
                     <a:prstGeom prst="rect">
                       <a:avLst/>
@@ -2455,9 +2416,9 @@
       <w:r>
         <w:drawing>
           <wp:inline distT="0" distB="0" distL="114300" distR="114300">
-            <wp:extent cx="5935980" cy="1201420"/>
-            <wp:effectExtent l="0" t="0" r="7620" b="5080"/>
-            <wp:docPr id="4" name="Изображение 252"/>
+            <wp:extent cx="5925185" cy="1017905"/>
+            <wp:effectExtent l="0" t="0" r="5715" b="10795"/>
+            <wp:docPr id="10" name="Изображение 4"/>
             <wp:cNvGraphicFramePr>
               <a:graphicFrameLocks xmlns:a="http://schemas.openxmlformats.org/drawingml/2006/main" noChangeAspect="1"/>
             </wp:cNvGraphicFramePr>
@@ -2465,13 +2426,13 @@
               <a:graphicData uri="http://schemas.openxmlformats.org/drawingml/2006/picture">
                 <pic:pic xmlns:pic="http://schemas.openxmlformats.org/drawingml/2006/picture">
                   <pic:nvPicPr>
-                    <pic:cNvPr id="4" name="Изображение 252"/>
+                    <pic:cNvPr id="10" name="Изображение 4"/>
                     <pic:cNvPicPr>
                       <a:picLocks noChangeAspect="1"/>
                     </pic:cNvPicPr>
                   </pic:nvPicPr>
                   <pic:blipFill>
-                    <a:blip r:embed="rId13"/>
+                    <a:blip r:embed="rId11"/>
                     <a:stretch>
                       <a:fillRect/>
                     </a:stretch>
@@ -2479,7 +2440,7 @@
                   <pic:spPr>
                     <a:xfrm>
                       <a:off x="0" y="0"/>
-                      <a:ext cx="5935980" cy="1201420"/>
+                      <a:ext cx="5925185" cy="1017905"/>
                     </a:xfrm>
                     <a:prstGeom prst="rect">
                       <a:avLst/>
@@ -2532,10 +2493,19 @@
       </w:r>
     </w:p>
     <w:p>
+      <w:r>
+        <w:br w:type="page"/>
+      </w:r>
+    </w:p>
+    <w:p>
       <w:pPr>
         <w:spacing w:line="312" w:lineRule="auto"/>
         <w:ind w:firstLine="709"/>
         <w:jc w:val="both"/>
+        <w:rPr>
+          <w:rFonts w:hint="default"/>
+          <w:lang w:val="ru-RU"/>
+        </w:rPr>
       </w:pPr>
     </w:p>
     <w:p>
@@ -2599,9 +2569,9 @@
       <w:r>
         <w:drawing>
           <wp:inline distT="0" distB="0" distL="114300" distR="114300">
-            <wp:extent cx="5936615" cy="1176020"/>
-            <wp:effectExtent l="0" t="0" r="6985" b="5080"/>
-            <wp:docPr id="5" name="Изображение 253"/>
+            <wp:extent cx="5925820" cy="1021080"/>
+            <wp:effectExtent l="0" t="0" r="5080" b="7620"/>
+            <wp:docPr id="11" name="Изображение 5"/>
             <wp:cNvGraphicFramePr>
               <a:graphicFrameLocks xmlns:a="http://schemas.openxmlformats.org/drawingml/2006/main" noChangeAspect="1"/>
             </wp:cNvGraphicFramePr>
@@ -2609,13 +2579,13 @@
               <a:graphicData uri="http://schemas.openxmlformats.org/drawingml/2006/picture">
                 <pic:pic xmlns:pic="http://schemas.openxmlformats.org/drawingml/2006/picture">
                   <pic:nvPicPr>
-                    <pic:cNvPr id="5" name="Изображение 253"/>
+                    <pic:cNvPr id="11" name="Изображение 5"/>
                     <pic:cNvPicPr>
                       <a:picLocks noChangeAspect="1"/>
                     </pic:cNvPicPr>
                   </pic:nvPicPr>
                   <pic:blipFill>
-                    <a:blip r:embed="rId14"/>
+                    <a:blip r:embed="rId12"/>
                     <a:stretch>
                       <a:fillRect/>
                     </a:stretch>
@@ -2623,7 +2593,7 @@
                   <pic:spPr>
                     <a:xfrm>
                       <a:off x="0" y="0"/>
-                      <a:ext cx="5936615" cy="1176020"/>
+                      <a:ext cx="5925820" cy="1021080"/>
                     </a:xfrm>
                     <a:prstGeom prst="rect">
                       <a:avLst/>
@@ -2731,7 +2701,7 @@
           <w:rFonts w:hint="default"/>
           <w:lang w:val="en-US"/>
         </w:rPr>
-        <w:t>N</w:t>
+        <w:t>Y</w:t>
       </w:r>
     </w:p>
     <w:p>
@@ -2743,9 +2713,9 @@
       <w:r>
         <w:drawing>
           <wp:inline distT="0" distB="0" distL="114300" distR="114300">
-            <wp:extent cx="5925185" cy="1695450"/>
-            <wp:effectExtent l="0" t="0" r="5715" b="6350"/>
-            <wp:docPr id="6" name="Изображение 254"/>
+            <wp:extent cx="5937250" cy="1026160"/>
+            <wp:effectExtent l="0" t="0" r="6350" b="2540"/>
+            <wp:docPr id="12" name="Изображение 6"/>
             <wp:cNvGraphicFramePr>
               <a:graphicFrameLocks xmlns:a="http://schemas.openxmlformats.org/drawingml/2006/main" noChangeAspect="1"/>
             </wp:cNvGraphicFramePr>
@@ -2753,13 +2723,13 @@
               <a:graphicData uri="http://schemas.openxmlformats.org/drawingml/2006/picture">
                 <pic:pic xmlns:pic="http://schemas.openxmlformats.org/drawingml/2006/picture">
                   <pic:nvPicPr>
-                    <pic:cNvPr id="6" name="Изображение 254"/>
+                    <pic:cNvPr id="12" name="Изображение 6"/>
                     <pic:cNvPicPr>
                       <a:picLocks noChangeAspect="1"/>
                     </pic:cNvPicPr>
                   </pic:nvPicPr>
                   <pic:blipFill>
-                    <a:blip r:embed="rId15"/>
+                    <a:blip r:embed="rId13"/>
                     <a:stretch>
                       <a:fillRect/>
                     </a:stretch>
@@ -2767,7 +2737,7 @@
                   <pic:spPr>
                     <a:xfrm>
                       <a:off x="0" y="0"/>
-                      <a:ext cx="5925185" cy="1695450"/>
+                      <a:ext cx="5937250" cy="1026160"/>
                     </a:xfrm>
                     <a:prstGeom prst="rect">
                       <a:avLst/>
@@ -2853,13 +2823,12 @@
         <w:t>В ходе лабораторной работы была разработана программа для Машины Тьюринга, успешно выполняющая задание по удалению всех символов a из входной строки. Работа подтвердила, что даже простые алгоритмы могут быть эффективно реализованы на низкоуровневой абстрактной модели вычислений. Программа протестирована на трёх примерах и показала ожидаемые результаты.</w:t>
       </w:r>
     </w:p>
+    <w:bookmarkEnd w:id="6"/>
     <w:sectPr>
-      <w:headerReference r:id="rId5" w:type="first"/>
-      <w:footerReference r:id="rId8" w:type="first"/>
-      <w:headerReference r:id="rId3" w:type="default"/>
-      <w:footerReference r:id="rId6" w:type="default"/>
-      <w:headerReference r:id="rId4" w:type="even"/>
-      <w:footerReference r:id="rId7" w:type="even"/>
+      <w:footerReference r:id="rId6" w:type="first"/>
+      <w:footerReference r:id="rId4" w:type="default"/>
+      <w:headerReference r:id="rId3" w:type="even"/>
+      <w:footerReference r:id="rId5" w:type="even"/>
       <w:pgSz w:w="11906" w:h="16838"/>
       <w:pgMar w:top="1134" w:right="851" w:bottom="191" w:left="1701" w:header="720" w:footer="1134" w:gutter="0"/>
       <w:cols w:space="720" w:num="1"/>
@@ -2943,7 +2912,14 @@
           <w:br w:type="textWrapping"/>
         </w:r>
         <w:r>
-          <w:t>2025</w:t>
+          <w:t>202</w:t>
+        </w:r>
+        <w:r>
+          <w:rPr>
+            <w:rFonts w:hint="default"/>
+            <w:lang w:val="en-US"/>
+          </w:rPr>
+          <w:t>6</w:t>
         </w:r>
       </w:p>
     </w:sdtContent>
@@ -2952,26 +2928,6 @@
 </file>
 
 <file path=word/header1.xml><?xml version="1.0" encoding="utf-8"?>
-<w:hdr xmlns:wpc="http://schemas.microsoft.com/office/word/2010/wordprocessingCanvas" xmlns:mc="http://schemas.openxmlformats.org/markup-compatibility/2006" xmlns:o="urn:schemas-microsoft-com:office:office" xmlns:r="http://schemas.openxmlformats.org/officeDocument/2006/relationships" xmlns:m="http://schemas.openxmlformats.org/officeDocument/2006/math" xmlns:v="urn:schemas-microsoft-com:vml" xmlns:wp14="http://schemas.microsoft.com/office/word/2010/wordprocessingDrawing" xmlns:wp="http://schemas.openxmlformats.org/drawingml/2006/wordprocessingDrawing" xmlns:w10="urn:schemas-microsoft-com:office:word" xmlns:w="http://schemas.openxmlformats.org/wordprocessingml/2006/main" xmlns:w14="http://schemas.microsoft.com/office/word/2010/wordml" xmlns:w15="http://schemas.microsoft.com/office/word/2012/wordml" xmlns:wpg="http://schemas.microsoft.com/office/word/2010/wordprocessingGroup" xmlns:wpi="http://schemas.microsoft.com/office/word/2010/wordprocessingInk" xmlns:wne="http://schemas.microsoft.com/office/word/2006/wordml" xmlns:wps="http://schemas.microsoft.com/office/word/2010/wordprocessingShape" xmlns:wpsCustomData="http://www.wps.cn/officeDocument/2013/wpsCustomData" mc:Ignorable="w14 w15 wp14">
-  <w:p>
-    <w:pPr>
-      <w:pStyle w:val="11"/>
-    </w:pPr>
-  </w:p>
-</w:hdr>
-</file>
-
-<file path=word/header2.xml><?xml version="1.0" encoding="utf-8"?>
-<w:hdr xmlns:wpc="http://schemas.microsoft.com/office/word/2010/wordprocessingCanvas" xmlns:mc="http://schemas.openxmlformats.org/markup-compatibility/2006" xmlns:o="urn:schemas-microsoft-com:office:office" xmlns:r="http://schemas.openxmlformats.org/officeDocument/2006/relationships" xmlns:m="http://schemas.openxmlformats.org/officeDocument/2006/math" xmlns:v="urn:schemas-microsoft-com:vml" xmlns:wp14="http://schemas.microsoft.com/office/word/2010/wordprocessingDrawing" xmlns:wp="http://schemas.openxmlformats.org/drawingml/2006/wordprocessingDrawing" xmlns:w10="urn:schemas-microsoft-com:office:word" xmlns:w="http://schemas.openxmlformats.org/wordprocessingml/2006/main" xmlns:w14="http://schemas.microsoft.com/office/word/2010/wordml" xmlns:w15="http://schemas.microsoft.com/office/word/2012/wordml" xmlns:wpg="http://schemas.microsoft.com/office/word/2010/wordprocessingGroup" xmlns:wpi="http://schemas.microsoft.com/office/word/2010/wordprocessingInk" xmlns:wne="http://schemas.microsoft.com/office/word/2006/wordml" xmlns:wps="http://schemas.microsoft.com/office/word/2010/wordprocessingShape" xmlns:wpsCustomData="http://www.wps.cn/officeDocument/2013/wpsCustomData" mc:Ignorable="w14 w15 wp14">
-  <w:p>
-    <w:pPr>
-      <w:pStyle w:val="11"/>
-    </w:pPr>
-  </w:p>
-</w:hdr>
-</file>
-
-<file path=word/header3.xml><?xml version="1.0" encoding="utf-8"?>
 <w:hdr xmlns:wpc="http://schemas.microsoft.com/office/word/2010/wordprocessingCanvas" xmlns:mc="http://schemas.openxmlformats.org/markup-compatibility/2006" xmlns:o="urn:schemas-microsoft-com:office:office" xmlns:r="http://schemas.openxmlformats.org/officeDocument/2006/relationships" xmlns:m="http://schemas.openxmlformats.org/officeDocument/2006/math" xmlns:v="urn:schemas-microsoft-com:vml" xmlns:wp14="http://schemas.microsoft.com/office/word/2010/wordprocessingDrawing" xmlns:wp="http://schemas.openxmlformats.org/drawingml/2006/wordprocessingDrawing" xmlns:w10="urn:schemas-microsoft-com:office:word" xmlns:w="http://schemas.openxmlformats.org/wordprocessingml/2006/main" xmlns:w14="http://schemas.microsoft.com/office/word/2010/wordml" xmlns:w15="http://schemas.microsoft.com/office/word/2012/wordml" xmlns:wpg="http://schemas.microsoft.com/office/word/2010/wordprocessingGroup" xmlns:wpi="http://schemas.microsoft.com/office/word/2010/wordprocessingInk" xmlns:wne="http://schemas.microsoft.com/office/word/2006/wordml" xmlns:wps="http://schemas.microsoft.com/office/word/2010/wordprocessingShape" xmlns:wpsCustomData="http://www.wps.cn/officeDocument/2013/wpsCustomData" mc:Ignorable="w14 w15 wp14">
   <w:p>
     <w:pPr>
